--- a/Documentation/Tidsplan.docx
+++ b/Documentation/Tidsplan.docx
@@ -2,7 +2,7 @@
 <file path=word/document.xml><?xml version="1.0" encoding="utf-8"?>
 <w:document xmlns:wpc="http://schemas.microsoft.com/office/word/2010/wordprocessingCanvas" xmlns:mo="http://schemas.microsoft.com/office/mac/office/2008/main" xmlns:mc="http://schemas.openxmlformats.org/markup-compatibility/2006" xmlns:mv="urn:schemas-microsoft-com:mac:vml" xmlns:o="urn:schemas-microsoft-com:office:office" xmlns:r="http://schemas.openxmlformats.org/officeDocument/2006/relationships" xmlns:m="http://schemas.openxmlformats.org/officeDocument/2006/math" xmlns:v="urn:schemas-microsoft-com:vml" xmlns:wp14="http://schemas.microsoft.com/office/word/2010/wordprocessingDrawing" xmlns:wp="http://schemas.openxmlformats.org/drawingml/2006/wordprocessingDrawing" xmlns:w10="urn:schemas-microsoft-com:office:word" xmlns:w="http://schemas.openxmlformats.org/wordprocessingml/2006/main" xmlns:w14="http://schemas.microsoft.com/office/word/2010/wordml" xmlns:wpg="http://schemas.microsoft.com/office/word/2010/wordprocessingGroup" xmlns:wpi="http://schemas.microsoft.com/office/word/2010/wordprocessingInk" xmlns:wne="http://schemas.microsoft.com/office/word/2006/wordml" xmlns:wps="http://schemas.microsoft.com/office/word/2010/wordprocessingShape" mc:Ignorable="w14 wp14">
   <w:body>
-    <w:p>
+    <w:p xmlns:wp14="http://schemas.microsoft.com/office/word/2010/wordml" wp14:textId="77777777">
       <w:pPr>
         <w:pStyle w:val="Heading1"/>
       </w:pPr>
@@ -10,54 +10,42 @@
         <w:t>Tidsplan</w:t>
       </w:r>
     </w:p>
-    <w:p>
+    <w:p xmlns:wp14="http://schemas.microsoft.com/office/word/2010/wordml" wp14:textId="77777777">
       <w:r>
-        <w:rPr>
-          <w:b/>
-        </w:rPr>
-        <w:t xml:space="preserve">Projekt: </w:t>
+        <w:t>Projekt: NovaTech Solutions</w:t>
       </w:r>
       <w:r>
-        <w:t>NovaTech Solutions</w:t>
         <w:br/>
       </w:r>
       <w:r>
-        <w:rPr>
-          <w:b/>
-        </w:rPr>
-        <w:t xml:space="preserve">Arbejdstid: </w:t>
+        <w:t>Arbejdstid: 07:30-15:00</w:t>
       </w:r>
       <w:r>
-        <w:t>07:30–15:00</w:t>
         <w:br/>
       </w:r>
       <w:r>
-        <w:rPr>
-          <w:b/>
-        </w:rPr>
-        <w:t xml:space="preserve">Pause: </w:t>
-      </w:r>
-      <w:r>
-        <w:t>11:30–12:00</w:t>
+        <w:t>Pause: 11:30-12:00</w:t>
       </w:r>
     </w:p>
     <w:tbl>
       <w:tblPr>
         <w:tblStyle w:val="TableGrid"/>
-        <w:tblW w:type="auto" w:w="0"/>
-        <w:tblLook w:firstColumn="1" w:firstRow="1" w:lastColumn="0" w:lastRow="0" w:noHBand="0" w:noVBand="1" w:val="04A0"/>
+        <w:tblW w:w="0" w:type="auto"/>
+        <w:tblLook w:val="04A0" w:firstRow="1" w:lastRow="0" w:firstColumn="1" w:lastColumn="0" w:noHBand="0" w:noVBand="1"/>
       </w:tblPr>
       <w:tblGrid>
-        <w:gridCol w:w="2880"/>
-        <w:gridCol w:w="2880"/>
-        <w:gridCol w:w="2880"/>
+        <w:gridCol w:w="2160"/>
+        <w:gridCol w:w="2160"/>
+        <w:gridCol w:w="2160"/>
+        <w:gridCol w:w="2160"/>
       </w:tblGrid>
-      <w:tr>
+      <w:tr xmlns:wp14="http://schemas.microsoft.com/office/word/2010/wordml" wp14:textId="77777777">
         <w:tc>
           <w:tcPr>
-            <w:tcW w:type="dxa" w:w="2880"/>
+            <w:tcW w:w="2160" w:type="dxa"/>
+            <w:tcMar/>
           </w:tcPr>
-          <w:p>
+          <w:p wp14:textId="77777777">
             <w:r>
               <w:t>Dag</w:t>
             </w:r>
@@ -65,31 +53,45 @@
         </w:tc>
         <w:tc>
           <w:tcPr>
-            <w:tcW w:type="dxa" w:w="2880"/>
+            <w:tcW w:w="2160" w:type="dxa"/>
+            <w:tcMar/>
           </w:tcPr>
-          <w:p>
+          <w:p wp14:textId="77777777">
             <w:r>
-              <w:t>Tid</w:t>
+              <w:t>Varighed</w:t>
             </w:r>
           </w:p>
         </w:tc>
         <w:tc>
           <w:tcPr>
-            <w:tcW w:type="dxa" w:w="2880"/>
+            <w:tcW w:w="2160" w:type="dxa"/>
+            <w:tcMar/>
           </w:tcPr>
-          <w:p>
+          <w:p wp14:textId="77777777">
             <w:r>
               <w:t>Opgave</w:t>
             </w:r>
           </w:p>
         </w:tc>
-      </w:tr>
-      <w:tr>
         <w:tc>
           <w:tcPr>
-            <w:tcW w:type="dxa" w:w="2880"/>
+            <w:tcW w:w="2160" w:type="dxa"/>
+            <w:tcMar/>
           </w:tcPr>
-          <w:p>
+          <w:p wp14:textId="77777777">
+            <w:r>
+              <w:t>Faktisk tid</w:t>
+            </w:r>
+          </w:p>
+        </w:tc>
+      </w:tr>
+      <w:tr xmlns:wp14="http://schemas.microsoft.com/office/word/2010/wordml" wp14:textId="77777777">
+        <w:tc>
+          <w:tcPr>
+            <w:tcW w:w="2160" w:type="dxa"/>
+            <w:tcMar/>
+          </w:tcPr>
+          <w:p wp14:textId="77777777">
             <w:r>
               <w:t>Dag 1</w:t>
             </w:r>
@@ -97,31 +99,46 @@
         </w:tc>
         <w:tc>
           <w:tcPr>
-            <w:tcW w:type="dxa" w:w="2880"/>
+            <w:tcW w:w="2160" w:type="dxa"/>
+            <w:tcMar/>
           </w:tcPr>
-          <w:p>
+          <w:p wp14:textId="77777777">
             <w:r>
-              <w:t>07:30 – 10:00</w:t>
+              <w:t>2,5 timer</w:t>
             </w:r>
           </w:p>
         </w:tc>
         <w:tc>
           <w:tcPr>
-            <w:tcW w:type="dxa" w:w="2880"/>
+            <w:tcW w:w="2160" w:type="dxa"/>
+            <w:tcMar/>
           </w:tcPr>
-          <w:p>
+          <w:p wp14:textId="77777777">
             <w:r>
               <w:t>Installation af Windows Server 2025, partitionering (C: og D:)</w:t>
             </w:r>
           </w:p>
         </w:tc>
-      </w:tr>
-      <w:tr>
         <w:tc>
           <w:tcPr>
-            <w:tcW w:type="dxa" w:w="2880"/>
+            <w:tcW w:w="2160" w:type="dxa"/>
+            <w:tcMar/>
           </w:tcPr>
-          <w:p>
+          <w:p wp14:textId="444B4C9E">
+            <w:r>
+              <w:rPr/>
+              <w:t>1,5 timer</w:t>
+            </w:r>
+          </w:p>
+        </w:tc>
+      </w:tr>
+      <w:tr xmlns:wp14="http://schemas.microsoft.com/office/word/2010/wordml" wp14:textId="77777777">
+        <w:tc>
+          <w:tcPr>
+            <w:tcW w:w="2160" w:type="dxa"/>
+            <w:tcMar/>
+          </w:tcPr>
+          <w:p wp14:textId="77777777">
             <w:r>
               <w:t>Dag 1</w:t>
             </w:r>
@@ -129,31 +146,46 @@
         </w:tc>
         <w:tc>
           <w:tcPr>
-            <w:tcW w:type="dxa" w:w="2880"/>
+            <w:tcW w:w="2160" w:type="dxa"/>
+            <w:tcMar/>
           </w:tcPr>
-          <w:p>
+          <w:p wp14:textId="77777777">
             <w:r>
-              <w:t>10:00 – 11:30</w:t>
+              <w:t>1,5 timer</w:t>
             </w:r>
           </w:p>
         </w:tc>
         <w:tc>
           <w:tcPr>
-            <w:tcW w:type="dxa" w:w="2880"/>
+            <w:tcW w:w="2160" w:type="dxa"/>
+            <w:tcMar/>
           </w:tcPr>
-          <w:p>
+          <w:p wp14:textId="77777777">
             <w:r>
-              <w:t>Installation af Windows 11 Pro på klient og installation af drivere</w:t>
+              <w:t>Installation af Windows 11 på klient og installation af drivere</w:t>
+            </w:r>
+          </w:p>
+        </w:tc>
+        <w:tc>
+          <w:tcPr>
+            <w:tcW w:w="2160" w:type="dxa"/>
+            <w:tcMar/>
+          </w:tcPr>
+          <w:p wp14:textId="72F387E3">
+            <w:r>
+              <w:rPr/>
+              <w:t>2 timer</w:t>
             </w:r>
           </w:p>
         </w:tc>
       </w:tr>
-      <w:tr>
+      <w:tr xmlns:wp14="http://schemas.microsoft.com/office/word/2010/wordml" wp14:textId="77777777">
         <w:tc>
           <w:tcPr>
-            <w:tcW w:type="dxa" w:w="2880"/>
+            <w:tcW w:w="2160" w:type="dxa"/>
+            <w:tcMar/>
           </w:tcPr>
-          <w:p>
+          <w:p wp14:textId="77777777">
             <w:r>
               <w:t>Dag 1</w:t>
             </w:r>
@@ -161,31 +193,46 @@
         </w:tc>
         <w:tc>
           <w:tcPr>
-            <w:tcW w:type="dxa" w:w="2880"/>
+            <w:tcW w:w="2160" w:type="dxa"/>
+            <w:tcMar/>
           </w:tcPr>
-          <w:p>
+          <w:p wp14:textId="77777777">
             <w:r>
-              <w:t>12:00 – 15:00</w:t>
+              <w:t>3 timer</w:t>
             </w:r>
           </w:p>
         </w:tc>
         <w:tc>
           <w:tcPr>
-            <w:tcW w:type="dxa" w:w="2880"/>
+            <w:tcW w:w="2160" w:type="dxa"/>
+            <w:tcMar/>
           </w:tcPr>
-          <w:p>
+          <w:p wp14:textId="77777777">
             <w:r>
               <w:t>Opdatering af begge systemer, installation af nødvendige programmer og kontrol af installationerne</w:t>
             </w:r>
           </w:p>
         </w:tc>
-      </w:tr>
-      <w:tr>
         <w:tc>
           <w:tcPr>
-            <w:tcW w:type="dxa" w:w="2880"/>
+            <w:tcW w:w="2160" w:type="dxa"/>
+            <w:tcMar/>
           </w:tcPr>
-          <w:p>
+          <w:p wp14:textId="6E6E19D4">
+            <w:r>
+              <w:rPr/>
+              <w:t>6 timer</w:t>
+            </w:r>
+          </w:p>
+        </w:tc>
+      </w:tr>
+      <w:tr xmlns:wp14="http://schemas.microsoft.com/office/word/2010/wordml" wp14:textId="77777777">
+        <w:tc>
+          <w:tcPr>
+            <w:tcW w:w="2160" w:type="dxa"/>
+            <w:tcMar/>
+          </w:tcPr>
+          <w:p wp14:textId="77777777">
             <w:r>
               <w:t>Dag 2</w:t>
             </w:r>
@@ -193,31 +240,46 @@
         </w:tc>
         <w:tc>
           <w:tcPr>
-            <w:tcW w:type="dxa" w:w="2880"/>
+            <w:tcW w:w="2160" w:type="dxa"/>
+            <w:tcMar/>
           </w:tcPr>
-          <w:p>
+          <w:p wp14:textId="77777777">
             <w:r>
-              <w:t>07:30 – 09:30</w:t>
+              <w:t>2 timer</w:t>
             </w:r>
           </w:p>
         </w:tc>
         <w:tc>
           <w:tcPr>
-            <w:tcW w:type="dxa" w:w="2880"/>
+            <w:tcW w:w="2160" w:type="dxa"/>
+            <w:tcMar/>
           </w:tcPr>
-          <w:p>
+          <w:p wp14:textId="77777777">
             <w:r>
               <w:t>Konfiguration af Server (statisk IP, computernavn og grundlæggende indstillinger)</w:t>
             </w:r>
           </w:p>
         </w:tc>
-      </w:tr>
-      <w:tr>
         <w:tc>
           <w:tcPr>
-            <w:tcW w:type="dxa" w:w="2880"/>
+            <w:tcW w:w="2160" w:type="dxa"/>
+            <w:tcMar/>
           </w:tcPr>
-          <w:p>
+          <w:p wp14:textId="59DAA072">
+            <w:r>
+              <w:rPr/>
+              <w:t>2 timer</w:t>
+            </w:r>
+          </w:p>
+        </w:tc>
+      </w:tr>
+      <w:tr xmlns:wp14="http://schemas.microsoft.com/office/word/2010/wordml" wp14:textId="77777777">
+        <w:tc>
+          <w:tcPr>
+            <w:tcW w:w="2160" w:type="dxa"/>
+            <w:tcMar/>
+          </w:tcPr>
+          <w:p wp14:textId="77777777">
             <w:r>
               <w:t>Dag 2</w:t>
             </w:r>
@@ -225,31 +287,46 @@
         </w:tc>
         <w:tc>
           <w:tcPr>
-            <w:tcW w:type="dxa" w:w="2880"/>
+            <w:tcW w:w="2160" w:type="dxa"/>
+            <w:tcMar/>
           </w:tcPr>
-          <w:p>
+          <w:p wp14:textId="77777777">
             <w:r>
-              <w:t>09:30 – 11:30</w:t>
+              <w:t>2 timer</w:t>
             </w:r>
           </w:p>
         </w:tc>
         <w:tc>
           <w:tcPr>
-            <w:tcW w:type="dxa" w:w="2880"/>
+            <w:tcW w:w="2160" w:type="dxa"/>
+            <w:tcMar/>
           </w:tcPr>
-          <w:p>
+          <w:p wp14:textId="77777777">
             <w:r>
               <w:t>Installation af Active Directory Domain Services og DNS</w:t>
             </w:r>
           </w:p>
         </w:tc>
-      </w:tr>
-      <w:tr>
         <w:tc>
           <w:tcPr>
-            <w:tcW w:type="dxa" w:w="2880"/>
+            <w:tcW w:w="2160" w:type="dxa"/>
+            <w:tcMar/>
           </w:tcPr>
-          <w:p>
+          <w:p wp14:textId="48419539">
+            <w:r>
+              <w:rPr/>
+              <w:t>1 time</w:t>
+            </w:r>
+          </w:p>
+        </w:tc>
+      </w:tr>
+      <w:tr xmlns:wp14="http://schemas.microsoft.com/office/word/2010/wordml" wp14:textId="77777777">
+        <w:tc>
+          <w:tcPr>
+            <w:tcW w:w="2160" w:type="dxa"/>
+            <w:tcMar/>
+          </w:tcPr>
+          <w:p wp14:textId="77777777">
             <w:r>
               <w:t>Dag 2</w:t>
             </w:r>
@@ -257,31 +334,137 @@
         </w:tc>
         <w:tc>
           <w:tcPr>
-            <w:tcW w:type="dxa" w:w="2880"/>
+            <w:tcW w:w="2160" w:type="dxa"/>
+            <w:tcMar/>
           </w:tcPr>
-          <w:p>
+          <w:p wp14:textId="39816E3F">
             <w:r>
-              <w:t>12:00 – 15:00</w:t>
+              <w:rPr/>
+              <w:t>2</w:t>
+            </w:r>
+            <w:r>
+              <w:rPr/>
+              <w:t xml:space="preserve"> timer</w:t>
             </w:r>
           </w:p>
         </w:tc>
         <w:tc>
           <w:tcPr>
-            <w:tcW w:type="dxa" w:w="2880"/>
+            <w:tcW w:w="2160" w:type="dxa"/>
+            <w:tcMar/>
           </w:tcPr>
-          <w:p>
+          <w:p wp14:textId="77777777">
             <w:r>
               <w:t>Oprettelse af domæne og test af domæneserver</w:t>
             </w:r>
           </w:p>
         </w:tc>
+        <w:tc>
+          <w:tcPr>
+            <w:tcW w:w="2160" w:type="dxa"/>
+            <w:tcMar/>
+          </w:tcPr>
+          <w:p wp14:textId="0780FC78">
+            <w:r>
+              <w:rPr/>
+              <w:t>2 timer</w:t>
+            </w:r>
+          </w:p>
+        </w:tc>
       </w:tr>
       <w:tr>
+        <w:trPr>
+          <w:trHeight w:val="300"/>
+        </w:trPr>
         <w:tc>
           <w:tcPr>
-            <w:tcW w:type="dxa" w:w="2880"/>
+            <w:tcW w:w="2160" w:type="dxa"/>
+            <w:tcMar/>
           </w:tcPr>
           <w:p>
+            <w:pPr>
+              <w:pStyle w:val="Normal"/>
+            </w:pPr>
+            <w:r>
+              <w:rPr/>
+              <w:t>Dag 2</w:t>
+            </w:r>
+          </w:p>
+        </w:tc>
+        <w:tc>
+          <w:tcPr>
+            <w:tcW w:w="2160" w:type="dxa"/>
+            <w:tcMar/>
+          </w:tcPr>
+          <w:p>
+            <w:pPr>
+              <w:pStyle w:val="Normal"/>
+              <w:suppressLineNumbers w:val="0"/>
+              <w:bidi w:val="0"/>
+              <w:spacing w:before="0" w:beforeAutospacing="off" w:after="0" w:afterAutospacing="off" w:line="240" w:lineRule="auto"/>
+              <w:ind w:left="0" w:right="0"/>
+              <w:jc w:val="left"/>
+            </w:pPr>
+            <w:r>
+              <w:rPr/>
+              <w:t>2</w:t>
+            </w:r>
+            <w:r>
+              <w:rPr/>
+              <w:t xml:space="preserve"> </w:t>
+            </w:r>
+            <w:r>
+              <w:rPr/>
+              <w:t>timer</w:t>
+            </w:r>
+          </w:p>
+        </w:tc>
+        <w:tc>
+          <w:tcPr>
+            <w:tcW w:w="2160" w:type="dxa"/>
+            <w:tcMar/>
+          </w:tcPr>
+          <w:p>
+            <w:pPr>
+              <w:pStyle w:val="Normal"/>
+            </w:pPr>
+            <w:r>
+              <w:rPr/>
+              <w:t xml:space="preserve">Router </w:t>
+            </w:r>
+            <w:r>
+              <w:rPr/>
+              <w:t>og</w:t>
+            </w:r>
+            <w:r>
+              <w:rPr/>
+              <w:t xml:space="preserve"> switch konfiguration</w:t>
+            </w:r>
+          </w:p>
+        </w:tc>
+        <w:tc>
+          <w:tcPr>
+            <w:tcW w:w="2160" w:type="dxa"/>
+            <w:tcMar/>
+          </w:tcPr>
+          <w:p>
+            <w:pPr>
+              <w:pStyle w:val="Normal"/>
+            </w:pPr>
+            <w:r>
+              <w:rPr/>
+              <w:t>3 timer</w:t>
+            </w:r>
+          </w:p>
+        </w:tc>
+      </w:tr>
+      <w:tr xmlns:wp14="http://schemas.microsoft.com/office/word/2010/wordml" wp14:textId="77777777">
+        <w:tc>
+          <w:tcPr>
+            <w:tcW w:w="2160" w:type="dxa"/>
+            <w:tcMar/>
+          </w:tcPr>
+          <w:p wp14:textId="77777777">
             <w:r>
               <w:t>Dag 3</w:t>
             </w:r>
@@ -289,31 +472,46 @@
         </w:tc>
         <w:tc>
           <w:tcPr>
-            <w:tcW w:type="dxa" w:w="2880"/>
+            <w:tcW w:w="2160" w:type="dxa"/>
+            <w:tcMar/>
           </w:tcPr>
-          <w:p>
+          <w:p wp14:textId="77777777">
             <w:r>
-              <w:t>07:30 – 09:30</w:t>
+              <w:t>2 timer</w:t>
             </w:r>
           </w:p>
         </w:tc>
         <w:tc>
           <w:tcPr>
-            <w:tcW w:type="dxa" w:w="2880"/>
+            <w:tcW w:w="2160" w:type="dxa"/>
+            <w:tcMar/>
           </w:tcPr>
-          <w:p>
+          <w:p wp14:textId="77777777">
             <w:r>
               <w:t>Installation og konfiguration af DHCP</w:t>
             </w:r>
           </w:p>
         </w:tc>
-      </w:tr>
-      <w:tr>
         <w:tc>
           <w:tcPr>
-            <w:tcW w:type="dxa" w:w="2880"/>
+            <w:tcW w:w="2160" w:type="dxa"/>
+            <w:tcMar/>
           </w:tcPr>
-          <w:p>
+          <w:p wp14:textId="311A53AB">
+            <w:r>
+              <w:rPr/>
+              <w:t>1 time</w:t>
+            </w:r>
+          </w:p>
+        </w:tc>
+      </w:tr>
+      <w:tr xmlns:wp14="http://schemas.microsoft.com/office/word/2010/wordml" wp14:textId="77777777">
+        <w:tc>
+          <w:tcPr>
+            <w:tcW w:w="2160" w:type="dxa"/>
+            <w:tcMar/>
+          </w:tcPr>
+          <w:p wp14:textId="77777777">
             <w:r>
               <w:t>Dag 3</w:t>
             </w:r>
@@ -321,31 +519,46 @@
         </w:tc>
         <w:tc>
           <w:tcPr>
-            <w:tcW w:type="dxa" w:w="2880"/>
+            <w:tcW w:w="2160" w:type="dxa"/>
+            <w:tcMar/>
           </w:tcPr>
-          <w:p>
+          <w:p wp14:textId="77777777">
             <w:r>
-              <w:t>09:30 – 11:30</w:t>
+              <w:t>2 timer</w:t>
             </w:r>
           </w:p>
         </w:tc>
         <w:tc>
           <w:tcPr>
-            <w:tcW w:type="dxa" w:w="2880"/>
+            <w:tcW w:w="2160" w:type="dxa"/>
+            <w:tcMar/>
           </w:tcPr>
-          <w:p>
+          <w:p wp14:textId="77777777">
             <w:r>
               <w:t>Tilslutning af klient til domænet</w:t>
             </w:r>
           </w:p>
         </w:tc>
-      </w:tr>
-      <w:tr>
         <w:tc>
           <w:tcPr>
-            <w:tcW w:type="dxa" w:w="2880"/>
+            <w:tcW w:w="2160" w:type="dxa"/>
+            <w:tcMar/>
           </w:tcPr>
-          <w:p>
+          <w:p wp14:textId="4E5E1DD4">
+            <w:r>
+              <w:rPr/>
+              <w:t>30 minuter</w:t>
+            </w:r>
+          </w:p>
+        </w:tc>
+      </w:tr>
+      <w:tr xmlns:wp14="http://schemas.microsoft.com/office/word/2010/wordml" wp14:textId="77777777">
+        <w:tc>
+          <w:tcPr>
+            <w:tcW w:w="2160" w:type="dxa"/>
+            <w:tcMar/>
+          </w:tcPr>
+          <w:p wp14:textId="77777777">
             <w:r>
               <w:t>Dag 3</w:t>
             </w:r>
@@ -353,31 +566,46 @@
         </w:tc>
         <w:tc>
           <w:tcPr>
-            <w:tcW w:type="dxa" w:w="2880"/>
+            <w:tcW w:w="2160" w:type="dxa"/>
+            <w:tcMar/>
           </w:tcPr>
-          <w:p>
+          <w:p wp14:textId="77777777">
             <w:r>
-              <w:t>12:00 – 15:00</w:t>
+              <w:t>3 timer</w:t>
             </w:r>
           </w:p>
         </w:tc>
         <w:tc>
           <w:tcPr>
-            <w:tcW w:type="dxa" w:w="2880"/>
+            <w:tcW w:w="2160" w:type="dxa"/>
+            <w:tcMar/>
           </w:tcPr>
-          <w:p>
+          <w:p wp14:textId="77777777">
             <w:r>
               <w:t>Test af netværk, DNS og DHCP</w:t>
             </w:r>
           </w:p>
         </w:tc>
-      </w:tr>
-      <w:tr>
         <w:tc>
           <w:tcPr>
-            <w:tcW w:type="dxa" w:w="2880"/>
+            <w:tcW w:w="2160" w:type="dxa"/>
+            <w:tcMar/>
           </w:tcPr>
-          <w:p>
+          <w:p wp14:textId="58A30117">
+            <w:r>
+              <w:rPr/>
+              <w:t>1 time</w:t>
+            </w:r>
+          </w:p>
+        </w:tc>
+      </w:tr>
+      <w:tr xmlns:wp14="http://schemas.microsoft.com/office/word/2010/wordml" wp14:textId="77777777">
+        <w:tc>
+          <w:tcPr>
+            <w:tcW w:w="2160" w:type="dxa"/>
+            <w:tcMar/>
+          </w:tcPr>
+          <w:p wp14:textId="77777777">
             <w:r>
               <w:t>Dag 4</w:t>
             </w:r>
@@ -385,31 +613,46 @@
         </w:tc>
         <w:tc>
           <w:tcPr>
-            <w:tcW w:type="dxa" w:w="2880"/>
+            <w:tcW w:w="2160" w:type="dxa"/>
+            <w:tcMar/>
           </w:tcPr>
-          <w:p>
+          <w:p wp14:textId="77777777">
             <w:r>
-              <w:t>07:30 – 09:30</w:t>
+              <w:t>2 timer</w:t>
             </w:r>
           </w:p>
         </w:tc>
         <w:tc>
           <w:tcPr>
-            <w:tcW w:type="dxa" w:w="2880"/>
+            <w:tcW w:w="2160" w:type="dxa"/>
+            <w:tcMar/>
           </w:tcPr>
-          <w:p>
+          <w:p wp14:textId="77777777">
             <w:r>
               <w:t>Oprettelse af OU'er, brugere og grupper</w:t>
             </w:r>
           </w:p>
         </w:tc>
-      </w:tr>
-      <w:tr>
         <w:tc>
           <w:tcPr>
-            <w:tcW w:type="dxa" w:w="2880"/>
+            <w:tcW w:w="2160" w:type="dxa"/>
+            <w:tcMar/>
           </w:tcPr>
-          <w:p>
+          <w:p wp14:textId="0F62CCF1">
+            <w:r>
+              <w:rPr/>
+              <w:t>1,5 timer</w:t>
+            </w:r>
+          </w:p>
+        </w:tc>
+      </w:tr>
+      <w:tr xmlns:wp14="http://schemas.microsoft.com/office/word/2010/wordml" wp14:textId="77777777">
+        <w:tc>
+          <w:tcPr>
+            <w:tcW w:w="2160" w:type="dxa"/>
+            <w:tcMar/>
+          </w:tcPr>
+          <w:p wp14:textId="77777777">
             <w:r>
               <w:t>Dag 4</w:t>
             </w:r>
@@ -417,31 +660,46 @@
         </w:tc>
         <w:tc>
           <w:tcPr>
-            <w:tcW w:type="dxa" w:w="2880"/>
+            <w:tcW w:w="2160" w:type="dxa"/>
+            <w:tcMar/>
           </w:tcPr>
-          <w:p>
+          <w:p wp14:textId="77777777">
             <w:r>
-              <w:t>09:30 – 11:30</w:t>
+              <w:t>2 timer</w:t>
             </w:r>
           </w:p>
         </w:tc>
         <w:tc>
           <w:tcPr>
-            <w:tcW w:type="dxa" w:w="2880"/>
+            <w:tcW w:w="2160" w:type="dxa"/>
+            <w:tcMar/>
           </w:tcPr>
-          <w:p>
+          <w:p wp14:textId="77777777">
             <w:r>
               <w:t>Oprettelse af fælles-, gruppe- og personlige mapper</w:t>
             </w:r>
           </w:p>
         </w:tc>
-      </w:tr>
-      <w:tr>
         <w:tc>
           <w:tcPr>
-            <w:tcW w:type="dxa" w:w="2880"/>
+            <w:tcW w:w="2160" w:type="dxa"/>
+            <w:tcMar/>
           </w:tcPr>
-          <w:p>
+          <w:p wp14:textId="431221B6">
+            <w:r>
+              <w:rPr/>
+              <w:t>30 minuter</w:t>
+            </w:r>
+          </w:p>
+        </w:tc>
+      </w:tr>
+      <w:tr xmlns:wp14="http://schemas.microsoft.com/office/word/2010/wordml" wp14:textId="77777777">
+        <w:tc>
+          <w:tcPr>
+            <w:tcW w:w="2160" w:type="dxa"/>
+            <w:tcMar/>
+          </w:tcPr>
+          <w:p wp14:textId="77777777">
             <w:r>
               <w:t>Dag 4</w:t>
             </w:r>
@@ -449,31 +707,46 @@
         </w:tc>
         <w:tc>
           <w:tcPr>
-            <w:tcW w:type="dxa" w:w="2880"/>
+            <w:tcW w:w="2160" w:type="dxa"/>
+            <w:tcMar/>
           </w:tcPr>
-          <w:p>
+          <w:p wp14:textId="77777777">
             <w:r>
-              <w:t>12:00 – 15:00</w:t>
+              <w:t>3 timer</w:t>
             </w:r>
           </w:p>
         </w:tc>
         <w:tc>
           <w:tcPr>
-            <w:tcW w:type="dxa" w:w="2880"/>
+            <w:tcW w:w="2160" w:type="dxa"/>
+            <w:tcMar/>
           </w:tcPr>
-          <w:p>
+          <w:p wp14:textId="77777777">
             <w:r>
               <w:t>Konfiguration af Share- og NTFS-rettigheder</w:t>
             </w:r>
           </w:p>
         </w:tc>
-      </w:tr>
-      <w:tr>
         <w:tc>
           <w:tcPr>
-            <w:tcW w:type="dxa" w:w="2880"/>
+            <w:tcW w:w="2160" w:type="dxa"/>
+            <w:tcMar/>
           </w:tcPr>
-          <w:p>
+          <w:p wp14:textId="027E0704">
+            <w:r>
+              <w:rPr/>
+              <w:t>3 timer</w:t>
+            </w:r>
+          </w:p>
+        </w:tc>
+      </w:tr>
+      <w:tr xmlns:wp14="http://schemas.microsoft.com/office/word/2010/wordml" wp14:textId="77777777">
+        <w:tc>
+          <w:tcPr>
+            <w:tcW w:w="2160" w:type="dxa"/>
+            <w:tcMar/>
+          </w:tcPr>
+          <w:p wp14:textId="77777777">
             <w:r>
               <w:t>Dag 5</w:t>
             </w:r>
@@ -481,31 +754,46 @@
         </w:tc>
         <w:tc>
           <w:tcPr>
-            <w:tcW w:type="dxa" w:w="2880"/>
+            <w:tcW w:w="2160" w:type="dxa"/>
+            <w:tcMar/>
           </w:tcPr>
-          <w:p>
+          <w:p wp14:textId="77777777">
             <w:r>
-              <w:t>07:30 – 09:30</w:t>
+              <w:t>2 timer</w:t>
             </w:r>
           </w:p>
         </w:tc>
         <w:tc>
           <w:tcPr>
-            <w:tcW w:type="dxa" w:w="2880"/>
+            <w:tcW w:w="2160" w:type="dxa"/>
+            <w:tcMar/>
           </w:tcPr>
-          <w:p>
+          <w:p wp14:textId="77777777">
             <w:r>
               <w:t>Konfiguration af Group Policy (GPO)</w:t>
             </w:r>
           </w:p>
         </w:tc>
-      </w:tr>
-      <w:tr>
         <w:tc>
           <w:tcPr>
-            <w:tcW w:type="dxa" w:w="2880"/>
+            <w:tcW w:w="2160" w:type="dxa"/>
+            <w:tcMar/>
           </w:tcPr>
-          <w:p>
+          <w:p wp14:textId="1C4B345B">
+            <w:r>
+              <w:rPr/>
+              <w:t>30 minuter</w:t>
+            </w:r>
+          </w:p>
+        </w:tc>
+      </w:tr>
+      <w:tr xmlns:wp14="http://schemas.microsoft.com/office/word/2010/wordml" wp14:textId="77777777">
+        <w:tc>
+          <w:tcPr>
+            <w:tcW w:w="2160" w:type="dxa"/>
+            <w:tcMar/>
+          </w:tcPr>
+          <w:p wp14:textId="77777777">
             <w:r>
               <w:t>Dag 5</w:t>
             </w:r>
@@ -513,31 +801,46 @@
         </w:tc>
         <w:tc>
           <w:tcPr>
-            <w:tcW w:type="dxa" w:w="2880"/>
+            <w:tcW w:w="2160" w:type="dxa"/>
+            <w:tcMar/>
           </w:tcPr>
-          <w:p>
+          <w:p wp14:textId="77777777">
             <w:r>
-              <w:t>09:30 – 11:30</w:t>
+              <w:t>2 timer</w:t>
             </w:r>
           </w:p>
         </w:tc>
         <w:tc>
           <w:tcPr>
-            <w:tcW w:type="dxa" w:w="2880"/>
+            <w:tcW w:w="2160" w:type="dxa"/>
+            <w:tcMar/>
           </w:tcPr>
-          <w:p>
+          <w:p wp14:textId="77777777">
             <w:r>
               <w:t>Oprettelse af logon-script og netværksdrev</w:t>
             </w:r>
           </w:p>
         </w:tc>
-      </w:tr>
-      <w:tr>
         <w:tc>
           <w:tcPr>
-            <w:tcW w:type="dxa" w:w="2880"/>
+            <w:tcW w:w="2160" w:type="dxa"/>
+            <w:tcMar/>
           </w:tcPr>
-          <w:p>
+          <w:p wp14:textId="20271097">
+            <w:r>
+              <w:rPr/>
+              <w:t>7 timer</w:t>
+            </w:r>
+          </w:p>
+        </w:tc>
+      </w:tr>
+      <w:tr xmlns:wp14="http://schemas.microsoft.com/office/word/2010/wordml" wp14:textId="77777777">
+        <w:tc>
+          <w:tcPr>
+            <w:tcW w:w="2160" w:type="dxa"/>
+            <w:tcMar/>
+          </w:tcPr>
+          <w:p wp14:textId="77777777">
             <w:r>
               <w:t>Dag 5</w:t>
             </w:r>
@@ -545,31 +848,46 @@
         </w:tc>
         <w:tc>
           <w:tcPr>
-            <w:tcW w:type="dxa" w:w="2880"/>
+            <w:tcW w:w="2160" w:type="dxa"/>
+            <w:tcMar/>
           </w:tcPr>
-          <w:p>
+          <w:p wp14:textId="77777777">
             <w:r>
-              <w:t>12:00 – 15:00</w:t>
+              <w:t>3 timer</w:t>
             </w:r>
           </w:p>
         </w:tc>
         <w:tc>
           <w:tcPr>
-            <w:tcW w:type="dxa" w:w="2880"/>
+            <w:tcW w:w="2160" w:type="dxa"/>
+            <w:tcMar/>
           </w:tcPr>
-          <w:p>
+          <w:p wp14:textId="77777777">
             <w:r>
               <w:t>Oprettelse af logoff-script og backup</w:t>
             </w:r>
           </w:p>
         </w:tc>
-      </w:tr>
-      <w:tr>
         <w:tc>
           <w:tcPr>
-            <w:tcW w:type="dxa" w:w="2880"/>
+            <w:tcW w:w="2160" w:type="dxa"/>
+            <w:tcMar/>
           </w:tcPr>
-          <w:p>
+          <w:p wp14:textId="4F60F516">
+            <w:r>
+              <w:rPr/>
+              <w:t>6 timer</w:t>
+            </w:r>
+          </w:p>
+        </w:tc>
+      </w:tr>
+      <w:tr xmlns:wp14="http://schemas.microsoft.com/office/word/2010/wordml" wp14:textId="77777777">
+        <w:tc>
+          <w:tcPr>
+            <w:tcW w:w="2160" w:type="dxa"/>
+            <w:tcMar/>
+          </w:tcPr>
+          <w:p wp14:textId="77777777">
             <w:r>
               <w:t>Dag 6</w:t>
             </w:r>
@@ -577,31 +895,46 @@
         </w:tc>
         <w:tc>
           <w:tcPr>
-            <w:tcW w:type="dxa" w:w="2880"/>
+            <w:tcW w:w="2160" w:type="dxa"/>
+            <w:tcMar/>
           </w:tcPr>
-          <w:p>
+          <w:p wp14:textId="77777777">
             <w:r>
-              <w:t>07:30 – 09:30</w:t>
+              <w:t>2 timer</w:t>
             </w:r>
           </w:p>
         </w:tc>
         <w:tc>
           <w:tcPr>
-            <w:tcW w:type="dxa" w:w="2880"/>
+            <w:tcW w:w="2160" w:type="dxa"/>
+            <w:tcMar/>
           </w:tcPr>
-          <w:p>
+          <w:p wp14:textId="77777777">
             <w:r>
               <w:t>Installation af File Server</w:t>
             </w:r>
           </w:p>
         </w:tc>
-      </w:tr>
-      <w:tr>
         <w:tc>
           <w:tcPr>
-            <w:tcW w:type="dxa" w:w="2880"/>
+            <w:tcW w:w="2160" w:type="dxa"/>
+            <w:tcMar/>
           </w:tcPr>
-          <w:p>
+          <w:p wp14:textId="3959C8B0">
+            <w:r>
+              <w:rPr/>
+              <w:t>15 minuter</w:t>
+            </w:r>
+          </w:p>
+        </w:tc>
+      </w:tr>
+      <w:tr xmlns:wp14="http://schemas.microsoft.com/office/word/2010/wordml" wp14:textId="77777777">
+        <w:tc>
+          <w:tcPr>
+            <w:tcW w:w="2160" w:type="dxa"/>
+            <w:tcMar/>
+          </w:tcPr>
+          <w:p wp14:textId="77777777">
             <w:r>
               <w:t>Dag 6</w:t>
             </w:r>
@@ -609,31 +942,46 @@
         </w:tc>
         <w:tc>
           <w:tcPr>
-            <w:tcW w:type="dxa" w:w="2880"/>
+            <w:tcW w:w="2160" w:type="dxa"/>
+            <w:tcMar/>
           </w:tcPr>
-          <w:p>
+          <w:p wp14:textId="77777777">
             <w:r>
-              <w:t>09:30 – 11:30</w:t>
+              <w:t>2 timer</w:t>
             </w:r>
           </w:p>
         </w:tc>
         <w:tc>
           <w:tcPr>
-            <w:tcW w:type="dxa" w:w="2880"/>
+            <w:tcW w:w="2160" w:type="dxa"/>
+            <w:tcMar/>
           </w:tcPr>
-          <w:p>
+          <w:p wp14:textId="77777777">
             <w:r>
               <w:t>Installation af IIS Web Server</w:t>
             </w:r>
           </w:p>
         </w:tc>
-      </w:tr>
-      <w:tr>
         <w:tc>
           <w:tcPr>
-            <w:tcW w:type="dxa" w:w="2880"/>
+            <w:tcW w:w="2160" w:type="dxa"/>
+            <w:tcMar/>
           </w:tcPr>
-          <w:p>
+          <w:p wp14:textId="4A2CA311">
+            <w:r>
+              <w:rPr/>
+              <w:t>30 minuter</w:t>
+            </w:r>
+          </w:p>
+        </w:tc>
+      </w:tr>
+      <w:tr xmlns:wp14="http://schemas.microsoft.com/office/word/2010/wordml" wp14:textId="77777777">
+        <w:tc>
+          <w:tcPr>
+            <w:tcW w:w="2160" w:type="dxa"/>
+            <w:tcMar/>
+          </w:tcPr>
+          <w:p wp14:textId="77777777">
             <w:r>
               <w:t>Dag 6</w:t>
             </w:r>
@@ -641,31 +989,54 @@
         </w:tc>
         <w:tc>
           <w:tcPr>
-            <w:tcW w:type="dxa" w:w="2880"/>
+            <w:tcW w:w="2160" w:type="dxa"/>
+            <w:tcMar/>
           </w:tcPr>
-          <w:p>
+          <w:p wp14:textId="77777777">
             <w:r>
-              <w:t>12:00 – 15:00</w:t>
+              <w:t>3 timer</w:t>
             </w:r>
           </w:p>
         </w:tc>
         <w:tc>
           <w:tcPr>
-            <w:tcW w:type="dxa" w:w="2880"/>
+            <w:tcW w:w="2160" w:type="dxa"/>
+            <w:tcMar/>
           </w:tcPr>
-          <w:p>
+          <w:p wp14:textId="77777777">
             <w:r>
               <w:t>Installation og konfiguration af VPN</w:t>
             </w:r>
           </w:p>
         </w:tc>
-      </w:tr>
-      <w:tr>
         <w:tc>
           <w:tcPr>
-            <w:tcW w:type="dxa" w:w="2880"/>
+            <w:tcW w:w="2160" w:type="dxa"/>
+            <w:tcMar/>
           </w:tcPr>
-          <w:p>
+          <w:p wp14:textId="4508576C">
+            <w:pPr>
+              <w:pStyle w:val="Normal"/>
+              <w:suppressLineNumbers w:val="0"/>
+              <w:bidi w:val="0"/>
+              <w:spacing w:before="0" w:beforeAutospacing="off" w:after="0" w:afterAutospacing="off" w:line="240" w:lineRule="auto"/>
+              <w:ind w:left="0" w:right="0"/>
+              <w:jc w:val="left"/>
+            </w:pPr>
+            <w:r>
+              <w:rPr/>
+              <w:t>4 timer</w:t>
+            </w:r>
+          </w:p>
+        </w:tc>
+      </w:tr>
+      <w:tr xmlns:wp14="http://schemas.microsoft.com/office/word/2010/wordml" wp14:textId="77777777">
+        <w:tc>
+          <w:tcPr>
+            <w:tcW w:w="2160" w:type="dxa"/>
+            <w:tcMar/>
+          </w:tcPr>
+          <w:p wp14:textId="77777777">
             <w:r>
               <w:t>Dag 7</w:t>
             </w:r>
@@ -673,31 +1044,46 @@
         </w:tc>
         <w:tc>
           <w:tcPr>
-            <w:tcW w:type="dxa" w:w="2880"/>
+            <w:tcW w:w="2160" w:type="dxa"/>
+            <w:tcMar/>
           </w:tcPr>
-          <w:p>
+          <w:p wp14:textId="77777777">
             <w:r>
-              <w:t>07:30 – 09:30</w:t>
+              <w:t>2 timer</w:t>
             </w:r>
           </w:p>
         </w:tc>
         <w:tc>
           <w:tcPr>
-            <w:tcW w:type="dxa" w:w="2880"/>
+            <w:tcW w:w="2160" w:type="dxa"/>
+            <w:tcMar/>
           </w:tcPr>
-          <w:p>
+          <w:p wp14:textId="77777777">
             <w:r>
               <w:t>Installation af antivirus og sikkerhedsindstillinger</w:t>
             </w:r>
           </w:p>
         </w:tc>
-      </w:tr>
-      <w:tr>
         <w:tc>
           <w:tcPr>
-            <w:tcW w:type="dxa" w:w="2880"/>
+            <w:tcW w:w="2160" w:type="dxa"/>
+            <w:tcMar/>
           </w:tcPr>
-          <w:p>
+          <w:p wp14:textId="54C4A8A4">
+            <w:r>
+              <w:rPr/>
+              <w:t>2 timer</w:t>
+            </w:r>
+          </w:p>
+        </w:tc>
+      </w:tr>
+      <w:tr xmlns:wp14="http://schemas.microsoft.com/office/word/2010/wordml" wp14:textId="77777777">
+        <w:tc>
+          <w:tcPr>
+            <w:tcW w:w="2160" w:type="dxa"/>
+            <w:tcMar/>
+          </w:tcPr>
+          <w:p wp14:textId="77777777">
             <w:r>
               <w:t>Dag 7</w:t>
             </w:r>
@@ -705,31 +1091,46 @@
         </w:tc>
         <w:tc>
           <w:tcPr>
-            <w:tcW w:type="dxa" w:w="2880"/>
+            <w:tcW w:w="2160" w:type="dxa"/>
+            <w:tcMar/>
           </w:tcPr>
-          <w:p>
+          <w:p wp14:textId="77777777">
             <w:r>
-              <w:t>09:30 – 11:30</w:t>
+              <w:t>2 timer</w:t>
             </w:r>
           </w:p>
         </w:tc>
         <w:tc>
           <w:tcPr>
-            <w:tcW w:type="dxa" w:w="2880"/>
+            <w:tcW w:w="2160" w:type="dxa"/>
+            <w:tcMar/>
           </w:tcPr>
-          <w:p>
+          <w:p wp14:textId="77777777">
             <w:r>
               <w:t>Konfiguration af miljøvariabler og systemoptimering</w:t>
             </w:r>
           </w:p>
         </w:tc>
-      </w:tr>
-      <w:tr>
         <w:tc>
           <w:tcPr>
-            <w:tcW w:type="dxa" w:w="2880"/>
+            <w:tcW w:w="2160" w:type="dxa"/>
+            <w:tcMar/>
           </w:tcPr>
-          <w:p>
+          <w:p wp14:textId="2FE4FA85">
+            <w:r>
+              <w:rPr/>
+              <w:t>30 minuter</w:t>
+            </w:r>
+          </w:p>
+        </w:tc>
+      </w:tr>
+      <w:tr xmlns:wp14="http://schemas.microsoft.com/office/word/2010/wordml" wp14:textId="77777777">
+        <w:tc>
+          <w:tcPr>
+            <w:tcW w:w="2160" w:type="dxa"/>
+            <w:tcMar/>
+          </w:tcPr>
+          <w:p wp14:textId="77777777">
             <w:r>
               <w:t>Dag 7</w:t>
             </w:r>
@@ -737,31 +1138,46 @@
         </w:tc>
         <w:tc>
           <w:tcPr>
-            <w:tcW w:type="dxa" w:w="2880"/>
+            <w:tcW w:w="2160" w:type="dxa"/>
+            <w:tcMar/>
           </w:tcPr>
-          <w:p>
+          <w:p wp14:textId="77777777">
             <w:r>
-              <w:t>12:00 – 15:00</w:t>
+              <w:t>3 timer</w:t>
             </w:r>
           </w:p>
         </w:tc>
         <w:tc>
           <w:tcPr>
-            <w:tcW w:type="dxa" w:w="2880"/>
+            <w:tcW w:w="2160" w:type="dxa"/>
+            <w:tcMar/>
           </w:tcPr>
-          <w:p>
+          <w:p wp14:textId="77777777">
             <w:r>
               <w:t>Test af sikkerhed, backup og dataintegritet</w:t>
             </w:r>
           </w:p>
         </w:tc>
-      </w:tr>
-      <w:tr>
         <w:tc>
           <w:tcPr>
-            <w:tcW w:type="dxa" w:w="2880"/>
+            <w:tcW w:w="2160" w:type="dxa"/>
+            <w:tcMar/>
           </w:tcPr>
-          <w:p>
+          <w:p wp14:textId="41B0BE02">
+            <w:r>
+              <w:rPr/>
+              <w:t>1 time</w:t>
+            </w:r>
+          </w:p>
+        </w:tc>
+      </w:tr>
+      <w:tr xmlns:wp14="http://schemas.microsoft.com/office/word/2010/wordml" wp14:textId="77777777">
+        <w:tc>
+          <w:tcPr>
+            <w:tcW w:w="2160" w:type="dxa"/>
+            <w:tcMar/>
+          </w:tcPr>
+          <w:p wp14:textId="77777777">
             <w:r>
               <w:t>Dag 8</w:t>
             </w:r>
@@ -769,31 +1185,46 @@
         </w:tc>
         <w:tc>
           <w:tcPr>
-            <w:tcW w:type="dxa" w:w="2880"/>
+            <w:tcW w:w="2160" w:type="dxa"/>
+            <w:tcMar/>
           </w:tcPr>
-          <w:p>
+          <w:p wp14:textId="77777777">
             <w:r>
-              <w:t>07:30 – 09:30</w:t>
+              <w:t>2 timer</w:t>
             </w:r>
           </w:p>
         </w:tc>
         <w:tc>
           <w:tcPr>
-            <w:tcW w:type="dxa" w:w="2880"/>
+            <w:tcW w:w="2160" w:type="dxa"/>
+            <w:tcMar/>
           </w:tcPr>
-          <w:p>
+          <w:p wp14:textId="77777777">
             <w:r>
-              <w:t>Test af brugerrettigheder og scripts</w:t>
+              <w:t>Fejlfinding og rettelser</w:t>
+            </w:r>
+          </w:p>
+        </w:tc>
+        <w:tc>
+          <w:tcPr>
+            <w:tcW w:w="2160" w:type="dxa"/>
+            <w:tcMar/>
+          </w:tcPr>
+          <w:p wp14:textId="07D8B7DD">
+            <w:r>
+              <w:rPr/>
+              <w:t>5 timer</w:t>
             </w:r>
           </w:p>
         </w:tc>
       </w:tr>
-      <w:tr>
+      <w:tr xmlns:wp14="http://schemas.microsoft.com/office/word/2010/wordml" wp14:textId="77777777">
         <w:tc>
           <w:tcPr>
-            <w:tcW w:type="dxa" w:w="2880"/>
+            <w:tcW w:w="2160" w:type="dxa"/>
+            <w:tcMar/>
           </w:tcPr>
-          <w:p>
+          <w:p wp14:textId="77777777">
             <w:r>
               <w:t>Dag 8</w:t>
             </w:r>
@@ -801,63 +1232,46 @@
         </w:tc>
         <w:tc>
           <w:tcPr>
-            <w:tcW w:type="dxa" w:w="2880"/>
+            <w:tcW w:w="2160" w:type="dxa"/>
+            <w:tcMar/>
           </w:tcPr>
-          <w:p>
+          <w:p wp14:textId="77777777">
             <w:r>
-              <w:t>09:30 – 11:30</w:t>
+              <w:t>3 timer</w:t>
             </w:r>
           </w:p>
         </w:tc>
         <w:tc>
           <w:tcPr>
-            <w:tcW w:type="dxa" w:w="2880"/>
+            <w:tcW w:w="2160" w:type="dxa"/>
+            <w:tcMar/>
           </w:tcPr>
-          <w:p>
+          <w:p wp14:textId="77777777">
             <w:r>
-              <w:t>Fejlfinding og rettelser</w:t>
-            </w:r>
-          </w:p>
-        </w:tc>
-      </w:tr>
-      <w:tr>
-        <w:tc>
-          <w:tcPr>
-            <w:tcW w:type="dxa" w:w="2880"/>
-          </w:tcPr>
-          <w:p>
-            <w:r>
-              <w:t>Dag 8</w:t>
+              <w:t>Dokumentation med skærmbilleder</w:t>
             </w:r>
           </w:p>
         </w:tc>
         <w:tc>
           <w:tcPr>
-            <w:tcW w:type="dxa" w:w="2880"/>
+            <w:tcW w:w="2160" w:type="dxa"/>
+            <w:tcMar/>
           </w:tcPr>
-          <w:p>
+          <w:p wp14:textId="2946F572">
             <w:r>
-              <w:t>12:00 – 15:00</w:t>
-            </w:r>
-          </w:p>
-        </w:tc>
-        <w:tc>
-          <w:tcPr>
-            <w:tcW w:type="dxa" w:w="2880"/>
-          </w:tcPr>
-          <w:p>
-            <w:r>
-              <w:t>Dokumentation med skærmbilleder</w:t>
+              <w:rPr/>
+              <w:t>-------</w:t>
             </w:r>
           </w:p>
         </w:tc>
       </w:tr>
-      <w:tr>
+      <w:tr xmlns:wp14="http://schemas.microsoft.com/office/word/2010/wordml" wp14:textId="77777777">
         <w:tc>
           <w:tcPr>
-            <w:tcW w:type="dxa" w:w="2880"/>
+            <w:tcW w:w="2160" w:type="dxa"/>
+            <w:tcMar/>
           </w:tcPr>
-          <w:p>
+          <w:p wp14:textId="77777777">
             <w:r>
               <w:t>Dag 9</w:t>
             </w:r>
@@ -865,31 +1279,46 @@
         </w:tc>
         <w:tc>
           <w:tcPr>
-            <w:tcW w:type="dxa" w:w="2880"/>
+            <w:tcW w:w="2160" w:type="dxa"/>
+            <w:tcMar/>
           </w:tcPr>
-          <w:p>
+          <w:p wp14:textId="77777777">
             <w:r>
-              <w:t>07:30 – 09:30</w:t>
+              <w:t>2 timer</w:t>
             </w:r>
           </w:p>
         </w:tc>
         <w:tc>
           <w:tcPr>
-            <w:tcW w:type="dxa" w:w="2880"/>
+            <w:tcW w:w="2160" w:type="dxa"/>
+            <w:tcMar/>
           </w:tcPr>
-          <w:p>
+          <w:p wp14:textId="77777777">
             <w:r>
               <w:t>Endelig test af hele løsningen</w:t>
             </w:r>
           </w:p>
         </w:tc>
-      </w:tr>
-      <w:tr>
         <w:tc>
           <w:tcPr>
-            <w:tcW w:type="dxa" w:w="2880"/>
+            <w:tcW w:w="2160" w:type="dxa"/>
+            <w:tcMar/>
           </w:tcPr>
-          <w:p>
+          <w:p wp14:textId="428D0D98">
+            <w:r>
+              <w:rPr/>
+              <w:t>--------</w:t>
+            </w:r>
+          </w:p>
+        </w:tc>
+      </w:tr>
+      <w:tr xmlns:wp14="http://schemas.microsoft.com/office/word/2010/wordml" wp14:textId="77777777">
+        <w:tc>
+          <w:tcPr>
+            <w:tcW w:w="2160" w:type="dxa"/>
+            <w:tcMar/>
+          </w:tcPr>
+          <w:p wp14:textId="77777777">
             <w:r>
               <w:t>Dag 9</w:t>
             </w:r>
@@ -897,31 +1326,46 @@
         </w:tc>
         <w:tc>
           <w:tcPr>
-            <w:tcW w:type="dxa" w:w="2880"/>
+            <w:tcW w:w="2160" w:type="dxa"/>
+            <w:tcMar/>
           </w:tcPr>
-          <w:p>
+          <w:p wp14:textId="77777777">
             <w:r>
-              <w:t>09:30 – 11:30</w:t>
+              <w:t>2 timer</w:t>
             </w:r>
           </w:p>
         </w:tc>
         <w:tc>
           <w:tcPr>
-            <w:tcW w:type="dxa" w:w="2880"/>
+            <w:tcW w:w="2160" w:type="dxa"/>
+            <w:tcMar/>
           </w:tcPr>
-          <w:p>
+          <w:p wp14:textId="77777777">
             <w:r>
               <w:t>Kontrol af alle projektkrav</w:t>
             </w:r>
           </w:p>
         </w:tc>
-      </w:tr>
-      <w:tr>
         <w:tc>
           <w:tcPr>
-            <w:tcW w:type="dxa" w:w="2880"/>
+            <w:tcW w:w="2160" w:type="dxa"/>
+            <w:tcMar/>
           </w:tcPr>
-          <w:p>
+          <w:p wp14:textId="2099F600">
+            <w:r>
+              <w:rPr/>
+              <w:t>1 time</w:t>
+            </w:r>
+          </w:p>
+        </w:tc>
+      </w:tr>
+      <w:tr xmlns:wp14="http://schemas.microsoft.com/office/word/2010/wordml" wp14:textId="77777777">
+        <w:tc>
+          <w:tcPr>
+            <w:tcW w:w="2160" w:type="dxa"/>
+            <w:tcMar/>
+          </w:tcPr>
+          <w:p wp14:textId="77777777">
             <w:r>
               <w:t>Dag 9</w:t>
             </w:r>
@@ -929,28 +1373,42 @@
         </w:tc>
         <w:tc>
           <w:tcPr>
-            <w:tcW w:type="dxa" w:w="2880"/>
+            <w:tcW w:w="2160" w:type="dxa"/>
+            <w:tcMar/>
           </w:tcPr>
-          <w:p>
+          <w:p wp14:textId="77777777">
             <w:r>
-              <w:t>12:00 – 15:00</w:t>
+              <w:t>3 timer</w:t>
             </w:r>
           </w:p>
         </w:tc>
         <w:tc>
           <w:tcPr>
-            <w:tcW w:type="dxa" w:w="2880"/>
+            <w:tcW w:w="2160" w:type="dxa"/>
+            <w:tcMar/>
           </w:tcPr>
-          <w:p>
+          <w:p wp14:textId="77777777">
             <w:r>
               <w:t>Færdiggørelse af rapport og klargøring til aflevering</w:t>
+            </w:r>
+          </w:p>
+        </w:tc>
+        <w:tc>
+          <w:tcPr>
+            <w:tcW w:w="2160" w:type="dxa"/>
+            <w:tcMar/>
+          </w:tcPr>
+          <w:p wp14:textId="0AB68CD4">
+            <w:r>
+              <w:rPr/>
+              <w:t>--------</w:t>
             </w:r>
           </w:p>
         </w:tc>
       </w:tr>
     </w:tbl>
     <w:sectPr>
-      <w:pgSz w:w="12240" w:h="15840"/>
+      <w:pgSz w:w="12240" w:h="15840" w:orient="portrait"/>
       <w:pgMar w:top="1440" w:right="1800" w:bottom="1440" w:left="1800" w:header="720" w:footer="720" w:gutter="0"/>
       <w:cols w:space="720"/>
       <w:docGrid w:linePitch="360"/>
@@ -1047,7 +1505,7 @@
         <w:ind w:left="1440" w:hanging="360"/>
       </w:pPr>
       <w:rPr>
-        <w:rFonts w:ascii="Symbol" w:hAnsi="Symbol" w:hint="default"/>
+        <w:rFonts w:hint="default" w:ascii="Symbol" w:hAnsi="Symbol"/>
       </w:rPr>
     </w:lvl>
   </w:abstractNum>
@@ -1068,7 +1526,7 @@
         <w:ind w:left="1080" w:hanging="360"/>
       </w:pPr>
       <w:rPr>
-        <w:rFonts w:ascii="Symbol" w:hAnsi="Symbol" w:hint="default"/>
+        <w:rFonts w:hint="default" w:ascii="Symbol" w:hAnsi="Symbol"/>
       </w:rPr>
     </w:lvl>
   </w:abstractNum>
@@ -1089,7 +1547,7 @@
         <w:ind w:left="720" w:hanging="360"/>
       </w:pPr>
       <w:rPr>
-        <w:rFonts w:ascii="Symbol" w:hAnsi="Symbol" w:hint="default"/>
+        <w:rFonts w:hint="default" w:ascii="Symbol" w:hAnsi="Symbol"/>
       </w:rPr>
     </w:lvl>
   </w:abstractNum>
@@ -1128,7 +1586,7 @@
         <w:ind w:left="360" w:hanging="360"/>
       </w:pPr>
       <w:rPr>
-        <w:rFonts w:ascii="Symbol" w:hAnsi="Symbol" w:hint="default"/>
+        <w:rFonts w:hint="default" w:ascii="Symbol" w:hAnsi="Symbol"/>
       </w:rPr>
     </w:lvl>
   </w:abstractNum>
@@ -1163,11 +1621,11 @@
 </file>
 
 <file path=word/styles.xml><?xml version="1.0" encoding="utf-8"?>
-<w:styles xmlns:mc="http://schemas.openxmlformats.org/markup-compatibility/2006" xmlns:r="http://schemas.openxmlformats.org/officeDocument/2006/relationships" xmlns:w="http://schemas.openxmlformats.org/wordprocessingml/2006/main" xmlns:w14="http://schemas.microsoft.com/office/word/2010/wordml" mc:Ignorable="w14">
+<w:styles xmlns:wp14="http://schemas.microsoft.com/office/word/2010/wordprocessingDrawing" xmlns:mc="http://schemas.openxmlformats.org/markup-compatibility/2006" xmlns:r="http://schemas.openxmlformats.org/officeDocument/2006/relationships" xmlns:w="http://schemas.openxmlformats.org/wordprocessingml/2006/main" xmlns:w14="http://schemas.microsoft.com/office/word/2010/wordml" mc:Ignorable="w14 wp14">
   <w:docDefaults>
     <w:rPrDefault>
       <w:rPr>
-        <w:rFonts w:asciiTheme="minorHAnsi" w:eastAsiaTheme="minorEastAsia" w:hAnsiTheme="minorHAnsi" w:cstheme="minorBidi"/>
+        <w:rFonts w:asciiTheme="minorHAnsi" w:hAnsiTheme="minorHAnsi" w:eastAsiaTheme="minorEastAsia" w:cstheme="minorBidi"/>
         <w:sz w:val="22"/>
         <w:szCs w:val="22"/>
         <w:lang w:val="en-US" w:eastAsia="en-US" w:bidi="ar-SA"/>
@@ -1180,8 +1638,8 @@
     </w:pPrDefault>
   </w:docDefaults>
   <w:latentStyles w:defLockedState="0" w:defUIPriority="99" w:defSemiHidden="1" w:defUnhideWhenUsed="1" w:defQFormat="0" w:count="276">
-    <w:lsdException w:name="Normal" w:semiHidden="0" w:uiPriority="0" w:unhideWhenUsed="0" w:qFormat="1"/>
-    <w:lsdException w:name="heading 1" w:semiHidden="0" w:uiPriority="9" w:unhideWhenUsed="0" w:qFormat="1"/>
+    <w:lsdException w:name="Normal" w:uiPriority="0" w:semiHidden="0" w:unhideWhenUsed="0" w:qFormat="1"/>
+    <w:lsdException w:name="heading 1" w:uiPriority="9" w:semiHidden="0" w:unhideWhenUsed="0" w:qFormat="1"/>
     <w:lsdException w:name="heading 2" w:uiPriority="9" w:qFormat="1"/>
     <w:lsdException w:name="heading 3" w:uiPriority="9" w:qFormat="1"/>
     <w:lsdException w:name="heading 4" w:uiPriority="9" w:qFormat="1"/>
@@ -1200,125 +1658,125 @@
     <w:lsdException w:name="toc 8" w:uiPriority="39"/>
     <w:lsdException w:name="toc 9" w:uiPriority="39"/>
     <w:lsdException w:name="caption" w:uiPriority="35" w:qFormat="1"/>
-    <w:lsdException w:name="Title" w:semiHidden="0" w:uiPriority="10" w:unhideWhenUsed="0" w:qFormat="1"/>
+    <w:lsdException w:name="Title" w:uiPriority="10" w:semiHidden="0" w:unhideWhenUsed="0" w:qFormat="1"/>
     <w:lsdException w:name="Default Paragraph Font" w:uiPriority="1"/>
-    <w:lsdException w:name="Subtitle" w:semiHidden="0" w:uiPriority="11" w:unhideWhenUsed="0" w:qFormat="1"/>
-    <w:lsdException w:name="Strong" w:semiHidden="0" w:uiPriority="22" w:unhideWhenUsed="0" w:qFormat="1"/>
-    <w:lsdException w:name="Emphasis" w:semiHidden="0" w:uiPriority="20" w:unhideWhenUsed="0" w:qFormat="1"/>
-    <w:lsdException w:name="Table Grid" w:semiHidden="0" w:uiPriority="59" w:unhideWhenUsed="0"/>
+    <w:lsdException w:name="Subtitle" w:uiPriority="11" w:semiHidden="0" w:unhideWhenUsed="0" w:qFormat="1"/>
+    <w:lsdException w:name="Strong" w:uiPriority="22" w:semiHidden="0" w:unhideWhenUsed="0" w:qFormat="1"/>
+    <w:lsdException w:name="Emphasis" w:uiPriority="20" w:semiHidden="0" w:unhideWhenUsed="0" w:qFormat="1"/>
+    <w:lsdException w:name="Table Grid" w:uiPriority="59" w:semiHidden="0" w:unhideWhenUsed="0"/>
     <w:lsdException w:name="Placeholder Text" w:unhideWhenUsed="0"/>
-    <w:lsdException w:name="No Spacing" w:semiHidden="0" w:uiPriority="1" w:unhideWhenUsed="0" w:qFormat="1"/>
-    <w:lsdException w:name="Light Shading" w:semiHidden="0" w:uiPriority="60" w:unhideWhenUsed="0"/>
-    <w:lsdException w:name="Light List" w:semiHidden="0" w:uiPriority="61" w:unhideWhenUsed="0"/>
-    <w:lsdException w:name="Light Grid" w:semiHidden="0" w:uiPriority="62" w:unhideWhenUsed="0"/>
-    <w:lsdException w:name="Medium Shading 1" w:semiHidden="0" w:uiPriority="63" w:unhideWhenUsed="0"/>
-    <w:lsdException w:name="Medium Shading 2" w:semiHidden="0" w:uiPriority="64" w:unhideWhenUsed="0"/>
-    <w:lsdException w:name="Medium List 1" w:semiHidden="0" w:uiPriority="65" w:unhideWhenUsed="0"/>
-    <w:lsdException w:name="Medium List 2" w:semiHidden="0" w:uiPriority="66" w:unhideWhenUsed="0"/>
-    <w:lsdException w:name="Medium Grid 1" w:semiHidden="0" w:uiPriority="67" w:unhideWhenUsed="0"/>
-    <w:lsdException w:name="Medium Grid 2" w:semiHidden="0" w:uiPriority="68" w:unhideWhenUsed="0"/>
-    <w:lsdException w:name="Medium Grid 3" w:semiHidden="0" w:uiPriority="69" w:unhideWhenUsed="0"/>
-    <w:lsdException w:name="Dark List" w:semiHidden="0" w:uiPriority="70" w:unhideWhenUsed="0"/>
-    <w:lsdException w:name="Colorful Shading" w:semiHidden="0" w:uiPriority="71" w:unhideWhenUsed="0"/>
-    <w:lsdException w:name="Colorful List" w:semiHidden="0" w:uiPriority="72" w:unhideWhenUsed="0"/>
-    <w:lsdException w:name="Colorful Grid" w:semiHidden="0" w:uiPriority="73" w:unhideWhenUsed="0"/>
-    <w:lsdException w:name="Light Shading Accent 1" w:semiHidden="0" w:uiPriority="60" w:unhideWhenUsed="0"/>
-    <w:lsdException w:name="Light List Accent 1" w:semiHidden="0" w:uiPriority="61" w:unhideWhenUsed="0"/>
-    <w:lsdException w:name="Light Grid Accent 1" w:semiHidden="0" w:uiPriority="62" w:unhideWhenUsed="0"/>
-    <w:lsdException w:name="Medium Shading 1 Accent 1" w:semiHidden="0" w:uiPriority="63" w:unhideWhenUsed="0"/>
-    <w:lsdException w:name="Medium Shading 2 Accent 1" w:semiHidden="0" w:uiPriority="64" w:unhideWhenUsed="0"/>
-    <w:lsdException w:name="Medium List 1 Accent 1" w:semiHidden="0" w:uiPriority="65" w:unhideWhenUsed="0"/>
+    <w:lsdException w:name="No Spacing" w:uiPriority="1" w:semiHidden="0" w:unhideWhenUsed="0" w:qFormat="1"/>
+    <w:lsdException w:name="Light Shading" w:uiPriority="60" w:semiHidden="0" w:unhideWhenUsed="0"/>
+    <w:lsdException w:name="Light List" w:uiPriority="61" w:semiHidden="0" w:unhideWhenUsed="0"/>
+    <w:lsdException w:name="Light Grid" w:uiPriority="62" w:semiHidden="0" w:unhideWhenUsed="0"/>
+    <w:lsdException w:name="Medium Shading 1" w:uiPriority="63" w:semiHidden="0" w:unhideWhenUsed="0"/>
+    <w:lsdException w:name="Medium Shading 2" w:uiPriority="64" w:semiHidden="0" w:unhideWhenUsed="0"/>
+    <w:lsdException w:name="Medium List 1" w:uiPriority="65" w:semiHidden="0" w:unhideWhenUsed="0"/>
+    <w:lsdException w:name="Medium List 2" w:uiPriority="66" w:semiHidden="0" w:unhideWhenUsed="0"/>
+    <w:lsdException w:name="Medium Grid 1" w:uiPriority="67" w:semiHidden="0" w:unhideWhenUsed="0"/>
+    <w:lsdException w:name="Medium Grid 2" w:uiPriority="68" w:semiHidden="0" w:unhideWhenUsed="0"/>
+    <w:lsdException w:name="Medium Grid 3" w:uiPriority="69" w:semiHidden="0" w:unhideWhenUsed="0"/>
+    <w:lsdException w:name="Dark List" w:uiPriority="70" w:semiHidden="0" w:unhideWhenUsed="0"/>
+    <w:lsdException w:name="Colorful Shading" w:uiPriority="71" w:semiHidden="0" w:unhideWhenUsed="0"/>
+    <w:lsdException w:name="Colorful List" w:uiPriority="72" w:semiHidden="0" w:unhideWhenUsed="0"/>
+    <w:lsdException w:name="Colorful Grid" w:uiPriority="73" w:semiHidden="0" w:unhideWhenUsed="0"/>
+    <w:lsdException w:name="Light Shading Accent 1" w:uiPriority="60" w:semiHidden="0" w:unhideWhenUsed="0"/>
+    <w:lsdException w:name="Light List Accent 1" w:uiPriority="61" w:semiHidden="0" w:unhideWhenUsed="0"/>
+    <w:lsdException w:name="Light Grid Accent 1" w:uiPriority="62" w:semiHidden="0" w:unhideWhenUsed="0"/>
+    <w:lsdException w:name="Medium Shading 1 Accent 1" w:uiPriority="63" w:semiHidden="0" w:unhideWhenUsed="0"/>
+    <w:lsdException w:name="Medium Shading 2 Accent 1" w:uiPriority="64" w:semiHidden="0" w:unhideWhenUsed="0"/>
+    <w:lsdException w:name="Medium List 1 Accent 1" w:uiPriority="65" w:semiHidden="0" w:unhideWhenUsed="0"/>
     <w:lsdException w:name="Revision" w:unhideWhenUsed="0"/>
-    <w:lsdException w:name="List Paragraph" w:semiHidden="0" w:uiPriority="34" w:unhideWhenUsed="0" w:qFormat="1"/>
-    <w:lsdException w:name="Quote" w:semiHidden="0" w:uiPriority="29" w:unhideWhenUsed="0" w:qFormat="1"/>
-    <w:lsdException w:name="Intense Quote" w:semiHidden="0" w:uiPriority="30" w:unhideWhenUsed="0" w:qFormat="1"/>
-    <w:lsdException w:name="Medium List 2 Accent 1" w:semiHidden="0" w:uiPriority="66" w:unhideWhenUsed="0"/>
-    <w:lsdException w:name="Medium Grid 1 Accent 1" w:semiHidden="0" w:uiPriority="67" w:unhideWhenUsed="0"/>
-    <w:lsdException w:name="Medium Grid 2 Accent 1" w:semiHidden="0" w:uiPriority="68" w:unhideWhenUsed="0"/>
-    <w:lsdException w:name="Medium Grid 3 Accent 1" w:semiHidden="0" w:uiPriority="69" w:unhideWhenUsed="0"/>
-    <w:lsdException w:name="Dark List Accent 1" w:semiHidden="0" w:uiPriority="70" w:unhideWhenUsed="0"/>
-    <w:lsdException w:name="Colorful Shading Accent 1" w:semiHidden="0" w:uiPriority="71" w:unhideWhenUsed="0"/>
-    <w:lsdException w:name="Colorful List Accent 1" w:semiHidden="0" w:uiPriority="72" w:unhideWhenUsed="0"/>
-    <w:lsdException w:name="Colorful Grid Accent 1" w:semiHidden="0" w:uiPriority="73" w:unhideWhenUsed="0"/>
-    <w:lsdException w:name="Light Shading Accent 2" w:semiHidden="0" w:uiPriority="60" w:unhideWhenUsed="0"/>
-    <w:lsdException w:name="Light List Accent 2" w:semiHidden="0" w:uiPriority="61" w:unhideWhenUsed="0"/>
-    <w:lsdException w:name="Light Grid Accent 2" w:semiHidden="0" w:uiPriority="62" w:unhideWhenUsed="0"/>
-    <w:lsdException w:name="Medium Shading 1 Accent 2" w:semiHidden="0" w:uiPriority="63" w:unhideWhenUsed="0"/>
-    <w:lsdException w:name="Medium Shading 2 Accent 2" w:semiHidden="0" w:uiPriority="64" w:unhideWhenUsed="0"/>
-    <w:lsdException w:name="Medium List 1 Accent 2" w:semiHidden="0" w:uiPriority="65" w:unhideWhenUsed="0"/>
-    <w:lsdException w:name="Medium List 2 Accent 2" w:semiHidden="0" w:uiPriority="66" w:unhideWhenUsed="0"/>
-    <w:lsdException w:name="Medium Grid 1 Accent 2" w:semiHidden="0" w:uiPriority="67" w:unhideWhenUsed="0"/>
-    <w:lsdException w:name="Medium Grid 2 Accent 2" w:semiHidden="0" w:uiPriority="68" w:unhideWhenUsed="0"/>
-    <w:lsdException w:name="Medium Grid 3 Accent 2" w:semiHidden="0" w:uiPriority="69" w:unhideWhenUsed="0"/>
-    <w:lsdException w:name="Dark List Accent 2" w:semiHidden="0" w:uiPriority="70" w:unhideWhenUsed="0"/>
-    <w:lsdException w:name="Colorful Shading Accent 2" w:semiHidden="0" w:uiPriority="71" w:unhideWhenUsed="0"/>
-    <w:lsdException w:name="Colorful List Accent 2" w:semiHidden="0" w:uiPriority="72" w:unhideWhenUsed="0"/>
-    <w:lsdException w:name="Colorful Grid Accent 2" w:semiHidden="0" w:uiPriority="73" w:unhideWhenUsed="0"/>
-    <w:lsdException w:name="Light Shading Accent 3" w:semiHidden="0" w:uiPriority="60" w:unhideWhenUsed="0"/>
-    <w:lsdException w:name="Light List Accent 3" w:semiHidden="0" w:uiPriority="61" w:unhideWhenUsed="0"/>
-    <w:lsdException w:name="Light Grid Accent 3" w:semiHidden="0" w:uiPriority="62" w:unhideWhenUsed="0"/>
-    <w:lsdException w:name="Medium Shading 1 Accent 3" w:semiHidden="0" w:uiPriority="63" w:unhideWhenUsed="0"/>
-    <w:lsdException w:name="Medium Shading 2 Accent 3" w:semiHidden="0" w:uiPriority="64" w:unhideWhenUsed="0"/>
-    <w:lsdException w:name="Medium List 1 Accent 3" w:semiHidden="0" w:uiPriority="65" w:unhideWhenUsed="0"/>
-    <w:lsdException w:name="Medium List 2 Accent 3" w:semiHidden="0" w:uiPriority="66" w:unhideWhenUsed="0"/>
-    <w:lsdException w:name="Medium Grid 1 Accent 3" w:semiHidden="0" w:uiPriority="67" w:unhideWhenUsed="0"/>
-    <w:lsdException w:name="Medium Grid 2 Accent 3" w:semiHidden="0" w:uiPriority="68" w:unhideWhenUsed="0"/>
-    <w:lsdException w:name="Medium Grid 3 Accent 3" w:semiHidden="0" w:uiPriority="69" w:unhideWhenUsed="0"/>
-    <w:lsdException w:name="Dark List Accent 3" w:semiHidden="0" w:uiPriority="70" w:unhideWhenUsed="0"/>
-    <w:lsdException w:name="Colorful Shading Accent 3" w:semiHidden="0" w:uiPriority="71" w:unhideWhenUsed="0"/>
-    <w:lsdException w:name="Colorful List Accent 3" w:semiHidden="0" w:uiPriority="72" w:unhideWhenUsed="0"/>
-    <w:lsdException w:name="Colorful Grid Accent 3" w:semiHidden="0" w:uiPriority="73" w:unhideWhenUsed="0"/>
-    <w:lsdException w:name="Light Shading Accent 4" w:semiHidden="0" w:uiPriority="60" w:unhideWhenUsed="0"/>
-    <w:lsdException w:name="Light List Accent 4" w:semiHidden="0" w:uiPriority="61" w:unhideWhenUsed="0"/>
-    <w:lsdException w:name="Light Grid Accent 4" w:semiHidden="0" w:uiPriority="62" w:unhideWhenUsed="0"/>
-    <w:lsdException w:name="Medium Shading 1 Accent 4" w:semiHidden="0" w:uiPriority="63" w:unhideWhenUsed="0"/>
-    <w:lsdException w:name="Medium Shading 2 Accent 4" w:semiHidden="0" w:uiPriority="64" w:unhideWhenUsed="0"/>
-    <w:lsdException w:name="Medium List 1 Accent 4" w:semiHidden="0" w:uiPriority="65" w:unhideWhenUsed="0"/>
-    <w:lsdException w:name="Medium List 2 Accent 4" w:semiHidden="0" w:uiPriority="66" w:unhideWhenUsed="0"/>
-    <w:lsdException w:name="Medium Grid 1 Accent 4" w:semiHidden="0" w:uiPriority="67" w:unhideWhenUsed="0"/>
-    <w:lsdException w:name="Medium Grid 2 Accent 4" w:semiHidden="0" w:uiPriority="68" w:unhideWhenUsed="0"/>
-    <w:lsdException w:name="Medium Grid 3 Accent 4" w:semiHidden="0" w:uiPriority="69" w:unhideWhenUsed="0"/>
-    <w:lsdException w:name="Dark List Accent 4" w:semiHidden="0" w:uiPriority="70" w:unhideWhenUsed="0"/>
-    <w:lsdException w:name="Colorful Shading Accent 4" w:semiHidden="0" w:uiPriority="71" w:unhideWhenUsed="0"/>
-    <w:lsdException w:name="Colorful List Accent 4" w:semiHidden="0" w:uiPriority="72" w:unhideWhenUsed="0"/>
-    <w:lsdException w:name="Colorful Grid Accent 4" w:semiHidden="0" w:uiPriority="73" w:unhideWhenUsed="0"/>
-    <w:lsdException w:name="Light Shading Accent 5" w:semiHidden="0" w:uiPriority="60" w:unhideWhenUsed="0"/>
-    <w:lsdException w:name="Light List Accent 5" w:semiHidden="0" w:uiPriority="61" w:unhideWhenUsed="0"/>
-    <w:lsdException w:name="Light Grid Accent 5" w:semiHidden="0" w:uiPriority="62" w:unhideWhenUsed="0"/>
-    <w:lsdException w:name="Medium Shading 1 Accent 5" w:semiHidden="0" w:uiPriority="63" w:unhideWhenUsed="0"/>
-    <w:lsdException w:name="Medium Shading 2 Accent 5" w:semiHidden="0" w:uiPriority="64" w:unhideWhenUsed="0"/>
-    <w:lsdException w:name="Medium List 1 Accent 5" w:semiHidden="0" w:uiPriority="65" w:unhideWhenUsed="0"/>
-    <w:lsdException w:name="Medium List 2 Accent 5" w:semiHidden="0" w:uiPriority="66" w:unhideWhenUsed="0"/>
-    <w:lsdException w:name="Medium Grid 1 Accent 5" w:semiHidden="0" w:uiPriority="67" w:unhideWhenUsed="0"/>
-    <w:lsdException w:name="Medium Grid 2 Accent 5" w:semiHidden="0" w:uiPriority="68" w:unhideWhenUsed="0"/>
-    <w:lsdException w:name="Medium Grid 3 Accent 5" w:semiHidden="0" w:uiPriority="69" w:unhideWhenUsed="0"/>
-    <w:lsdException w:name="Dark List Accent 5" w:semiHidden="0" w:uiPriority="70" w:unhideWhenUsed="0"/>
-    <w:lsdException w:name="Colorful Shading Accent 5" w:semiHidden="0" w:uiPriority="71" w:unhideWhenUsed="0"/>
-    <w:lsdException w:name="Colorful List Accent 5" w:semiHidden="0" w:uiPriority="72" w:unhideWhenUsed="0"/>
-    <w:lsdException w:name="Colorful Grid Accent 5" w:semiHidden="0" w:uiPriority="73" w:unhideWhenUsed="0"/>
-    <w:lsdException w:name="Light Shading Accent 6" w:semiHidden="0" w:uiPriority="60" w:unhideWhenUsed="0"/>
-    <w:lsdException w:name="Light List Accent 6" w:semiHidden="0" w:uiPriority="61" w:unhideWhenUsed="0"/>
-    <w:lsdException w:name="Light Grid Accent 6" w:semiHidden="0" w:uiPriority="62" w:unhideWhenUsed="0"/>
-    <w:lsdException w:name="Medium Shading 1 Accent 6" w:semiHidden="0" w:uiPriority="63" w:unhideWhenUsed="0"/>
-    <w:lsdException w:name="Medium Shading 2 Accent 6" w:semiHidden="0" w:uiPriority="64" w:unhideWhenUsed="0"/>
-    <w:lsdException w:name="Medium List 1 Accent 6" w:semiHidden="0" w:uiPriority="65" w:unhideWhenUsed="0"/>
-    <w:lsdException w:name="Medium List 2 Accent 6" w:semiHidden="0" w:uiPriority="66" w:unhideWhenUsed="0"/>
-    <w:lsdException w:name="Medium Grid 1 Accent 6" w:semiHidden="0" w:uiPriority="67" w:unhideWhenUsed="0"/>
-    <w:lsdException w:name="Medium Grid 2 Accent 6" w:semiHidden="0" w:uiPriority="68" w:unhideWhenUsed="0"/>
-    <w:lsdException w:name="Medium Grid 3 Accent 6" w:semiHidden="0" w:uiPriority="69" w:unhideWhenUsed="0"/>
-    <w:lsdException w:name="Dark List Accent 6" w:semiHidden="0" w:uiPriority="70" w:unhideWhenUsed="0"/>
-    <w:lsdException w:name="Colorful Shading Accent 6" w:semiHidden="0" w:uiPriority="71" w:unhideWhenUsed="0"/>
-    <w:lsdException w:name="Colorful List Accent 6" w:semiHidden="0" w:uiPriority="72" w:unhideWhenUsed="0"/>
-    <w:lsdException w:name="Colorful Grid Accent 6" w:semiHidden="0" w:uiPriority="73" w:unhideWhenUsed="0"/>
-    <w:lsdException w:name="Subtle Emphasis" w:semiHidden="0" w:uiPriority="19" w:unhideWhenUsed="0" w:qFormat="1"/>
-    <w:lsdException w:name="Intense Emphasis" w:semiHidden="0" w:uiPriority="21" w:unhideWhenUsed="0" w:qFormat="1"/>
-    <w:lsdException w:name="Subtle Reference" w:semiHidden="0" w:uiPriority="31" w:unhideWhenUsed="0" w:qFormat="1"/>
-    <w:lsdException w:name="Intense Reference" w:semiHidden="0" w:uiPriority="32" w:unhideWhenUsed="0" w:qFormat="1"/>
-    <w:lsdException w:name="Book Title" w:semiHidden="0" w:uiPriority="33" w:unhideWhenUsed="0" w:qFormat="1"/>
+    <w:lsdException w:name="List Paragraph" w:uiPriority="34" w:semiHidden="0" w:unhideWhenUsed="0" w:qFormat="1"/>
+    <w:lsdException w:name="Quote" w:uiPriority="29" w:semiHidden="0" w:unhideWhenUsed="0" w:qFormat="1"/>
+    <w:lsdException w:name="Intense Quote" w:uiPriority="30" w:semiHidden="0" w:unhideWhenUsed="0" w:qFormat="1"/>
+    <w:lsdException w:name="Medium List 2 Accent 1" w:uiPriority="66" w:semiHidden="0" w:unhideWhenUsed="0"/>
+    <w:lsdException w:name="Medium Grid 1 Accent 1" w:uiPriority="67" w:semiHidden="0" w:unhideWhenUsed="0"/>
+    <w:lsdException w:name="Medium Grid 2 Accent 1" w:uiPriority="68" w:semiHidden="0" w:unhideWhenUsed="0"/>
+    <w:lsdException w:name="Medium Grid 3 Accent 1" w:uiPriority="69" w:semiHidden="0" w:unhideWhenUsed="0"/>
+    <w:lsdException w:name="Dark List Accent 1" w:uiPriority="70" w:semiHidden="0" w:unhideWhenUsed="0"/>
+    <w:lsdException w:name="Colorful Shading Accent 1" w:uiPriority="71" w:semiHidden="0" w:unhideWhenUsed="0"/>
+    <w:lsdException w:name="Colorful List Accent 1" w:uiPriority="72" w:semiHidden="0" w:unhideWhenUsed="0"/>
+    <w:lsdException w:name="Colorful Grid Accent 1" w:uiPriority="73" w:semiHidden="0" w:unhideWhenUsed="0"/>
+    <w:lsdException w:name="Light Shading Accent 2" w:uiPriority="60" w:semiHidden="0" w:unhideWhenUsed="0"/>
+    <w:lsdException w:name="Light List Accent 2" w:uiPriority="61" w:semiHidden="0" w:unhideWhenUsed="0"/>
+    <w:lsdException w:name="Light Grid Accent 2" w:uiPriority="62" w:semiHidden="0" w:unhideWhenUsed="0"/>
+    <w:lsdException w:name="Medium Shading 1 Accent 2" w:uiPriority="63" w:semiHidden="0" w:unhideWhenUsed="0"/>
+    <w:lsdException w:name="Medium Shading 2 Accent 2" w:uiPriority="64" w:semiHidden="0" w:unhideWhenUsed="0"/>
+    <w:lsdException w:name="Medium List 1 Accent 2" w:uiPriority="65" w:semiHidden="0" w:unhideWhenUsed="0"/>
+    <w:lsdException w:name="Medium List 2 Accent 2" w:uiPriority="66" w:semiHidden="0" w:unhideWhenUsed="0"/>
+    <w:lsdException w:name="Medium Grid 1 Accent 2" w:uiPriority="67" w:semiHidden="0" w:unhideWhenUsed="0"/>
+    <w:lsdException w:name="Medium Grid 2 Accent 2" w:uiPriority="68" w:semiHidden="0" w:unhideWhenUsed="0"/>
+    <w:lsdException w:name="Medium Grid 3 Accent 2" w:uiPriority="69" w:semiHidden="0" w:unhideWhenUsed="0"/>
+    <w:lsdException w:name="Dark List Accent 2" w:uiPriority="70" w:semiHidden="0" w:unhideWhenUsed="0"/>
+    <w:lsdException w:name="Colorful Shading Accent 2" w:uiPriority="71" w:semiHidden="0" w:unhideWhenUsed="0"/>
+    <w:lsdException w:name="Colorful List Accent 2" w:uiPriority="72" w:semiHidden="0" w:unhideWhenUsed="0"/>
+    <w:lsdException w:name="Colorful Grid Accent 2" w:uiPriority="73" w:semiHidden="0" w:unhideWhenUsed="0"/>
+    <w:lsdException w:name="Light Shading Accent 3" w:uiPriority="60" w:semiHidden="0" w:unhideWhenUsed="0"/>
+    <w:lsdException w:name="Light List Accent 3" w:uiPriority="61" w:semiHidden="0" w:unhideWhenUsed="0"/>
+    <w:lsdException w:name="Light Grid Accent 3" w:uiPriority="62" w:semiHidden="0" w:unhideWhenUsed="0"/>
+    <w:lsdException w:name="Medium Shading 1 Accent 3" w:uiPriority="63" w:semiHidden="0" w:unhideWhenUsed="0"/>
+    <w:lsdException w:name="Medium Shading 2 Accent 3" w:uiPriority="64" w:semiHidden="0" w:unhideWhenUsed="0"/>
+    <w:lsdException w:name="Medium List 1 Accent 3" w:uiPriority="65" w:semiHidden="0" w:unhideWhenUsed="0"/>
+    <w:lsdException w:name="Medium List 2 Accent 3" w:uiPriority="66" w:semiHidden="0" w:unhideWhenUsed="0"/>
+    <w:lsdException w:name="Medium Grid 1 Accent 3" w:uiPriority="67" w:semiHidden="0" w:unhideWhenUsed="0"/>
+    <w:lsdException w:name="Medium Grid 2 Accent 3" w:uiPriority="68" w:semiHidden="0" w:unhideWhenUsed="0"/>
+    <w:lsdException w:name="Medium Grid 3 Accent 3" w:uiPriority="69" w:semiHidden="0" w:unhideWhenUsed="0"/>
+    <w:lsdException w:name="Dark List Accent 3" w:uiPriority="70" w:semiHidden="0" w:unhideWhenUsed="0"/>
+    <w:lsdException w:name="Colorful Shading Accent 3" w:uiPriority="71" w:semiHidden="0" w:unhideWhenUsed="0"/>
+    <w:lsdException w:name="Colorful List Accent 3" w:uiPriority="72" w:semiHidden="0" w:unhideWhenUsed="0"/>
+    <w:lsdException w:name="Colorful Grid Accent 3" w:uiPriority="73" w:semiHidden="0" w:unhideWhenUsed="0"/>
+    <w:lsdException w:name="Light Shading Accent 4" w:uiPriority="60" w:semiHidden="0" w:unhideWhenUsed="0"/>
+    <w:lsdException w:name="Light List Accent 4" w:uiPriority="61" w:semiHidden="0" w:unhideWhenUsed="0"/>
+    <w:lsdException w:name="Light Grid Accent 4" w:uiPriority="62" w:semiHidden="0" w:unhideWhenUsed="0"/>
+    <w:lsdException w:name="Medium Shading 1 Accent 4" w:uiPriority="63" w:semiHidden="0" w:unhideWhenUsed="0"/>
+    <w:lsdException w:name="Medium Shading 2 Accent 4" w:uiPriority="64" w:semiHidden="0" w:unhideWhenUsed="0"/>
+    <w:lsdException w:name="Medium List 1 Accent 4" w:uiPriority="65" w:semiHidden="0" w:unhideWhenUsed="0"/>
+    <w:lsdException w:name="Medium List 2 Accent 4" w:uiPriority="66" w:semiHidden="0" w:unhideWhenUsed="0"/>
+    <w:lsdException w:name="Medium Grid 1 Accent 4" w:uiPriority="67" w:semiHidden="0" w:unhideWhenUsed="0"/>
+    <w:lsdException w:name="Medium Grid 2 Accent 4" w:uiPriority="68" w:semiHidden="0" w:unhideWhenUsed="0"/>
+    <w:lsdException w:name="Medium Grid 3 Accent 4" w:uiPriority="69" w:semiHidden="0" w:unhideWhenUsed="0"/>
+    <w:lsdException w:name="Dark List Accent 4" w:uiPriority="70" w:semiHidden="0" w:unhideWhenUsed="0"/>
+    <w:lsdException w:name="Colorful Shading Accent 4" w:uiPriority="71" w:semiHidden="0" w:unhideWhenUsed="0"/>
+    <w:lsdException w:name="Colorful List Accent 4" w:uiPriority="72" w:semiHidden="0" w:unhideWhenUsed="0"/>
+    <w:lsdException w:name="Colorful Grid Accent 4" w:uiPriority="73" w:semiHidden="0" w:unhideWhenUsed="0"/>
+    <w:lsdException w:name="Light Shading Accent 5" w:uiPriority="60" w:semiHidden="0" w:unhideWhenUsed="0"/>
+    <w:lsdException w:name="Light List Accent 5" w:uiPriority="61" w:semiHidden="0" w:unhideWhenUsed="0"/>
+    <w:lsdException w:name="Light Grid Accent 5" w:uiPriority="62" w:semiHidden="0" w:unhideWhenUsed="0"/>
+    <w:lsdException w:name="Medium Shading 1 Accent 5" w:uiPriority="63" w:semiHidden="0" w:unhideWhenUsed="0"/>
+    <w:lsdException w:name="Medium Shading 2 Accent 5" w:uiPriority="64" w:semiHidden="0" w:unhideWhenUsed="0"/>
+    <w:lsdException w:name="Medium List 1 Accent 5" w:uiPriority="65" w:semiHidden="0" w:unhideWhenUsed="0"/>
+    <w:lsdException w:name="Medium List 2 Accent 5" w:uiPriority="66" w:semiHidden="0" w:unhideWhenUsed="0"/>
+    <w:lsdException w:name="Medium Grid 1 Accent 5" w:uiPriority="67" w:semiHidden="0" w:unhideWhenUsed="0"/>
+    <w:lsdException w:name="Medium Grid 2 Accent 5" w:uiPriority="68" w:semiHidden="0" w:unhideWhenUsed="0"/>
+    <w:lsdException w:name="Medium Grid 3 Accent 5" w:uiPriority="69" w:semiHidden="0" w:unhideWhenUsed="0"/>
+    <w:lsdException w:name="Dark List Accent 5" w:uiPriority="70" w:semiHidden="0" w:unhideWhenUsed="0"/>
+    <w:lsdException w:name="Colorful Shading Accent 5" w:uiPriority="71" w:semiHidden="0" w:unhideWhenUsed="0"/>
+    <w:lsdException w:name="Colorful List Accent 5" w:uiPriority="72" w:semiHidden="0" w:unhideWhenUsed="0"/>
+    <w:lsdException w:name="Colorful Grid Accent 5" w:uiPriority="73" w:semiHidden="0" w:unhideWhenUsed="0"/>
+    <w:lsdException w:name="Light Shading Accent 6" w:uiPriority="60" w:semiHidden="0" w:unhideWhenUsed="0"/>
+    <w:lsdException w:name="Light List Accent 6" w:uiPriority="61" w:semiHidden="0" w:unhideWhenUsed="0"/>
+    <w:lsdException w:name="Light Grid Accent 6" w:uiPriority="62" w:semiHidden="0" w:unhideWhenUsed="0"/>
+    <w:lsdException w:name="Medium Shading 1 Accent 6" w:uiPriority="63" w:semiHidden="0" w:unhideWhenUsed="0"/>
+    <w:lsdException w:name="Medium Shading 2 Accent 6" w:uiPriority="64" w:semiHidden="0" w:unhideWhenUsed="0"/>
+    <w:lsdException w:name="Medium List 1 Accent 6" w:uiPriority="65" w:semiHidden="0" w:unhideWhenUsed="0"/>
+    <w:lsdException w:name="Medium List 2 Accent 6" w:uiPriority="66" w:semiHidden="0" w:unhideWhenUsed="0"/>
+    <w:lsdException w:name="Medium Grid 1 Accent 6" w:uiPriority="67" w:semiHidden="0" w:unhideWhenUsed="0"/>
+    <w:lsdException w:name="Medium Grid 2 Accent 6" w:uiPriority="68" w:semiHidden="0" w:unhideWhenUsed="0"/>
+    <w:lsdException w:name="Medium Grid 3 Accent 6" w:uiPriority="69" w:semiHidden="0" w:unhideWhenUsed="0"/>
+    <w:lsdException w:name="Dark List Accent 6" w:uiPriority="70" w:semiHidden="0" w:unhideWhenUsed="0"/>
+    <w:lsdException w:name="Colorful Shading Accent 6" w:uiPriority="71" w:semiHidden="0" w:unhideWhenUsed="0"/>
+    <w:lsdException w:name="Colorful List Accent 6" w:uiPriority="72" w:semiHidden="0" w:unhideWhenUsed="0"/>
+    <w:lsdException w:name="Colorful Grid Accent 6" w:uiPriority="73" w:semiHidden="0" w:unhideWhenUsed="0"/>
+    <w:lsdException w:name="Subtle Emphasis" w:uiPriority="19" w:semiHidden="0" w:unhideWhenUsed="0" w:qFormat="1"/>
+    <w:lsdException w:name="Intense Emphasis" w:uiPriority="21" w:semiHidden="0" w:unhideWhenUsed="0" w:qFormat="1"/>
+    <w:lsdException w:name="Subtle Reference" w:uiPriority="31" w:semiHidden="0" w:unhideWhenUsed="0" w:qFormat="1"/>
+    <w:lsdException w:name="Intense Reference" w:uiPriority="32" w:semiHidden="0" w:unhideWhenUsed="0" w:qFormat="1"/>
+    <w:lsdException w:name="Book Title" w:uiPriority="33" w:semiHidden="0" w:unhideWhenUsed="0" w:qFormat="1"/>
     <w:lsdException w:name="Bibliography" w:uiPriority="37"/>
     <w:lsdException w:name="TOC Heading" w:uiPriority="39" w:qFormat="1"/>
   </w:latentStyles>
-  <w:style w:type="paragraph" w:default="1" w:styleId="Normal">
+  <w:style w:type="paragraph" w:styleId="Normal" w:default="1">
     <w:name w:val="Normal"/>
     <w:qFormat/>
     <w:rsid w:val="00FC693F"/>
@@ -1338,7 +1796,7 @@
       <w:spacing w:after="0" w:line="240" w:lineRule="auto"/>
     </w:pPr>
   </w:style>
-  <w:style w:type="character" w:customStyle="1" w:styleId="HeaderChar">
+  <w:style w:type="character" w:styleId="HeaderChar" w:customStyle="1">
     <w:name w:val="Header Char"/>
     <w:basedOn w:val="DefaultParagraphFont"/>
     <w:link w:val="Header"/>
@@ -1360,7 +1818,7 @@
       <w:spacing w:after="0" w:line="240" w:lineRule="auto"/>
     </w:pPr>
   </w:style>
-  <w:style w:type="character" w:customStyle="1" w:styleId="FooterChar">
+  <w:style w:type="character" w:styleId="FooterChar" w:customStyle="1">
     <w:name w:val="Footer Char"/>
     <w:basedOn w:val="DefaultParagraphFont"/>
     <w:link w:val="Footer"/>
@@ -1382,7 +1840,7 @@
       <w:outlineLvl w:val="0"/>
     </w:pPr>
     <w:rPr>
-      <w:rFonts w:asciiTheme="majorHAnsi" w:eastAsiaTheme="majorEastAsia" w:hAnsiTheme="majorHAnsi" w:cstheme="majorBidi"/>
+      <w:rFonts w:asciiTheme="majorHAnsi" w:hAnsiTheme="majorHAnsi" w:eastAsiaTheme="majorEastAsia" w:cstheme="majorBidi"/>
       <w:b/>
       <w:bCs/>
       <w:color w:val="365F91" w:themeColor="accent1" w:themeShade="BF"/>
@@ -1406,7 +1864,7 @@
       <w:outlineLvl w:val="1"/>
     </w:pPr>
     <w:rPr>
-      <w:rFonts w:asciiTheme="majorHAnsi" w:eastAsiaTheme="majorEastAsia" w:hAnsiTheme="majorHAnsi" w:cstheme="majorBidi"/>
+      <w:rFonts w:asciiTheme="majorHAnsi" w:hAnsiTheme="majorHAnsi" w:eastAsiaTheme="majorEastAsia" w:cstheme="majorBidi"/>
       <w:b/>
       <w:bCs/>
       <w:color w:val="4F81BD" w:themeColor="accent1"/>
@@ -1430,7 +1888,7 @@
       <w:outlineLvl w:val="2"/>
     </w:pPr>
     <w:rPr>
-      <w:rFonts w:asciiTheme="majorHAnsi" w:eastAsiaTheme="majorEastAsia" w:hAnsiTheme="majorHAnsi" w:cstheme="majorBidi"/>
+      <w:rFonts w:asciiTheme="majorHAnsi" w:hAnsiTheme="majorHAnsi" w:eastAsiaTheme="majorEastAsia" w:cstheme="majorBidi"/>
       <w:b/>
       <w:bCs/>
       <w:color w:val="4F81BD" w:themeColor="accent1"/>
@@ -1453,7 +1911,7 @@
       <w:outlineLvl w:val="3"/>
     </w:pPr>
     <w:rPr>
-      <w:rFonts w:asciiTheme="majorHAnsi" w:eastAsiaTheme="majorEastAsia" w:hAnsiTheme="majorHAnsi" w:cstheme="majorBidi"/>
+      <w:rFonts w:asciiTheme="majorHAnsi" w:hAnsiTheme="majorHAnsi" w:eastAsiaTheme="majorEastAsia" w:cstheme="majorBidi"/>
       <w:b/>
       <w:bCs/>
       <w:i/>
@@ -1478,7 +1936,7 @@
       <w:outlineLvl w:val="4"/>
     </w:pPr>
     <w:rPr>
-      <w:rFonts w:asciiTheme="majorHAnsi" w:eastAsiaTheme="majorEastAsia" w:hAnsiTheme="majorHAnsi" w:cstheme="majorBidi"/>
+      <w:rFonts w:asciiTheme="majorHAnsi" w:hAnsiTheme="majorHAnsi" w:eastAsiaTheme="majorEastAsia" w:cstheme="majorBidi"/>
       <w:color w:val="243F60" w:themeColor="accent1" w:themeShade="7F"/>
     </w:rPr>
   </w:style>
@@ -1499,7 +1957,7 @@
       <w:outlineLvl w:val="5"/>
     </w:pPr>
     <w:rPr>
-      <w:rFonts w:asciiTheme="majorHAnsi" w:eastAsiaTheme="majorEastAsia" w:hAnsiTheme="majorHAnsi" w:cstheme="majorBidi"/>
+      <w:rFonts w:asciiTheme="majorHAnsi" w:hAnsiTheme="majorHAnsi" w:eastAsiaTheme="majorEastAsia" w:cstheme="majorBidi"/>
       <w:i/>
       <w:iCs/>
       <w:color w:val="243F60" w:themeColor="accent1" w:themeShade="7F"/>
@@ -1522,7 +1980,7 @@
       <w:outlineLvl w:val="6"/>
     </w:pPr>
     <w:rPr>
-      <w:rFonts w:asciiTheme="majorHAnsi" w:eastAsiaTheme="majorEastAsia" w:hAnsiTheme="majorHAnsi" w:cstheme="majorBidi"/>
+      <w:rFonts w:asciiTheme="majorHAnsi" w:hAnsiTheme="majorHAnsi" w:eastAsiaTheme="majorEastAsia" w:cstheme="majorBidi"/>
       <w:i/>
       <w:iCs/>
       <w:color w:val="404040" w:themeColor="text1" w:themeTint="BF"/>
@@ -1545,7 +2003,7 @@
       <w:outlineLvl w:val="7"/>
     </w:pPr>
     <w:rPr>
-      <w:rFonts w:asciiTheme="majorHAnsi" w:eastAsiaTheme="majorEastAsia" w:hAnsiTheme="majorHAnsi" w:cstheme="majorBidi"/>
+      <w:rFonts w:asciiTheme="majorHAnsi" w:hAnsiTheme="majorHAnsi" w:eastAsiaTheme="majorEastAsia" w:cstheme="majorBidi"/>
       <w:color w:val="4F81BD" w:themeColor="accent1"/>
       <w:sz w:val="20"/>
       <w:szCs w:val="20"/>
@@ -1568,7 +2026,7 @@
       <w:outlineLvl w:val="8"/>
     </w:pPr>
     <w:rPr>
-      <w:rFonts w:asciiTheme="majorHAnsi" w:eastAsiaTheme="majorEastAsia" w:hAnsiTheme="majorHAnsi" w:cstheme="majorBidi"/>
+      <w:rFonts w:asciiTheme="majorHAnsi" w:hAnsiTheme="majorHAnsi" w:eastAsiaTheme="majorEastAsia" w:cstheme="majorBidi"/>
       <w:i/>
       <w:iCs/>
       <w:color w:val="404040" w:themeColor="text1" w:themeTint="BF"/>
@@ -1576,13 +2034,13 @@
       <w:szCs w:val="20"/>
     </w:rPr>
   </w:style>
-  <w:style w:type="character" w:default="1" w:styleId="DefaultParagraphFont">
+  <w:style w:type="character" w:styleId="DefaultParagraphFont" w:default="1">
     <w:name w:val="Default Paragraph Font"/>
     <w:uiPriority w:val="1"/>
     <w:semiHidden/>
     <w:unhideWhenUsed/>
   </w:style>
-  <w:style w:type="table" w:default="1" w:styleId="TableNormal">
+  <w:style w:type="table" w:styleId="TableNormal" w:default="1">
     <w:name w:val="Normal Table"/>
     <w:uiPriority w:val="99"/>
     <w:semiHidden/>
@@ -1597,7 +2055,7 @@
       </w:tblCellMar>
     </w:tblPr>
   </w:style>
-  <w:style w:type="numbering" w:default="1" w:styleId="NoList">
+  <w:style w:type="numbering" w:styleId="NoList" w:default="1">
     <w:name w:val="No List"/>
     <w:uiPriority w:val="99"/>
     <w:semiHidden/>
@@ -1612,14 +2070,14 @@
       <w:spacing w:after="0" w:line="240" w:lineRule="auto"/>
     </w:pPr>
   </w:style>
-  <w:style w:type="character" w:customStyle="1" w:styleId="Heading1Char">
+  <w:style w:type="character" w:styleId="Heading1Char" w:customStyle="1">
     <w:name w:val="Heading 1 Char"/>
     <w:basedOn w:val="DefaultParagraphFont"/>
     <w:link w:val="Heading1"/>
     <w:uiPriority w:val="9"/>
     <w:rsid w:val="00FC693F"/>
     <w:rPr>
-      <w:rFonts w:asciiTheme="majorHAnsi" w:eastAsiaTheme="majorEastAsia" w:hAnsiTheme="majorHAnsi" w:cstheme="majorBidi"/>
+      <w:rFonts w:asciiTheme="majorHAnsi" w:hAnsiTheme="majorHAnsi" w:eastAsiaTheme="majorEastAsia" w:cstheme="majorBidi"/>
       <w:b/>
       <w:bCs/>
       <w:color w:val="365F91" w:themeColor="accent1" w:themeShade="BF"/>
@@ -1627,14 +2085,14 @@
       <w:szCs w:val="28"/>
     </w:rPr>
   </w:style>
-  <w:style w:type="character" w:customStyle="1" w:styleId="Heading2Char">
+  <w:style w:type="character" w:styleId="Heading2Char" w:customStyle="1">
     <w:name w:val="Heading 2 Char"/>
     <w:basedOn w:val="DefaultParagraphFont"/>
     <w:link w:val="Heading2"/>
     <w:uiPriority w:val="9"/>
     <w:rsid w:val="00FC693F"/>
     <w:rPr>
-      <w:rFonts w:asciiTheme="majorHAnsi" w:eastAsiaTheme="majorEastAsia" w:hAnsiTheme="majorHAnsi" w:cstheme="majorBidi"/>
+      <w:rFonts w:asciiTheme="majorHAnsi" w:hAnsiTheme="majorHAnsi" w:eastAsiaTheme="majorEastAsia" w:cstheme="majorBidi"/>
       <w:b/>
       <w:bCs/>
       <w:color w:val="4F81BD" w:themeColor="accent1"/>
@@ -1642,14 +2100,14 @@
       <w:szCs w:val="26"/>
     </w:rPr>
   </w:style>
-  <w:style w:type="character" w:customStyle="1" w:styleId="Heading3Char">
+  <w:style w:type="character" w:styleId="Heading3Char" w:customStyle="1">
     <w:name w:val="Heading 3 Char"/>
     <w:basedOn w:val="DefaultParagraphFont"/>
     <w:link w:val="Heading3"/>
     <w:uiPriority w:val="9"/>
     <w:rsid w:val="00FC693F"/>
     <w:rPr>
-      <w:rFonts w:asciiTheme="majorHAnsi" w:eastAsiaTheme="majorEastAsia" w:hAnsiTheme="majorHAnsi" w:cstheme="majorBidi"/>
+      <w:rFonts w:asciiTheme="majorHAnsi" w:hAnsiTheme="majorHAnsi" w:eastAsiaTheme="majorEastAsia" w:cstheme="majorBidi"/>
       <w:b/>
       <w:bCs/>
       <w:color w:val="4F81BD" w:themeColor="accent1"/>
@@ -1665,13 +2123,13 @@
     <w:rsid w:val="00FC693F"/>
     <w:pPr>
       <w:pBdr>
-        <w:bottom w:val="single" w:sz="8" w:space="4" w:color="4F81BD" w:themeColor="accent1"/>
+        <w:bottom w:val="single" w:color="4F81BD" w:themeColor="accent1" w:sz="8" w:space="4"/>
       </w:pBdr>
       <w:spacing w:after="300" w:line="240" w:lineRule="auto"/>
       <w:contextualSpacing/>
     </w:pPr>
     <w:rPr>
-      <w:rFonts w:asciiTheme="majorHAnsi" w:eastAsiaTheme="majorEastAsia" w:hAnsiTheme="majorHAnsi" w:cstheme="majorBidi"/>
+      <w:rFonts w:asciiTheme="majorHAnsi" w:hAnsiTheme="majorHAnsi" w:eastAsiaTheme="majorEastAsia" w:cstheme="majorBidi"/>
       <w:color w:val="17365D" w:themeColor="text2" w:themeShade="BF"/>
       <w:spacing w:val="5"/>
       <w:kern w:val="28"/>
@@ -1679,14 +2137,14 @@
       <w:szCs w:val="52"/>
     </w:rPr>
   </w:style>
-  <w:style w:type="character" w:customStyle="1" w:styleId="TitleChar">
+  <w:style w:type="character" w:styleId="TitleChar" w:customStyle="1">
     <w:name w:val="Title Char"/>
     <w:basedOn w:val="DefaultParagraphFont"/>
     <w:link w:val="Title"/>
     <w:uiPriority w:val="10"/>
     <w:rsid w:val="00FC693F"/>
     <w:rPr>
-      <w:rFonts w:asciiTheme="majorHAnsi" w:eastAsiaTheme="majorEastAsia" w:hAnsiTheme="majorHAnsi" w:cstheme="majorBidi"/>
+      <w:rFonts w:asciiTheme="majorHAnsi" w:hAnsiTheme="majorHAnsi" w:eastAsiaTheme="majorEastAsia" w:cstheme="majorBidi"/>
       <w:color w:val="17365D" w:themeColor="text2" w:themeShade="BF"/>
       <w:spacing w:val="5"/>
       <w:kern w:val="28"/>
@@ -1708,7 +2166,7 @@
       </w:numPr>
     </w:pPr>
     <w:rPr>
-      <w:rFonts w:asciiTheme="majorHAnsi" w:eastAsiaTheme="majorEastAsia" w:hAnsiTheme="majorHAnsi" w:cstheme="majorBidi"/>
+      <w:rFonts w:asciiTheme="majorHAnsi" w:hAnsiTheme="majorHAnsi" w:eastAsiaTheme="majorEastAsia" w:cstheme="majorBidi"/>
       <w:i/>
       <w:iCs/>
       <w:color w:val="4F81BD" w:themeColor="accent1"/>
@@ -1717,14 +2175,14 @@
       <w:szCs w:val="24"/>
     </w:rPr>
   </w:style>
-  <w:style w:type="character" w:customStyle="1" w:styleId="SubtitleChar">
+  <w:style w:type="character" w:styleId="SubtitleChar" w:customStyle="1">
     <w:name w:val="Subtitle Char"/>
     <w:basedOn w:val="DefaultParagraphFont"/>
     <w:link w:val="Subtitle"/>
     <w:uiPriority w:val="11"/>
     <w:rsid w:val="00FC693F"/>
     <w:rPr>
-      <w:rFonts w:asciiTheme="majorHAnsi" w:eastAsiaTheme="majorEastAsia" w:hAnsiTheme="majorHAnsi" w:cstheme="majorBidi"/>
+      <w:rFonts w:asciiTheme="majorHAnsi" w:hAnsiTheme="majorHAnsi" w:eastAsiaTheme="majorEastAsia" w:cstheme="majorBidi"/>
       <w:i/>
       <w:iCs/>
       <w:color w:val="4F81BD" w:themeColor="accent1"/>
@@ -1755,7 +2213,7 @@
       <w:spacing w:after="120"/>
     </w:pPr>
   </w:style>
-  <w:style w:type="character" w:customStyle="1" w:styleId="BodyTextChar">
+  <w:style w:type="character" w:styleId="BodyTextChar" w:customStyle="1">
     <w:name w:val="Body Text Char"/>
     <w:basedOn w:val="DefaultParagraphFont"/>
     <w:link w:val="BodyText"/>
@@ -1773,7 +2231,7 @@
       <w:spacing w:after="120" w:line="480" w:lineRule="auto"/>
     </w:pPr>
   </w:style>
-  <w:style w:type="character" w:customStyle="1" w:styleId="BodyText2Char">
+  <w:style w:type="character" w:styleId="BodyText2Char" w:customStyle="1">
     <w:name w:val="Body Text 2 Char"/>
     <w:basedOn w:val="DefaultParagraphFont"/>
     <w:link w:val="BodyText2"/>
@@ -1795,7 +2253,7 @@
       <w:szCs w:val="16"/>
     </w:rPr>
   </w:style>
-  <w:style w:type="character" w:customStyle="1" w:styleId="BodyText3Char">
+  <w:style w:type="character" w:styleId="BodyText3Char" w:customStyle="1">
     <w:name w:val="Body Text 3 Char"/>
     <w:basedOn w:val="DefaultParagraphFont"/>
     <w:link w:val="BodyText3"/>
@@ -1976,7 +2434,7 @@
       <w:szCs w:val="20"/>
     </w:rPr>
   </w:style>
-  <w:style w:type="character" w:customStyle="1" w:styleId="MacroTextChar">
+  <w:style w:type="character" w:styleId="MacroTextChar" w:customStyle="1">
     <w:name w:val="Macro Text Char"/>
     <w:basedOn w:val="DefaultParagraphFont"/>
     <w:link w:val="MacroText"/>
@@ -2002,7 +2460,7 @@
       <w:color w:val="000000" w:themeColor="text1"/>
     </w:rPr>
   </w:style>
-  <w:style w:type="character" w:customStyle="1" w:styleId="QuoteChar">
+  <w:style w:type="character" w:styleId="QuoteChar" w:customStyle="1">
     <w:name w:val="Quote Char"/>
     <w:basedOn w:val="DefaultParagraphFont"/>
     <w:link w:val="Quote"/>
@@ -2014,7 +2472,7 @@
       <w:color w:val="000000" w:themeColor="text1"/>
     </w:rPr>
   </w:style>
-  <w:style w:type="character" w:customStyle="1" w:styleId="Heading4Char">
+  <w:style w:type="character" w:styleId="Heading4Char" w:customStyle="1">
     <w:name w:val="Heading 4 Char"/>
     <w:basedOn w:val="DefaultParagraphFont"/>
     <w:link w:val="Heading4"/>
@@ -2022,7 +2480,7 @@
     <w:semiHidden/>
     <w:rsid w:val="00FC693F"/>
     <w:rPr>
-      <w:rFonts w:asciiTheme="majorHAnsi" w:eastAsiaTheme="majorEastAsia" w:hAnsiTheme="majorHAnsi" w:cstheme="majorBidi"/>
+      <w:rFonts w:asciiTheme="majorHAnsi" w:hAnsiTheme="majorHAnsi" w:eastAsiaTheme="majorEastAsia" w:cstheme="majorBidi"/>
       <w:b/>
       <w:bCs/>
       <w:i/>
@@ -2030,7 +2488,7 @@
       <w:color w:val="4F81BD" w:themeColor="accent1"/>
     </w:rPr>
   </w:style>
-  <w:style w:type="character" w:customStyle="1" w:styleId="Heading5Char">
+  <w:style w:type="character" w:styleId="Heading5Char" w:customStyle="1">
     <w:name w:val="Heading 5 Char"/>
     <w:basedOn w:val="DefaultParagraphFont"/>
     <w:link w:val="Heading5"/>
@@ -2038,11 +2496,11 @@
     <w:semiHidden/>
     <w:rsid w:val="00FC693F"/>
     <w:rPr>
-      <w:rFonts w:asciiTheme="majorHAnsi" w:eastAsiaTheme="majorEastAsia" w:hAnsiTheme="majorHAnsi" w:cstheme="majorBidi"/>
+      <w:rFonts w:asciiTheme="majorHAnsi" w:hAnsiTheme="majorHAnsi" w:eastAsiaTheme="majorEastAsia" w:cstheme="majorBidi"/>
       <w:color w:val="243F60" w:themeColor="accent1" w:themeShade="7F"/>
     </w:rPr>
   </w:style>
-  <w:style w:type="character" w:customStyle="1" w:styleId="Heading6Char">
+  <w:style w:type="character" w:styleId="Heading6Char" w:customStyle="1">
     <w:name w:val="Heading 6 Char"/>
     <w:basedOn w:val="DefaultParagraphFont"/>
     <w:link w:val="Heading6"/>
@@ -2050,13 +2508,13 @@
     <w:semiHidden/>
     <w:rsid w:val="00FC693F"/>
     <w:rPr>
-      <w:rFonts w:asciiTheme="majorHAnsi" w:eastAsiaTheme="majorEastAsia" w:hAnsiTheme="majorHAnsi" w:cstheme="majorBidi"/>
+      <w:rFonts w:asciiTheme="majorHAnsi" w:hAnsiTheme="majorHAnsi" w:eastAsiaTheme="majorEastAsia" w:cstheme="majorBidi"/>
       <w:i/>
       <w:iCs/>
       <w:color w:val="243F60" w:themeColor="accent1" w:themeShade="7F"/>
     </w:rPr>
   </w:style>
-  <w:style w:type="character" w:customStyle="1" w:styleId="Heading7Char">
+  <w:style w:type="character" w:styleId="Heading7Char" w:customStyle="1">
     <w:name w:val="Heading 7 Char"/>
     <w:basedOn w:val="DefaultParagraphFont"/>
     <w:link w:val="Heading7"/>
@@ -2064,13 +2522,13 @@
     <w:semiHidden/>
     <w:rsid w:val="00FC693F"/>
     <w:rPr>
-      <w:rFonts w:asciiTheme="majorHAnsi" w:eastAsiaTheme="majorEastAsia" w:hAnsiTheme="majorHAnsi" w:cstheme="majorBidi"/>
+      <w:rFonts w:asciiTheme="majorHAnsi" w:hAnsiTheme="majorHAnsi" w:eastAsiaTheme="majorEastAsia" w:cstheme="majorBidi"/>
       <w:i/>
       <w:iCs/>
       <w:color w:val="404040" w:themeColor="text1" w:themeTint="BF"/>
     </w:rPr>
   </w:style>
-  <w:style w:type="character" w:customStyle="1" w:styleId="Heading8Char">
+  <w:style w:type="character" w:styleId="Heading8Char" w:customStyle="1">
     <w:name w:val="Heading 8 Char"/>
     <w:basedOn w:val="DefaultParagraphFont"/>
     <w:link w:val="Heading8"/>
@@ -2078,13 +2536,13 @@
     <w:semiHidden/>
     <w:rsid w:val="00FC693F"/>
     <w:rPr>
-      <w:rFonts w:asciiTheme="majorHAnsi" w:eastAsiaTheme="majorEastAsia" w:hAnsiTheme="majorHAnsi" w:cstheme="majorBidi"/>
+      <w:rFonts w:asciiTheme="majorHAnsi" w:hAnsiTheme="majorHAnsi" w:eastAsiaTheme="majorEastAsia" w:cstheme="majorBidi"/>
       <w:color w:val="4F81BD" w:themeColor="accent1"/>
       <w:sz w:val="20"/>
       <w:szCs w:val="20"/>
     </w:rPr>
   </w:style>
-  <w:style w:type="character" w:customStyle="1" w:styleId="Heading9Char">
+  <w:style w:type="character" w:styleId="Heading9Char" w:customStyle="1">
     <w:name w:val="Heading 9 Char"/>
     <w:basedOn w:val="DefaultParagraphFont"/>
     <w:link w:val="Heading9"/>
@@ -2092,7 +2550,7 @@
     <w:semiHidden/>
     <w:rsid w:val="00FC693F"/>
     <w:rPr>
-      <w:rFonts w:asciiTheme="majorHAnsi" w:eastAsiaTheme="majorEastAsia" w:hAnsiTheme="majorHAnsi" w:cstheme="majorBidi"/>
+      <w:rFonts w:asciiTheme="majorHAnsi" w:hAnsiTheme="majorHAnsi" w:eastAsiaTheme="majorEastAsia" w:cstheme="majorBidi"/>
       <w:i/>
       <w:iCs/>
       <w:color w:val="404040" w:themeColor="text1" w:themeTint="BF"/>
@@ -2152,7 +2610,7 @@
     <w:rsid w:val="00FC693F"/>
     <w:pPr>
       <w:pBdr>
-        <w:bottom w:val="single" w:sz="4" w:space="4" w:color="4F81BD" w:themeColor="accent1"/>
+        <w:bottom w:val="single" w:color="4F81BD" w:themeColor="accent1" w:sz="4" w:space="4"/>
       </w:pBdr>
       <w:spacing w:before="200" w:after="280"/>
       <w:ind w:left="936" w:right="936"/>
@@ -2165,7 +2623,7 @@
       <w:color w:val="4F81BD" w:themeColor="accent1"/>
     </w:rPr>
   </w:style>
-  <w:style w:type="character" w:customStyle="1" w:styleId="IntenseQuoteChar">
+  <w:style w:type="character" w:styleId="IntenseQuoteChar" w:customStyle="1">
     <w:name w:val="Intense Quote Char"/>
     <w:basedOn w:val="DefaultParagraphFont"/>
     <w:link w:val="IntenseQuote"/>
@@ -2269,12 +2727,12 @@
     <w:tblPr>
       <w:tblInd w:w="0" w:type="dxa"/>
       <w:tblBorders>
-        <w:top w:val="single" w:sz="4" w:space="0" w:color="auto"/>
-        <w:left w:val="single" w:sz="4" w:space="0" w:color="auto"/>
-        <w:bottom w:val="single" w:sz="4" w:space="0" w:color="auto"/>
-        <w:right w:val="single" w:sz="4" w:space="0" w:color="auto"/>
-        <w:insideH w:val="single" w:sz="4" w:space="0" w:color="auto"/>
-        <w:insideV w:val="single" w:sz="4" w:space="0" w:color="auto"/>
+        <w:top w:val="single" w:color="auto" w:sz="4" w:space="0"/>
+        <w:left w:val="single" w:color="auto" w:sz="4" w:space="0"/>
+        <w:bottom w:val="single" w:color="auto" w:sz="4" w:space="0"/>
+        <w:right w:val="single" w:color="auto" w:sz="4" w:space="0"/>
+        <w:insideH w:val="single" w:color="auto" w:sz="4" w:space="0"/>
+        <w:insideV w:val="single" w:color="auto" w:sz="4" w:space="0"/>
       </w:tblBorders>
       <w:tblCellMar>
         <w:top w:w="0" w:type="dxa"/>
@@ -2300,8 +2758,8 @@
       <w:tblStyleColBandSize w:val="1"/>
       <w:tblInd w:w="0" w:type="dxa"/>
       <w:tblBorders>
-        <w:top w:val="single" w:sz="8" w:space="0" w:color="000000" w:themeColor="text1"/>
-        <w:bottom w:val="single" w:sz="8" w:space="0" w:color="000000" w:themeColor="text1"/>
+        <w:top w:val="single" w:color="000000" w:themeColor="text1" w:sz="8" w:space="0"/>
+        <w:bottom w:val="single" w:color="000000" w:themeColor="text1" w:sz="8" w:space="0"/>
       </w:tblBorders>
       <w:tblCellMar>
         <w:top w:w="0" w:type="dxa"/>
@@ -2321,9 +2779,9 @@
       <w:tblPr/>
       <w:tcPr>
         <w:tcBorders>
-          <w:top w:val="single" w:sz="8" w:space="0" w:color="000000" w:themeColor="text1"/>
-          <w:left w:val="nil"/>
-          <w:bottom w:val="single" w:sz="8" w:space="0" w:color="000000" w:themeColor="text1"/>
+          <w:top w:val="single" w:color="000000" w:themeColor="text1" w:sz="8" w:space="0"/>
+          <w:left w:val="nil"/>
+          <w:bottom w:val="single" w:color="000000" w:themeColor="text1" w:sz="8" w:space="0"/>
           <w:right w:val="nil"/>
           <w:insideH w:val="nil"/>
           <w:insideV w:val="nil"/>
@@ -2341,9 +2799,9 @@
       <w:tblPr/>
       <w:tcPr>
         <w:tcBorders>
-          <w:top w:val="single" w:sz="8" w:space="0" w:color="000000" w:themeColor="text1"/>
-          <w:left w:val="nil"/>
-          <w:bottom w:val="single" w:sz="8" w:space="0" w:color="000000" w:themeColor="text1"/>
+          <w:top w:val="single" w:color="000000" w:themeColor="text1" w:sz="8" w:space="0"/>
+          <w:left w:val="nil"/>
+          <w:bottom w:val="single" w:color="000000" w:themeColor="text1" w:sz="8" w:space="0"/>
           <w:right w:val="nil"/>
           <w:insideH w:val="nil"/>
           <w:insideV w:val="nil"/>
@@ -2403,8 +2861,8 @@
       <w:tblStyleColBandSize w:val="1"/>
       <w:tblInd w:w="0" w:type="dxa"/>
       <w:tblBorders>
-        <w:top w:val="single" w:sz="8" w:space="0" w:color="4F81BD" w:themeColor="accent1"/>
-        <w:bottom w:val="single" w:sz="8" w:space="0" w:color="4F81BD" w:themeColor="accent1"/>
+        <w:top w:val="single" w:color="4F81BD" w:themeColor="accent1" w:sz="8" w:space="0"/>
+        <w:bottom w:val="single" w:color="4F81BD" w:themeColor="accent1" w:sz="8" w:space="0"/>
       </w:tblBorders>
       <w:tblCellMar>
         <w:top w:w="0" w:type="dxa"/>
@@ -2424,9 +2882,9 @@
       <w:tblPr/>
       <w:tcPr>
         <w:tcBorders>
-          <w:top w:val="single" w:sz="8" w:space="0" w:color="4F81BD" w:themeColor="accent1"/>
-          <w:left w:val="nil"/>
-          <w:bottom w:val="single" w:sz="8" w:space="0" w:color="4F81BD" w:themeColor="accent1"/>
+          <w:top w:val="single" w:color="4F81BD" w:themeColor="accent1" w:sz="8" w:space="0"/>
+          <w:left w:val="nil"/>
+          <w:bottom w:val="single" w:color="4F81BD" w:themeColor="accent1" w:sz="8" w:space="0"/>
           <w:right w:val="nil"/>
           <w:insideH w:val="nil"/>
           <w:insideV w:val="nil"/>
@@ -2444,9 +2902,9 @@
       <w:tblPr/>
       <w:tcPr>
         <w:tcBorders>
-          <w:top w:val="single" w:sz="8" w:space="0" w:color="4F81BD" w:themeColor="accent1"/>
-          <w:left w:val="nil"/>
-          <w:bottom w:val="single" w:sz="8" w:space="0" w:color="4F81BD" w:themeColor="accent1"/>
+          <w:top w:val="single" w:color="4F81BD" w:themeColor="accent1" w:sz="8" w:space="0"/>
+          <w:left w:val="nil"/>
+          <w:bottom w:val="single" w:color="4F81BD" w:themeColor="accent1" w:sz="8" w:space="0"/>
           <w:right w:val="nil"/>
           <w:insideH w:val="nil"/>
           <w:insideV w:val="nil"/>
@@ -2506,8 +2964,8 @@
       <w:tblStyleColBandSize w:val="1"/>
       <w:tblInd w:w="0" w:type="dxa"/>
       <w:tblBorders>
-        <w:top w:val="single" w:sz="8" w:space="0" w:color="C0504D" w:themeColor="accent2"/>
-        <w:bottom w:val="single" w:sz="8" w:space="0" w:color="C0504D" w:themeColor="accent2"/>
+        <w:top w:val="single" w:color="C0504D" w:themeColor="accent2" w:sz="8" w:space="0"/>
+        <w:bottom w:val="single" w:color="C0504D" w:themeColor="accent2" w:sz="8" w:space="0"/>
       </w:tblBorders>
       <w:tblCellMar>
         <w:top w:w="0" w:type="dxa"/>
@@ -2527,9 +2985,9 @@
       <w:tblPr/>
       <w:tcPr>
         <w:tcBorders>
-          <w:top w:val="single" w:sz="8" w:space="0" w:color="C0504D" w:themeColor="accent2"/>
-          <w:left w:val="nil"/>
-          <w:bottom w:val="single" w:sz="8" w:space="0" w:color="C0504D" w:themeColor="accent2"/>
+          <w:top w:val="single" w:color="C0504D" w:themeColor="accent2" w:sz="8" w:space="0"/>
+          <w:left w:val="nil"/>
+          <w:bottom w:val="single" w:color="C0504D" w:themeColor="accent2" w:sz="8" w:space="0"/>
           <w:right w:val="nil"/>
           <w:insideH w:val="nil"/>
           <w:insideV w:val="nil"/>
@@ -2547,9 +3005,9 @@
       <w:tblPr/>
       <w:tcPr>
         <w:tcBorders>
-          <w:top w:val="single" w:sz="8" w:space="0" w:color="C0504D" w:themeColor="accent2"/>
-          <w:left w:val="nil"/>
-          <w:bottom w:val="single" w:sz="8" w:space="0" w:color="C0504D" w:themeColor="accent2"/>
+          <w:top w:val="single" w:color="C0504D" w:themeColor="accent2" w:sz="8" w:space="0"/>
+          <w:left w:val="nil"/>
+          <w:bottom w:val="single" w:color="C0504D" w:themeColor="accent2" w:sz="8" w:space="0"/>
           <w:right w:val="nil"/>
           <w:insideH w:val="nil"/>
           <w:insideV w:val="nil"/>
@@ -2609,8 +3067,8 @@
       <w:tblStyleColBandSize w:val="1"/>
       <w:tblInd w:w="0" w:type="dxa"/>
       <w:tblBorders>
-        <w:top w:val="single" w:sz="8" w:space="0" w:color="9BBB59" w:themeColor="accent3"/>
-        <w:bottom w:val="single" w:sz="8" w:space="0" w:color="9BBB59" w:themeColor="accent3"/>
+        <w:top w:val="single" w:color="9BBB59" w:themeColor="accent3" w:sz="8" w:space="0"/>
+        <w:bottom w:val="single" w:color="9BBB59" w:themeColor="accent3" w:sz="8" w:space="0"/>
       </w:tblBorders>
       <w:tblCellMar>
         <w:top w:w="0" w:type="dxa"/>
@@ -2630,9 +3088,9 @@
       <w:tblPr/>
       <w:tcPr>
         <w:tcBorders>
-          <w:top w:val="single" w:sz="8" w:space="0" w:color="9BBB59" w:themeColor="accent3"/>
-          <w:left w:val="nil"/>
-          <w:bottom w:val="single" w:sz="8" w:space="0" w:color="9BBB59" w:themeColor="accent3"/>
+          <w:top w:val="single" w:color="9BBB59" w:themeColor="accent3" w:sz="8" w:space="0"/>
+          <w:left w:val="nil"/>
+          <w:bottom w:val="single" w:color="9BBB59" w:themeColor="accent3" w:sz="8" w:space="0"/>
           <w:right w:val="nil"/>
           <w:insideH w:val="nil"/>
           <w:insideV w:val="nil"/>
@@ -2650,9 +3108,9 @@
       <w:tblPr/>
       <w:tcPr>
         <w:tcBorders>
-          <w:top w:val="single" w:sz="8" w:space="0" w:color="9BBB59" w:themeColor="accent3"/>
-          <w:left w:val="nil"/>
-          <w:bottom w:val="single" w:sz="8" w:space="0" w:color="9BBB59" w:themeColor="accent3"/>
+          <w:top w:val="single" w:color="9BBB59" w:themeColor="accent3" w:sz="8" w:space="0"/>
+          <w:left w:val="nil"/>
+          <w:bottom w:val="single" w:color="9BBB59" w:themeColor="accent3" w:sz="8" w:space="0"/>
           <w:right w:val="nil"/>
           <w:insideH w:val="nil"/>
           <w:insideV w:val="nil"/>
@@ -2712,8 +3170,8 @@
       <w:tblStyleColBandSize w:val="1"/>
       <w:tblInd w:w="0" w:type="dxa"/>
       <w:tblBorders>
-        <w:top w:val="single" w:sz="8" w:space="0" w:color="8064A2" w:themeColor="accent4"/>
-        <w:bottom w:val="single" w:sz="8" w:space="0" w:color="8064A2" w:themeColor="accent4"/>
+        <w:top w:val="single" w:color="8064A2" w:themeColor="accent4" w:sz="8" w:space="0"/>
+        <w:bottom w:val="single" w:color="8064A2" w:themeColor="accent4" w:sz="8" w:space="0"/>
       </w:tblBorders>
       <w:tblCellMar>
         <w:top w:w="0" w:type="dxa"/>
@@ -2733,9 +3191,9 @@
       <w:tblPr/>
       <w:tcPr>
         <w:tcBorders>
-          <w:top w:val="single" w:sz="8" w:space="0" w:color="8064A2" w:themeColor="accent4"/>
-          <w:left w:val="nil"/>
-          <w:bottom w:val="single" w:sz="8" w:space="0" w:color="8064A2" w:themeColor="accent4"/>
+          <w:top w:val="single" w:color="8064A2" w:themeColor="accent4" w:sz="8" w:space="0"/>
+          <w:left w:val="nil"/>
+          <w:bottom w:val="single" w:color="8064A2" w:themeColor="accent4" w:sz="8" w:space="0"/>
           <w:right w:val="nil"/>
           <w:insideH w:val="nil"/>
           <w:insideV w:val="nil"/>
@@ -2753,9 +3211,9 @@
       <w:tblPr/>
       <w:tcPr>
         <w:tcBorders>
-          <w:top w:val="single" w:sz="8" w:space="0" w:color="8064A2" w:themeColor="accent4"/>
-          <w:left w:val="nil"/>
-          <w:bottom w:val="single" w:sz="8" w:space="0" w:color="8064A2" w:themeColor="accent4"/>
+          <w:top w:val="single" w:color="8064A2" w:themeColor="accent4" w:sz="8" w:space="0"/>
+          <w:left w:val="nil"/>
+          <w:bottom w:val="single" w:color="8064A2" w:themeColor="accent4" w:sz="8" w:space="0"/>
           <w:right w:val="nil"/>
           <w:insideH w:val="nil"/>
           <w:insideV w:val="nil"/>
@@ -2815,8 +3273,8 @@
       <w:tblStyleColBandSize w:val="1"/>
       <w:tblInd w:w="0" w:type="dxa"/>
       <w:tblBorders>
-        <w:top w:val="single" w:sz="8" w:space="0" w:color="4BACC6" w:themeColor="accent5"/>
-        <w:bottom w:val="single" w:sz="8" w:space="0" w:color="4BACC6" w:themeColor="accent5"/>
+        <w:top w:val="single" w:color="4BACC6" w:themeColor="accent5" w:sz="8" w:space="0"/>
+        <w:bottom w:val="single" w:color="4BACC6" w:themeColor="accent5" w:sz="8" w:space="0"/>
       </w:tblBorders>
       <w:tblCellMar>
         <w:top w:w="0" w:type="dxa"/>
@@ -2836,9 +3294,9 @@
       <w:tblPr/>
       <w:tcPr>
         <w:tcBorders>
-          <w:top w:val="single" w:sz="8" w:space="0" w:color="4BACC6" w:themeColor="accent5"/>
-          <w:left w:val="nil"/>
-          <w:bottom w:val="single" w:sz="8" w:space="0" w:color="4BACC6" w:themeColor="accent5"/>
+          <w:top w:val="single" w:color="4BACC6" w:themeColor="accent5" w:sz="8" w:space="0"/>
+          <w:left w:val="nil"/>
+          <w:bottom w:val="single" w:color="4BACC6" w:themeColor="accent5" w:sz="8" w:space="0"/>
           <w:right w:val="nil"/>
           <w:insideH w:val="nil"/>
           <w:insideV w:val="nil"/>
@@ -2856,9 +3314,9 @@
       <w:tblPr/>
       <w:tcPr>
         <w:tcBorders>
-          <w:top w:val="single" w:sz="8" w:space="0" w:color="4BACC6" w:themeColor="accent5"/>
-          <w:left w:val="nil"/>
-          <w:bottom w:val="single" w:sz="8" w:space="0" w:color="4BACC6" w:themeColor="accent5"/>
+          <w:top w:val="single" w:color="4BACC6" w:themeColor="accent5" w:sz="8" w:space="0"/>
+          <w:left w:val="nil"/>
+          <w:bottom w:val="single" w:color="4BACC6" w:themeColor="accent5" w:sz="8" w:space="0"/>
           <w:right w:val="nil"/>
           <w:insideH w:val="nil"/>
           <w:insideV w:val="nil"/>
@@ -2918,8 +3376,8 @@
       <w:tblStyleColBandSize w:val="1"/>
       <w:tblInd w:w="0" w:type="dxa"/>
       <w:tblBorders>
-        <w:top w:val="single" w:sz="8" w:space="0" w:color="F79646" w:themeColor="accent6"/>
-        <w:bottom w:val="single" w:sz="8" w:space="0" w:color="F79646" w:themeColor="accent6"/>
+        <w:top w:val="single" w:color="F79646" w:themeColor="accent6" w:sz="8" w:space="0"/>
+        <w:bottom w:val="single" w:color="F79646" w:themeColor="accent6" w:sz="8" w:space="0"/>
       </w:tblBorders>
       <w:tblCellMar>
         <w:top w:w="0" w:type="dxa"/>
@@ -2939,9 +3397,9 @@
       <w:tblPr/>
       <w:tcPr>
         <w:tcBorders>
-          <w:top w:val="single" w:sz="8" w:space="0" w:color="F79646" w:themeColor="accent6"/>
-          <w:left w:val="nil"/>
-          <w:bottom w:val="single" w:sz="8" w:space="0" w:color="F79646" w:themeColor="accent6"/>
+          <w:top w:val="single" w:color="F79646" w:themeColor="accent6" w:sz="8" w:space="0"/>
+          <w:left w:val="nil"/>
+          <w:bottom w:val="single" w:color="F79646" w:themeColor="accent6" w:sz="8" w:space="0"/>
           <w:right w:val="nil"/>
           <w:insideH w:val="nil"/>
           <w:insideV w:val="nil"/>
@@ -2959,9 +3417,9 @@
       <w:tblPr/>
       <w:tcPr>
         <w:tcBorders>
-          <w:top w:val="single" w:sz="8" w:space="0" w:color="F79646" w:themeColor="accent6"/>
-          <w:left w:val="nil"/>
-          <w:bottom w:val="single" w:sz="8" w:space="0" w:color="F79646" w:themeColor="accent6"/>
+          <w:top w:val="single" w:color="F79646" w:themeColor="accent6" w:sz="8" w:space="0"/>
+          <w:left w:val="nil"/>
+          <w:bottom w:val="single" w:color="F79646" w:themeColor="accent6" w:sz="8" w:space="0"/>
           <w:right w:val="nil"/>
           <w:insideH w:val="nil"/>
           <w:insideV w:val="nil"/>
@@ -3018,10 +3476,10 @@
       <w:tblStyleColBandSize w:val="1"/>
       <w:tblInd w:w="0" w:type="dxa"/>
       <w:tblBorders>
-        <w:top w:val="single" w:sz="8" w:space="0" w:color="000000" w:themeColor="text1"/>
-        <w:left w:val="single" w:sz="8" w:space="0" w:color="000000" w:themeColor="text1"/>
-        <w:bottom w:val="single" w:sz="8" w:space="0" w:color="000000" w:themeColor="text1"/>
-        <w:right w:val="single" w:sz="8" w:space="0" w:color="000000" w:themeColor="text1"/>
+        <w:top w:val="single" w:color="000000" w:themeColor="text1" w:sz="8" w:space="0"/>
+        <w:left w:val="single" w:color="000000" w:themeColor="text1" w:sz="8" w:space="0"/>
+        <w:bottom w:val="single" w:color="000000" w:themeColor="text1" w:sz="8" w:space="0"/>
+        <w:right w:val="single" w:color="000000" w:themeColor="text1" w:sz="8" w:space="0"/>
       </w:tblBorders>
       <w:tblCellMar>
         <w:top w:w="0" w:type="dxa"/>
@@ -3055,10 +3513,10 @@
       <w:tblPr/>
       <w:tcPr>
         <w:tcBorders>
-          <w:top w:val="double" w:sz="6" w:space="0" w:color="000000" w:themeColor="text1"/>
-          <w:left w:val="single" w:sz="8" w:space="0" w:color="000000" w:themeColor="text1"/>
-          <w:bottom w:val="single" w:sz="8" w:space="0" w:color="000000" w:themeColor="text1"/>
-          <w:right w:val="single" w:sz="8" w:space="0" w:color="000000" w:themeColor="text1"/>
+          <w:top w:val="double" w:color="000000" w:themeColor="text1" w:sz="6" w:space="0"/>
+          <w:left w:val="single" w:color="000000" w:themeColor="text1" w:sz="8" w:space="0"/>
+          <w:bottom w:val="single" w:color="000000" w:themeColor="text1" w:sz="8" w:space="0"/>
+          <w:right w:val="single" w:color="000000" w:themeColor="text1" w:sz="8" w:space="0"/>
         </w:tcBorders>
       </w:tcPr>
     </w:tblStylePr>
@@ -3078,10 +3536,10 @@
       <w:tblPr/>
       <w:tcPr>
         <w:tcBorders>
-          <w:top w:val="single" w:sz="8" w:space="0" w:color="000000" w:themeColor="text1"/>
-          <w:left w:val="single" w:sz="8" w:space="0" w:color="000000" w:themeColor="text1"/>
-          <w:bottom w:val="single" w:sz="8" w:space="0" w:color="000000" w:themeColor="text1"/>
-          <w:right w:val="single" w:sz="8" w:space="0" w:color="000000" w:themeColor="text1"/>
+          <w:top w:val="single" w:color="000000" w:themeColor="text1" w:sz="8" w:space="0"/>
+          <w:left w:val="single" w:color="000000" w:themeColor="text1" w:sz="8" w:space="0"/>
+          <w:bottom w:val="single" w:color="000000" w:themeColor="text1" w:sz="8" w:space="0"/>
+          <w:right w:val="single" w:color="000000" w:themeColor="text1" w:sz="8" w:space="0"/>
         </w:tcBorders>
       </w:tcPr>
     </w:tblStylePr>
@@ -3089,10 +3547,10 @@
       <w:tblPr/>
       <w:tcPr>
         <w:tcBorders>
-          <w:top w:val="single" w:sz="8" w:space="0" w:color="000000" w:themeColor="text1"/>
-          <w:left w:val="single" w:sz="8" w:space="0" w:color="000000" w:themeColor="text1"/>
-          <w:bottom w:val="single" w:sz="8" w:space="0" w:color="000000" w:themeColor="text1"/>
-          <w:right w:val="single" w:sz="8" w:space="0" w:color="000000" w:themeColor="text1"/>
+          <w:top w:val="single" w:color="000000" w:themeColor="text1" w:sz="8" w:space="0"/>
+          <w:left w:val="single" w:color="000000" w:themeColor="text1" w:sz="8" w:space="0"/>
+          <w:bottom w:val="single" w:color="000000" w:themeColor="text1" w:sz="8" w:space="0"/>
+          <w:right w:val="single" w:color="000000" w:themeColor="text1" w:sz="8" w:space="0"/>
         </w:tcBorders>
       </w:tcPr>
     </w:tblStylePr>
@@ -3110,10 +3568,10 @@
       <w:tblStyleColBandSize w:val="1"/>
       <w:tblInd w:w="0" w:type="dxa"/>
       <w:tblBorders>
-        <w:top w:val="single" w:sz="8" w:space="0" w:color="4F81BD" w:themeColor="accent1"/>
-        <w:left w:val="single" w:sz="8" w:space="0" w:color="4F81BD" w:themeColor="accent1"/>
-        <w:bottom w:val="single" w:sz="8" w:space="0" w:color="4F81BD" w:themeColor="accent1"/>
-        <w:right w:val="single" w:sz="8" w:space="0" w:color="4F81BD" w:themeColor="accent1"/>
+        <w:top w:val="single" w:color="4F81BD" w:themeColor="accent1" w:sz="8" w:space="0"/>
+        <w:left w:val="single" w:color="4F81BD" w:themeColor="accent1" w:sz="8" w:space="0"/>
+        <w:bottom w:val="single" w:color="4F81BD" w:themeColor="accent1" w:sz="8" w:space="0"/>
+        <w:right w:val="single" w:color="4F81BD" w:themeColor="accent1" w:sz="8" w:space="0"/>
       </w:tblBorders>
       <w:tblCellMar>
         <w:top w:w="0" w:type="dxa"/>
@@ -3147,10 +3605,10 @@
       <w:tblPr/>
       <w:tcPr>
         <w:tcBorders>
-          <w:top w:val="double" w:sz="6" w:space="0" w:color="4F81BD" w:themeColor="accent1"/>
-          <w:left w:val="single" w:sz="8" w:space="0" w:color="4F81BD" w:themeColor="accent1"/>
-          <w:bottom w:val="single" w:sz="8" w:space="0" w:color="4F81BD" w:themeColor="accent1"/>
-          <w:right w:val="single" w:sz="8" w:space="0" w:color="4F81BD" w:themeColor="accent1"/>
+          <w:top w:val="double" w:color="4F81BD" w:themeColor="accent1" w:sz="6" w:space="0"/>
+          <w:left w:val="single" w:color="4F81BD" w:themeColor="accent1" w:sz="8" w:space="0"/>
+          <w:bottom w:val="single" w:color="4F81BD" w:themeColor="accent1" w:sz="8" w:space="0"/>
+          <w:right w:val="single" w:color="4F81BD" w:themeColor="accent1" w:sz="8" w:space="0"/>
         </w:tcBorders>
       </w:tcPr>
     </w:tblStylePr>
@@ -3170,10 +3628,10 @@
       <w:tblPr/>
       <w:tcPr>
         <w:tcBorders>
-          <w:top w:val="single" w:sz="8" w:space="0" w:color="4F81BD" w:themeColor="accent1"/>
-          <w:left w:val="single" w:sz="8" w:space="0" w:color="4F81BD" w:themeColor="accent1"/>
-          <w:bottom w:val="single" w:sz="8" w:space="0" w:color="4F81BD" w:themeColor="accent1"/>
-          <w:right w:val="single" w:sz="8" w:space="0" w:color="4F81BD" w:themeColor="accent1"/>
+          <w:top w:val="single" w:color="4F81BD" w:themeColor="accent1" w:sz="8" w:space="0"/>
+          <w:left w:val="single" w:color="4F81BD" w:themeColor="accent1" w:sz="8" w:space="0"/>
+          <w:bottom w:val="single" w:color="4F81BD" w:themeColor="accent1" w:sz="8" w:space="0"/>
+          <w:right w:val="single" w:color="4F81BD" w:themeColor="accent1" w:sz="8" w:space="0"/>
         </w:tcBorders>
       </w:tcPr>
     </w:tblStylePr>
@@ -3181,10 +3639,10 @@
       <w:tblPr/>
       <w:tcPr>
         <w:tcBorders>
-          <w:top w:val="single" w:sz="8" w:space="0" w:color="4F81BD" w:themeColor="accent1"/>
-          <w:left w:val="single" w:sz="8" w:space="0" w:color="4F81BD" w:themeColor="accent1"/>
-          <w:bottom w:val="single" w:sz="8" w:space="0" w:color="4F81BD" w:themeColor="accent1"/>
-          <w:right w:val="single" w:sz="8" w:space="0" w:color="4F81BD" w:themeColor="accent1"/>
+          <w:top w:val="single" w:color="4F81BD" w:themeColor="accent1" w:sz="8" w:space="0"/>
+          <w:left w:val="single" w:color="4F81BD" w:themeColor="accent1" w:sz="8" w:space="0"/>
+          <w:bottom w:val="single" w:color="4F81BD" w:themeColor="accent1" w:sz="8" w:space="0"/>
+          <w:right w:val="single" w:color="4F81BD" w:themeColor="accent1" w:sz="8" w:space="0"/>
         </w:tcBorders>
       </w:tcPr>
     </w:tblStylePr>
@@ -3202,10 +3660,10 @@
       <w:tblStyleColBandSize w:val="1"/>
       <w:tblInd w:w="0" w:type="dxa"/>
       <w:tblBorders>
-        <w:top w:val="single" w:sz="8" w:space="0" w:color="C0504D" w:themeColor="accent2"/>
-        <w:left w:val="single" w:sz="8" w:space="0" w:color="C0504D" w:themeColor="accent2"/>
-        <w:bottom w:val="single" w:sz="8" w:space="0" w:color="C0504D" w:themeColor="accent2"/>
-        <w:right w:val="single" w:sz="8" w:space="0" w:color="C0504D" w:themeColor="accent2"/>
+        <w:top w:val="single" w:color="C0504D" w:themeColor="accent2" w:sz="8" w:space="0"/>
+        <w:left w:val="single" w:color="C0504D" w:themeColor="accent2" w:sz="8" w:space="0"/>
+        <w:bottom w:val="single" w:color="C0504D" w:themeColor="accent2" w:sz="8" w:space="0"/>
+        <w:right w:val="single" w:color="C0504D" w:themeColor="accent2" w:sz="8" w:space="0"/>
       </w:tblBorders>
       <w:tblCellMar>
         <w:top w:w="0" w:type="dxa"/>
@@ -3239,10 +3697,10 @@
       <w:tblPr/>
       <w:tcPr>
         <w:tcBorders>
-          <w:top w:val="double" w:sz="6" w:space="0" w:color="C0504D" w:themeColor="accent2"/>
-          <w:left w:val="single" w:sz="8" w:space="0" w:color="C0504D" w:themeColor="accent2"/>
-          <w:bottom w:val="single" w:sz="8" w:space="0" w:color="C0504D" w:themeColor="accent2"/>
-          <w:right w:val="single" w:sz="8" w:space="0" w:color="C0504D" w:themeColor="accent2"/>
+          <w:top w:val="double" w:color="C0504D" w:themeColor="accent2" w:sz="6" w:space="0"/>
+          <w:left w:val="single" w:color="C0504D" w:themeColor="accent2" w:sz="8" w:space="0"/>
+          <w:bottom w:val="single" w:color="C0504D" w:themeColor="accent2" w:sz="8" w:space="0"/>
+          <w:right w:val="single" w:color="C0504D" w:themeColor="accent2" w:sz="8" w:space="0"/>
         </w:tcBorders>
       </w:tcPr>
     </w:tblStylePr>
@@ -3262,10 +3720,10 @@
       <w:tblPr/>
       <w:tcPr>
         <w:tcBorders>
-          <w:top w:val="single" w:sz="8" w:space="0" w:color="C0504D" w:themeColor="accent2"/>
-          <w:left w:val="single" w:sz="8" w:space="0" w:color="C0504D" w:themeColor="accent2"/>
-          <w:bottom w:val="single" w:sz="8" w:space="0" w:color="C0504D" w:themeColor="accent2"/>
-          <w:right w:val="single" w:sz="8" w:space="0" w:color="C0504D" w:themeColor="accent2"/>
+          <w:top w:val="single" w:color="C0504D" w:themeColor="accent2" w:sz="8" w:space="0"/>
+          <w:left w:val="single" w:color="C0504D" w:themeColor="accent2" w:sz="8" w:space="0"/>
+          <w:bottom w:val="single" w:color="C0504D" w:themeColor="accent2" w:sz="8" w:space="0"/>
+          <w:right w:val="single" w:color="C0504D" w:themeColor="accent2" w:sz="8" w:space="0"/>
         </w:tcBorders>
       </w:tcPr>
     </w:tblStylePr>
@@ -3273,10 +3731,10 @@
       <w:tblPr/>
       <w:tcPr>
         <w:tcBorders>
-          <w:top w:val="single" w:sz="8" w:space="0" w:color="C0504D" w:themeColor="accent2"/>
-          <w:left w:val="single" w:sz="8" w:space="0" w:color="C0504D" w:themeColor="accent2"/>
-          <w:bottom w:val="single" w:sz="8" w:space="0" w:color="C0504D" w:themeColor="accent2"/>
-          <w:right w:val="single" w:sz="8" w:space="0" w:color="C0504D" w:themeColor="accent2"/>
+          <w:top w:val="single" w:color="C0504D" w:themeColor="accent2" w:sz="8" w:space="0"/>
+          <w:left w:val="single" w:color="C0504D" w:themeColor="accent2" w:sz="8" w:space="0"/>
+          <w:bottom w:val="single" w:color="C0504D" w:themeColor="accent2" w:sz="8" w:space="0"/>
+          <w:right w:val="single" w:color="C0504D" w:themeColor="accent2" w:sz="8" w:space="0"/>
         </w:tcBorders>
       </w:tcPr>
     </w:tblStylePr>
@@ -3294,10 +3752,10 @@
       <w:tblStyleColBandSize w:val="1"/>
       <w:tblInd w:w="0" w:type="dxa"/>
       <w:tblBorders>
-        <w:top w:val="single" w:sz="8" w:space="0" w:color="9BBB59" w:themeColor="accent3"/>
-        <w:left w:val="single" w:sz="8" w:space="0" w:color="9BBB59" w:themeColor="accent3"/>
-        <w:bottom w:val="single" w:sz="8" w:space="0" w:color="9BBB59" w:themeColor="accent3"/>
-        <w:right w:val="single" w:sz="8" w:space="0" w:color="9BBB59" w:themeColor="accent3"/>
+        <w:top w:val="single" w:color="9BBB59" w:themeColor="accent3" w:sz="8" w:space="0"/>
+        <w:left w:val="single" w:color="9BBB59" w:themeColor="accent3" w:sz="8" w:space="0"/>
+        <w:bottom w:val="single" w:color="9BBB59" w:themeColor="accent3" w:sz="8" w:space="0"/>
+        <w:right w:val="single" w:color="9BBB59" w:themeColor="accent3" w:sz="8" w:space="0"/>
       </w:tblBorders>
       <w:tblCellMar>
         <w:top w:w="0" w:type="dxa"/>
@@ -3331,10 +3789,10 @@
       <w:tblPr/>
       <w:tcPr>
         <w:tcBorders>
-          <w:top w:val="double" w:sz="6" w:space="0" w:color="9BBB59" w:themeColor="accent3"/>
-          <w:left w:val="single" w:sz="8" w:space="0" w:color="9BBB59" w:themeColor="accent3"/>
-          <w:bottom w:val="single" w:sz="8" w:space="0" w:color="9BBB59" w:themeColor="accent3"/>
-          <w:right w:val="single" w:sz="8" w:space="0" w:color="9BBB59" w:themeColor="accent3"/>
+          <w:top w:val="double" w:color="9BBB59" w:themeColor="accent3" w:sz="6" w:space="0"/>
+          <w:left w:val="single" w:color="9BBB59" w:themeColor="accent3" w:sz="8" w:space="0"/>
+          <w:bottom w:val="single" w:color="9BBB59" w:themeColor="accent3" w:sz="8" w:space="0"/>
+          <w:right w:val="single" w:color="9BBB59" w:themeColor="accent3" w:sz="8" w:space="0"/>
         </w:tcBorders>
       </w:tcPr>
     </w:tblStylePr>
@@ -3354,10 +3812,10 @@
       <w:tblPr/>
       <w:tcPr>
         <w:tcBorders>
-          <w:top w:val="single" w:sz="8" w:space="0" w:color="9BBB59" w:themeColor="accent3"/>
-          <w:left w:val="single" w:sz="8" w:space="0" w:color="9BBB59" w:themeColor="accent3"/>
-          <w:bottom w:val="single" w:sz="8" w:space="0" w:color="9BBB59" w:themeColor="accent3"/>
-          <w:right w:val="single" w:sz="8" w:space="0" w:color="9BBB59" w:themeColor="accent3"/>
+          <w:top w:val="single" w:color="9BBB59" w:themeColor="accent3" w:sz="8" w:space="0"/>
+          <w:left w:val="single" w:color="9BBB59" w:themeColor="accent3" w:sz="8" w:space="0"/>
+          <w:bottom w:val="single" w:color="9BBB59" w:themeColor="accent3" w:sz="8" w:space="0"/>
+          <w:right w:val="single" w:color="9BBB59" w:themeColor="accent3" w:sz="8" w:space="0"/>
         </w:tcBorders>
       </w:tcPr>
     </w:tblStylePr>
@@ -3365,10 +3823,10 @@
       <w:tblPr/>
       <w:tcPr>
         <w:tcBorders>
-          <w:top w:val="single" w:sz="8" w:space="0" w:color="9BBB59" w:themeColor="accent3"/>
-          <w:left w:val="single" w:sz="8" w:space="0" w:color="9BBB59" w:themeColor="accent3"/>
-          <w:bottom w:val="single" w:sz="8" w:space="0" w:color="9BBB59" w:themeColor="accent3"/>
-          <w:right w:val="single" w:sz="8" w:space="0" w:color="9BBB59" w:themeColor="accent3"/>
+          <w:top w:val="single" w:color="9BBB59" w:themeColor="accent3" w:sz="8" w:space="0"/>
+          <w:left w:val="single" w:color="9BBB59" w:themeColor="accent3" w:sz="8" w:space="0"/>
+          <w:bottom w:val="single" w:color="9BBB59" w:themeColor="accent3" w:sz="8" w:space="0"/>
+          <w:right w:val="single" w:color="9BBB59" w:themeColor="accent3" w:sz="8" w:space="0"/>
         </w:tcBorders>
       </w:tcPr>
     </w:tblStylePr>
@@ -3386,10 +3844,10 @@
       <w:tblStyleColBandSize w:val="1"/>
       <w:tblInd w:w="0" w:type="dxa"/>
       <w:tblBorders>
-        <w:top w:val="single" w:sz="8" w:space="0" w:color="8064A2" w:themeColor="accent4"/>
-        <w:left w:val="single" w:sz="8" w:space="0" w:color="8064A2" w:themeColor="accent4"/>
-        <w:bottom w:val="single" w:sz="8" w:space="0" w:color="8064A2" w:themeColor="accent4"/>
-        <w:right w:val="single" w:sz="8" w:space="0" w:color="8064A2" w:themeColor="accent4"/>
+        <w:top w:val="single" w:color="8064A2" w:themeColor="accent4" w:sz="8" w:space="0"/>
+        <w:left w:val="single" w:color="8064A2" w:themeColor="accent4" w:sz="8" w:space="0"/>
+        <w:bottom w:val="single" w:color="8064A2" w:themeColor="accent4" w:sz="8" w:space="0"/>
+        <w:right w:val="single" w:color="8064A2" w:themeColor="accent4" w:sz="8" w:space="0"/>
       </w:tblBorders>
       <w:tblCellMar>
         <w:top w:w="0" w:type="dxa"/>
@@ -3423,10 +3881,10 @@
       <w:tblPr/>
       <w:tcPr>
         <w:tcBorders>
-          <w:top w:val="double" w:sz="6" w:space="0" w:color="8064A2" w:themeColor="accent4"/>
-          <w:left w:val="single" w:sz="8" w:space="0" w:color="8064A2" w:themeColor="accent4"/>
-          <w:bottom w:val="single" w:sz="8" w:space="0" w:color="8064A2" w:themeColor="accent4"/>
-          <w:right w:val="single" w:sz="8" w:space="0" w:color="8064A2" w:themeColor="accent4"/>
+          <w:top w:val="double" w:color="8064A2" w:themeColor="accent4" w:sz="6" w:space="0"/>
+          <w:left w:val="single" w:color="8064A2" w:themeColor="accent4" w:sz="8" w:space="0"/>
+          <w:bottom w:val="single" w:color="8064A2" w:themeColor="accent4" w:sz="8" w:space="0"/>
+          <w:right w:val="single" w:color="8064A2" w:themeColor="accent4" w:sz="8" w:space="0"/>
         </w:tcBorders>
       </w:tcPr>
     </w:tblStylePr>
@@ -3446,10 +3904,10 @@
       <w:tblPr/>
       <w:tcPr>
         <w:tcBorders>
-          <w:top w:val="single" w:sz="8" w:space="0" w:color="8064A2" w:themeColor="accent4"/>
-          <w:left w:val="single" w:sz="8" w:space="0" w:color="8064A2" w:themeColor="accent4"/>
-          <w:bottom w:val="single" w:sz="8" w:space="0" w:color="8064A2" w:themeColor="accent4"/>
-          <w:right w:val="single" w:sz="8" w:space="0" w:color="8064A2" w:themeColor="accent4"/>
+          <w:top w:val="single" w:color="8064A2" w:themeColor="accent4" w:sz="8" w:space="0"/>
+          <w:left w:val="single" w:color="8064A2" w:themeColor="accent4" w:sz="8" w:space="0"/>
+          <w:bottom w:val="single" w:color="8064A2" w:themeColor="accent4" w:sz="8" w:space="0"/>
+          <w:right w:val="single" w:color="8064A2" w:themeColor="accent4" w:sz="8" w:space="0"/>
         </w:tcBorders>
       </w:tcPr>
     </w:tblStylePr>
@@ -3457,10 +3915,10 @@
       <w:tblPr/>
       <w:tcPr>
         <w:tcBorders>
-          <w:top w:val="single" w:sz="8" w:space="0" w:color="8064A2" w:themeColor="accent4"/>
-          <w:left w:val="single" w:sz="8" w:space="0" w:color="8064A2" w:themeColor="accent4"/>
-          <w:bottom w:val="single" w:sz="8" w:space="0" w:color="8064A2" w:themeColor="accent4"/>
-          <w:right w:val="single" w:sz="8" w:space="0" w:color="8064A2" w:themeColor="accent4"/>
+          <w:top w:val="single" w:color="8064A2" w:themeColor="accent4" w:sz="8" w:space="0"/>
+          <w:left w:val="single" w:color="8064A2" w:themeColor="accent4" w:sz="8" w:space="0"/>
+          <w:bottom w:val="single" w:color="8064A2" w:themeColor="accent4" w:sz="8" w:space="0"/>
+          <w:right w:val="single" w:color="8064A2" w:themeColor="accent4" w:sz="8" w:space="0"/>
         </w:tcBorders>
       </w:tcPr>
     </w:tblStylePr>
@@ -3478,10 +3936,10 @@
       <w:tblStyleColBandSize w:val="1"/>
       <w:tblInd w:w="0" w:type="dxa"/>
       <w:tblBorders>
-        <w:top w:val="single" w:sz="8" w:space="0" w:color="4BACC6" w:themeColor="accent5"/>
-        <w:left w:val="single" w:sz="8" w:space="0" w:color="4BACC6" w:themeColor="accent5"/>
-        <w:bottom w:val="single" w:sz="8" w:space="0" w:color="4BACC6" w:themeColor="accent5"/>
-        <w:right w:val="single" w:sz="8" w:space="0" w:color="4BACC6" w:themeColor="accent5"/>
+        <w:top w:val="single" w:color="4BACC6" w:themeColor="accent5" w:sz="8" w:space="0"/>
+        <w:left w:val="single" w:color="4BACC6" w:themeColor="accent5" w:sz="8" w:space="0"/>
+        <w:bottom w:val="single" w:color="4BACC6" w:themeColor="accent5" w:sz="8" w:space="0"/>
+        <w:right w:val="single" w:color="4BACC6" w:themeColor="accent5" w:sz="8" w:space="0"/>
       </w:tblBorders>
       <w:tblCellMar>
         <w:top w:w="0" w:type="dxa"/>
@@ -3515,10 +3973,10 @@
       <w:tblPr/>
       <w:tcPr>
         <w:tcBorders>
-          <w:top w:val="double" w:sz="6" w:space="0" w:color="4BACC6" w:themeColor="accent5"/>
-          <w:left w:val="single" w:sz="8" w:space="0" w:color="4BACC6" w:themeColor="accent5"/>
-          <w:bottom w:val="single" w:sz="8" w:space="0" w:color="4BACC6" w:themeColor="accent5"/>
-          <w:right w:val="single" w:sz="8" w:space="0" w:color="4BACC6" w:themeColor="accent5"/>
+          <w:top w:val="double" w:color="4BACC6" w:themeColor="accent5" w:sz="6" w:space="0"/>
+          <w:left w:val="single" w:color="4BACC6" w:themeColor="accent5" w:sz="8" w:space="0"/>
+          <w:bottom w:val="single" w:color="4BACC6" w:themeColor="accent5" w:sz="8" w:space="0"/>
+          <w:right w:val="single" w:color="4BACC6" w:themeColor="accent5" w:sz="8" w:space="0"/>
         </w:tcBorders>
       </w:tcPr>
     </w:tblStylePr>
@@ -3538,10 +3996,10 @@
       <w:tblPr/>
       <w:tcPr>
         <w:tcBorders>
-          <w:top w:val="single" w:sz="8" w:space="0" w:color="4BACC6" w:themeColor="accent5"/>
-          <w:left w:val="single" w:sz="8" w:space="0" w:color="4BACC6" w:themeColor="accent5"/>
-          <w:bottom w:val="single" w:sz="8" w:space="0" w:color="4BACC6" w:themeColor="accent5"/>
-          <w:right w:val="single" w:sz="8" w:space="0" w:color="4BACC6" w:themeColor="accent5"/>
+          <w:top w:val="single" w:color="4BACC6" w:themeColor="accent5" w:sz="8" w:space="0"/>
+          <w:left w:val="single" w:color="4BACC6" w:themeColor="accent5" w:sz="8" w:space="0"/>
+          <w:bottom w:val="single" w:color="4BACC6" w:themeColor="accent5" w:sz="8" w:space="0"/>
+          <w:right w:val="single" w:color="4BACC6" w:themeColor="accent5" w:sz="8" w:space="0"/>
         </w:tcBorders>
       </w:tcPr>
     </w:tblStylePr>
@@ -3549,10 +4007,10 @@
       <w:tblPr/>
       <w:tcPr>
         <w:tcBorders>
-          <w:top w:val="single" w:sz="8" w:space="0" w:color="4BACC6" w:themeColor="accent5"/>
-          <w:left w:val="single" w:sz="8" w:space="0" w:color="4BACC6" w:themeColor="accent5"/>
-          <w:bottom w:val="single" w:sz="8" w:space="0" w:color="4BACC6" w:themeColor="accent5"/>
-          <w:right w:val="single" w:sz="8" w:space="0" w:color="4BACC6" w:themeColor="accent5"/>
+          <w:top w:val="single" w:color="4BACC6" w:themeColor="accent5" w:sz="8" w:space="0"/>
+          <w:left w:val="single" w:color="4BACC6" w:themeColor="accent5" w:sz="8" w:space="0"/>
+          <w:bottom w:val="single" w:color="4BACC6" w:themeColor="accent5" w:sz="8" w:space="0"/>
+          <w:right w:val="single" w:color="4BACC6" w:themeColor="accent5" w:sz="8" w:space="0"/>
         </w:tcBorders>
       </w:tcPr>
     </w:tblStylePr>
@@ -3570,10 +4028,10 @@
       <w:tblStyleColBandSize w:val="1"/>
       <w:tblInd w:w="0" w:type="dxa"/>
       <w:tblBorders>
-        <w:top w:val="single" w:sz="8" w:space="0" w:color="F79646" w:themeColor="accent6"/>
-        <w:left w:val="single" w:sz="8" w:space="0" w:color="F79646" w:themeColor="accent6"/>
-        <w:bottom w:val="single" w:sz="8" w:space="0" w:color="F79646" w:themeColor="accent6"/>
-        <w:right w:val="single" w:sz="8" w:space="0" w:color="F79646" w:themeColor="accent6"/>
+        <w:top w:val="single" w:color="F79646" w:themeColor="accent6" w:sz="8" w:space="0"/>
+        <w:left w:val="single" w:color="F79646" w:themeColor="accent6" w:sz="8" w:space="0"/>
+        <w:bottom w:val="single" w:color="F79646" w:themeColor="accent6" w:sz="8" w:space="0"/>
+        <w:right w:val="single" w:color="F79646" w:themeColor="accent6" w:sz="8" w:space="0"/>
       </w:tblBorders>
       <w:tblCellMar>
         <w:top w:w="0" w:type="dxa"/>
@@ -3607,10 +4065,10 @@
       <w:tblPr/>
       <w:tcPr>
         <w:tcBorders>
-          <w:top w:val="double" w:sz="6" w:space="0" w:color="F79646" w:themeColor="accent6"/>
-          <w:left w:val="single" w:sz="8" w:space="0" w:color="F79646" w:themeColor="accent6"/>
-          <w:bottom w:val="single" w:sz="8" w:space="0" w:color="F79646" w:themeColor="accent6"/>
-          <w:right w:val="single" w:sz="8" w:space="0" w:color="F79646" w:themeColor="accent6"/>
+          <w:top w:val="double" w:color="F79646" w:themeColor="accent6" w:sz="6" w:space="0"/>
+          <w:left w:val="single" w:color="F79646" w:themeColor="accent6" w:sz="8" w:space="0"/>
+          <w:bottom w:val="single" w:color="F79646" w:themeColor="accent6" w:sz="8" w:space="0"/>
+          <w:right w:val="single" w:color="F79646" w:themeColor="accent6" w:sz="8" w:space="0"/>
         </w:tcBorders>
       </w:tcPr>
     </w:tblStylePr>
@@ -3630,10 +4088,10 @@
       <w:tblPr/>
       <w:tcPr>
         <w:tcBorders>
-          <w:top w:val="single" w:sz="8" w:space="0" w:color="F79646" w:themeColor="accent6"/>
-          <w:left w:val="single" w:sz="8" w:space="0" w:color="F79646" w:themeColor="accent6"/>
-          <w:bottom w:val="single" w:sz="8" w:space="0" w:color="F79646" w:themeColor="accent6"/>
-          <w:right w:val="single" w:sz="8" w:space="0" w:color="F79646" w:themeColor="accent6"/>
+          <w:top w:val="single" w:color="F79646" w:themeColor="accent6" w:sz="8" w:space="0"/>
+          <w:left w:val="single" w:color="F79646" w:themeColor="accent6" w:sz="8" w:space="0"/>
+          <w:bottom w:val="single" w:color="F79646" w:themeColor="accent6" w:sz="8" w:space="0"/>
+          <w:right w:val="single" w:color="F79646" w:themeColor="accent6" w:sz="8" w:space="0"/>
         </w:tcBorders>
       </w:tcPr>
     </w:tblStylePr>
@@ -3641,10 +4099,10 @@
       <w:tblPr/>
       <w:tcPr>
         <w:tcBorders>
-          <w:top w:val="single" w:sz="8" w:space="0" w:color="F79646" w:themeColor="accent6"/>
-          <w:left w:val="single" w:sz="8" w:space="0" w:color="F79646" w:themeColor="accent6"/>
-          <w:bottom w:val="single" w:sz="8" w:space="0" w:color="F79646" w:themeColor="accent6"/>
-          <w:right w:val="single" w:sz="8" w:space="0" w:color="F79646" w:themeColor="accent6"/>
+          <w:top w:val="single" w:color="F79646" w:themeColor="accent6" w:sz="8" w:space="0"/>
+          <w:left w:val="single" w:color="F79646" w:themeColor="accent6" w:sz="8" w:space="0"/>
+          <w:bottom w:val="single" w:color="F79646" w:themeColor="accent6" w:sz="8" w:space="0"/>
+          <w:right w:val="single" w:color="F79646" w:themeColor="accent6" w:sz="8" w:space="0"/>
         </w:tcBorders>
       </w:tcPr>
     </w:tblStylePr>
@@ -3662,12 +4120,12 @@
       <w:tblStyleColBandSize w:val="1"/>
       <w:tblInd w:w="0" w:type="dxa"/>
       <w:tblBorders>
-        <w:top w:val="single" w:sz="8" w:space="0" w:color="000000" w:themeColor="text1"/>
-        <w:left w:val="single" w:sz="8" w:space="0" w:color="000000" w:themeColor="text1"/>
-        <w:bottom w:val="single" w:sz="8" w:space="0" w:color="000000" w:themeColor="text1"/>
-        <w:right w:val="single" w:sz="8" w:space="0" w:color="000000" w:themeColor="text1"/>
-        <w:insideH w:val="single" w:sz="8" w:space="0" w:color="000000" w:themeColor="text1"/>
-        <w:insideV w:val="single" w:sz="8" w:space="0" w:color="000000" w:themeColor="text1"/>
+        <w:top w:val="single" w:color="000000" w:themeColor="text1" w:sz="8" w:space="0"/>
+        <w:left w:val="single" w:color="000000" w:themeColor="text1" w:sz="8" w:space="0"/>
+        <w:bottom w:val="single" w:color="000000" w:themeColor="text1" w:sz="8" w:space="0"/>
+        <w:right w:val="single" w:color="000000" w:themeColor="text1" w:sz="8" w:space="0"/>
+        <w:insideH w:val="single" w:color="000000" w:themeColor="text1" w:sz="8" w:space="0"/>
+        <w:insideV w:val="single" w:color="000000" w:themeColor="text1" w:sz="8" w:space="0"/>
       </w:tblBorders>
       <w:tblCellMar>
         <w:top w:w="0" w:type="dxa"/>
@@ -3681,19 +4139,19 @@
         <w:spacing w:before="0" w:after="0" w:line="240" w:lineRule="auto"/>
       </w:pPr>
       <w:rPr>
-        <w:rFonts w:asciiTheme="majorHAnsi" w:eastAsiaTheme="majorEastAsia" w:hAnsiTheme="majorHAnsi" w:cstheme="majorBidi"/>
-        <w:b/>
-        <w:bCs/>
-      </w:rPr>
-      <w:tblPr/>
-      <w:tcPr>
-        <w:tcBorders>
-          <w:top w:val="single" w:sz="8" w:space="0" w:color="000000" w:themeColor="text1"/>
-          <w:left w:val="single" w:sz="8" w:space="0" w:color="000000" w:themeColor="text1"/>
-          <w:bottom w:val="single" w:sz="18" w:space="0" w:color="000000" w:themeColor="text1"/>
-          <w:right w:val="single" w:sz="8" w:space="0" w:color="000000" w:themeColor="text1"/>
-          <w:insideH w:val="nil"/>
-          <w:insideV w:val="single" w:sz="8" w:space="0" w:color="000000" w:themeColor="text1"/>
+        <w:rFonts w:asciiTheme="majorHAnsi" w:hAnsiTheme="majorHAnsi" w:eastAsiaTheme="majorEastAsia" w:cstheme="majorBidi"/>
+        <w:b/>
+        <w:bCs/>
+      </w:rPr>
+      <w:tblPr/>
+      <w:tcPr>
+        <w:tcBorders>
+          <w:top w:val="single" w:color="000000" w:themeColor="text1" w:sz="8" w:space="0"/>
+          <w:left w:val="single" w:color="000000" w:themeColor="text1" w:sz="8" w:space="0"/>
+          <w:bottom w:val="single" w:color="000000" w:themeColor="text1" w:sz="18" w:space="0"/>
+          <w:right w:val="single" w:color="000000" w:themeColor="text1" w:sz="8" w:space="0"/>
+          <w:insideH w:val="nil"/>
+          <w:insideV w:val="single" w:color="000000" w:themeColor="text1" w:sz="8" w:space="0"/>
         </w:tcBorders>
       </w:tcPr>
     </w:tblStylePr>
@@ -3702,42 +4160,42 @@
         <w:spacing w:before="0" w:after="0" w:line="240" w:lineRule="auto"/>
       </w:pPr>
       <w:rPr>
-        <w:rFonts w:asciiTheme="majorHAnsi" w:eastAsiaTheme="majorEastAsia" w:hAnsiTheme="majorHAnsi" w:cstheme="majorBidi"/>
-        <w:b/>
-        <w:bCs/>
-      </w:rPr>
-      <w:tblPr/>
-      <w:tcPr>
-        <w:tcBorders>
-          <w:top w:val="double" w:sz="6" w:space="0" w:color="000000" w:themeColor="text1"/>
-          <w:left w:val="single" w:sz="8" w:space="0" w:color="000000" w:themeColor="text1"/>
-          <w:bottom w:val="single" w:sz="8" w:space="0" w:color="000000" w:themeColor="text1"/>
-          <w:right w:val="single" w:sz="8" w:space="0" w:color="000000" w:themeColor="text1"/>
-          <w:insideH w:val="nil"/>
-          <w:insideV w:val="single" w:sz="8" w:space="0" w:color="000000" w:themeColor="text1"/>
+        <w:rFonts w:asciiTheme="majorHAnsi" w:hAnsiTheme="majorHAnsi" w:eastAsiaTheme="majorEastAsia" w:cstheme="majorBidi"/>
+        <w:b/>
+        <w:bCs/>
+      </w:rPr>
+      <w:tblPr/>
+      <w:tcPr>
+        <w:tcBorders>
+          <w:top w:val="double" w:color="000000" w:themeColor="text1" w:sz="6" w:space="0"/>
+          <w:left w:val="single" w:color="000000" w:themeColor="text1" w:sz="8" w:space="0"/>
+          <w:bottom w:val="single" w:color="000000" w:themeColor="text1" w:sz="8" w:space="0"/>
+          <w:right w:val="single" w:color="000000" w:themeColor="text1" w:sz="8" w:space="0"/>
+          <w:insideH w:val="nil"/>
+          <w:insideV w:val="single" w:color="000000" w:themeColor="text1" w:sz="8" w:space="0"/>
         </w:tcBorders>
       </w:tcPr>
     </w:tblStylePr>
     <w:tblStylePr w:type="firstCol">
       <w:rPr>
-        <w:rFonts w:asciiTheme="majorHAnsi" w:eastAsiaTheme="majorEastAsia" w:hAnsiTheme="majorHAnsi" w:cstheme="majorBidi"/>
+        <w:rFonts w:asciiTheme="majorHAnsi" w:hAnsiTheme="majorHAnsi" w:eastAsiaTheme="majorEastAsia" w:cstheme="majorBidi"/>
         <w:b/>
         <w:bCs/>
       </w:rPr>
     </w:tblStylePr>
     <w:tblStylePr w:type="lastCol">
       <w:rPr>
-        <w:rFonts w:asciiTheme="majorHAnsi" w:eastAsiaTheme="majorEastAsia" w:hAnsiTheme="majorHAnsi" w:cstheme="majorBidi"/>
-        <w:b/>
-        <w:bCs/>
-      </w:rPr>
-      <w:tblPr/>
-      <w:tcPr>
-        <w:tcBorders>
-          <w:top w:val="single" w:sz="8" w:space="0" w:color="000000" w:themeColor="text1"/>
-          <w:left w:val="single" w:sz="8" w:space="0" w:color="000000" w:themeColor="text1"/>
-          <w:bottom w:val="single" w:sz="8" w:space="0" w:color="000000" w:themeColor="text1"/>
-          <w:right w:val="single" w:sz="8" w:space="0" w:color="000000" w:themeColor="text1"/>
+        <w:rFonts w:asciiTheme="majorHAnsi" w:hAnsiTheme="majorHAnsi" w:eastAsiaTheme="majorEastAsia" w:cstheme="majorBidi"/>
+        <w:b/>
+        <w:bCs/>
+      </w:rPr>
+      <w:tblPr/>
+      <w:tcPr>
+        <w:tcBorders>
+          <w:top w:val="single" w:color="000000" w:themeColor="text1" w:sz="8" w:space="0"/>
+          <w:left w:val="single" w:color="000000" w:themeColor="text1" w:sz="8" w:space="0"/>
+          <w:bottom w:val="single" w:color="000000" w:themeColor="text1" w:sz="8" w:space="0"/>
+          <w:right w:val="single" w:color="000000" w:themeColor="text1" w:sz="8" w:space="0"/>
         </w:tcBorders>
       </w:tcPr>
     </w:tblStylePr>
@@ -3745,10 +4203,10 @@
       <w:tblPr/>
       <w:tcPr>
         <w:tcBorders>
-          <w:top w:val="single" w:sz="8" w:space="0" w:color="000000" w:themeColor="text1"/>
-          <w:left w:val="single" w:sz="8" w:space="0" w:color="000000" w:themeColor="text1"/>
-          <w:bottom w:val="single" w:sz="8" w:space="0" w:color="000000" w:themeColor="text1"/>
-          <w:right w:val="single" w:sz="8" w:space="0" w:color="000000" w:themeColor="text1"/>
+          <w:top w:val="single" w:color="000000" w:themeColor="text1" w:sz="8" w:space="0"/>
+          <w:left w:val="single" w:color="000000" w:themeColor="text1" w:sz="8" w:space="0"/>
+          <w:bottom w:val="single" w:color="000000" w:themeColor="text1" w:sz="8" w:space="0"/>
+          <w:right w:val="single" w:color="000000" w:themeColor="text1" w:sz="8" w:space="0"/>
         </w:tcBorders>
         <w:shd w:val="clear" w:color="auto" w:fill="C0C0C0" w:themeFill="text1" w:themeFillTint="3F"/>
       </w:tcPr>
@@ -3757,11 +4215,11 @@
       <w:tblPr/>
       <w:tcPr>
         <w:tcBorders>
-          <w:top w:val="single" w:sz="8" w:space="0" w:color="000000" w:themeColor="text1"/>
-          <w:left w:val="single" w:sz="8" w:space="0" w:color="000000" w:themeColor="text1"/>
-          <w:bottom w:val="single" w:sz="8" w:space="0" w:color="000000" w:themeColor="text1"/>
-          <w:right w:val="single" w:sz="8" w:space="0" w:color="000000" w:themeColor="text1"/>
-          <w:insideV w:val="single" w:sz="8" w:space="0" w:color="000000" w:themeColor="text1"/>
+          <w:top w:val="single" w:color="000000" w:themeColor="text1" w:sz="8" w:space="0"/>
+          <w:left w:val="single" w:color="000000" w:themeColor="text1" w:sz="8" w:space="0"/>
+          <w:bottom w:val="single" w:color="000000" w:themeColor="text1" w:sz="8" w:space="0"/>
+          <w:right w:val="single" w:color="000000" w:themeColor="text1" w:sz="8" w:space="0"/>
+          <w:insideV w:val="single" w:color="000000" w:themeColor="text1" w:sz="8" w:space="0"/>
         </w:tcBorders>
         <w:shd w:val="clear" w:color="auto" w:fill="C0C0C0" w:themeFill="text1" w:themeFillTint="3F"/>
       </w:tcPr>
@@ -3770,11 +4228,11 @@
       <w:tblPr/>
       <w:tcPr>
         <w:tcBorders>
-          <w:top w:val="single" w:sz="8" w:space="0" w:color="000000" w:themeColor="text1"/>
-          <w:left w:val="single" w:sz="8" w:space="0" w:color="000000" w:themeColor="text1"/>
-          <w:bottom w:val="single" w:sz="8" w:space="0" w:color="000000" w:themeColor="text1"/>
-          <w:right w:val="single" w:sz="8" w:space="0" w:color="000000" w:themeColor="text1"/>
-          <w:insideV w:val="single" w:sz="8" w:space="0" w:color="000000" w:themeColor="text1"/>
+          <w:top w:val="single" w:color="000000" w:themeColor="text1" w:sz="8" w:space="0"/>
+          <w:left w:val="single" w:color="000000" w:themeColor="text1" w:sz="8" w:space="0"/>
+          <w:bottom w:val="single" w:color="000000" w:themeColor="text1" w:sz="8" w:space="0"/>
+          <w:right w:val="single" w:color="000000" w:themeColor="text1" w:sz="8" w:space="0"/>
+          <w:insideV w:val="single" w:color="000000" w:themeColor="text1" w:sz="8" w:space="0"/>
         </w:tcBorders>
       </w:tcPr>
     </w:tblStylePr>
@@ -3792,12 +4250,12 @@
       <w:tblStyleColBandSize w:val="1"/>
       <w:tblInd w:w="0" w:type="dxa"/>
       <w:tblBorders>
-        <w:top w:val="single" w:sz="8" w:space="0" w:color="4F81BD" w:themeColor="accent1"/>
-        <w:left w:val="single" w:sz="8" w:space="0" w:color="4F81BD" w:themeColor="accent1"/>
-        <w:bottom w:val="single" w:sz="8" w:space="0" w:color="4F81BD" w:themeColor="accent1"/>
-        <w:right w:val="single" w:sz="8" w:space="0" w:color="4F81BD" w:themeColor="accent1"/>
-        <w:insideH w:val="single" w:sz="8" w:space="0" w:color="4F81BD" w:themeColor="accent1"/>
-        <w:insideV w:val="single" w:sz="8" w:space="0" w:color="4F81BD" w:themeColor="accent1"/>
+        <w:top w:val="single" w:color="4F81BD" w:themeColor="accent1" w:sz="8" w:space="0"/>
+        <w:left w:val="single" w:color="4F81BD" w:themeColor="accent1" w:sz="8" w:space="0"/>
+        <w:bottom w:val="single" w:color="4F81BD" w:themeColor="accent1" w:sz="8" w:space="0"/>
+        <w:right w:val="single" w:color="4F81BD" w:themeColor="accent1" w:sz="8" w:space="0"/>
+        <w:insideH w:val="single" w:color="4F81BD" w:themeColor="accent1" w:sz="8" w:space="0"/>
+        <w:insideV w:val="single" w:color="4F81BD" w:themeColor="accent1" w:sz="8" w:space="0"/>
       </w:tblBorders>
       <w:tblCellMar>
         <w:top w:w="0" w:type="dxa"/>
@@ -3811,19 +4269,19 @@
         <w:spacing w:before="0" w:after="0" w:line="240" w:lineRule="auto"/>
       </w:pPr>
       <w:rPr>
-        <w:rFonts w:asciiTheme="majorHAnsi" w:eastAsiaTheme="majorEastAsia" w:hAnsiTheme="majorHAnsi" w:cstheme="majorBidi"/>
-        <w:b/>
-        <w:bCs/>
-      </w:rPr>
-      <w:tblPr/>
-      <w:tcPr>
-        <w:tcBorders>
-          <w:top w:val="single" w:sz="8" w:space="0" w:color="4F81BD" w:themeColor="accent1"/>
-          <w:left w:val="single" w:sz="8" w:space="0" w:color="4F81BD" w:themeColor="accent1"/>
-          <w:bottom w:val="single" w:sz="18" w:space="0" w:color="4F81BD" w:themeColor="accent1"/>
-          <w:right w:val="single" w:sz="8" w:space="0" w:color="4F81BD" w:themeColor="accent1"/>
-          <w:insideH w:val="nil"/>
-          <w:insideV w:val="single" w:sz="8" w:space="0" w:color="4F81BD" w:themeColor="accent1"/>
+        <w:rFonts w:asciiTheme="majorHAnsi" w:hAnsiTheme="majorHAnsi" w:eastAsiaTheme="majorEastAsia" w:cstheme="majorBidi"/>
+        <w:b/>
+        <w:bCs/>
+      </w:rPr>
+      <w:tblPr/>
+      <w:tcPr>
+        <w:tcBorders>
+          <w:top w:val="single" w:color="4F81BD" w:themeColor="accent1" w:sz="8" w:space="0"/>
+          <w:left w:val="single" w:color="4F81BD" w:themeColor="accent1" w:sz="8" w:space="0"/>
+          <w:bottom w:val="single" w:color="4F81BD" w:themeColor="accent1" w:sz="18" w:space="0"/>
+          <w:right w:val="single" w:color="4F81BD" w:themeColor="accent1" w:sz="8" w:space="0"/>
+          <w:insideH w:val="nil"/>
+          <w:insideV w:val="single" w:color="4F81BD" w:themeColor="accent1" w:sz="8" w:space="0"/>
         </w:tcBorders>
       </w:tcPr>
     </w:tblStylePr>
@@ -3832,42 +4290,42 @@
         <w:spacing w:before="0" w:after="0" w:line="240" w:lineRule="auto"/>
       </w:pPr>
       <w:rPr>
-        <w:rFonts w:asciiTheme="majorHAnsi" w:eastAsiaTheme="majorEastAsia" w:hAnsiTheme="majorHAnsi" w:cstheme="majorBidi"/>
-        <w:b/>
-        <w:bCs/>
-      </w:rPr>
-      <w:tblPr/>
-      <w:tcPr>
-        <w:tcBorders>
-          <w:top w:val="double" w:sz="6" w:space="0" w:color="4F81BD" w:themeColor="accent1"/>
-          <w:left w:val="single" w:sz="8" w:space="0" w:color="4F81BD" w:themeColor="accent1"/>
-          <w:bottom w:val="single" w:sz="8" w:space="0" w:color="4F81BD" w:themeColor="accent1"/>
-          <w:right w:val="single" w:sz="8" w:space="0" w:color="4F81BD" w:themeColor="accent1"/>
-          <w:insideH w:val="nil"/>
-          <w:insideV w:val="single" w:sz="8" w:space="0" w:color="4F81BD" w:themeColor="accent1"/>
+        <w:rFonts w:asciiTheme="majorHAnsi" w:hAnsiTheme="majorHAnsi" w:eastAsiaTheme="majorEastAsia" w:cstheme="majorBidi"/>
+        <w:b/>
+        <w:bCs/>
+      </w:rPr>
+      <w:tblPr/>
+      <w:tcPr>
+        <w:tcBorders>
+          <w:top w:val="double" w:color="4F81BD" w:themeColor="accent1" w:sz="6" w:space="0"/>
+          <w:left w:val="single" w:color="4F81BD" w:themeColor="accent1" w:sz="8" w:space="0"/>
+          <w:bottom w:val="single" w:color="4F81BD" w:themeColor="accent1" w:sz="8" w:space="0"/>
+          <w:right w:val="single" w:color="4F81BD" w:themeColor="accent1" w:sz="8" w:space="0"/>
+          <w:insideH w:val="nil"/>
+          <w:insideV w:val="single" w:color="4F81BD" w:themeColor="accent1" w:sz="8" w:space="0"/>
         </w:tcBorders>
       </w:tcPr>
     </w:tblStylePr>
     <w:tblStylePr w:type="firstCol">
       <w:rPr>
-        <w:rFonts w:asciiTheme="majorHAnsi" w:eastAsiaTheme="majorEastAsia" w:hAnsiTheme="majorHAnsi" w:cstheme="majorBidi"/>
+        <w:rFonts w:asciiTheme="majorHAnsi" w:hAnsiTheme="majorHAnsi" w:eastAsiaTheme="majorEastAsia" w:cstheme="majorBidi"/>
         <w:b/>
         <w:bCs/>
       </w:rPr>
     </w:tblStylePr>
     <w:tblStylePr w:type="lastCol">
       <w:rPr>
-        <w:rFonts w:asciiTheme="majorHAnsi" w:eastAsiaTheme="majorEastAsia" w:hAnsiTheme="majorHAnsi" w:cstheme="majorBidi"/>
-        <w:b/>
-        <w:bCs/>
-      </w:rPr>
-      <w:tblPr/>
-      <w:tcPr>
-        <w:tcBorders>
-          <w:top w:val="single" w:sz="8" w:space="0" w:color="4F81BD" w:themeColor="accent1"/>
-          <w:left w:val="single" w:sz="8" w:space="0" w:color="4F81BD" w:themeColor="accent1"/>
-          <w:bottom w:val="single" w:sz="8" w:space="0" w:color="4F81BD" w:themeColor="accent1"/>
-          <w:right w:val="single" w:sz="8" w:space="0" w:color="4F81BD" w:themeColor="accent1"/>
+        <w:rFonts w:asciiTheme="majorHAnsi" w:hAnsiTheme="majorHAnsi" w:eastAsiaTheme="majorEastAsia" w:cstheme="majorBidi"/>
+        <w:b/>
+        <w:bCs/>
+      </w:rPr>
+      <w:tblPr/>
+      <w:tcPr>
+        <w:tcBorders>
+          <w:top w:val="single" w:color="4F81BD" w:themeColor="accent1" w:sz="8" w:space="0"/>
+          <w:left w:val="single" w:color="4F81BD" w:themeColor="accent1" w:sz="8" w:space="0"/>
+          <w:bottom w:val="single" w:color="4F81BD" w:themeColor="accent1" w:sz="8" w:space="0"/>
+          <w:right w:val="single" w:color="4F81BD" w:themeColor="accent1" w:sz="8" w:space="0"/>
         </w:tcBorders>
       </w:tcPr>
     </w:tblStylePr>
@@ -3875,10 +4333,10 @@
       <w:tblPr/>
       <w:tcPr>
         <w:tcBorders>
-          <w:top w:val="single" w:sz="8" w:space="0" w:color="4F81BD" w:themeColor="accent1"/>
-          <w:left w:val="single" w:sz="8" w:space="0" w:color="4F81BD" w:themeColor="accent1"/>
-          <w:bottom w:val="single" w:sz="8" w:space="0" w:color="4F81BD" w:themeColor="accent1"/>
-          <w:right w:val="single" w:sz="8" w:space="0" w:color="4F81BD" w:themeColor="accent1"/>
+          <w:top w:val="single" w:color="4F81BD" w:themeColor="accent1" w:sz="8" w:space="0"/>
+          <w:left w:val="single" w:color="4F81BD" w:themeColor="accent1" w:sz="8" w:space="0"/>
+          <w:bottom w:val="single" w:color="4F81BD" w:themeColor="accent1" w:sz="8" w:space="0"/>
+          <w:right w:val="single" w:color="4F81BD" w:themeColor="accent1" w:sz="8" w:space="0"/>
         </w:tcBorders>
         <w:shd w:val="clear" w:color="auto" w:fill="D3DFEE" w:themeFill="accent1" w:themeFillTint="3F"/>
       </w:tcPr>
@@ -3887,11 +4345,11 @@
       <w:tblPr/>
       <w:tcPr>
         <w:tcBorders>
-          <w:top w:val="single" w:sz="8" w:space="0" w:color="4F81BD" w:themeColor="accent1"/>
-          <w:left w:val="single" w:sz="8" w:space="0" w:color="4F81BD" w:themeColor="accent1"/>
-          <w:bottom w:val="single" w:sz="8" w:space="0" w:color="4F81BD" w:themeColor="accent1"/>
-          <w:right w:val="single" w:sz="8" w:space="0" w:color="4F81BD" w:themeColor="accent1"/>
-          <w:insideV w:val="single" w:sz="8" w:space="0" w:color="4F81BD" w:themeColor="accent1"/>
+          <w:top w:val="single" w:color="4F81BD" w:themeColor="accent1" w:sz="8" w:space="0"/>
+          <w:left w:val="single" w:color="4F81BD" w:themeColor="accent1" w:sz="8" w:space="0"/>
+          <w:bottom w:val="single" w:color="4F81BD" w:themeColor="accent1" w:sz="8" w:space="0"/>
+          <w:right w:val="single" w:color="4F81BD" w:themeColor="accent1" w:sz="8" w:space="0"/>
+          <w:insideV w:val="single" w:color="4F81BD" w:themeColor="accent1" w:sz="8" w:space="0"/>
         </w:tcBorders>
         <w:shd w:val="clear" w:color="auto" w:fill="D3DFEE" w:themeFill="accent1" w:themeFillTint="3F"/>
       </w:tcPr>
@@ -3900,11 +4358,11 @@
       <w:tblPr/>
       <w:tcPr>
         <w:tcBorders>
-          <w:top w:val="single" w:sz="8" w:space="0" w:color="4F81BD" w:themeColor="accent1"/>
-          <w:left w:val="single" w:sz="8" w:space="0" w:color="4F81BD" w:themeColor="accent1"/>
-          <w:bottom w:val="single" w:sz="8" w:space="0" w:color="4F81BD" w:themeColor="accent1"/>
-          <w:right w:val="single" w:sz="8" w:space="0" w:color="4F81BD" w:themeColor="accent1"/>
-          <w:insideV w:val="single" w:sz="8" w:space="0" w:color="4F81BD" w:themeColor="accent1"/>
+          <w:top w:val="single" w:color="4F81BD" w:themeColor="accent1" w:sz="8" w:space="0"/>
+          <w:left w:val="single" w:color="4F81BD" w:themeColor="accent1" w:sz="8" w:space="0"/>
+          <w:bottom w:val="single" w:color="4F81BD" w:themeColor="accent1" w:sz="8" w:space="0"/>
+          <w:right w:val="single" w:color="4F81BD" w:themeColor="accent1" w:sz="8" w:space="0"/>
+          <w:insideV w:val="single" w:color="4F81BD" w:themeColor="accent1" w:sz="8" w:space="0"/>
         </w:tcBorders>
       </w:tcPr>
     </w:tblStylePr>
@@ -3922,12 +4380,12 @@
       <w:tblStyleColBandSize w:val="1"/>
       <w:tblInd w:w="0" w:type="dxa"/>
       <w:tblBorders>
-        <w:top w:val="single" w:sz="8" w:space="0" w:color="C0504D" w:themeColor="accent2"/>
-        <w:left w:val="single" w:sz="8" w:space="0" w:color="C0504D" w:themeColor="accent2"/>
-        <w:bottom w:val="single" w:sz="8" w:space="0" w:color="C0504D" w:themeColor="accent2"/>
-        <w:right w:val="single" w:sz="8" w:space="0" w:color="C0504D" w:themeColor="accent2"/>
-        <w:insideH w:val="single" w:sz="8" w:space="0" w:color="C0504D" w:themeColor="accent2"/>
-        <w:insideV w:val="single" w:sz="8" w:space="0" w:color="C0504D" w:themeColor="accent2"/>
+        <w:top w:val="single" w:color="C0504D" w:themeColor="accent2" w:sz="8" w:space="0"/>
+        <w:left w:val="single" w:color="C0504D" w:themeColor="accent2" w:sz="8" w:space="0"/>
+        <w:bottom w:val="single" w:color="C0504D" w:themeColor="accent2" w:sz="8" w:space="0"/>
+        <w:right w:val="single" w:color="C0504D" w:themeColor="accent2" w:sz="8" w:space="0"/>
+        <w:insideH w:val="single" w:color="C0504D" w:themeColor="accent2" w:sz="8" w:space="0"/>
+        <w:insideV w:val="single" w:color="C0504D" w:themeColor="accent2" w:sz="8" w:space="0"/>
       </w:tblBorders>
       <w:tblCellMar>
         <w:top w:w="0" w:type="dxa"/>
@@ -3941,19 +4399,19 @@
         <w:spacing w:before="0" w:after="0" w:line="240" w:lineRule="auto"/>
       </w:pPr>
       <w:rPr>
-        <w:rFonts w:asciiTheme="majorHAnsi" w:eastAsiaTheme="majorEastAsia" w:hAnsiTheme="majorHAnsi" w:cstheme="majorBidi"/>
-        <w:b/>
-        <w:bCs/>
-      </w:rPr>
-      <w:tblPr/>
-      <w:tcPr>
-        <w:tcBorders>
-          <w:top w:val="single" w:sz="8" w:space="0" w:color="C0504D" w:themeColor="accent2"/>
-          <w:left w:val="single" w:sz="8" w:space="0" w:color="C0504D" w:themeColor="accent2"/>
-          <w:bottom w:val="single" w:sz="18" w:space="0" w:color="C0504D" w:themeColor="accent2"/>
-          <w:right w:val="single" w:sz="8" w:space="0" w:color="C0504D" w:themeColor="accent2"/>
-          <w:insideH w:val="nil"/>
-          <w:insideV w:val="single" w:sz="8" w:space="0" w:color="C0504D" w:themeColor="accent2"/>
+        <w:rFonts w:asciiTheme="majorHAnsi" w:hAnsiTheme="majorHAnsi" w:eastAsiaTheme="majorEastAsia" w:cstheme="majorBidi"/>
+        <w:b/>
+        <w:bCs/>
+      </w:rPr>
+      <w:tblPr/>
+      <w:tcPr>
+        <w:tcBorders>
+          <w:top w:val="single" w:color="C0504D" w:themeColor="accent2" w:sz="8" w:space="0"/>
+          <w:left w:val="single" w:color="C0504D" w:themeColor="accent2" w:sz="8" w:space="0"/>
+          <w:bottom w:val="single" w:color="C0504D" w:themeColor="accent2" w:sz="18" w:space="0"/>
+          <w:right w:val="single" w:color="C0504D" w:themeColor="accent2" w:sz="8" w:space="0"/>
+          <w:insideH w:val="nil"/>
+          <w:insideV w:val="single" w:color="C0504D" w:themeColor="accent2" w:sz="8" w:space="0"/>
         </w:tcBorders>
       </w:tcPr>
     </w:tblStylePr>
@@ -3962,42 +4420,42 @@
         <w:spacing w:before="0" w:after="0" w:line="240" w:lineRule="auto"/>
       </w:pPr>
       <w:rPr>
-        <w:rFonts w:asciiTheme="majorHAnsi" w:eastAsiaTheme="majorEastAsia" w:hAnsiTheme="majorHAnsi" w:cstheme="majorBidi"/>
-        <w:b/>
-        <w:bCs/>
-      </w:rPr>
-      <w:tblPr/>
-      <w:tcPr>
-        <w:tcBorders>
-          <w:top w:val="double" w:sz="6" w:space="0" w:color="C0504D" w:themeColor="accent2"/>
-          <w:left w:val="single" w:sz="8" w:space="0" w:color="C0504D" w:themeColor="accent2"/>
-          <w:bottom w:val="single" w:sz="8" w:space="0" w:color="C0504D" w:themeColor="accent2"/>
-          <w:right w:val="single" w:sz="8" w:space="0" w:color="C0504D" w:themeColor="accent2"/>
-          <w:insideH w:val="nil"/>
-          <w:insideV w:val="single" w:sz="8" w:space="0" w:color="C0504D" w:themeColor="accent2"/>
+        <w:rFonts w:asciiTheme="majorHAnsi" w:hAnsiTheme="majorHAnsi" w:eastAsiaTheme="majorEastAsia" w:cstheme="majorBidi"/>
+        <w:b/>
+        <w:bCs/>
+      </w:rPr>
+      <w:tblPr/>
+      <w:tcPr>
+        <w:tcBorders>
+          <w:top w:val="double" w:color="C0504D" w:themeColor="accent2" w:sz="6" w:space="0"/>
+          <w:left w:val="single" w:color="C0504D" w:themeColor="accent2" w:sz="8" w:space="0"/>
+          <w:bottom w:val="single" w:color="C0504D" w:themeColor="accent2" w:sz="8" w:space="0"/>
+          <w:right w:val="single" w:color="C0504D" w:themeColor="accent2" w:sz="8" w:space="0"/>
+          <w:insideH w:val="nil"/>
+          <w:insideV w:val="single" w:color="C0504D" w:themeColor="accent2" w:sz="8" w:space="0"/>
         </w:tcBorders>
       </w:tcPr>
     </w:tblStylePr>
     <w:tblStylePr w:type="firstCol">
       <w:rPr>
-        <w:rFonts w:asciiTheme="majorHAnsi" w:eastAsiaTheme="majorEastAsia" w:hAnsiTheme="majorHAnsi" w:cstheme="majorBidi"/>
+        <w:rFonts w:asciiTheme="majorHAnsi" w:hAnsiTheme="majorHAnsi" w:eastAsiaTheme="majorEastAsia" w:cstheme="majorBidi"/>
         <w:b/>
         <w:bCs/>
       </w:rPr>
     </w:tblStylePr>
     <w:tblStylePr w:type="lastCol">
       <w:rPr>
-        <w:rFonts w:asciiTheme="majorHAnsi" w:eastAsiaTheme="majorEastAsia" w:hAnsiTheme="majorHAnsi" w:cstheme="majorBidi"/>
-        <w:b/>
-        <w:bCs/>
-      </w:rPr>
-      <w:tblPr/>
-      <w:tcPr>
-        <w:tcBorders>
-          <w:top w:val="single" w:sz="8" w:space="0" w:color="C0504D" w:themeColor="accent2"/>
-          <w:left w:val="single" w:sz="8" w:space="0" w:color="C0504D" w:themeColor="accent2"/>
-          <w:bottom w:val="single" w:sz="8" w:space="0" w:color="C0504D" w:themeColor="accent2"/>
-          <w:right w:val="single" w:sz="8" w:space="0" w:color="C0504D" w:themeColor="accent2"/>
+        <w:rFonts w:asciiTheme="majorHAnsi" w:hAnsiTheme="majorHAnsi" w:eastAsiaTheme="majorEastAsia" w:cstheme="majorBidi"/>
+        <w:b/>
+        <w:bCs/>
+      </w:rPr>
+      <w:tblPr/>
+      <w:tcPr>
+        <w:tcBorders>
+          <w:top w:val="single" w:color="C0504D" w:themeColor="accent2" w:sz="8" w:space="0"/>
+          <w:left w:val="single" w:color="C0504D" w:themeColor="accent2" w:sz="8" w:space="0"/>
+          <w:bottom w:val="single" w:color="C0504D" w:themeColor="accent2" w:sz="8" w:space="0"/>
+          <w:right w:val="single" w:color="C0504D" w:themeColor="accent2" w:sz="8" w:space="0"/>
         </w:tcBorders>
       </w:tcPr>
     </w:tblStylePr>
@@ -4005,10 +4463,10 @@
       <w:tblPr/>
       <w:tcPr>
         <w:tcBorders>
-          <w:top w:val="single" w:sz="8" w:space="0" w:color="C0504D" w:themeColor="accent2"/>
-          <w:left w:val="single" w:sz="8" w:space="0" w:color="C0504D" w:themeColor="accent2"/>
-          <w:bottom w:val="single" w:sz="8" w:space="0" w:color="C0504D" w:themeColor="accent2"/>
-          <w:right w:val="single" w:sz="8" w:space="0" w:color="C0504D" w:themeColor="accent2"/>
+          <w:top w:val="single" w:color="C0504D" w:themeColor="accent2" w:sz="8" w:space="0"/>
+          <w:left w:val="single" w:color="C0504D" w:themeColor="accent2" w:sz="8" w:space="0"/>
+          <w:bottom w:val="single" w:color="C0504D" w:themeColor="accent2" w:sz="8" w:space="0"/>
+          <w:right w:val="single" w:color="C0504D" w:themeColor="accent2" w:sz="8" w:space="0"/>
         </w:tcBorders>
         <w:shd w:val="clear" w:color="auto" w:fill="EFD3D2" w:themeFill="accent2" w:themeFillTint="3F"/>
       </w:tcPr>
@@ -4017,11 +4475,11 @@
       <w:tblPr/>
       <w:tcPr>
         <w:tcBorders>
-          <w:top w:val="single" w:sz="8" w:space="0" w:color="C0504D" w:themeColor="accent2"/>
-          <w:left w:val="single" w:sz="8" w:space="0" w:color="C0504D" w:themeColor="accent2"/>
-          <w:bottom w:val="single" w:sz="8" w:space="0" w:color="C0504D" w:themeColor="accent2"/>
-          <w:right w:val="single" w:sz="8" w:space="0" w:color="C0504D" w:themeColor="accent2"/>
-          <w:insideV w:val="single" w:sz="8" w:space="0" w:color="C0504D" w:themeColor="accent2"/>
+          <w:top w:val="single" w:color="C0504D" w:themeColor="accent2" w:sz="8" w:space="0"/>
+          <w:left w:val="single" w:color="C0504D" w:themeColor="accent2" w:sz="8" w:space="0"/>
+          <w:bottom w:val="single" w:color="C0504D" w:themeColor="accent2" w:sz="8" w:space="0"/>
+          <w:right w:val="single" w:color="C0504D" w:themeColor="accent2" w:sz="8" w:space="0"/>
+          <w:insideV w:val="single" w:color="C0504D" w:themeColor="accent2" w:sz="8" w:space="0"/>
         </w:tcBorders>
         <w:shd w:val="clear" w:color="auto" w:fill="EFD3D2" w:themeFill="accent2" w:themeFillTint="3F"/>
       </w:tcPr>
@@ -4030,11 +4488,11 @@
       <w:tblPr/>
       <w:tcPr>
         <w:tcBorders>
-          <w:top w:val="single" w:sz="8" w:space="0" w:color="C0504D" w:themeColor="accent2"/>
-          <w:left w:val="single" w:sz="8" w:space="0" w:color="C0504D" w:themeColor="accent2"/>
-          <w:bottom w:val="single" w:sz="8" w:space="0" w:color="C0504D" w:themeColor="accent2"/>
-          <w:right w:val="single" w:sz="8" w:space="0" w:color="C0504D" w:themeColor="accent2"/>
-          <w:insideV w:val="single" w:sz="8" w:space="0" w:color="C0504D" w:themeColor="accent2"/>
+          <w:top w:val="single" w:color="C0504D" w:themeColor="accent2" w:sz="8" w:space="0"/>
+          <w:left w:val="single" w:color="C0504D" w:themeColor="accent2" w:sz="8" w:space="0"/>
+          <w:bottom w:val="single" w:color="C0504D" w:themeColor="accent2" w:sz="8" w:space="0"/>
+          <w:right w:val="single" w:color="C0504D" w:themeColor="accent2" w:sz="8" w:space="0"/>
+          <w:insideV w:val="single" w:color="C0504D" w:themeColor="accent2" w:sz="8" w:space="0"/>
         </w:tcBorders>
       </w:tcPr>
     </w:tblStylePr>
@@ -4052,12 +4510,12 @@
       <w:tblStyleColBandSize w:val="1"/>
       <w:tblInd w:w="0" w:type="dxa"/>
       <w:tblBorders>
-        <w:top w:val="single" w:sz="8" w:space="0" w:color="9BBB59" w:themeColor="accent3"/>
-        <w:left w:val="single" w:sz="8" w:space="0" w:color="9BBB59" w:themeColor="accent3"/>
-        <w:bottom w:val="single" w:sz="8" w:space="0" w:color="9BBB59" w:themeColor="accent3"/>
-        <w:right w:val="single" w:sz="8" w:space="0" w:color="9BBB59" w:themeColor="accent3"/>
-        <w:insideH w:val="single" w:sz="8" w:space="0" w:color="9BBB59" w:themeColor="accent3"/>
-        <w:insideV w:val="single" w:sz="8" w:space="0" w:color="9BBB59" w:themeColor="accent3"/>
+        <w:top w:val="single" w:color="9BBB59" w:themeColor="accent3" w:sz="8" w:space="0"/>
+        <w:left w:val="single" w:color="9BBB59" w:themeColor="accent3" w:sz="8" w:space="0"/>
+        <w:bottom w:val="single" w:color="9BBB59" w:themeColor="accent3" w:sz="8" w:space="0"/>
+        <w:right w:val="single" w:color="9BBB59" w:themeColor="accent3" w:sz="8" w:space="0"/>
+        <w:insideH w:val="single" w:color="9BBB59" w:themeColor="accent3" w:sz="8" w:space="0"/>
+        <w:insideV w:val="single" w:color="9BBB59" w:themeColor="accent3" w:sz="8" w:space="0"/>
       </w:tblBorders>
       <w:tblCellMar>
         <w:top w:w="0" w:type="dxa"/>
@@ -4071,19 +4529,19 @@
         <w:spacing w:before="0" w:after="0" w:line="240" w:lineRule="auto"/>
       </w:pPr>
       <w:rPr>
-        <w:rFonts w:asciiTheme="majorHAnsi" w:eastAsiaTheme="majorEastAsia" w:hAnsiTheme="majorHAnsi" w:cstheme="majorBidi"/>
-        <w:b/>
-        <w:bCs/>
-      </w:rPr>
-      <w:tblPr/>
-      <w:tcPr>
-        <w:tcBorders>
-          <w:top w:val="single" w:sz="8" w:space="0" w:color="9BBB59" w:themeColor="accent3"/>
-          <w:left w:val="single" w:sz="8" w:space="0" w:color="9BBB59" w:themeColor="accent3"/>
-          <w:bottom w:val="single" w:sz="18" w:space="0" w:color="9BBB59" w:themeColor="accent3"/>
-          <w:right w:val="single" w:sz="8" w:space="0" w:color="9BBB59" w:themeColor="accent3"/>
-          <w:insideH w:val="nil"/>
-          <w:insideV w:val="single" w:sz="8" w:space="0" w:color="9BBB59" w:themeColor="accent3"/>
+        <w:rFonts w:asciiTheme="majorHAnsi" w:hAnsiTheme="majorHAnsi" w:eastAsiaTheme="majorEastAsia" w:cstheme="majorBidi"/>
+        <w:b/>
+        <w:bCs/>
+      </w:rPr>
+      <w:tblPr/>
+      <w:tcPr>
+        <w:tcBorders>
+          <w:top w:val="single" w:color="9BBB59" w:themeColor="accent3" w:sz="8" w:space="0"/>
+          <w:left w:val="single" w:color="9BBB59" w:themeColor="accent3" w:sz="8" w:space="0"/>
+          <w:bottom w:val="single" w:color="9BBB59" w:themeColor="accent3" w:sz="18" w:space="0"/>
+          <w:right w:val="single" w:color="9BBB59" w:themeColor="accent3" w:sz="8" w:space="0"/>
+          <w:insideH w:val="nil"/>
+          <w:insideV w:val="single" w:color="9BBB59" w:themeColor="accent3" w:sz="8" w:space="0"/>
         </w:tcBorders>
       </w:tcPr>
     </w:tblStylePr>
@@ -4092,42 +4550,42 @@
         <w:spacing w:before="0" w:after="0" w:line="240" w:lineRule="auto"/>
       </w:pPr>
       <w:rPr>
-        <w:rFonts w:asciiTheme="majorHAnsi" w:eastAsiaTheme="majorEastAsia" w:hAnsiTheme="majorHAnsi" w:cstheme="majorBidi"/>
-        <w:b/>
-        <w:bCs/>
-      </w:rPr>
-      <w:tblPr/>
-      <w:tcPr>
-        <w:tcBorders>
-          <w:top w:val="double" w:sz="6" w:space="0" w:color="9BBB59" w:themeColor="accent3"/>
-          <w:left w:val="single" w:sz="8" w:space="0" w:color="9BBB59" w:themeColor="accent3"/>
-          <w:bottom w:val="single" w:sz="8" w:space="0" w:color="9BBB59" w:themeColor="accent3"/>
-          <w:right w:val="single" w:sz="8" w:space="0" w:color="9BBB59" w:themeColor="accent3"/>
-          <w:insideH w:val="nil"/>
-          <w:insideV w:val="single" w:sz="8" w:space="0" w:color="9BBB59" w:themeColor="accent3"/>
+        <w:rFonts w:asciiTheme="majorHAnsi" w:hAnsiTheme="majorHAnsi" w:eastAsiaTheme="majorEastAsia" w:cstheme="majorBidi"/>
+        <w:b/>
+        <w:bCs/>
+      </w:rPr>
+      <w:tblPr/>
+      <w:tcPr>
+        <w:tcBorders>
+          <w:top w:val="double" w:color="9BBB59" w:themeColor="accent3" w:sz="6" w:space="0"/>
+          <w:left w:val="single" w:color="9BBB59" w:themeColor="accent3" w:sz="8" w:space="0"/>
+          <w:bottom w:val="single" w:color="9BBB59" w:themeColor="accent3" w:sz="8" w:space="0"/>
+          <w:right w:val="single" w:color="9BBB59" w:themeColor="accent3" w:sz="8" w:space="0"/>
+          <w:insideH w:val="nil"/>
+          <w:insideV w:val="single" w:color="9BBB59" w:themeColor="accent3" w:sz="8" w:space="0"/>
         </w:tcBorders>
       </w:tcPr>
     </w:tblStylePr>
     <w:tblStylePr w:type="firstCol">
       <w:rPr>
-        <w:rFonts w:asciiTheme="majorHAnsi" w:eastAsiaTheme="majorEastAsia" w:hAnsiTheme="majorHAnsi" w:cstheme="majorBidi"/>
+        <w:rFonts w:asciiTheme="majorHAnsi" w:hAnsiTheme="majorHAnsi" w:eastAsiaTheme="majorEastAsia" w:cstheme="majorBidi"/>
         <w:b/>
         <w:bCs/>
       </w:rPr>
     </w:tblStylePr>
     <w:tblStylePr w:type="lastCol">
       <w:rPr>
-        <w:rFonts w:asciiTheme="majorHAnsi" w:eastAsiaTheme="majorEastAsia" w:hAnsiTheme="majorHAnsi" w:cstheme="majorBidi"/>
-        <w:b/>
-        <w:bCs/>
-      </w:rPr>
-      <w:tblPr/>
-      <w:tcPr>
-        <w:tcBorders>
-          <w:top w:val="single" w:sz="8" w:space="0" w:color="9BBB59" w:themeColor="accent3"/>
-          <w:left w:val="single" w:sz="8" w:space="0" w:color="9BBB59" w:themeColor="accent3"/>
-          <w:bottom w:val="single" w:sz="8" w:space="0" w:color="9BBB59" w:themeColor="accent3"/>
-          <w:right w:val="single" w:sz="8" w:space="0" w:color="9BBB59" w:themeColor="accent3"/>
+        <w:rFonts w:asciiTheme="majorHAnsi" w:hAnsiTheme="majorHAnsi" w:eastAsiaTheme="majorEastAsia" w:cstheme="majorBidi"/>
+        <w:b/>
+        <w:bCs/>
+      </w:rPr>
+      <w:tblPr/>
+      <w:tcPr>
+        <w:tcBorders>
+          <w:top w:val="single" w:color="9BBB59" w:themeColor="accent3" w:sz="8" w:space="0"/>
+          <w:left w:val="single" w:color="9BBB59" w:themeColor="accent3" w:sz="8" w:space="0"/>
+          <w:bottom w:val="single" w:color="9BBB59" w:themeColor="accent3" w:sz="8" w:space="0"/>
+          <w:right w:val="single" w:color="9BBB59" w:themeColor="accent3" w:sz="8" w:space="0"/>
         </w:tcBorders>
       </w:tcPr>
     </w:tblStylePr>
@@ -4135,10 +4593,10 @@
       <w:tblPr/>
       <w:tcPr>
         <w:tcBorders>
-          <w:top w:val="single" w:sz="8" w:space="0" w:color="9BBB59" w:themeColor="accent3"/>
-          <w:left w:val="single" w:sz="8" w:space="0" w:color="9BBB59" w:themeColor="accent3"/>
-          <w:bottom w:val="single" w:sz="8" w:space="0" w:color="9BBB59" w:themeColor="accent3"/>
-          <w:right w:val="single" w:sz="8" w:space="0" w:color="9BBB59" w:themeColor="accent3"/>
+          <w:top w:val="single" w:color="9BBB59" w:themeColor="accent3" w:sz="8" w:space="0"/>
+          <w:left w:val="single" w:color="9BBB59" w:themeColor="accent3" w:sz="8" w:space="0"/>
+          <w:bottom w:val="single" w:color="9BBB59" w:themeColor="accent3" w:sz="8" w:space="0"/>
+          <w:right w:val="single" w:color="9BBB59" w:themeColor="accent3" w:sz="8" w:space="0"/>
         </w:tcBorders>
         <w:shd w:val="clear" w:color="auto" w:fill="E6EED5" w:themeFill="accent3" w:themeFillTint="3F"/>
       </w:tcPr>
@@ -4147,11 +4605,11 @@
       <w:tblPr/>
       <w:tcPr>
         <w:tcBorders>
-          <w:top w:val="single" w:sz="8" w:space="0" w:color="9BBB59" w:themeColor="accent3"/>
-          <w:left w:val="single" w:sz="8" w:space="0" w:color="9BBB59" w:themeColor="accent3"/>
-          <w:bottom w:val="single" w:sz="8" w:space="0" w:color="9BBB59" w:themeColor="accent3"/>
-          <w:right w:val="single" w:sz="8" w:space="0" w:color="9BBB59" w:themeColor="accent3"/>
-          <w:insideV w:val="single" w:sz="8" w:space="0" w:color="9BBB59" w:themeColor="accent3"/>
+          <w:top w:val="single" w:color="9BBB59" w:themeColor="accent3" w:sz="8" w:space="0"/>
+          <w:left w:val="single" w:color="9BBB59" w:themeColor="accent3" w:sz="8" w:space="0"/>
+          <w:bottom w:val="single" w:color="9BBB59" w:themeColor="accent3" w:sz="8" w:space="0"/>
+          <w:right w:val="single" w:color="9BBB59" w:themeColor="accent3" w:sz="8" w:space="0"/>
+          <w:insideV w:val="single" w:color="9BBB59" w:themeColor="accent3" w:sz="8" w:space="0"/>
         </w:tcBorders>
         <w:shd w:val="clear" w:color="auto" w:fill="E6EED5" w:themeFill="accent3" w:themeFillTint="3F"/>
       </w:tcPr>
@@ -4160,11 +4618,11 @@
       <w:tblPr/>
       <w:tcPr>
         <w:tcBorders>
-          <w:top w:val="single" w:sz="8" w:space="0" w:color="9BBB59" w:themeColor="accent3"/>
-          <w:left w:val="single" w:sz="8" w:space="0" w:color="9BBB59" w:themeColor="accent3"/>
-          <w:bottom w:val="single" w:sz="8" w:space="0" w:color="9BBB59" w:themeColor="accent3"/>
-          <w:right w:val="single" w:sz="8" w:space="0" w:color="9BBB59" w:themeColor="accent3"/>
-          <w:insideV w:val="single" w:sz="8" w:space="0" w:color="9BBB59" w:themeColor="accent3"/>
+          <w:top w:val="single" w:color="9BBB59" w:themeColor="accent3" w:sz="8" w:space="0"/>
+          <w:left w:val="single" w:color="9BBB59" w:themeColor="accent3" w:sz="8" w:space="0"/>
+          <w:bottom w:val="single" w:color="9BBB59" w:themeColor="accent3" w:sz="8" w:space="0"/>
+          <w:right w:val="single" w:color="9BBB59" w:themeColor="accent3" w:sz="8" w:space="0"/>
+          <w:insideV w:val="single" w:color="9BBB59" w:themeColor="accent3" w:sz="8" w:space="0"/>
         </w:tcBorders>
       </w:tcPr>
     </w:tblStylePr>
@@ -4182,12 +4640,12 @@
       <w:tblStyleColBandSize w:val="1"/>
       <w:tblInd w:w="0" w:type="dxa"/>
       <w:tblBorders>
-        <w:top w:val="single" w:sz="8" w:space="0" w:color="8064A2" w:themeColor="accent4"/>
-        <w:left w:val="single" w:sz="8" w:space="0" w:color="8064A2" w:themeColor="accent4"/>
-        <w:bottom w:val="single" w:sz="8" w:space="0" w:color="8064A2" w:themeColor="accent4"/>
-        <w:right w:val="single" w:sz="8" w:space="0" w:color="8064A2" w:themeColor="accent4"/>
-        <w:insideH w:val="single" w:sz="8" w:space="0" w:color="8064A2" w:themeColor="accent4"/>
-        <w:insideV w:val="single" w:sz="8" w:space="0" w:color="8064A2" w:themeColor="accent4"/>
+        <w:top w:val="single" w:color="8064A2" w:themeColor="accent4" w:sz="8" w:space="0"/>
+        <w:left w:val="single" w:color="8064A2" w:themeColor="accent4" w:sz="8" w:space="0"/>
+        <w:bottom w:val="single" w:color="8064A2" w:themeColor="accent4" w:sz="8" w:space="0"/>
+        <w:right w:val="single" w:color="8064A2" w:themeColor="accent4" w:sz="8" w:space="0"/>
+        <w:insideH w:val="single" w:color="8064A2" w:themeColor="accent4" w:sz="8" w:space="0"/>
+        <w:insideV w:val="single" w:color="8064A2" w:themeColor="accent4" w:sz="8" w:space="0"/>
       </w:tblBorders>
       <w:tblCellMar>
         <w:top w:w="0" w:type="dxa"/>
@@ -4201,19 +4659,19 @@
         <w:spacing w:before="0" w:after="0" w:line="240" w:lineRule="auto"/>
       </w:pPr>
       <w:rPr>
-        <w:rFonts w:asciiTheme="majorHAnsi" w:eastAsiaTheme="majorEastAsia" w:hAnsiTheme="majorHAnsi" w:cstheme="majorBidi"/>
-        <w:b/>
-        <w:bCs/>
-      </w:rPr>
-      <w:tblPr/>
-      <w:tcPr>
-        <w:tcBorders>
-          <w:top w:val="single" w:sz="8" w:space="0" w:color="8064A2" w:themeColor="accent4"/>
-          <w:left w:val="single" w:sz="8" w:space="0" w:color="8064A2" w:themeColor="accent4"/>
-          <w:bottom w:val="single" w:sz="18" w:space="0" w:color="8064A2" w:themeColor="accent4"/>
-          <w:right w:val="single" w:sz="8" w:space="0" w:color="8064A2" w:themeColor="accent4"/>
-          <w:insideH w:val="nil"/>
-          <w:insideV w:val="single" w:sz="8" w:space="0" w:color="8064A2" w:themeColor="accent4"/>
+        <w:rFonts w:asciiTheme="majorHAnsi" w:hAnsiTheme="majorHAnsi" w:eastAsiaTheme="majorEastAsia" w:cstheme="majorBidi"/>
+        <w:b/>
+        <w:bCs/>
+      </w:rPr>
+      <w:tblPr/>
+      <w:tcPr>
+        <w:tcBorders>
+          <w:top w:val="single" w:color="8064A2" w:themeColor="accent4" w:sz="8" w:space="0"/>
+          <w:left w:val="single" w:color="8064A2" w:themeColor="accent4" w:sz="8" w:space="0"/>
+          <w:bottom w:val="single" w:color="8064A2" w:themeColor="accent4" w:sz="18" w:space="0"/>
+          <w:right w:val="single" w:color="8064A2" w:themeColor="accent4" w:sz="8" w:space="0"/>
+          <w:insideH w:val="nil"/>
+          <w:insideV w:val="single" w:color="8064A2" w:themeColor="accent4" w:sz="8" w:space="0"/>
         </w:tcBorders>
       </w:tcPr>
     </w:tblStylePr>
@@ -4222,42 +4680,42 @@
         <w:spacing w:before="0" w:after="0" w:line="240" w:lineRule="auto"/>
       </w:pPr>
       <w:rPr>
-        <w:rFonts w:asciiTheme="majorHAnsi" w:eastAsiaTheme="majorEastAsia" w:hAnsiTheme="majorHAnsi" w:cstheme="majorBidi"/>
-        <w:b/>
-        <w:bCs/>
-      </w:rPr>
-      <w:tblPr/>
-      <w:tcPr>
-        <w:tcBorders>
-          <w:top w:val="double" w:sz="6" w:space="0" w:color="8064A2" w:themeColor="accent4"/>
-          <w:left w:val="single" w:sz="8" w:space="0" w:color="8064A2" w:themeColor="accent4"/>
-          <w:bottom w:val="single" w:sz="8" w:space="0" w:color="8064A2" w:themeColor="accent4"/>
-          <w:right w:val="single" w:sz="8" w:space="0" w:color="8064A2" w:themeColor="accent4"/>
-          <w:insideH w:val="nil"/>
-          <w:insideV w:val="single" w:sz="8" w:space="0" w:color="8064A2" w:themeColor="accent4"/>
+        <w:rFonts w:asciiTheme="majorHAnsi" w:hAnsiTheme="majorHAnsi" w:eastAsiaTheme="majorEastAsia" w:cstheme="majorBidi"/>
+        <w:b/>
+        <w:bCs/>
+      </w:rPr>
+      <w:tblPr/>
+      <w:tcPr>
+        <w:tcBorders>
+          <w:top w:val="double" w:color="8064A2" w:themeColor="accent4" w:sz="6" w:space="0"/>
+          <w:left w:val="single" w:color="8064A2" w:themeColor="accent4" w:sz="8" w:space="0"/>
+          <w:bottom w:val="single" w:color="8064A2" w:themeColor="accent4" w:sz="8" w:space="0"/>
+          <w:right w:val="single" w:color="8064A2" w:themeColor="accent4" w:sz="8" w:space="0"/>
+          <w:insideH w:val="nil"/>
+          <w:insideV w:val="single" w:color="8064A2" w:themeColor="accent4" w:sz="8" w:space="0"/>
         </w:tcBorders>
       </w:tcPr>
     </w:tblStylePr>
     <w:tblStylePr w:type="firstCol">
       <w:rPr>
-        <w:rFonts w:asciiTheme="majorHAnsi" w:eastAsiaTheme="majorEastAsia" w:hAnsiTheme="majorHAnsi" w:cstheme="majorBidi"/>
+        <w:rFonts w:asciiTheme="majorHAnsi" w:hAnsiTheme="majorHAnsi" w:eastAsiaTheme="majorEastAsia" w:cstheme="majorBidi"/>
         <w:b/>
         <w:bCs/>
       </w:rPr>
     </w:tblStylePr>
     <w:tblStylePr w:type="lastCol">
       <w:rPr>
-        <w:rFonts w:asciiTheme="majorHAnsi" w:eastAsiaTheme="majorEastAsia" w:hAnsiTheme="majorHAnsi" w:cstheme="majorBidi"/>
-        <w:b/>
-        <w:bCs/>
-      </w:rPr>
-      <w:tblPr/>
-      <w:tcPr>
-        <w:tcBorders>
-          <w:top w:val="single" w:sz="8" w:space="0" w:color="8064A2" w:themeColor="accent4"/>
-          <w:left w:val="single" w:sz="8" w:space="0" w:color="8064A2" w:themeColor="accent4"/>
-          <w:bottom w:val="single" w:sz="8" w:space="0" w:color="8064A2" w:themeColor="accent4"/>
-          <w:right w:val="single" w:sz="8" w:space="0" w:color="8064A2" w:themeColor="accent4"/>
+        <w:rFonts w:asciiTheme="majorHAnsi" w:hAnsiTheme="majorHAnsi" w:eastAsiaTheme="majorEastAsia" w:cstheme="majorBidi"/>
+        <w:b/>
+        <w:bCs/>
+      </w:rPr>
+      <w:tblPr/>
+      <w:tcPr>
+        <w:tcBorders>
+          <w:top w:val="single" w:color="8064A2" w:themeColor="accent4" w:sz="8" w:space="0"/>
+          <w:left w:val="single" w:color="8064A2" w:themeColor="accent4" w:sz="8" w:space="0"/>
+          <w:bottom w:val="single" w:color="8064A2" w:themeColor="accent4" w:sz="8" w:space="0"/>
+          <w:right w:val="single" w:color="8064A2" w:themeColor="accent4" w:sz="8" w:space="0"/>
         </w:tcBorders>
       </w:tcPr>
     </w:tblStylePr>
@@ -4265,10 +4723,10 @@
       <w:tblPr/>
       <w:tcPr>
         <w:tcBorders>
-          <w:top w:val="single" w:sz="8" w:space="0" w:color="8064A2" w:themeColor="accent4"/>
-          <w:left w:val="single" w:sz="8" w:space="0" w:color="8064A2" w:themeColor="accent4"/>
-          <w:bottom w:val="single" w:sz="8" w:space="0" w:color="8064A2" w:themeColor="accent4"/>
-          <w:right w:val="single" w:sz="8" w:space="0" w:color="8064A2" w:themeColor="accent4"/>
+          <w:top w:val="single" w:color="8064A2" w:themeColor="accent4" w:sz="8" w:space="0"/>
+          <w:left w:val="single" w:color="8064A2" w:themeColor="accent4" w:sz="8" w:space="0"/>
+          <w:bottom w:val="single" w:color="8064A2" w:themeColor="accent4" w:sz="8" w:space="0"/>
+          <w:right w:val="single" w:color="8064A2" w:themeColor="accent4" w:sz="8" w:space="0"/>
         </w:tcBorders>
         <w:shd w:val="clear" w:color="auto" w:fill="DFD8E8" w:themeFill="accent4" w:themeFillTint="3F"/>
       </w:tcPr>
@@ -4277,11 +4735,11 @@
       <w:tblPr/>
       <w:tcPr>
         <w:tcBorders>
-          <w:top w:val="single" w:sz="8" w:space="0" w:color="8064A2" w:themeColor="accent4"/>
-          <w:left w:val="single" w:sz="8" w:space="0" w:color="8064A2" w:themeColor="accent4"/>
-          <w:bottom w:val="single" w:sz="8" w:space="0" w:color="8064A2" w:themeColor="accent4"/>
-          <w:right w:val="single" w:sz="8" w:space="0" w:color="8064A2" w:themeColor="accent4"/>
-          <w:insideV w:val="single" w:sz="8" w:space="0" w:color="8064A2" w:themeColor="accent4"/>
+          <w:top w:val="single" w:color="8064A2" w:themeColor="accent4" w:sz="8" w:space="0"/>
+          <w:left w:val="single" w:color="8064A2" w:themeColor="accent4" w:sz="8" w:space="0"/>
+          <w:bottom w:val="single" w:color="8064A2" w:themeColor="accent4" w:sz="8" w:space="0"/>
+          <w:right w:val="single" w:color="8064A2" w:themeColor="accent4" w:sz="8" w:space="0"/>
+          <w:insideV w:val="single" w:color="8064A2" w:themeColor="accent4" w:sz="8" w:space="0"/>
         </w:tcBorders>
         <w:shd w:val="clear" w:color="auto" w:fill="DFD8E8" w:themeFill="accent4" w:themeFillTint="3F"/>
       </w:tcPr>
@@ -4290,11 +4748,11 @@
       <w:tblPr/>
       <w:tcPr>
         <w:tcBorders>
-          <w:top w:val="single" w:sz="8" w:space="0" w:color="8064A2" w:themeColor="accent4"/>
-          <w:left w:val="single" w:sz="8" w:space="0" w:color="8064A2" w:themeColor="accent4"/>
-          <w:bottom w:val="single" w:sz="8" w:space="0" w:color="8064A2" w:themeColor="accent4"/>
-          <w:right w:val="single" w:sz="8" w:space="0" w:color="8064A2" w:themeColor="accent4"/>
-          <w:insideV w:val="single" w:sz="8" w:space="0" w:color="8064A2" w:themeColor="accent4"/>
+          <w:top w:val="single" w:color="8064A2" w:themeColor="accent4" w:sz="8" w:space="0"/>
+          <w:left w:val="single" w:color="8064A2" w:themeColor="accent4" w:sz="8" w:space="0"/>
+          <w:bottom w:val="single" w:color="8064A2" w:themeColor="accent4" w:sz="8" w:space="0"/>
+          <w:right w:val="single" w:color="8064A2" w:themeColor="accent4" w:sz="8" w:space="0"/>
+          <w:insideV w:val="single" w:color="8064A2" w:themeColor="accent4" w:sz="8" w:space="0"/>
         </w:tcBorders>
       </w:tcPr>
     </w:tblStylePr>
@@ -4312,12 +4770,12 @@
       <w:tblStyleColBandSize w:val="1"/>
       <w:tblInd w:w="0" w:type="dxa"/>
       <w:tblBorders>
-        <w:top w:val="single" w:sz="8" w:space="0" w:color="4BACC6" w:themeColor="accent5"/>
-        <w:left w:val="single" w:sz="8" w:space="0" w:color="4BACC6" w:themeColor="accent5"/>
-        <w:bottom w:val="single" w:sz="8" w:space="0" w:color="4BACC6" w:themeColor="accent5"/>
-        <w:right w:val="single" w:sz="8" w:space="0" w:color="4BACC6" w:themeColor="accent5"/>
-        <w:insideH w:val="single" w:sz="8" w:space="0" w:color="4BACC6" w:themeColor="accent5"/>
-        <w:insideV w:val="single" w:sz="8" w:space="0" w:color="4BACC6" w:themeColor="accent5"/>
+        <w:top w:val="single" w:color="4BACC6" w:themeColor="accent5" w:sz="8" w:space="0"/>
+        <w:left w:val="single" w:color="4BACC6" w:themeColor="accent5" w:sz="8" w:space="0"/>
+        <w:bottom w:val="single" w:color="4BACC6" w:themeColor="accent5" w:sz="8" w:space="0"/>
+        <w:right w:val="single" w:color="4BACC6" w:themeColor="accent5" w:sz="8" w:space="0"/>
+        <w:insideH w:val="single" w:color="4BACC6" w:themeColor="accent5" w:sz="8" w:space="0"/>
+        <w:insideV w:val="single" w:color="4BACC6" w:themeColor="accent5" w:sz="8" w:space="0"/>
       </w:tblBorders>
       <w:tblCellMar>
         <w:top w:w="0" w:type="dxa"/>
@@ -4331,19 +4789,19 @@
         <w:spacing w:before="0" w:after="0" w:line="240" w:lineRule="auto"/>
       </w:pPr>
       <w:rPr>
-        <w:rFonts w:asciiTheme="majorHAnsi" w:eastAsiaTheme="majorEastAsia" w:hAnsiTheme="majorHAnsi" w:cstheme="majorBidi"/>
-        <w:b/>
-        <w:bCs/>
-      </w:rPr>
-      <w:tblPr/>
-      <w:tcPr>
-        <w:tcBorders>
-          <w:top w:val="single" w:sz="8" w:space="0" w:color="4BACC6" w:themeColor="accent5"/>
-          <w:left w:val="single" w:sz="8" w:space="0" w:color="4BACC6" w:themeColor="accent5"/>
-          <w:bottom w:val="single" w:sz="18" w:space="0" w:color="4BACC6" w:themeColor="accent5"/>
-          <w:right w:val="single" w:sz="8" w:space="0" w:color="4BACC6" w:themeColor="accent5"/>
-          <w:insideH w:val="nil"/>
-          <w:insideV w:val="single" w:sz="8" w:space="0" w:color="4BACC6" w:themeColor="accent5"/>
+        <w:rFonts w:asciiTheme="majorHAnsi" w:hAnsiTheme="majorHAnsi" w:eastAsiaTheme="majorEastAsia" w:cstheme="majorBidi"/>
+        <w:b/>
+        <w:bCs/>
+      </w:rPr>
+      <w:tblPr/>
+      <w:tcPr>
+        <w:tcBorders>
+          <w:top w:val="single" w:color="4BACC6" w:themeColor="accent5" w:sz="8" w:space="0"/>
+          <w:left w:val="single" w:color="4BACC6" w:themeColor="accent5" w:sz="8" w:space="0"/>
+          <w:bottom w:val="single" w:color="4BACC6" w:themeColor="accent5" w:sz="18" w:space="0"/>
+          <w:right w:val="single" w:color="4BACC6" w:themeColor="accent5" w:sz="8" w:space="0"/>
+          <w:insideH w:val="nil"/>
+          <w:insideV w:val="single" w:color="4BACC6" w:themeColor="accent5" w:sz="8" w:space="0"/>
         </w:tcBorders>
       </w:tcPr>
     </w:tblStylePr>
@@ -4352,42 +4810,42 @@
         <w:spacing w:before="0" w:after="0" w:line="240" w:lineRule="auto"/>
       </w:pPr>
       <w:rPr>
-        <w:rFonts w:asciiTheme="majorHAnsi" w:eastAsiaTheme="majorEastAsia" w:hAnsiTheme="majorHAnsi" w:cstheme="majorBidi"/>
-        <w:b/>
-        <w:bCs/>
-      </w:rPr>
-      <w:tblPr/>
-      <w:tcPr>
-        <w:tcBorders>
-          <w:top w:val="double" w:sz="6" w:space="0" w:color="4BACC6" w:themeColor="accent5"/>
-          <w:left w:val="single" w:sz="8" w:space="0" w:color="4BACC6" w:themeColor="accent5"/>
-          <w:bottom w:val="single" w:sz="8" w:space="0" w:color="4BACC6" w:themeColor="accent5"/>
-          <w:right w:val="single" w:sz="8" w:space="0" w:color="4BACC6" w:themeColor="accent5"/>
-          <w:insideH w:val="nil"/>
-          <w:insideV w:val="single" w:sz="8" w:space="0" w:color="4BACC6" w:themeColor="accent5"/>
+        <w:rFonts w:asciiTheme="majorHAnsi" w:hAnsiTheme="majorHAnsi" w:eastAsiaTheme="majorEastAsia" w:cstheme="majorBidi"/>
+        <w:b/>
+        <w:bCs/>
+      </w:rPr>
+      <w:tblPr/>
+      <w:tcPr>
+        <w:tcBorders>
+          <w:top w:val="double" w:color="4BACC6" w:themeColor="accent5" w:sz="6" w:space="0"/>
+          <w:left w:val="single" w:color="4BACC6" w:themeColor="accent5" w:sz="8" w:space="0"/>
+          <w:bottom w:val="single" w:color="4BACC6" w:themeColor="accent5" w:sz="8" w:space="0"/>
+          <w:right w:val="single" w:color="4BACC6" w:themeColor="accent5" w:sz="8" w:space="0"/>
+          <w:insideH w:val="nil"/>
+          <w:insideV w:val="single" w:color="4BACC6" w:themeColor="accent5" w:sz="8" w:space="0"/>
         </w:tcBorders>
       </w:tcPr>
     </w:tblStylePr>
     <w:tblStylePr w:type="firstCol">
       <w:rPr>
-        <w:rFonts w:asciiTheme="majorHAnsi" w:eastAsiaTheme="majorEastAsia" w:hAnsiTheme="majorHAnsi" w:cstheme="majorBidi"/>
+        <w:rFonts w:asciiTheme="majorHAnsi" w:hAnsiTheme="majorHAnsi" w:eastAsiaTheme="majorEastAsia" w:cstheme="majorBidi"/>
         <w:b/>
         <w:bCs/>
       </w:rPr>
     </w:tblStylePr>
     <w:tblStylePr w:type="lastCol">
       <w:rPr>
-        <w:rFonts w:asciiTheme="majorHAnsi" w:eastAsiaTheme="majorEastAsia" w:hAnsiTheme="majorHAnsi" w:cstheme="majorBidi"/>
-        <w:b/>
-        <w:bCs/>
-      </w:rPr>
-      <w:tblPr/>
-      <w:tcPr>
-        <w:tcBorders>
-          <w:top w:val="single" w:sz="8" w:space="0" w:color="4BACC6" w:themeColor="accent5"/>
-          <w:left w:val="single" w:sz="8" w:space="0" w:color="4BACC6" w:themeColor="accent5"/>
-          <w:bottom w:val="single" w:sz="8" w:space="0" w:color="4BACC6" w:themeColor="accent5"/>
-          <w:right w:val="single" w:sz="8" w:space="0" w:color="4BACC6" w:themeColor="accent5"/>
+        <w:rFonts w:asciiTheme="majorHAnsi" w:hAnsiTheme="majorHAnsi" w:eastAsiaTheme="majorEastAsia" w:cstheme="majorBidi"/>
+        <w:b/>
+        <w:bCs/>
+      </w:rPr>
+      <w:tblPr/>
+      <w:tcPr>
+        <w:tcBorders>
+          <w:top w:val="single" w:color="4BACC6" w:themeColor="accent5" w:sz="8" w:space="0"/>
+          <w:left w:val="single" w:color="4BACC6" w:themeColor="accent5" w:sz="8" w:space="0"/>
+          <w:bottom w:val="single" w:color="4BACC6" w:themeColor="accent5" w:sz="8" w:space="0"/>
+          <w:right w:val="single" w:color="4BACC6" w:themeColor="accent5" w:sz="8" w:space="0"/>
         </w:tcBorders>
       </w:tcPr>
     </w:tblStylePr>
@@ -4395,10 +4853,10 @@
       <w:tblPr/>
       <w:tcPr>
         <w:tcBorders>
-          <w:top w:val="single" w:sz="8" w:space="0" w:color="4BACC6" w:themeColor="accent5"/>
-          <w:left w:val="single" w:sz="8" w:space="0" w:color="4BACC6" w:themeColor="accent5"/>
-          <w:bottom w:val="single" w:sz="8" w:space="0" w:color="4BACC6" w:themeColor="accent5"/>
-          <w:right w:val="single" w:sz="8" w:space="0" w:color="4BACC6" w:themeColor="accent5"/>
+          <w:top w:val="single" w:color="4BACC6" w:themeColor="accent5" w:sz="8" w:space="0"/>
+          <w:left w:val="single" w:color="4BACC6" w:themeColor="accent5" w:sz="8" w:space="0"/>
+          <w:bottom w:val="single" w:color="4BACC6" w:themeColor="accent5" w:sz="8" w:space="0"/>
+          <w:right w:val="single" w:color="4BACC6" w:themeColor="accent5" w:sz="8" w:space="0"/>
         </w:tcBorders>
         <w:shd w:val="clear" w:color="auto" w:fill="D2EAF1" w:themeFill="accent5" w:themeFillTint="3F"/>
       </w:tcPr>
@@ -4407,11 +4865,11 @@
       <w:tblPr/>
       <w:tcPr>
         <w:tcBorders>
-          <w:top w:val="single" w:sz="8" w:space="0" w:color="4BACC6" w:themeColor="accent5"/>
-          <w:left w:val="single" w:sz="8" w:space="0" w:color="4BACC6" w:themeColor="accent5"/>
-          <w:bottom w:val="single" w:sz="8" w:space="0" w:color="4BACC6" w:themeColor="accent5"/>
-          <w:right w:val="single" w:sz="8" w:space="0" w:color="4BACC6" w:themeColor="accent5"/>
-          <w:insideV w:val="single" w:sz="8" w:space="0" w:color="4BACC6" w:themeColor="accent5"/>
+          <w:top w:val="single" w:color="4BACC6" w:themeColor="accent5" w:sz="8" w:space="0"/>
+          <w:left w:val="single" w:color="4BACC6" w:themeColor="accent5" w:sz="8" w:space="0"/>
+          <w:bottom w:val="single" w:color="4BACC6" w:themeColor="accent5" w:sz="8" w:space="0"/>
+          <w:right w:val="single" w:color="4BACC6" w:themeColor="accent5" w:sz="8" w:space="0"/>
+          <w:insideV w:val="single" w:color="4BACC6" w:themeColor="accent5" w:sz="8" w:space="0"/>
         </w:tcBorders>
         <w:shd w:val="clear" w:color="auto" w:fill="D2EAF1" w:themeFill="accent5" w:themeFillTint="3F"/>
       </w:tcPr>
@@ -4420,11 +4878,11 @@
       <w:tblPr/>
       <w:tcPr>
         <w:tcBorders>
-          <w:top w:val="single" w:sz="8" w:space="0" w:color="4BACC6" w:themeColor="accent5"/>
-          <w:left w:val="single" w:sz="8" w:space="0" w:color="4BACC6" w:themeColor="accent5"/>
-          <w:bottom w:val="single" w:sz="8" w:space="0" w:color="4BACC6" w:themeColor="accent5"/>
-          <w:right w:val="single" w:sz="8" w:space="0" w:color="4BACC6" w:themeColor="accent5"/>
-          <w:insideV w:val="single" w:sz="8" w:space="0" w:color="4BACC6" w:themeColor="accent5"/>
+          <w:top w:val="single" w:color="4BACC6" w:themeColor="accent5" w:sz="8" w:space="0"/>
+          <w:left w:val="single" w:color="4BACC6" w:themeColor="accent5" w:sz="8" w:space="0"/>
+          <w:bottom w:val="single" w:color="4BACC6" w:themeColor="accent5" w:sz="8" w:space="0"/>
+          <w:right w:val="single" w:color="4BACC6" w:themeColor="accent5" w:sz="8" w:space="0"/>
+          <w:insideV w:val="single" w:color="4BACC6" w:themeColor="accent5" w:sz="8" w:space="0"/>
         </w:tcBorders>
       </w:tcPr>
     </w:tblStylePr>
@@ -4442,12 +4900,12 @@
       <w:tblStyleColBandSize w:val="1"/>
       <w:tblInd w:w="0" w:type="dxa"/>
       <w:tblBorders>
-        <w:top w:val="single" w:sz="8" w:space="0" w:color="F79646" w:themeColor="accent6"/>
-        <w:left w:val="single" w:sz="8" w:space="0" w:color="F79646" w:themeColor="accent6"/>
-        <w:bottom w:val="single" w:sz="8" w:space="0" w:color="F79646" w:themeColor="accent6"/>
-        <w:right w:val="single" w:sz="8" w:space="0" w:color="F79646" w:themeColor="accent6"/>
-        <w:insideH w:val="single" w:sz="8" w:space="0" w:color="F79646" w:themeColor="accent6"/>
-        <w:insideV w:val="single" w:sz="8" w:space="0" w:color="F79646" w:themeColor="accent6"/>
+        <w:top w:val="single" w:color="F79646" w:themeColor="accent6" w:sz="8" w:space="0"/>
+        <w:left w:val="single" w:color="F79646" w:themeColor="accent6" w:sz="8" w:space="0"/>
+        <w:bottom w:val="single" w:color="F79646" w:themeColor="accent6" w:sz="8" w:space="0"/>
+        <w:right w:val="single" w:color="F79646" w:themeColor="accent6" w:sz="8" w:space="0"/>
+        <w:insideH w:val="single" w:color="F79646" w:themeColor="accent6" w:sz="8" w:space="0"/>
+        <w:insideV w:val="single" w:color="F79646" w:themeColor="accent6" w:sz="8" w:space="0"/>
       </w:tblBorders>
       <w:tblCellMar>
         <w:top w:w="0" w:type="dxa"/>
@@ -4461,19 +4919,19 @@
         <w:spacing w:before="0" w:after="0" w:line="240" w:lineRule="auto"/>
       </w:pPr>
       <w:rPr>
-        <w:rFonts w:asciiTheme="majorHAnsi" w:eastAsiaTheme="majorEastAsia" w:hAnsiTheme="majorHAnsi" w:cstheme="majorBidi"/>
-        <w:b/>
-        <w:bCs/>
-      </w:rPr>
-      <w:tblPr/>
-      <w:tcPr>
-        <w:tcBorders>
-          <w:top w:val="single" w:sz="8" w:space="0" w:color="F79646" w:themeColor="accent6"/>
-          <w:left w:val="single" w:sz="8" w:space="0" w:color="F79646" w:themeColor="accent6"/>
-          <w:bottom w:val="single" w:sz="18" w:space="0" w:color="F79646" w:themeColor="accent6"/>
-          <w:right w:val="single" w:sz="8" w:space="0" w:color="F79646" w:themeColor="accent6"/>
-          <w:insideH w:val="nil"/>
-          <w:insideV w:val="single" w:sz="8" w:space="0" w:color="F79646" w:themeColor="accent6"/>
+        <w:rFonts w:asciiTheme="majorHAnsi" w:hAnsiTheme="majorHAnsi" w:eastAsiaTheme="majorEastAsia" w:cstheme="majorBidi"/>
+        <w:b/>
+        <w:bCs/>
+      </w:rPr>
+      <w:tblPr/>
+      <w:tcPr>
+        <w:tcBorders>
+          <w:top w:val="single" w:color="F79646" w:themeColor="accent6" w:sz="8" w:space="0"/>
+          <w:left w:val="single" w:color="F79646" w:themeColor="accent6" w:sz="8" w:space="0"/>
+          <w:bottom w:val="single" w:color="F79646" w:themeColor="accent6" w:sz="18" w:space="0"/>
+          <w:right w:val="single" w:color="F79646" w:themeColor="accent6" w:sz="8" w:space="0"/>
+          <w:insideH w:val="nil"/>
+          <w:insideV w:val="single" w:color="F79646" w:themeColor="accent6" w:sz="8" w:space="0"/>
         </w:tcBorders>
       </w:tcPr>
     </w:tblStylePr>
@@ -4482,42 +4940,42 @@
         <w:spacing w:before="0" w:after="0" w:line="240" w:lineRule="auto"/>
       </w:pPr>
       <w:rPr>
-        <w:rFonts w:asciiTheme="majorHAnsi" w:eastAsiaTheme="majorEastAsia" w:hAnsiTheme="majorHAnsi" w:cstheme="majorBidi"/>
-        <w:b/>
-        <w:bCs/>
-      </w:rPr>
-      <w:tblPr/>
-      <w:tcPr>
-        <w:tcBorders>
-          <w:top w:val="double" w:sz="6" w:space="0" w:color="F79646" w:themeColor="accent6"/>
-          <w:left w:val="single" w:sz="8" w:space="0" w:color="F79646" w:themeColor="accent6"/>
-          <w:bottom w:val="single" w:sz="8" w:space="0" w:color="F79646" w:themeColor="accent6"/>
-          <w:right w:val="single" w:sz="8" w:space="0" w:color="F79646" w:themeColor="accent6"/>
-          <w:insideH w:val="nil"/>
-          <w:insideV w:val="single" w:sz="8" w:space="0" w:color="F79646" w:themeColor="accent6"/>
+        <w:rFonts w:asciiTheme="majorHAnsi" w:hAnsiTheme="majorHAnsi" w:eastAsiaTheme="majorEastAsia" w:cstheme="majorBidi"/>
+        <w:b/>
+        <w:bCs/>
+      </w:rPr>
+      <w:tblPr/>
+      <w:tcPr>
+        <w:tcBorders>
+          <w:top w:val="double" w:color="F79646" w:themeColor="accent6" w:sz="6" w:space="0"/>
+          <w:left w:val="single" w:color="F79646" w:themeColor="accent6" w:sz="8" w:space="0"/>
+          <w:bottom w:val="single" w:color="F79646" w:themeColor="accent6" w:sz="8" w:space="0"/>
+          <w:right w:val="single" w:color="F79646" w:themeColor="accent6" w:sz="8" w:space="0"/>
+          <w:insideH w:val="nil"/>
+          <w:insideV w:val="single" w:color="F79646" w:themeColor="accent6" w:sz="8" w:space="0"/>
         </w:tcBorders>
       </w:tcPr>
     </w:tblStylePr>
     <w:tblStylePr w:type="firstCol">
       <w:rPr>
-        <w:rFonts w:asciiTheme="majorHAnsi" w:eastAsiaTheme="majorEastAsia" w:hAnsiTheme="majorHAnsi" w:cstheme="majorBidi"/>
+        <w:rFonts w:asciiTheme="majorHAnsi" w:hAnsiTheme="majorHAnsi" w:eastAsiaTheme="majorEastAsia" w:cstheme="majorBidi"/>
         <w:b/>
         <w:bCs/>
       </w:rPr>
     </w:tblStylePr>
     <w:tblStylePr w:type="lastCol">
       <w:rPr>
-        <w:rFonts w:asciiTheme="majorHAnsi" w:eastAsiaTheme="majorEastAsia" w:hAnsiTheme="majorHAnsi" w:cstheme="majorBidi"/>
-        <w:b/>
-        <w:bCs/>
-      </w:rPr>
-      <w:tblPr/>
-      <w:tcPr>
-        <w:tcBorders>
-          <w:top w:val="single" w:sz="8" w:space="0" w:color="F79646" w:themeColor="accent6"/>
-          <w:left w:val="single" w:sz="8" w:space="0" w:color="F79646" w:themeColor="accent6"/>
-          <w:bottom w:val="single" w:sz="8" w:space="0" w:color="F79646" w:themeColor="accent6"/>
-          <w:right w:val="single" w:sz="8" w:space="0" w:color="F79646" w:themeColor="accent6"/>
+        <w:rFonts w:asciiTheme="majorHAnsi" w:hAnsiTheme="majorHAnsi" w:eastAsiaTheme="majorEastAsia" w:cstheme="majorBidi"/>
+        <w:b/>
+        <w:bCs/>
+      </w:rPr>
+      <w:tblPr/>
+      <w:tcPr>
+        <w:tcBorders>
+          <w:top w:val="single" w:color="F79646" w:themeColor="accent6" w:sz="8" w:space="0"/>
+          <w:left w:val="single" w:color="F79646" w:themeColor="accent6" w:sz="8" w:space="0"/>
+          <w:bottom w:val="single" w:color="F79646" w:themeColor="accent6" w:sz="8" w:space="0"/>
+          <w:right w:val="single" w:color="F79646" w:themeColor="accent6" w:sz="8" w:space="0"/>
         </w:tcBorders>
       </w:tcPr>
     </w:tblStylePr>
@@ -4525,10 +4983,10 @@
       <w:tblPr/>
       <w:tcPr>
         <w:tcBorders>
-          <w:top w:val="single" w:sz="8" w:space="0" w:color="F79646" w:themeColor="accent6"/>
-          <w:left w:val="single" w:sz="8" w:space="0" w:color="F79646" w:themeColor="accent6"/>
-          <w:bottom w:val="single" w:sz="8" w:space="0" w:color="F79646" w:themeColor="accent6"/>
-          <w:right w:val="single" w:sz="8" w:space="0" w:color="F79646" w:themeColor="accent6"/>
+          <w:top w:val="single" w:color="F79646" w:themeColor="accent6" w:sz="8" w:space="0"/>
+          <w:left w:val="single" w:color="F79646" w:themeColor="accent6" w:sz="8" w:space="0"/>
+          <w:bottom w:val="single" w:color="F79646" w:themeColor="accent6" w:sz="8" w:space="0"/>
+          <w:right w:val="single" w:color="F79646" w:themeColor="accent6" w:sz="8" w:space="0"/>
         </w:tcBorders>
         <w:shd w:val="clear" w:color="auto" w:fill="FDE4D0" w:themeFill="accent6" w:themeFillTint="3F"/>
       </w:tcPr>
@@ -4537,11 +4995,11 @@
       <w:tblPr/>
       <w:tcPr>
         <w:tcBorders>
-          <w:top w:val="single" w:sz="8" w:space="0" w:color="F79646" w:themeColor="accent6"/>
-          <w:left w:val="single" w:sz="8" w:space="0" w:color="F79646" w:themeColor="accent6"/>
-          <w:bottom w:val="single" w:sz="8" w:space="0" w:color="F79646" w:themeColor="accent6"/>
-          <w:right w:val="single" w:sz="8" w:space="0" w:color="F79646" w:themeColor="accent6"/>
-          <w:insideV w:val="single" w:sz="8" w:space="0" w:color="F79646" w:themeColor="accent6"/>
+          <w:top w:val="single" w:color="F79646" w:themeColor="accent6" w:sz="8" w:space="0"/>
+          <w:left w:val="single" w:color="F79646" w:themeColor="accent6" w:sz="8" w:space="0"/>
+          <w:bottom w:val="single" w:color="F79646" w:themeColor="accent6" w:sz="8" w:space="0"/>
+          <w:right w:val="single" w:color="F79646" w:themeColor="accent6" w:sz="8" w:space="0"/>
+          <w:insideV w:val="single" w:color="F79646" w:themeColor="accent6" w:sz="8" w:space="0"/>
         </w:tcBorders>
         <w:shd w:val="clear" w:color="auto" w:fill="FDE4D0" w:themeFill="accent6" w:themeFillTint="3F"/>
       </w:tcPr>
@@ -4550,11 +5008,11 @@
       <w:tblPr/>
       <w:tcPr>
         <w:tcBorders>
-          <w:top w:val="single" w:sz="8" w:space="0" w:color="F79646" w:themeColor="accent6"/>
-          <w:left w:val="single" w:sz="8" w:space="0" w:color="F79646" w:themeColor="accent6"/>
-          <w:bottom w:val="single" w:sz="8" w:space="0" w:color="F79646" w:themeColor="accent6"/>
-          <w:right w:val="single" w:sz="8" w:space="0" w:color="F79646" w:themeColor="accent6"/>
-          <w:insideV w:val="single" w:sz="8" w:space="0" w:color="F79646" w:themeColor="accent6"/>
+          <w:top w:val="single" w:color="F79646" w:themeColor="accent6" w:sz="8" w:space="0"/>
+          <w:left w:val="single" w:color="F79646" w:themeColor="accent6" w:sz="8" w:space="0"/>
+          <w:bottom w:val="single" w:color="F79646" w:themeColor="accent6" w:sz="8" w:space="0"/>
+          <w:right w:val="single" w:color="F79646" w:themeColor="accent6" w:sz="8" w:space="0"/>
+          <w:insideV w:val="single" w:color="F79646" w:themeColor="accent6" w:sz="8" w:space="0"/>
         </w:tcBorders>
       </w:tcPr>
     </w:tblStylePr>
@@ -4572,11 +5030,11 @@
       <w:tblStyleColBandSize w:val="1"/>
       <w:tblInd w:w="0" w:type="dxa"/>
       <w:tblBorders>
-        <w:top w:val="single" w:sz="8" w:space="0" w:color="404040" w:themeColor="text1" w:themeTint="BF"/>
-        <w:left w:val="single" w:sz="8" w:space="0" w:color="404040" w:themeColor="text1" w:themeTint="BF"/>
-        <w:bottom w:val="single" w:sz="8" w:space="0" w:color="404040" w:themeColor="text1" w:themeTint="BF"/>
-        <w:right w:val="single" w:sz="8" w:space="0" w:color="404040" w:themeColor="text1" w:themeTint="BF"/>
-        <w:insideH w:val="single" w:sz="8" w:space="0" w:color="404040" w:themeColor="text1" w:themeTint="BF"/>
+        <w:top w:val="single" w:color="404040" w:themeColor="text1" w:themeTint="BF" w:sz="8" w:space="0"/>
+        <w:left w:val="single" w:color="404040" w:themeColor="text1" w:themeTint="BF" w:sz="8" w:space="0"/>
+        <w:bottom w:val="single" w:color="404040" w:themeColor="text1" w:themeTint="BF" w:sz="8" w:space="0"/>
+        <w:right w:val="single" w:color="404040" w:themeColor="text1" w:themeTint="BF" w:sz="8" w:space="0"/>
+        <w:insideH w:val="single" w:color="404040" w:themeColor="text1" w:themeTint="BF" w:sz="8" w:space="0"/>
       </w:tblBorders>
       <w:tblCellMar>
         <w:top w:w="0" w:type="dxa"/>
@@ -4597,10 +5055,10 @@
       <w:tblPr/>
       <w:tcPr>
         <w:tcBorders>
-          <w:top w:val="single" w:sz="8" w:space="0" w:color="404040" w:themeColor="text1" w:themeTint="BF"/>
-          <w:left w:val="single" w:sz="8" w:space="0" w:color="404040" w:themeColor="text1" w:themeTint="BF"/>
-          <w:bottom w:val="single" w:sz="8" w:space="0" w:color="404040" w:themeColor="text1" w:themeTint="BF"/>
-          <w:right w:val="single" w:sz="8" w:space="0" w:color="404040" w:themeColor="text1" w:themeTint="BF"/>
+          <w:top w:val="single" w:color="404040" w:themeColor="text1" w:themeTint="BF" w:sz="8" w:space="0"/>
+          <w:left w:val="single" w:color="404040" w:themeColor="text1" w:themeTint="BF" w:sz="8" w:space="0"/>
+          <w:bottom w:val="single" w:color="404040" w:themeColor="text1" w:themeTint="BF" w:sz="8" w:space="0"/>
+          <w:right w:val="single" w:color="404040" w:themeColor="text1" w:themeTint="BF" w:sz="8" w:space="0"/>
           <w:insideH w:val="nil"/>
           <w:insideV w:val="nil"/>
         </w:tcBorders>
@@ -4618,10 +5076,10 @@
       <w:tblPr/>
       <w:tcPr>
         <w:tcBorders>
-          <w:top w:val="double" w:sz="6" w:space="0" w:color="404040" w:themeColor="text1" w:themeTint="BF"/>
-          <w:left w:val="single" w:sz="8" w:space="0" w:color="404040" w:themeColor="text1" w:themeTint="BF"/>
-          <w:bottom w:val="single" w:sz="8" w:space="0" w:color="404040" w:themeColor="text1" w:themeTint="BF"/>
-          <w:right w:val="single" w:sz="8" w:space="0" w:color="404040" w:themeColor="text1" w:themeTint="BF"/>
+          <w:top w:val="double" w:color="404040" w:themeColor="text1" w:themeTint="BF" w:sz="6" w:space="0"/>
+          <w:left w:val="single" w:color="404040" w:themeColor="text1" w:themeTint="BF" w:sz="8" w:space="0"/>
+          <w:bottom w:val="single" w:color="404040" w:themeColor="text1" w:themeTint="BF" w:sz="8" w:space="0"/>
+          <w:right w:val="single" w:color="404040" w:themeColor="text1" w:themeTint="BF" w:sz="8" w:space="0"/>
           <w:insideH w:val="nil"/>
           <w:insideV w:val="nil"/>
         </w:tcBorders>
@@ -4678,11 +5136,11 @@
       <w:tblStyleColBandSize w:val="1"/>
       <w:tblInd w:w="0" w:type="dxa"/>
       <w:tblBorders>
-        <w:top w:val="single" w:sz="8" w:space="0" w:color="7BA0CD" w:themeColor="accent1" w:themeTint="BF"/>
-        <w:left w:val="single" w:sz="8" w:space="0" w:color="7BA0CD" w:themeColor="accent1" w:themeTint="BF"/>
-        <w:bottom w:val="single" w:sz="8" w:space="0" w:color="7BA0CD" w:themeColor="accent1" w:themeTint="BF"/>
-        <w:right w:val="single" w:sz="8" w:space="0" w:color="7BA0CD" w:themeColor="accent1" w:themeTint="BF"/>
-        <w:insideH w:val="single" w:sz="8" w:space="0" w:color="7BA0CD" w:themeColor="accent1" w:themeTint="BF"/>
+        <w:top w:val="single" w:color="7BA0CD" w:themeColor="accent1" w:themeTint="BF" w:sz="8" w:space="0"/>
+        <w:left w:val="single" w:color="7BA0CD" w:themeColor="accent1" w:themeTint="BF" w:sz="8" w:space="0"/>
+        <w:bottom w:val="single" w:color="7BA0CD" w:themeColor="accent1" w:themeTint="BF" w:sz="8" w:space="0"/>
+        <w:right w:val="single" w:color="7BA0CD" w:themeColor="accent1" w:themeTint="BF" w:sz="8" w:space="0"/>
+        <w:insideH w:val="single" w:color="7BA0CD" w:themeColor="accent1" w:themeTint="BF" w:sz="8" w:space="0"/>
       </w:tblBorders>
       <w:tblCellMar>
         <w:top w:w="0" w:type="dxa"/>
@@ -4703,10 +5161,10 @@
       <w:tblPr/>
       <w:tcPr>
         <w:tcBorders>
-          <w:top w:val="single" w:sz="8" w:space="0" w:color="7BA0CD" w:themeColor="accent1" w:themeTint="BF"/>
-          <w:left w:val="single" w:sz="8" w:space="0" w:color="7BA0CD" w:themeColor="accent1" w:themeTint="BF"/>
-          <w:bottom w:val="single" w:sz="8" w:space="0" w:color="7BA0CD" w:themeColor="accent1" w:themeTint="BF"/>
-          <w:right w:val="single" w:sz="8" w:space="0" w:color="7BA0CD" w:themeColor="accent1" w:themeTint="BF"/>
+          <w:top w:val="single" w:color="7BA0CD" w:themeColor="accent1" w:themeTint="BF" w:sz="8" w:space="0"/>
+          <w:left w:val="single" w:color="7BA0CD" w:themeColor="accent1" w:themeTint="BF" w:sz="8" w:space="0"/>
+          <w:bottom w:val="single" w:color="7BA0CD" w:themeColor="accent1" w:themeTint="BF" w:sz="8" w:space="0"/>
+          <w:right w:val="single" w:color="7BA0CD" w:themeColor="accent1" w:themeTint="BF" w:sz="8" w:space="0"/>
           <w:insideH w:val="nil"/>
           <w:insideV w:val="nil"/>
         </w:tcBorders>
@@ -4724,10 +5182,10 @@
       <w:tblPr/>
       <w:tcPr>
         <w:tcBorders>
-          <w:top w:val="double" w:sz="6" w:space="0" w:color="7BA0CD" w:themeColor="accent1" w:themeTint="BF"/>
-          <w:left w:val="single" w:sz="8" w:space="0" w:color="7BA0CD" w:themeColor="accent1" w:themeTint="BF"/>
-          <w:bottom w:val="single" w:sz="8" w:space="0" w:color="7BA0CD" w:themeColor="accent1" w:themeTint="BF"/>
-          <w:right w:val="single" w:sz="8" w:space="0" w:color="7BA0CD" w:themeColor="accent1" w:themeTint="BF"/>
+          <w:top w:val="double" w:color="7BA0CD" w:themeColor="accent1" w:themeTint="BF" w:sz="6" w:space="0"/>
+          <w:left w:val="single" w:color="7BA0CD" w:themeColor="accent1" w:themeTint="BF" w:sz="8" w:space="0"/>
+          <w:bottom w:val="single" w:color="7BA0CD" w:themeColor="accent1" w:themeTint="BF" w:sz="8" w:space="0"/>
+          <w:right w:val="single" w:color="7BA0CD" w:themeColor="accent1" w:themeTint="BF" w:sz="8" w:space="0"/>
           <w:insideH w:val="nil"/>
           <w:insideV w:val="nil"/>
         </w:tcBorders>
@@ -4784,11 +5242,11 @@
       <w:tblStyleColBandSize w:val="1"/>
       <w:tblInd w:w="0" w:type="dxa"/>
       <w:tblBorders>
-        <w:top w:val="single" w:sz="8" w:space="0" w:color="CF7B79" w:themeColor="accent2" w:themeTint="BF"/>
-        <w:left w:val="single" w:sz="8" w:space="0" w:color="CF7B79" w:themeColor="accent2" w:themeTint="BF"/>
-        <w:bottom w:val="single" w:sz="8" w:space="0" w:color="CF7B79" w:themeColor="accent2" w:themeTint="BF"/>
-        <w:right w:val="single" w:sz="8" w:space="0" w:color="CF7B79" w:themeColor="accent2" w:themeTint="BF"/>
-        <w:insideH w:val="single" w:sz="8" w:space="0" w:color="CF7B79" w:themeColor="accent2" w:themeTint="BF"/>
+        <w:top w:val="single" w:color="CF7B79" w:themeColor="accent2" w:themeTint="BF" w:sz="8" w:space="0"/>
+        <w:left w:val="single" w:color="CF7B79" w:themeColor="accent2" w:themeTint="BF" w:sz="8" w:space="0"/>
+        <w:bottom w:val="single" w:color="CF7B79" w:themeColor="accent2" w:themeTint="BF" w:sz="8" w:space="0"/>
+        <w:right w:val="single" w:color="CF7B79" w:themeColor="accent2" w:themeTint="BF" w:sz="8" w:space="0"/>
+        <w:insideH w:val="single" w:color="CF7B79" w:themeColor="accent2" w:themeTint="BF" w:sz="8" w:space="0"/>
       </w:tblBorders>
       <w:tblCellMar>
         <w:top w:w="0" w:type="dxa"/>
@@ -4809,10 +5267,10 @@
       <w:tblPr/>
       <w:tcPr>
         <w:tcBorders>
-          <w:top w:val="single" w:sz="8" w:space="0" w:color="CF7B79" w:themeColor="accent2" w:themeTint="BF"/>
-          <w:left w:val="single" w:sz="8" w:space="0" w:color="CF7B79" w:themeColor="accent2" w:themeTint="BF"/>
-          <w:bottom w:val="single" w:sz="8" w:space="0" w:color="CF7B79" w:themeColor="accent2" w:themeTint="BF"/>
-          <w:right w:val="single" w:sz="8" w:space="0" w:color="CF7B79" w:themeColor="accent2" w:themeTint="BF"/>
+          <w:top w:val="single" w:color="CF7B79" w:themeColor="accent2" w:themeTint="BF" w:sz="8" w:space="0"/>
+          <w:left w:val="single" w:color="CF7B79" w:themeColor="accent2" w:themeTint="BF" w:sz="8" w:space="0"/>
+          <w:bottom w:val="single" w:color="CF7B79" w:themeColor="accent2" w:themeTint="BF" w:sz="8" w:space="0"/>
+          <w:right w:val="single" w:color="CF7B79" w:themeColor="accent2" w:themeTint="BF" w:sz="8" w:space="0"/>
           <w:insideH w:val="nil"/>
           <w:insideV w:val="nil"/>
         </w:tcBorders>
@@ -4830,10 +5288,10 @@
       <w:tblPr/>
       <w:tcPr>
         <w:tcBorders>
-          <w:top w:val="double" w:sz="6" w:space="0" w:color="CF7B79" w:themeColor="accent2" w:themeTint="BF"/>
-          <w:left w:val="single" w:sz="8" w:space="0" w:color="CF7B79" w:themeColor="accent2" w:themeTint="BF"/>
-          <w:bottom w:val="single" w:sz="8" w:space="0" w:color="CF7B79" w:themeColor="accent2" w:themeTint="BF"/>
-          <w:right w:val="single" w:sz="8" w:space="0" w:color="CF7B79" w:themeColor="accent2" w:themeTint="BF"/>
+          <w:top w:val="double" w:color="CF7B79" w:themeColor="accent2" w:themeTint="BF" w:sz="6" w:space="0"/>
+          <w:left w:val="single" w:color="CF7B79" w:themeColor="accent2" w:themeTint="BF" w:sz="8" w:space="0"/>
+          <w:bottom w:val="single" w:color="CF7B79" w:themeColor="accent2" w:themeTint="BF" w:sz="8" w:space="0"/>
+          <w:right w:val="single" w:color="CF7B79" w:themeColor="accent2" w:themeTint="BF" w:sz="8" w:space="0"/>
           <w:insideH w:val="nil"/>
           <w:insideV w:val="nil"/>
         </w:tcBorders>
@@ -4890,11 +5348,11 @@
       <w:tblStyleColBandSize w:val="1"/>
       <w:tblInd w:w="0" w:type="dxa"/>
       <w:tblBorders>
-        <w:top w:val="single" w:sz="8" w:space="0" w:color="B3CC82" w:themeColor="accent3" w:themeTint="BF"/>
-        <w:left w:val="single" w:sz="8" w:space="0" w:color="B3CC82" w:themeColor="accent3" w:themeTint="BF"/>
-        <w:bottom w:val="single" w:sz="8" w:space="0" w:color="B3CC82" w:themeColor="accent3" w:themeTint="BF"/>
-        <w:right w:val="single" w:sz="8" w:space="0" w:color="B3CC82" w:themeColor="accent3" w:themeTint="BF"/>
-        <w:insideH w:val="single" w:sz="8" w:space="0" w:color="B3CC82" w:themeColor="accent3" w:themeTint="BF"/>
+        <w:top w:val="single" w:color="B3CC82" w:themeColor="accent3" w:themeTint="BF" w:sz="8" w:space="0"/>
+        <w:left w:val="single" w:color="B3CC82" w:themeColor="accent3" w:themeTint="BF" w:sz="8" w:space="0"/>
+        <w:bottom w:val="single" w:color="B3CC82" w:themeColor="accent3" w:themeTint="BF" w:sz="8" w:space="0"/>
+        <w:right w:val="single" w:color="B3CC82" w:themeColor="accent3" w:themeTint="BF" w:sz="8" w:space="0"/>
+        <w:insideH w:val="single" w:color="B3CC82" w:themeColor="accent3" w:themeTint="BF" w:sz="8" w:space="0"/>
       </w:tblBorders>
       <w:tblCellMar>
         <w:top w:w="0" w:type="dxa"/>
@@ -4915,10 +5373,10 @@
       <w:tblPr/>
       <w:tcPr>
         <w:tcBorders>
-          <w:top w:val="single" w:sz="8" w:space="0" w:color="B3CC82" w:themeColor="accent3" w:themeTint="BF"/>
-          <w:left w:val="single" w:sz="8" w:space="0" w:color="B3CC82" w:themeColor="accent3" w:themeTint="BF"/>
-          <w:bottom w:val="single" w:sz="8" w:space="0" w:color="B3CC82" w:themeColor="accent3" w:themeTint="BF"/>
-          <w:right w:val="single" w:sz="8" w:space="0" w:color="B3CC82" w:themeColor="accent3" w:themeTint="BF"/>
+          <w:top w:val="single" w:color="B3CC82" w:themeColor="accent3" w:themeTint="BF" w:sz="8" w:space="0"/>
+          <w:left w:val="single" w:color="B3CC82" w:themeColor="accent3" w:themeTint="BF" w:sz="8" w:space="0"/>
+          <w:bottom w:val="single" w:color="B3CC82" w:themeColor="accent3" w:themeTint="BF" w:sz="8" w:space="0"/>
+          <w:right w:val="single" w:color="B3CC82" w:themeColor="accent3" w:themeTint="BF" w:sz="8" w:space="0"/>
           <w:insideH w:val="nil"/>
           <w:insideV w:val="nil"/>
         </w:tcBorders>
@@ -4936,10 +5394,10 @@
       <w:tblPr/>
       <w:tcPr>
         <w:tcBorders>
-          <w:top w:val="double" w:sz="6" w:space="0" w:color="B3CC82" w:themeColor="accent3" w:themeTint="BF"/>
-          <w:left w:val="single" w:sz="8" w:space="0" w:color="B3CC82" w:themeColor="accent3" w:themeTint="BF"/>
-          <w:bottom w:val="single" w:sz="8" w:space="0" w:color="B3CC82" w:themeColor="accent3" w:themeTint="BF"/>
-          <w:right w:val="single" w:sz="8" w:space="0" w:color="B3CC82" w:themeColor="accent3" w:themeTint="BF"/>
+          <w:top w:val="double" w:color="B3CC82" w:themeColor="accent3" w:themeTint="BF" w:sz="6" w:space="0"/>
+          <w:left w:val="single" w:color="B3CC82" w:themeColor="accent3" w:themeTint="BF" w:sz="8" w:space="0"/>
+          <w:bottom w:val="single" w:color="B3CC82" w:themeColor="accent3" w:themeTint="BF" w:sz="8" w:space="0"/>
+          <w:right w:val="single" w:color="B3CC82" w:themeColor="accent3" w:themeTint="BF" w:sz="8" w:space="0"/>
           <w:insideH w:val="nil"/>
           <w:insideV w:val="nil"/>
         </w:tcBorders>
@@ -4996,11 +5454,11 @@
       <w:tblStyleColBandSize w:val="1"/>
       <w:tblInd w:w="0" w:type="dxa"/>
       <w:tblBorders>
-        <w:top w:val="single" w:sz="8" w:space="0" w:color="9F8AB9" w:themeColor="accent4" w:themeTint="BF"/>
-        <w:left w:val="single" w:sz="8" w:space="0" w:color="9F8AB9" w:themeColor="accent4" w:themeTint="BF"/>
-        <w:bottom w:val="single" w:sz="8" w:space="0" w:color="9F8AB9" w:themeColor="accent4" w:themeTint="BF"/>
-        <w:right w:val="single" w:sz="8" w:space="0" w:color="9F8AB9" w:themeColor="accent4" w:themeTint="BF"/>
-        <w:insideH w:val="single" w:sz="8" w:space="0" w:color="9F8AB9" w:themeColor="accent4" w:themeTint="BF"/>
+        <w:top w:val="single" w:color="9F8AB9" w:themeColor="accent4" w:themeTint="BF" w:sz="8" w:space="0"/>
+        <w:left w:val="single" w:color="9F8AB9" w:themeColor="accent4" w:themeTint="BF" w:sz="8" w:space="0"/>
+        <w:bottom w:val="single" w:color="9F8AB9" w:themeColor="accent4" w:themeTint="BF" w:sz="8" w:space="0"/>
+        <w:right w:val="single" w:color="9F8AB9" w:themeColor="accent4" w:themeTint="BF" w:sz="8" w:space="0"/>
+        <w:insideH w:val="single" w:color="9F8AB9" w:themeColor="accent4" w:themeTint="BF" w:sz="8" w:space="0"/>
       </w:tblBorders>
       <w:tblCellMar>
         <w:top w:w="0" w:type="dxa"/>
@@ -5021,10 +5479,10 @@
       <w:tblPr/>
       <w:tcPr>
         <w:tcBorders>
-          <w:top w:val="single" w:sz="8" w:space="0" w:color="9F8AB9" w:themeColor="accent4" w:themeTint="BF"/>
-          <w:left w:val="single" w:sz="8" w:space="0" w:color="9F8AB9" w:themeColor="accent4" w:themeTint="BF"/>
-          <w:bottom w:val="single" w:sz="8" w:space="0" w:color="9F8AB9" w:themeColor="accent4" w:themeTint="BF"/>
-          <w:right w:val="single" w:sz="8" w:space="0" w:color="9F8AB9" w:themeColor="accent4" w:themeTint="BF"/>
+          <w:top w:val="single" w:color="9F8AB9" w:themeColor="accent4" w:themeTint="BF" w:sz="8" w:space="0"/>
+          <w:left w:val="single" w:color="9F8AB9" w:themeColor="accent4" w:themeTint="BF" w:sz="8" w:space="0"/>
+          <w:bottom w:val="single" w:color="9F8AB9" w:themeColor="accent4" w:themeTint="BF" w:sz="8" w:space="0"/>
+          <w:right w:val="single" w:color="9F8AB9" w:themeColor="accent4" w:themeTint="BF" w:sz="8" w:space="0"/>
           <w:insideH w:val="nil"/>
           <w:insideV w:val="nil"/>
         </w:tcBorders>
@@ -5042,10 +5500,10 @@
       <w:tblPr/>
       <w:tcPr>
         <w:tcBorders>
-          <w:top w:val="double" w:sz="6" w:space="0" w:color="9F8AB9" w:themeColor="accent4" w:themeTint="BF"/>
-          <w:left w:val="single" w:sz="8" w:space="0" w:color="9F8AB9" w:themeColor="accent4" w:themeTint="BF"/>
-          <w:bottom w:val="single" w:sz="8" w:space="0" w:color="9F8AB9" w:themeColor="accent4" w:themeTint="BF"/>
-          <w:right w:val="single" w:sz="8" w:space="0" w:color="9F8AB9" w:themeColor="accent4" w:themeTint="BF"/>
+          <w:top w:val="double" w:color="9F8AB9" w:themeColor="accent4" w:themeTint="BF" w:sz="6" w:space="0"/>
+          <w:left w:val="single" w:color="9F8AB9" w:themeColor="accent4" w:themeTint="BF" w:sz="8" w:space="0"/>
+          <w:bottom w:val="single" w:color="9F8AB9" w:themeColor="accent4" w:themeTint="BF" w:sz="8" w:space="0"/>
+          <w:right w:val="single" w:color="9F8AB9" w:themeColor="accent4" w:themeTint="BF" w:sz="8" w:space="0"/>
           <w:insideH w:val="nil"/>
           <w:insideV w:val="nil"/>
         </w:tcBorders>
@@ -5102,11 +5560,11 @@
       <w:tblStyleColBandSize w:val="1"/>
       <w:tblInd w:w="0" w:type="dxa"/>
       <w:tblBorders>
-        <w:top w:val="single" w:sz="8" w:space="0" w:color="78C0D4" w:themeColor="accent5" w:themeTint="BF"/>
-        <w:left w:val="single" w:sz="8" w:space="0" w:color="78C0D4" w:themeColor="accent5" w:themeTint="BF"/>
-        <w:bottom w:val="single" w:sz="8" w:space="0" w:color="78C0D4" w:themeColor="accent5" w:themeTint="BF"/>
-        <w:right w:val="single" w:sz="8" w:space="0" w:color="78C0D4" w:themeColor="accent5" w:themeTint="BF"/>
-        <w:insideH w:val="single" w:sz="8" w:space="0" w:color="78C0D4" w:themeColor="accent5" w:themeTint="BF"/>
+        <w:top w:val="single" w:color="78C0D4" w:themeColor="accent5" w:themeTint="BF" w:sz="8" w:space="0"/>
+        <w:left w:val="single" w:color="78C0D4" w:themeColor="accent5" w:themeTint="BF" w:sz="8" w:space="0"/>
+        <w:bottom w:val="single" w:color="78C0D4" w:themeColor="accent5" w:themeTint="BF" w:sz="8" w:space="0"/>
+        <w:right w:val="single" w:color="78C0D4" w:themeColor="accent5" w:themeTint="BF" w:sz="8" w:space="0"/>
+        <w:insideH w:val="single" w:color="78C0D4" w:themeColor="accent5" w:themeTint="BF" w:sz="8" w:space="0"/>
       </w:tblBorders>
       <w:tblCellMar>
         <w:top w:w="0" w:type="dxa"/>
@@ -5127,10 +5585,10 @@
       <w:tblPr/>
       <w:tcPr>
         <w:tcBorders>
-          <w:top w:val="single" w:sz="8" w:space="0" w:color="78C0D4" w:themeColor="accent5" w:themeTint="BF"/>
-          <w:left w:val="single" w:sz="8" w:space="0" w:color="78C0D4" w:themeColor="accent5" w:themeTint="BF"/>
-          <w:bottom w:val="single" w:sz="8" w:space="0" w:color="78C0D4" w:themeColor="accent5" w:themeTint="BF"/>
-          <w:right w:val="single" w:sz="8" w:space="0" w:color="78C0D4" w:themeColor="accent5" w:themeTint="BF"/>
+          <w:top w:val="single" w:color="78C0D4" w:themeColor="accent5" w:themeTint="BF" w:sz="8" w:space="0"/>
+          <w:left w:val="single" w:color="78C0D4" w:themeColor="accent5" w:themeTint="BF" w:sz="8" w:space="0"/>
+          <w:bottom w:val="single" w:color="78C0D4" w:themeColor="accent5" w:themeTint="BF" w:sz="8" w:space="0"/>
+          <w:right w:val="single" w:color="78C0D4" w:themeColor="accent5" w:themeTint="BF" w:sz="8" w:space="0"/>
           <w:insideH w:val="nil"/>
           <w:insideV w:val="nil"/>
         </w:tcBorders>
@@ -5148,10 +5606,10 @@
       <w:tblPr/>
       <w:tcPr>
         <w:tcBorders>
-          <w:top w:val="double" w:sz="6" w:space="0" w:color="78C0D4" w:themeColor="accent5" w:themeTint="BF"/>
-          <w:left w:val="single" w:sz="8" w:space="0" w:color="78C0D4" w:themeColor="accent5" w:themeTint="BF"/>
-          <w:bottom w:val="single" w:sz="8" w:space="0" w:color="78C0D4" w:themeColor="accent5" w:themeTint="BF"/>
-          <w:right w:val="single" w:sz="8" w:space="0" w:color="78C0D4" w:themeColor="accent5" w:themeTint="BF"/>
+          <w:top w:val="double" w:color="78C0D4" w:themeColor="accent5" w:themeTint="BF" w:sz="6" w:space="0"/>
+          <w:left w:val="single" w:color="78C0D4" w:themeColor="accent5" w:themeTint="BF" w:sz="8" w:space="0"/>
+          <w:bottom w:val="single" w:color="78C0D4" w:themeColor="accent5" w:themeTint="BF" w:sz="8" w:space="0"/>
+          <w:right w:val="single" w:color="78C0D4" w:themeColor="accent5" w:themeTint="BF" w:sz="8" w:space="0"/>
           <w:insideH w:val="nil"/>
           <w:insideV w:val="nil"/>
         </w:tcBorders>
@@ -5208,11 +5666,11 @@
       <w:tblStyleColBandSize w:val="1"/>
       <w:tblInd w:w="0" w:type="dxa"/>
       <w:tblBorders>
-        <w:top w:val="single" w:sz="8" w:space="0" w:color="F9B074" w:themeColor="accent6" w:themeTint="BF"/>
-        <w:left w:val="single" w:sz="8" w:space="0" w:color="F9B074" w:themeColor="accent6" w:themeTint="BF"/>
-        <w:bottom w:val="single" w:sz="8" w:space="0" w:color="F9B074" w:themeColor="accent6" w:themeTint="BF"/>
-        <w:right w:val="single" w:sz="8" w:space="0" w:color="F9B074" w:themeColor="accent6" w:themeTint="BF"/>
-        <w:insideH w:val="single" w:sz="8" w:space="0" w:color="F9B074" w:themeColor="accent6" w:themeTint="BF"/>
+        <w:top w:val="single" w:color="F9B074" w:themeColor="accent6" w:themeTint="BF" w:sz="8" w:space="0"/>
+        <w:left w:val="single" w:color="F9B074" w:themeColor="accent6" w:themeTint="BF" w:sz="8" w:space="0"/>
+        <w:bottom w:val="single" w:color="F9B074" w:themeColor="accent6" w:themeTint="BF" w:sz="8" w:space="0"/>
+        <w:right w:val="single" w:color="F9B074" w:themeColor="accent6" w:themeTint="BF" w:sz="8" w:space="0"/>
+        <w:insideH w:val="single" w:color="F9B074" w:themeColor="accent6" w:themeTint="BF" w:sz="8" w:space="0"/>
       </w:tblBorders>
       <w:tblCellMar>
         <w:top w:w="0" w:type="dxa"/>
@@ -5233,10 +5691,10 @@
       <w:tblPr/>
       <w:tcPr>
         <w:tcBorders>
-          <w:top w:val="single" w:sz="8" w:space="0" w:color="F9B074" w:themeColor="accent6" w:themeTint="BF"/>
-          <w:left w:val="single" w:sz="8" w:space="0" w:color="F9B074" w:themeColor="accent6" w:themeTint="BF"/>
-          <w:bottom w:val="single" w:sz="8" w:space="0" w:color="F9B074" w:themeColor="accent6" w:themeTint="BF"/>
-          <w:right w:val="single" w:sz="8" w:space="0" w:color="F9B074" w:themeColor="accent6" w:themeTint="BF"/>
+          <w:top w:val="single" w:color="F9B074" w:themeColor="accent6" w:themeTint="BF" w:sz="8" w:space="0"/>
+          <w:left w:val="single" w:color="F9B074" w:themeColor="accent6" w:themeTint="BF" w:sz="8" w:space="0"/>
+          <w:bottom w:val="single" w:color="F9B074" w:themeColor="accent6" w:themeTint="BF" w:sz="8" w:space="0"/>
+          <w:right w:val="single" w:color="F9B074" w:themeColor="accent6" w:themeTint="BF" w:sz="8" w:space="0"/>
           <w:insideH w:val="nil"/>
           <w:insideV w:val="nil"/>
         </w:tcBorders>
@@ -5254,10 +5712,10 @@
       <w:tblPr/>
       <w:tcPr>
         <w:tcBorders>
-          <w:top w:val="double" w:sz="6" w:space="0" w:color="F9B074" w:themeColor="accent6" w:themeTint="BF"/>
-          <w:left w:val="single" w:sz="8" w:space="0" w:color="F9B074" w:themeColor="accent6" w:themeTint="BF"/>
-          <w:bottom w:val="single" w:sz="8" w:space="0" w:color="F9B074" w:themeColor="accent6" w:themeTint="BF"/>
-          <w:right w:val="single" w:sz="8" w:space="0" w:color="F9B074" w:themeColor="accent6" w:themeTint="BF"/>
+          <w:top w:val="double" w:color="F9B074" w:themeColor="accent6" w:themeTint="BF" w:sz="6" w:space="0"/>
+          <w:left w:val="single" w:color="F9B074" w:themeColor="accent6" w:themeTint="BF" w:sz="8" w:space="0"/>
+          <w:bottom w:val="single" w:color="F9B074" w:themeColor="accent6" w:themeTint="BF" w:sz="8" w:space="0"/>
+          <w:right w:val="single" w:color="F9B074" w:themeColor="accent6" w:themeTint="BF" w:sz="8" w:space="0"/>
           <w:insideH w:val="nil"/>
           <w:insideV w:val="nil"/>
         </w:tcBorders>
@@ -5314,8 +5772,8 @@
       <w:tblStyleColBandSize w:val="1"/>
       <w:tblInd w:w="0" w:type="dxa"/>
       <w:tblBorders>
-        <w:top w:val="single" w:sz="18" w:space="0" w:color="auto"/>
-        <w:bottom w:val="single" w:sz="18" w:space="0" w:color="auto"/>
+        <w:top w:val="single" w:color="auto" w:sz="18" w:space="0"/>
+        <w:bottom w:val="single" w:color="auto" w:sz="18" w:space="0"/>
       </w:tblBorders>
       <w:tblCellMar>
         <w:top w:w="0" w:type="dxa"/>
@@ -5336,9 +5794,9 @@
       <w:tblPr/>
       <w:tcPr>
         <w:tcBorders>
-          <w:top w:val="single" w:sz="18" w:space="0" w:color="auto"/>
-          <w:left w:val="nil"/>
-          <w:bottom w:val="single" w:sz="18" w:space="0" w:color="auto"/>
+          <w:top w:val="single" w:color="auto" w:sz="18" w:space="0"/>
+          <w:left w:val="nil"/>
+          <w:bottom w:val="single" w:color="auto" w:sz="18" w:space="0"/>
           <w:right w:val="nil"/>
           <w:insideH w:val="nil"/>
           <w:insideV w:val="nil"/>
@@ -5356,9 +5814,9 @@
       <w:tblPr/>
       <w:tcPr>
         <w:tcBorders>
-          <w:top w:val="double" w:sz="6" w:space="0" w:color="auto"/>
-          <w:left w:val="nil"/>
-          <w:bottom w:val="single" w:sz="18" w:space="0" w:color="auto"/>
+          <w:top w:val="double" w:color="auto" w:sz="6" w:space="0"/>
+          <w:left w:val="nil"/>
+          <w:bottom w:val="single" w:color="auto" w:sz="18" w:space="0"/>
           <w:right w:val="nil"/>
           <w:insideH w:val="nil"/>
           <w:insideV w:val="nil"/>
@@ -5377,7 +5835,7 @@
         <w:tcBorders>
           <w:top w:val="nil"/>
           <w:left w:val="nil"/>
-          <w:bottom w:val="single" w:sz="18" w:space="0" w:color="auto"/>
+          <w:bottom w:val="single" w:color="auto" w:sz="18" w:space="0"/>
           <w:right w:val="nil"/>
           <w:insideH w:val="nil"/>
           <w:insideV w:val="nil"/>
@@ -5424,9 +5882,9 @@
       <w:tblPr/>
       <w:tcPr>
         <w:tcBorders>
-          <w:top w:val="single" w:sz="18" w:space="0" w:color="auto"/>
-          <w:left w:val="nil"/>
-          <w:bottom w:val="single" w:sz="18" w:space="0" w:color="auto"/>
+          <w:top w:val="single" w:color="auto" w:sz="18" w:space="0"/>
+          <w:left w:val="nil"/>
+          <w:bottom w:val="single" w:color="auto" w:sz="18" w:space="0"/>
           <w:right w:val="nil"/>
           <w:insideH w:val="nil"/>
           <w:insideV w:val="nil"/>
@@ -5440,9 +5898,9 @@
       <w:tblPr/>
       <w:tcPr>
         <w:tcBorders>
-          <w:top w:val="single" w:sz="18" w:space="0" w:color="auto"/>
-          <w:left w:val="nil"/>
-          <w:bottom w:val="single" w:sz="18" w:space="0" w:color="auto"/>
+          <w:top w:val="single" w:color="auto" w:sz="18" w:space="0"/>
+          <w:left w:val="nil"/>
+          <w:bottom w:val="single" w:color="auto" w:sz="18" w:space="0"/>
           <w:right w:val="nil"/>
           <w:insideH w:val="nil"/>
           <w:insideV w:val="nil"/>
@@ -5463,8 +5921,8 @@
       <w:tblStyleColBandSize w:val="1"/>
       <w:tblInd w:w="0" w:type="dxa"/>
       <w:tblBorders>
-        <w:top w:val="single" w:sz="18" w:space="0" w:color="auto"/>
-        <w:bottom w:val="single" w:sz="18" w:space="0" w:color="auto"/>
+        <w:top w:val="single" w:color="auto" w:sz="18" w:space="0"/>
+        <w:bottom w:val="single" w:color="auto" w:sz="18" w:space="0"/>
       </w:tblBorders>
       <w:tblCellMar>
         <w:top w:w="0" w:type="dxa"/>
@@ -5485,9 +5943,9 @@
       <w:tblPr/>
       <w:tcPr>
         <w:tcBorders>
-          <w:top w:val="single" w:sz="18" w:space="0" w:color="auto"/>
-          <w:left w:val="nil"/>
-          <w:bottom w:val="single" w:sz="18" w:space="0" w:color="auto"/>
+          <w:top w:val="single" w:color="auto" w:sz="18" w:space="0"/>
+          <w:left w:val="nil"/>
+          <w:bottom w:val="single" w:color="auto" w:sz="18" w:space="0"/>
           <w:right w:val="nil"/>
           <w:insideH w:val="nil"/>
           <w:insideV w:val="nil"/>
@@ -5505,9 +5963,9 @@
       <w:tblPr/>
       <w:tcPr>
         <w:tcBorders>
-          <w:top w:val="double" w:sz="6" w:space="0" w:color="auto"/>
-          <w:left w:val="nil"/>
-          <w:bottom w:val="single" w:sz="18" w:space="0" w:color="auto"/>
+          <w:top w:val="double" w:color="auto" w:sz="6" w:space="0"/>
+          <w:left w:val="nil"/>
+          <w:bottom w:val="single" w:color="auto" w:sz="18" w:space="0"/>
           <w:right w:val="nil"/>
           <w:insideH w:val="nil"/>
           <w:insideV w:val="nil"/>
@@ -5526,7 +5984,7 @@
         <w:tcBorders>
           <w:top w:val="nil"/>
           <w:left w:val="nil"/>
-          <w:bottom w:val="single" w:sz="18" w:space="0" w:color="auto"/>
+          <w:bottom w:val="single" w:color="auto" w:sz="18" w:space="0"/>
           <w:right w:val="nil"/>
           <w:insideH w:val="nil"/>
           <w:insideV w:val="nil"/>
@@ -5573,9 +6031,9 @@
       <w:tblPr/>
       <w:tcPr>
         <w:tcBorders>
-          <w:top w:val="single" w:sz="18" w:space="0" w:color="auto"/>
-          <w:left w:val="nil"/>
-          <w:bottom w:val="single" w:sz="18" w:space="0" w:color="auto"/>
+          <w:top w:val="single" w:color="auto" w:sz="18" w:space="0"/>
+          <w:left w:val="nil"/>
+          <w:bottom w:val="single" w:color="auto" w:sz="18" w:space="0"/>
           <w:right w:val="nil"/>
           <w:insideH w:val="nil"/>
           <w:insideV w:val="nil"/>
@@ -5589,9 +6047,9 @@
       <w:tblPr/>
       <w:tcPr>
         <w:tcBorders>
-          <w:top w:val="single" w:sz="18" w:space="0" w:color="auto"/>
-          <w:left w:val="nil"/>
-          <w:bottom w:val="single" w:sz="18" w:space="0" w:color="auto"/>
+          <w:top w:val="single" w:color="auto" w:sz="18" w:space="0"/>
+          <w:left w:val="nil"/>
+          <w:bottom w:val="single" w:color="auto" w:sz="18" w:space="0"/>
           <w:right w:val="nil"/>
           <w:insideH w:val="nil"/>
           <w:insideV w:val="nil"/>
@@ -5612,8 +6070,8 @@
       <w:tblStyleColBandSize w:val="1"/>
       <w:tblInd w:w="0" w:type="dxa"/>
       <w:tblBorders>
-        <w:top w:val="single" w:sz="18" w:space="0" w:color="auto"/>
-        <w:bottom w:val="single" w:sz="18" w:space="0" w:color="auto"/>
+        <w:top w:val="single" w:color="auto" w:sz="18" w:space="0"/>
+        <w:bottom w:val="single" w:color="auto" w:sz="18" w:space="0"/>
       </w:tblBorders>
       <w:tblCellMar>
         <w:top w:w="0" w:type="dxa"/>
@@ -5634,9 +6092,9 @@
       <w:tblPr/>
       <w:tcPr>
         <w:tcBorders>
-          <w:top w:val="single" w:sz="18" w:space="0" w:color="auto"/>
-          <w:left w:val="nil"/>
-          <w:bottom w:val="single" w:sz="18" w:space="0" w:color="auto"/>
+          <w:top w:val="single" w:color="auto" w:sz="18" w:space="0"/>
+          <w:left w:val="nil"/>
+          <w:bottom w:val="single" w:color="auto" w:sz="18" w:space="0"/>
           <w:right w:val="nil"/>
           <w:insideH w:val="nil"/>
           <w:insideV w:val="nil"/>
@@ -5654,9 +6112,9 @@
       <w:tblPr/>
       <w:tcPr>
         <w:tcBorders>
-          <w:top w:val="double" w:sz="6" w:space="0" w:color="auto"/>
-          <w:left w:val="nil"/>
-          <w:bottom w:val="single" w:sz="18" w:space="0" w:color="auto"/>
+          <w:top w:val="double" w:color="auto" w:sz="6" w:space="0"/>
+          <w:left w:val="nil"/>
+          <w:bottom w:val="single" w:color="auto" w:sz="18" w:space="0"/>
           <w:right w:val="nil"/>
           <w:insideH w:val="nil"/>
           <w:insideV w:val="nil"/>
@@ -5675,7 +6133,7 @@
         <w:tcBorders>
           <w:top w:val="nil"/>
           <w:left w:val="nil"/>
-          <w:bottom w:val="single" w:sz="18" w:space="0" w:color="auto"/>
+          <w:bottom w:val="single" w:color="auto" w:sz="18" w:space="0"/>
           <w:right w:val="nil"/>
           <w:insideH w:val="nil"/>
           <w:insideV w:val="nil"/>
@@ -5722,9 +6180,9 @@
       <w:tblPr/>
       <w:tcPr>
         <w:tcBorders>
-          <w:top w:val="single" w:sz="18" w:space="0" w:color="auto"/>
-          <w:left w:val="nil"/>
-          <w:bottom w:val="single" w:sz="18" w:space="0" w:color="auto"/>
+          <w:top w:val="single" w:color="auto" w:sz="18" w:space="0"/>
+          <w:left w:val="nil"/>
+          <w:bottom w:val="single" w:color="auto" w:sz="18" w:space="0"/>
           <w:right w:val="nil"/>
           <w:insideH w:val="nil"/>
           <w:insideV w:val="nil"/>
@@ -5738,9 +6196,9 @@
       <w:tblPr/>
       <w:tcPr>
         <w:tcBorders>
-          <w:top w:val="single" w:sz="18" w:space="0" w:color="auto"/>
-          <w:left w:val="nil"/>
-          <w:bottom w:val="single" w:sz="18" w:space="0" w:color="auto"/>
+          <w:top w:val="single" w:color="auto" w:sz="18" w:space="0"/>
+          <w:left w:val="nil"/>
+          <w:bottom w:val="single" w:color="auto" w:sz="18" w:space="0"/>
           <w:right w:val="nil"/>
           <w:insideH w:val="nil"/>
           <w:insideV w:val="nil"/>
@@ -5761,8 +6219,8 @@
       <w:tblStyleColBandSize w:val="1"/>
       <w:tblInd w:w="0" w:type="dxa"/>
       <w:tblBorders>
-        <w:top w:val="single" w:sz="18" w:space="0" w:color="auto"/>
-        <w:bottom w:val="single" w:sz="18" w:space="0" w:color="auto"/>
+        <w:top w:val="single" w:color="auto" w:sz="18" w:space="0"/>
+        <w:bottom w:val="single" w:color="auto" w:sz="18" w:space="0"/>
       </w:tblBorders>
       <w:tblCellMar>
         <w:top w:w="0" w:type="dxa"/>
@@ -5783,9 +6241,9 @@
       <w:tblPr/>
       <w:tcPr>
         <w:tcBorders>
-          <w:top w:val="single" w:sz="18" w:space="0" w:color="auto"/>
-          <w:left w:val="nil"/>
-          <w:bottom w:val="single" w:sz="18" w:space="0" w:color="auto"/>
+          <w:top w:val="single" w:color="auto" w:sz="18" w:space="0"/>
+          <w:left w:val="nil"/>
+          <w:bottom w:val="single" w:color="auto" w:sz="18" w:space="0"/>
           <w:right w:val="nil"/>
           <w:insideH w:val="nil"/>
           <w:insideV w:val="nil"/>
@@ -5803,9 +6261,9 @@
       <w:tblPr/>
       <w:tcPr>
         <w:tcBorders>
-          <w:top w:val="double" w:sz="6" w:space="0" w:color="auto"/>
-          <w:left w:val="nil"/>
-          <w:bottom w:val="single" w:sz="18" w:space="0" w:color="auto"/>
+          <w:top w:val="double" w:color="auto" w:sz="6" w:space="0"/>
+          <w:left w:val="nil"/>
+          <w:bottom w:val="single" w:color="auto" w:sz="18" w:space="0"/>
           <w:right w:val="nil"/>
           <w:insideH w:val="nil"/>
           <w:insideV w:val="nil"/>
@@ -5824,7 +6282,7 @@
         <w:tcBorders>
           <w:top w:val="nil"/>
           <w:left w:val="nil"/>
-          <w:bottom w:val="single" w:sz="18" w:space="0" w:color="auto"/>
+          <w:bottom w:val="single" w:color="auto" w:sz="18" w:space="0"/>
           <w:right w:val="nil"/>
           <w:insideH w:val="nil"/>
           <w:insideV w:val="nil"/>
@@ -5871,9 +6329,9 @@
       <w:tblPr/>
       <w:tcPr>
         <w:tcBorders>
-          <w:top w:val="single" w:sz="18" w:space="0" w:color="auto"/>
-          <w:left w:val="nil"/>
-          <w:bottom w:val="single" w:sz="18" w:space="0" w:color="auto"/>
+          <w:top w:val="single" w:color="auto" w:sz="18" w:space="0"/>
+          <w:left w:val="nil"/>
+          <w:bottom w:val="single" w:color="auto" w:sz="18" w:space="0"/>
           <w:right w:val="nil"/>
           <w:insideH w:val="nil"/>
           <w:insideV w:val="nil"/>
@@ -5887,9 +6345,9 @@
       <w:tblPr/>
       <w:tcPr>
         <w:tcBorders>
-          <w:top w:val="single" w:sz="18" w:space="0" w:color="auto"/>
-          <w:left w:val="nil"/>
-          <w:bottom w:val="single" w:sz="18" w:space="0" w:color="auto"/>
+          <w:top w:val="single" w:color="auto" w:sz="18" w:space="0"/>
+          <w:left w:val="nil"/>
+          <w:bottom w:val="single" w:color="auto" w:sz="18" w:space="0"/>
           <w:right w:val="nil"/>
           <w:insideH w:val="nil"/>
           <w:insideV w:val="nil"/>
@@ -5910,8 +6368,8 @@
       <w:tblStyleColBandSize w:val="1"/>
       <w:tblInd w:w="0" w:type="dxa"/>
       <w:tblBorders>
-        <w:top w:val="single" w:sz="18" w:space="0" w:color="auto"/>
-        <w:bottom w:val="single" w:sz="18" w:space="0" w:color="auto"/>
+        <w:top w:val="single" w:color="auto" w:sz="18" w:space="0"/>
+        <w:bottom w:val="single" w:color="auto" w:sz="18" w:space="0"/>
       </w:tblBorders>
       <w:tblCellMar>
         <w:top w:w="0" w:type="dxa"/>
@@ -5932,9 +6390,9 @@
       <w:tblPr/>
       <w:tcPr>
         <w:tcBorders>
-          <w:top w:val="single" w:sz="18" w:space="0" w:color="auto"/>
-          <w:left w:val="nil"/>
-          <w:bottom w:val="single" w:sz="18" w:space="0" w:color="auto"/>
+          <w:top w:val="single" w:color="auto" w:sz="18" w:space="0"/>
+          <w:left w:val="nil"/>
+          <w:bottom w:val="single" w:color="auto" w:sz="18" w:space="0"/>
           <w:right w:val="nil"/>
           <w:insideH w:val="nil"/>
           <w:insideV w:val="nil"/>
@@ -5952,9 +6410,9 @@
       <w:tblPr/>
       <w:tcPr>
         <w:tcBorders>
-          <w:top w:val="double" w:sz="6" w:space="0" w:color="auto"/>
-          <w:left w:val="nil"/>
-          <w:bottom w:val="single" w:sz="18" w:space="0" w:color="auto"/>
+          <w:top w:val="double" w:color="auto" w:sz="6" w:space="0"/>
+          <w:left w:val="nil"/>
+          <w:bottom w:val="single" w:color="auto" w:sz="18" w:space="0"/>
           <w:right w:val="nil"/>
           <w:insideH w:val="nil"/>
           <w:insideV w:val="nil"/>
@@ -5973,7 +6431,7 @@
         <w:tcBorders>
           <w:top w:val="nil"/>
           <w:left w:val="nil"/>
-          <w:bottom w:val="single" w:sz="18" w:space="0" w:color="auto"/>
+          <w:bottom w:val="single" w:color="auto" w:sz="18" w:space="0"/>
           <w:right w:val="nil"/>
           <w:insideH w:val="nil"/>
           <w:insideV w:val="nil"/>
@@ -6020,9 +6478,9 @@
       <w:tblPr/>
       <w:tcPr>
         <w:tcBorders>
-          <w:top w:val="single" w:sz="18" w:space="0" w:color="auto"/>
-          <w:left w:val="nil"/>
-          <w:bottom w:val="single" w:sz="18" w:space="0" w:color="auto"/>
+          <w:top w:val="single" w:color="auto" w:sz="18" w:space="0"/>
+          <w:left w:val="nil"/>
+          <w:bottom w:val="single" w:color="auto" w:sz="18" w:space="0"/>
           <w:right w:val="nil"/>
           <w:insideH w:val="nil"/>
           <w:insideV w:val="nil"/>
@@ -6036,9 +6494,9 @@
       <w:tblPr/>
       <w:tcPr>
         <w:tcBorders>
-          <w:top w:val="single" w:sz="18" w:space="0" w:color="auto"/>
-          <w:left w:val="nil"/>
-          <w:bottom w:val="single" w:sz="18" w:space="0" w:color="auto"/>
+          <w:top w:val="single" w:color="auto" w:sz="18" w:space="0"/>
+          <w:left w:val="nil"/>
+          <w:bottom w:val="single" w:color="auto" w:sz="18" w:space="0"/>
           <w:right w:val="nil"/>
           <w:insideH w:val="nil"/>
           <w:insideV w:val="nil"/>
@@ -6059,8 +6517,8 @@
       <w:tblStyleColBandSize w:val="1"/>
       <w:tblInd w:w="0" w:type="dxa"/>
       <w:tblBorders>
-        <w:top w:val="single" w:sz="18" w:space="0" w:color="auto"/>
-        <w:bottom w:val="single" w:sz="18" w:space="0" w:color="auto"/>
+        <w:top w:val="single" w:color="auto" w:sz="18" w:space="0"/>
+        <w:bottom w:val="single" w:color="auto" w:sz="18" w:space="0"/>
       </w:tblBorders>
       <w:tblCellMar>
         <w:top w:w="0" w:type="dxa"/>
@@ -6081,9 +6539,9 @@
       <w:tblPr/>
       <w:tcPr>
         <w:tcBorders>
-          <w:top w:val="single" w:sz="18" w:space="0" w:color="auto"/>
-          <w:left w:val="nil"/>
-          <w:bottom w:val="single" w:sz="18" w:space="0" w:color="auto"/>
+          <w:top w:val="single" w:color="auto" w:sz="18" w:space="0"/>
+          <w:left w:val="nil"/>
+          <w:bottom w:val="single" w:color="auto" w:sz="18" w:space="0"/>
           <w:right w:val="nil"/>
           <w:insideH w:val="nil"/>
           <w:insideV w:val="nil"/>
@@ -6101,9 +6559,9 @@
       <w:tblPr/>
       <w:tcPr>
         <w:tcBorders>
-          <w:top w:val="double" w:sz="6" w:space="0" w:color="auto"/>
-          <w:left w:val="nil"/>
-          <w:bottom w:val="single" w:sz="18" w:space="0" w:color="auto"/>
+          <w:top w:val="double" w:color="auto" w:sz="6" w:space="0"/>
+          <w:left w:val="nil"/>
+          <w:bottom w:val="single" w:color="auto" w:sz="18" w:space="0"/>
           <w:right w:val="nil"/>
           <w:insideH w:val="nil"/>
           <w:insideV w:val="nil"/>
@@ -6122,7 +6580,7 @@
         <w:tcBorders>
           <w:top w:val="nil"/>
           <w:left w:val="nil"/>
-          <w:bottom w:val="single" w:sz="18" w:space="0" w:color="auto"/>
+          <w:bottom w:val="single" w:color="auto" w:sz="18" w:space="0"/>
           <w:right w:val="nil"/>
           <w:insideH w:val="nil"/>
           <w:insideV w:val="nil"/>
@@ -6169,9 +6627,9 @@
       <w:tblPr/>
       <w:tcPr>
         <w:tcBorders>
-          <w:top w:val="single" w:sz="18" w:space="0" w:color="auto"/>
-          <w:left w:val="nil"/>
-          <w:bottom w:val="single" w:sz="18" w:space="0" w:color="auto"/>
+          <w:top w:val="single" w:color="auto" w:sz="18" w:space="0"/>
+          <w:left w:val="nil"/>
+          <w:bottom w:val="single" w:color="auto" w:sz="18" w:space="0"/>
           <w:right w:val="nil"/>
           <w:insideH w:val="nil"/>
           <w:insideV w:val="nil"/>
@@ -6185,9 +6643,9 @@
       <w:tblPr/>
       <w:tcPr>
         <w:tcBorders>
-          <w:top w:val="single" w:sz="18" w:space="0" w:color="auto"/>
-          <w:left w:val="nil"/>
-          <w:bottom w:val="single" w:sz="18" w:space="0" w:color="auto"/>
+          <w:top w:val="single" w:color="auto" w:sz="18" w:space="0"/>
+          <w:left w:val="nil"/>
+          <w:bottom w:val="single" w:color="auto" w:sz="18" w:space="0"/>
           <w:right w:val="nil"/>
           <w:insideH w:val="nil"/>
           <w:insideV w:val="nil"/>
@@ -6208,8 +6666,8 @@
       <w:tblStyleColBandSize w:val="1"/>
       <w:tblInd w:w="0" w:type="dxa"/>
       <w:tblBorders>
-        <w:top w:val="single" w:sz="18" w:space="0" w:color="auto"/>
-        <w:bottom w:val="single" w:sz="18" w:space="0" w:color="auto"/>
+        <w:top w:val="single" w:color="auto" w:sz="18" w:space="0"/>
+        <w:bottom w:val="single" w:color="auto" w:sz="18" w:space="0"/>
       </w:tblBorders>
       <w:tblCellMar>
         <w:top w:w="0" w:type="dxa"/>
@@ -6230,9 +6688,9 @@
       <w:tblPr/>
       <w:tcPr>
         <w:tcBorders>
-          <w:top w:val="single" w:sz="18" w:space="0" w:color="auto"/>
-          <w:left w:val="nil"/>
-          <w:bottom w:val="single" w:sz="18" w:space="0" w:color="auto"/>
+          <w:top w:val="single" w:color="auto" w:sz="18" w:space="0"/>
+          <w:left w:val="nil"/>
+          <w:bottom w:val="single" w:color="auto" w:sz="18" w:space="0"/>
           <w:right w:val="nil"/>
           <w:insideH w:val="nil"/>
           <w:insideV w:val="nil"/>
@@ -6250,9 +6708,9 @@
       <w:tblPr/>
       <w:tcPr>
         <w:tcBorders>
-          <w:top w:val="double" w:sz="6" w:space="0" w:color="auto"/>
-          <w:left w:val="nil"/>
-          <w:bottom w:val="single" w:sz="18" w:space="0" w:color="auto"/>
+          <w:top w:val="double" w:color="auto" w:sz="6" w:space="0"/>
+          <w:left w:val="nil"/>
+          <w:bottom w:val="single" w:color="auto" w:sz="18" w:space="0"/>
           <w:right w:val="nil"/>
           <w:insideH w:val="nil"/>
           <w:insideV w:val="nil"/>
@@ -6271,7 +6729,7 @@
         <w:tcBorders>
           <w:top w:val="nil"/>
           <w:left w:val="nil"/>
-          <w:bottom w:val="single" w:sz="18" w:space="0" w:color="auto"/>
+          <w:bottom w:val="single" w:color="auto" w:sz="18" w:space="0"/>
           <w:right w:val="nil"/>
           <w:insideH w:val="nil"/>
           <w:insideV w:val="nil"/>
@@ -6318,9 +6776,9 @@
       <w:tblPr/>
       <w:tcPr>
         <w:tcBorders>
-          <w:top w:val="single" w:sz="18" w:space="0" w:color="auto"/>
-          <w:left w:val="nil"/>
-          <w:bottom w:val="single" w:sz="18" w:space="0" w:color="auto"/>
+          <w:top w:val="single" w:color="auto" w:sz="18" w:space="0"/>
+          <w:left w:val="nil"/>
+          <w:bottom w:val="single" w:color="auto" w:sz="18" w:space="0"/>
           <w:right w:val="nil"/>
           <w:insideH w:val="nil"/>
           <w:insideV w:val="nil"/>
@@ -6334,9 +6792,9 @@
       <w:tblPr/>
       <w:tcPr>
         <w:tcBorders>
-          <w:top w:val="single" w:sz="18" w:space="0" w:color="auto"/>
-          <w:left w:val="nil"/>
-          <w:bottom w:val="single" w:sz="18" w:space="0" w:color="auto"/>
+          <w:top w:val="single" w:color="auto" w:sz="18" w:space="0"/>
+          <w:left w:val="nil"/>
+          <w:bottom w:val="single" w:color="auto" w:sz="18" w:space="0"/>
           <w:right w:val="nil"/>
           <w:insideH w:val="nil"/>
           <w:insideV w:val="nil"/>
@@ -6360,8 +6818,8 @@
       <w:tblStyleColBandSize w:val="1"/>
       <w:tblInd w:w="0" w:type="dxa"/>
       <w:tblBorders>
-        <w:top w:val="single" w:sz="8" w:space="0" w:color="000000" w:themeColor="text1"/>
-        <w:bottom w:val="single" w:sz="8" w:space="0" w:color="000000" w:themeColor="text1"/>
+        <w:top w:val="single" w:color="000000" w:themeColor="text1" w:sz="8" w:space="0"/>
+        <w:bottom w:val="single" w:color="000000" w:themeColor="text1" w:sz="8" w:space="0"/>
       </w:tblBorders>
       <w:tblCellMar>
         <w:top w:w="0" w:type="dxa"/>
@@ -6372,13 +6830,13 @@
     </w:tblPr>
     <w:tblStylePr w:type="firstRow">
       <w:rPr>
-        <w:rFonts w:asciiTheme="majorHAnsi" w:eastAsiaTheme="majorEastAsia" w:hAnsiTheme="majorHAnsi" w:cstheme="majorBidi"/>
-      </w:rPr>
-      <w:tblPr/>
-      <w:tcPr>
-        <w:tcBorders>
-          <w:top w:val="nil"/>
-          <w:bottom w:val="single" w:sz="8" w:space="0" w:color="000000" w:themeColor="text1"/>
+        <w:rFonts w:asciiTheme="majorHAnsi" w:hAnsiTheme="majorHAnsi" w:eastAsiaTheme="majorEastAsia" w:cstheme="majorBidi"/>
+      </w:rPr>
+      <w:tblPr/>
+      <w:tcPr>
+        <w:tcBorders>
+          <w:top w:val="nil"/>
+          <w:bottom w:val="single" w:color="000000" w:themeColor="text1" w:sz="8" w:space="0"/>
         </w:tcBorders>
       </w:tcPr>
     </w:tblStylePr>
@@ -6391,8 +6849,8 @@
       <w:tblPr/>
       <w:tcPr>
         <w:tcBorders>
-          <w:top w:val="single" w:sz="8" w:space="0" w:color="000000" w:themeColor="text1"/>
-          <w:bottom w:val="single" w:sz="8" w:space="0" w:color="000000" w:themeColor="text1"/>
+          <w:top w:val="single" w:color="000000" w:themeColor="text1" w:sz="8" w:space="0"/>
+          <w:bottom w:val="single" w:color="000000" w:themeColor="text1" w:sz="8" w:space="0"/>
         </w:tcBorders>
       </w:tcPr>
     </w:tblStylePr>
@@ -6410,8 +6868,8 @@
       <w:tblPr/>
       <w:tcPr>
         <w:tcBorders>
-          <w:top w:val="single" w:sz="8" w:space="0" w:color="000000" w:themeColor="text1"/>
-          <w:bottom w:val="single" w:sz="8" w:space="0" w:color="000000" w:themeColor="text1"/>
+          <w:top w:val="single" w:color="000000" w:themeColor="text1" w:sz="8" w:space="0"/>
+          <w:bottom w:val="single" w:color="000000" w:themeColor="text1" w:sz="8" w:space="0"/>
         </w:tcBorders>
       </w:tcPr>
     </w:tblStylePr>
@@ -6444,8 +6902,8 @@
       <w:tblStyleColBandSize w:val="1"/>
       <w:tblInd w:w="0" w:type="dxa"/>
       <w:tblBorders>
-        <w:top w:val="single" w:sz="8" w:space="0" w:color="4F81BD" w:themeColor="accent1"/>
-        <w:bottom w:val="single" w:sz="8" w:space="0" w:color="4F81BD" w:themeColor="accent1"/>
+        <w:top w:val="single" w:color="4F81BD" w:themeColor="accent1" w:sz="8" w:space="0"/>
+        <w:bottom w:val="single" w:color="4F81BD" w:themeColor="accent1" w:sz="8" w:space="0"/>
       </w:tblBorders>
       <w:tblCellMar>
         <w:top w:w="0" w:type="dxa"/>
@@ -6456,13 +6914,13 @@
     </w:tblPr>
     <w:tblStylePr w:type="firstRow">
       <w:rPr>
-        <w:rFonts w:asciiTheme="majorHAnsi" w:eastAsiaTheme="majorEastAsia" w:hAnsiTheme="majorHAnsi" w:cstheme="majorBidi"/>
-      </w:rPr>
-      <w:tblPr/>
-      <w:tcPr>
-        <w:tcBorders>
-          <w:top w:val="nil"/>
-          <w:bottom w:val="single" w:sz="8" w:space="0" w:color="4F81BD" w:themeColor="accent1"/>
+        <w:rFonts w:asciiTheme="majorHAnsi" w:hAnsiTheme="majorHAnsi" w:eastAsiaTheme="majorEastAsia" w:cstheme="majorBidi"/>
+      </w:rPr>
+      <w:tblPr/>
+      <w:tcPr>
+        <w:tcBorders>
+          <w:top w:val="nil"/>
+          <w:bottom w:val="single" w:color="4F81BD" w:themeColor="accent1" w:sz="8" w:space="0"/>
         </w:tcBorders>
       </w:tcPr>
     </w:tblStylePr>
@@ -6475,8 +6933,8 @@
       <w:tblPr/>
       <w:tcPr>
         <w:tcBorders>
-          <w:top w:val="single" w:sz="8" w:space="0" w:color="4F81BD" w:themeColor="accent1"/>
-          <w:bottom w:val="single" w:sz="8" w:space="0" w:color="4F81BD" w:themeColor="accent1"/>
+          <w:top w:val="single" w:color="4F81BD" w:themeColor="accent1" w:sz="8" w:space="0"/>
+          <w:bottom w:val="single" w:color="4F81BD" w:themeColor="accent1" w:sz="8" w:space="0"/>
         </w:tcBorders>
       </w:tcPr>
     </w:tblStylePr>
@@ -6494,8 +6952,8 @@
       <w:tblPr/>
       <w:tcPr>
         <w:tcBorders>
-          <w:top w:val="single" w:sz="8" w:space="0" w:color="4F81BD" w:themeColor="accent1"/>
-          <w:bottom w:val="single" w:sz="8" w:space="0" w:color="4F81BD" w:themeColor="accent1"/>
+          <w:top w:val="single" w:color="4F81BD" w:themeColor="accent1" w:sz="8" w:space="0"/>
+          <w:bottom w:val="single" w:color="4F81BD" w:themeColor="accent1" w:sz="8" w:space="0"/>
         </w:tcBorders>
       </w:tcPr>
     </w:tblStylePr>
@@ -6528,8 +6986,8 @@
       <w:tblStyleColBandSize w:val="1"/>
       <w:tblInd w:w="0" w:type="dxa"/>
       <w:tblBorders>
-        <w:top w:val="single" w:sz="8" w:space="0" w:color="C0504D" w:themeColor="accent2"/>
-        <w:bottom w:val="single" w:sz="8" w:space="0" w:color="C0504D" w:themeColor="accent2"/>
+        <w:top w:val="single" w:color="C0504D" w:themeColor="accent2" w:sz="8" w:space="0"/>
+        <w:bottom w:val="single" w:color="C0504D" w:themeColor="accent2" w:sz="8" w:space="0"/>
       </w:tblBorders>
       <w:tblCellMar>
         <w:top w:w="0" w:type="dxa"/>
@@ -6540,13 +6998,13 @@
     </w:tblPr>
     <w:tblStylePr w:type="firstRow">
       <w:rPr>
-        <w:rFonts w:asciiTheme="majorHAnsi" w:eastAsiaTheme="majorEastAsia" w:hAnsiTheme="majorHAnsi" w:cstheme="majorBidi"/>
-      </w:rPr>
-      <w:tblPr/>
-      <w:tcPr>
-        <w:tcBorders>
-          <w:top w:val="nil"/>
-          <w:bottom w:val="single" w:sz="8" w:space="0" w:color="C0504D" w:themeColor="accent2"/>
+        <w:rFonts w:asciiTheme="majorHAnsi" w:hAnsiTheme="majorHAnsi" w:eastAsiaTheme="majorEastAsia" w:cstheme="majorBidi"/>
+      </w:rPr>
+      <w:tblPr/>
+      <w:tcPr>
+        <w:tcBorders>
+          <w:top w:val="nil"/>
+          <w:bottom w:val="single" w:color="C0504D" w:themeColor="accent2" w:sz="8" w:space="0"/>
         </w:tcBorders>
       </w:tcPr>
     </w:tblStylePr>
@@ -6559,8 +7017,8 @@
       <w:tblPr/>
       <w:tcPr>
         <w:tcBorders>
-          <w:top w:val="single" w:sz="8" w:space="0" w:color="C0504D" w:themeColor="accent2"/>
-          <w:bottom w:val="single" w:sz="8" w:space="0" w:color="C0504D" w:themeColor="accent2"/>
+          <w:top w:val="single" w:color="C0504D" w:themeColor="accent2" w:sz="8" w:space="0"/>
+          <w:bottom w:val="single" w:color="C0504D" w:themeColor="accent2" w:sz="8" w:space="0"/>
         </w:tcBorders>
       </w:tcPr>
     </w:tblStylePr>
@@ -6578,8 +7036,8 @@
       <w:tblPr/>
       <w:tcPr>
         <w:tcBorders>
-          <w:top w:val="single" w:sz="8" w:space="0" w:color="C0504D" w:themeColor="accent2"/>
-          <w:bottom w:val="single" w:sz="8" w:space="0" w:color="C0504D" w:themeColor="accent2"/>
+          <w:top w:val="single" w:color="C0504D" w:themeColor="accent2" w:sz="8" w:space="0"/>
+          <w:bottom w:val="single" w:color="C0504D" w:themeColor="accent2" w:sz="8" w:space="0"/>
         </w:tcBorders>
       </w:tcPr>
     </w:tblStylePr>
@@ -6612,8 +7070,8 @@
       <w:tblStyleColBandSize w:val="1"/>
       <w:tblInd w:w="0" w:type="dxa"/>
       <w:tblBorders>
-        <w:top w:val="single" w:sz="8" w:space="0" w:color="9BBB59" w:themeColor="accent3"/>
-        <w:bottom w:val="single" w:sz="8" w:space="0" w:color="9BBB59" w:themeColor="accent3"/>
+        <w:top w:val="single" w:color="9BBB59" w:themeColor="accent3" w:sz="8" w:space="0"/>
+        <w:bottom w:val="single" w:color="9BBB59" w:themeColor="accent3" w:sz="8" w:space="0"/>
       </w:tblBorders>
       <w:tblCellMar>
         <w:top w:w="0" w:type="dxa"/>
@@ -6624,13 +7082,13 @@
     </w:tblPr>
     <w:tblStylePr w:type="firstRow">
       <w:rPr>
-        <w:rFonts w:asciiTheme="majorHAnsi" w:eastAsiaTheme="majorEastAsia" w:hAnsiTheme="majorHAnsi" w:cstheme="majorBidi"/>
-      </w:rPr>
-      <w:tblPr/>
-      <w:tcPr>
-        <w:tcBorders>
-          <w:top w:val="nil"/>
-          <w:bottom w:val="single" w:sz="8" w:space="0" w:color="9BBB59" w:themeColor="accent3"/>
+        <w:rFonts w:asciiTheme="majorHAnsi" w:hAnsiTheme="majorHAnsi" w:eastAsiaTheme="majorEastAsia" w:cstheme="majorBidi"/>
+      </w:rPr>
+      <w:tblPr/>
+      <w:tcPr>
+        <w:tcBorders>
+          <w:top w:val="nil"/>
+          <w:bottom w:val="single" w:color="9BBB59" w:themeColor="accent3" w:sz="8" w:space="0"/>
         </w:tcBorders>
       </w:tcPr>
     </w:tblStylePr>
@@ -6643,8 +7101,8 @@
       <w:tblPr/>
       <w:tcPr>
         <w:tcBorders>
-          <w:top w:val="single" w:sz="8" w:space="0" w:color="9BBB59" w:themeColor="accent3"/>
-          <w:bottom w:val="single" w:sz="8" w:space="0" w:color="9BBB59" w:themeColor="accent3"/>
+          <w:top w:val="single" w:color="9BBB59" w:themeColor="accent3" w:sz="8" w:space="0"/>
+          <w:bottom w:val="single" w:color="9BBB59" w:themeColor="accent3" w:sz="8" w:space="0"/>
         </w:tcBorders>
       </w:tcPr>
     </w:tblStylePr>
@@ -6662,8 +7120,8 @@
       <w:tblPr/>
       <w:tcPr>
         <w:tcBorders>
-          <w:top w:val="single" w:sz="8" w:space="0" w:color="9BBB59" w:themeColor="accent3"/>
-          <w:bottom w:val="single" w:sz="8" w:space="0" w:color="9BBB59" w:themeColor="accent3"/>
+          <w:top w:val="single" w:color="9BBB59" w:themeColor="accent3" w:sz="8" w:space="0"/>
+          <w:bottom w:val="single" w:color="9BBB59" w:themeColor="accent3" w:sz="8" w:space="0"/>
         </w:tcBorders>
       </w:tcPr>
     </w:tblStylePr>
@@ -6696,8 +7154,8 @@
       <w:tblStyleColBandSize w:val="1"/>
       <w:tblInd w:w="0" w:type="dxa"/>
       <w:tblBorders>
-        <w:top w:val="single" w:sz="8" w:space="0" w:color="8064A2" w:themeColor="accent4"/>
-        <w:bottom w:val="single" w:sz="8" w:space="0" w:color="8064A2" w:themeColor="accent4"/>
+        <w:top w:val="single" w:color="8064A2" w:themeColor="accent4" w:sz="8" w:space="0"/>
+        <w:bottom w:val="single" w:color="8064A2" w:themeColor="accent4" w:sz="8" w:space="0"/>
       </w:tblBorders>
       <w:tblCellMar>
         <w:top w:w="0" w:type="dxa"/>
@@ -6708,13 +7166,13 @@
     </w:tblPr>
     <w:tblStylePr w:type="firstRow">
       <w:rPr>
-        <w:rFonts w:asciiTheme="majorHAnsi" w:eastAsiaTheme="majorEastAsia" w:hAnsiTheme="majorHAnsi" w:cstheme="majorBidi"/>
-      </w:rPr>
-      <w:tblPr/>
-      <w:tcPr>
-        <w:tcBorders>
-          <w:top w:val="nil"/>
-          <w:bottom w:val="single" w:sz="8" w:space="0" w:color="8064A2" w:themeColor="accent4"/>
+        <w:rFonts w:asciiTheme="majorHAnsi" w:hAnsiTheme="majorHAnsi" w:eastAsiaTheme="majorEastAsia" w:cstheme="majorBidi"/>
+      </w:rPr>
+      <w:tblPr/>
+      <w:tcPr>
+        <w:tcBorders>
+          <w:top w:val="nil"/>
+          <w:bottom w:val="single" w:color="8064A2" w:themeColor="accent4" w:sz="8" w:space="0"/>
         </w:tcBorders>
       </w:tcPr>
     </w:tblStylePr>
@@ -6727,8 +7185,8 @@
       <w:tblPr/>
       <w:tcPr>
         <w:tcBorders>
-          <w:top w:val="single" w:sz="8" w:space="0" w:color="8064A2" w:themeColor="accent4"/>
-          <w:bottom w:val="single" w:sz="8" w:space="0" w:color="8064A2" w:themeColor="accent4"/>
+          <w:top w:val="single" w:color="8064A2" w:themeColor="accent4" w:sz="8" w:space="0"/>
+          <w:bottom w:val="single" w:color="8064A2" w:themeColor="accent4" w:sz="8" w:space="0"/>
         </w:tcBorders>
       </w:tcPr>
     </w:tblStylePr>
@@ -6746,8 +7204,8 @@
       <w:tblPr/>
       <w:tcPr>
         <w:tcBorders>
-          <w:top w:val="single" w:sz="8" w:space="0" w:color="8064A2" w:themeColor="accent4"/>
-          <w:bottom w:val="single" w:sz="8" w:space="0" w:color="8064A2" w:themeColor="accent4"/>
+          <w:top w:val="single" w:color="8064A2" w:themeColor="accent4" w:sz="8" w:space="0"/>
+          <w:bottom w:val="single" w:color="8064A2" w:themeColor="accent4" w:sz="8" w:space="0"/>
         </w:tcBorders>
       </w:tcPr>
     </w:tblStylePr>
@@ -6780,8 +7238,8 @@
       <w:tblStyleColBandSize w:val="1"/>
       <w:tblInd w:w="0" w:type="dxa"/>
       <w:tblBorders>
-        <w:top w:val="single" w:sz="8" w:space="0" w:color="4BACC6" w:themeColor="accent5"/>
-        <w:bottom w:val="single" w:sz="8" w:space="0" w:color="4BACC6" w:themeColor="accent5"/>
+        <w:top w:val="single" w:color="4BACC6" w:themeColor="accent5" w:sz="8" w:space="0"/>
+        <w:bottom w:val="single" w:color="4BACC6" w:themeColor="accent5" w:sz="8" w:space="0"/>
       </w:tblBorders>
       <w:tblCellMar>
         <w:top w:w="0" w:type="dxa"/>
@@ -6792,13 +7250,13 @@
     </w:tblPr>
     <w:tblStylePr w:type="firstRow">
       <w:rPr>
-        <w:rFonts w:asciiTheme="majorHAnsi" w:eastAsiaTheme="majorEastAsia" w:hAnsiTheme="majorHAnsi" w:cstheme="majorBidi"/>
-      </w:rPr>
-      <w:tblPr/>
-      <w:tcPr>
-        <w:tcBorders>
-          <w:top w:val="nil"/>
-          <w:bottom w:val="single" w:sz="8" w:space="0" w:color="4BACC6" w:themeColor="accent5"/>
+        <w:rFonts w:asciiTheme="majorHAnsi" w:hAnsiTheme="majorHAnsi" w:eastAsiaTheme="majorEastAsia" w:cstheme="majorBidi"/>
+      </w:rPr>
+      <w:tblPr/>
+      <w:tcPr>
+        <w:tcBorders>
+          <w:top w:val="nil"/>
+          <w:bottom w:val="single" w:color="4BACC6" w:themeColor="accent5" w:sz="8" w:space="0"/>
         </w:tcBorders>
       </w:tcPr>
     </w:tblStylePr>
@@ -6811,8 +7269,8 @@
       <w:tblPr/>
       <w:tcPr>
         <w:tcBorders>
-          <w:top w:val="single" w:sz="8" w:space="0" w:color="4BACC6" w:themeColor="accent5"/>
-          <w:bottom w:val="single" w:sz="8" w:space="0" w:color="4BACC6" w:themeColor="accent5"/>
+          <w:top w:val="single" w:color="4BACC6" w:themeColor="accent5" w:sz="8" w:space="0"/>
+          <w:bottom w:val="single" w:color="4BACC6" w:themeColor="accent5" w:sz="8" w:space="0"/>
         </w:tcBorders>
       </w:tcPr>
     </w:tblStylePr>
@@ -6830,8 +7288,8 @@
       <w:tblPr/>
       <w:tcPr>
         <w:tcBorders>
-          <w:top w:val="single" w:sz="8" w:space="0" w:color="4BACC6" w:themeColor="accent5"/>
-          <w:bottom w:val="single" w:sz="8" w:space="0" w:color="4BACC6" w:themeColor="accent5"/>
+          <w:top w:val="single" w:color="4BACC6" w:themeColor="accent5" w:sz="8" w:space="0"/>
+          <w:bottom w:val="single" w:color="4BACC6" w:themeColor="accent5" w:sz="8" w:space="0"/>
         </w:tcBorders>
       </w:tcPr>
     </w:tblStylePr>
@@ -6864,8 +7322,8 @@
       <w:tblStyleColBandSize w:val="1"/>
       <w:tblInd w:w="0" w:type="dxa"/>
       <w:tblBorders>
-        <w:top w:val="single" w:sz="8" w:space="0" w:color="F79646" w:themeColor="accent6"/>
-        <w:bottom w:val="single" w:sz="8" w:space="0" w:color="F79646" w:themeColor="accent6"/>
+        <w:top w:val="single" w:color="F79646" w:themeColor="accent6" w:sz="8" w:space="0"/>
+        <w:bottom w:val="single" w:color="F79646" w:themeColor="accent6" w:sz="8" w:space="0"/>
       </w:tblBorders>
       <w:tblCellMar>
         <w:top w:w="0" w:type="dxa"/>
@@ -6876,13 +7334,13 @@
     </w:tblPr>
     <w:tblStylePr w:type="firstRow">
       <w:rPr>
-        <w:rFonts w:asciiTheme="majorHAnsi" w:eastAsiaTheme="majorEastAsia" w:hAnsiTheme="majorHAnsi" w:cstheme="majorBidi"/>
-      </w:rPr>
-      <w:tblPr/>
-      <w:tcPr>
-        <w:tcBorders>
-          <w:top w:val="nil"/>
-          <w:bottom w:val="single" w:sz="8" w:space="0" w:color="F79646" w:themeColor="accent6"/>
+        <w:rFonts w:asciiTheme="majorHAnsi" w:hAnsiTheme="majorHAnsi" w:eastAsiaTheme="majorEastAsia" w:cstheme="majorBidi"/>
+      </w:rPr>
+      <w:tblPr/>
+      <w:tcPr>
+        <w:tcBorders>
+          <w:top w:val="nil"/>
+          <w:bottom w:val="single" w:color="F79646" w:themeColor="accent6" w:sz="8" w:space="0"/>
         </w:tcBorders>
       </w:tcPr>
     </w:tblStylePr>
@@ -6895,8 +7353,8 @@
       <w:tblPr/>
       <w:tcPr>
         <w:tcBorders>
-          <w:top w:val="single" w:sz="8" w:space="0" w:color="F79646" w:themeColor="accent6"/>
-          <w:bottom w:val="single" w:sz="8" w:space="0" w:color="F79646" w:themeColor="accent6"/>
+          <w:top w:val="single" w:color="F79646" w:themeColor="accent6" w:sz="8" w:space="0"/>
+          <w:bottom w:val="single" w:color="F79646" w:themeColor="accent6" w:sz="8" w:space="0"/>
         </w:tcBorders>
       </w:tcPr>
     </w:tblStylePr>
@@ -6914,8 +7372,8 @@
       <w:tblPr/>
       <w:tcPr>
         <w:tcBorders>
-          <w:top w:val="single" w:sz="8" w:space="0" w:color="F79646" w:themeColor="accent6"/>
-          <w:bottom w:val="single" w:sz="8" w:space="0" w:color="F79646" w:themeColor="accent6"/>
+          <w:top w:val="single" w:color="F79646" w:themeColor="accent6" w:sz="8" w:space="0"/>
+          <w:bottom w:val="single" w:color="F79646" w:themeColor="accent6" w:sz="8" w:space="0"/>
         </w:tcBorders>
       </w:tcPr>
     </w:tblStylePr>
@@ -6941,7 +7399,7 @@
       <w:spacing w:after="0" w:line="240" w:lineRule="auto"/>
     </w:pPr>
     <w:rPr>
-      <w:rFonts w:asciiTheme="majorHAnsi" w:eastAsiaTheme="majorEastAsia" w:hAnsiTheme="majorHAnsi" w:cstheme="majorBidi"/>
+      <w:rFonts w:asciiTheme="majorHAnsi" w:hAnsiTheme="majorHAnsi" w:eastAsiaTheme="majorEastAsia" w:cstheme="majorBidi"/>
       <w:color w:val="000000" w:themeColor="text1"/>
     </w:rPr>
     <w:tblPr>
@@ -6949,10 +7407,10 @@
       <w:tblStyleColBandSize w:val="1"/>
       <w:tblInd w:w="0" w:type="dxa"/>
       <w:tblBorders>
-        <w:top w:val="single" w:sz="8" w:space="0" w:color="000000" w:themeColor="text1"/>
-        <w:left w:val="single" w:sz="8" w:space="0" w:color="000000" w:themeColor="text1"/>
-        <w:bottom w:val="single" w:sz="8" w:space="0" w:color="000000" w:themeColor="text1"/>
-        <w:right w:val="single" w:sz="8" w:space="0" w:color="000000" w:themeColor="text1"/>
+        <w:top w:val="single" w:color="000000" w:themeColor="text1" w:sz="8" w:space="0"/>
+        <w:left w:val="single" w:color="000000" w:themeColor="text1" w:sz="8" w:space="0"/>
+        <w:bottom w:val="single" w:color="000000" w:themeColor="text1" w:sz="8" w:space="0"/>
+        <w:right w:val="single" w:color="000000" w:themeColor="text1" w:sz="8" w:space="0"/>
       </w:tblBorders>
       <w:tblCellMar>
         <w:top w:w="0" w:type="dxa"/>
@@ -6971,7 +7429,7 @@
         <w:tcBorders>
           <w:top w:val="nil"/>
           <w:left w:val="nil"/>
-          <w:bottom w:val="single" w:sz="24" w:space="0" w:color="000000" w:themeColor="text1"/>
+          <w:bottom w:val="single" w:color="000000" w:themeColor="text1" w:sz="24" w:space="0"/>
           <w:right w:val="nil"/>
           <w:insideH w:val="nil"/>
           <w:insideV w:val="nil"/>
@@ -6983,7 +7441,7 @@
       <w:tblPr/>
       <w:tcPr>
         <w:tcBorders>
-          <w:top w:val="single" w:sz="8" w:space="0" w:color="000000" w:themeColor="text1"/>
+          <w:top w:val="single" w:color="000000" w:themeColor="text1" w:sz="8" w:space="0"/>
           <w:left w:val="nil"/>
           <w:bottom w:val="nil"/>
           <w:right w:val="nil"/>
@@ -7000,7 +7458,7 @@
           <w:top w:val="nil"/>
           <w:left w:val="nil"/>
           <w:bottom w:val="nil"/>
-          <w:right w:val="single" w:sz="8" w:space="0" w:color="000000" w:themeColor="text1"/>
+          <w:right w:val="single" w:color="000000" w:themeColor="text1" w:sz="8" w:space="0"/>
           <w:insideH w:val="nil"/>
           <w:insideV w:val="nil"/>
         </w:tcBorders>
@@ -7012,7 +7470,7 @@
       <w:tcPr>
         <w:tcBorders>
           <w:top w:val="nil"/>
-          <w:left w:val="single" w:sz="8" w:space="0" w:color="000000" w:themeColor="text1"/>
+          <w:left w:val="single" w:color="000000" w:themeColor="text1" w:sz="8" w:space="0"/>
           <w:bottom w:val="nil"/>
           <w:right w:val="nil"/>
           <w:insideH w:val="nil"/>
@@ -7069,7 +7527,7 @@
       <w:spacing w:after="0" w:line="240" w:lineRule="auto"/>
     </w:pPr>
     <w:rPr>
-      <w:rFonts w:asciiTheme="majorHAnsi" w:eastAsiaTheme="majorEastAsia" w:hAnsiTheme="majorHAnsi" w:cstheme="majorBidi"/>
+      <w:rFonts w:asciiTheme="majorHAnsi" w:hAnsiTheme="majorHAnsi" w:eastAsiaTheme="majorEastAsia" w:cstheme="majorBidi"/>
       <w:color w:val="000000" w:themeColor="text1"/>
     </w:rPr>
     <w:tblPr>
@@ -7077,10 +7535,10 @@
       <w:tblStyleColBandSize w:val="1"/>
       <w:tblInd w:w="0" w:type="dxa"/>
       <w:tblBorders>
-        <w:top w:val="single" w:sz="8" w:space="0" w:color="4F81BD" w:themeColor="accent1"/>
-        <w:left w:val="single" w:sz="8" w:space="0" w:color="4F81BD" w:themeColor="accent1"/>
-        <w:bottom w:val="single" w:sz="8" w:space="0" w:color="4F81BD" w:themeColor="accent1"/>
-        <w:right w:val="single" w:sz="8" w:space="0" w:color="4F81BD" w:themeColor="accent1"/>
+        <w:top w:val="single" w:color="4F81BD" w:themeColor="accent1" w:sz="8" w:space="0"/>
+        <w:left w:val="single" w:color="4F81BD" w:themeColor="accent1" w:sz="8" w:space="0"/>
+        <w:bottom w:val="single" w:color="4F81BD" w:themeColor="accent1" w:sz="8" w:space="0"/>
+        <w:right w:val="single" w:color="4F81BD" w:themeColor="accent1" w:sz="8" w:space="0"/>
       </w:tblBorders>
       <w:tblCellMar>
         <w:top w:w="0" w:type="dxa"/>
@@ -7099,7 +7557,7 @@
         <w:tcBorders>
           <w:top w:val="nil"/>
           <w:left w:val="nil"/>
-          <w:bottom w:val="single" w:sz="24" w:space="0" w:color="4F81BD" w:themeColor="accent1"/>
+          <w:bottom w:val="single" w:color="4F81BD" w:themeColor="accent1" w:sz="24" w:space="0"/>
           <w:right w:val="nil"/>
           <w:insideH w:val="nil"/>
           <w:insideV w:val="nil"/>
@@ -7111,7 +7569,7 @@
       <w:tblPr/>
       <w:tcPr>
         <w:tcBorders>
-          <w:top w:val="single" w:sz="8" w:space="0" w:color="4F81BD" w:themeColor="accent1"/>
+          <w:top w:val="single" w:color="4F81BD" w:themeColor="accent1" w:sz="8" w:space="0"/>
           <w:left w:val="nil"/>
           <w:bottom w:val="nil"/>
           <w:right w:val="nil"/>
@@ -7128,7 +7586,7 @@
           <w:top w:val="nil"/>
           <w:left w:val="nil"/>
           <w:bottom w:val="nil"/>
-          <w:right w:val="single" w:sz="8" w:space="0" w:color="4F81BD" w:themeColor="accent1"/>
+          <w:right w:val="single" w:color="4F81BD" w:themeColor="accent1" w:sz="8" w:space="0"/>
           <w:insideH w:val="nil"/>
           <w:insideV w:val="nil"/>
         </w:tcBorders>
@@ -7140,7 +7598,7 @@
       <w:tcPr>
         <w:tcBorders>
           <w:top w:val="nil"/>
-          <w:left w:val="single" w:sz="8" w:space="0" w:color="4F81BD" w:themeColor="accent1"/>
+          <w:left w:val="single" w:color="4F81BD" w:themeColor="accent1" w:sz="8" w:space="0"/>
           <w:bottom w:val="nil"/>
           <w:right w:val="nil"/>
           <w:insideH w:val="nil"/>
@@ -7197,7 +7655,7 @@
       <w:spacing w:after="0" w:line="240" w:lineRule="auto"/>
     </w:pPr>
     <w:rPr>
-      <w:rFonts w:asciiTheme="majorHAnsi" w:eastAsiaTheme="majorEastAsia" w:hAnsiTheme="majorHAnsi" w:cstheme="majorBidi"/>
+      <w:rFonts w:asciiTheme="majorHAnsi" w:hAnsiTheme="majorHAnsi" w:eastAsiaTheme="majorEastAsia" w:cstheme="majorBidi"/>
       <w:color w:val="000000" w:themeColor="text1"/>
     </w:rPr>
     <w:tblPr>
@@ -7205,10 +7663,10 @@
       <w:tblStyleColBandSize w:val="1"/>
       <w:tblInd w:w="0" w:type="dxa"/>
       <w:tblBorders>
-        <w:top w:val="single" w:sz="8" w:space="0" w:color="C0504D" w:themeColor="accent2"/>
-        <w:left w:val="single" w:sz="8" w:space="0" w:color="C0504D" w:themeColor="accent2"/>
-        <w:bottom w:val="single" w:sz="8" w:space="0" w:color="C0504D" w:themeColor="accent2"/>
-        <w:right w:val="single" w:sz="8" w:space="0" w:color="C0504D" w:themeColor="accent2"/>
+        <w:top w:val="single" w:color="C0504D" w:themeColor="accent2" w:sz="8" w:space="0"/>
+        <w:left w:val="single" w:color="C0504D" w:themeColor="accent2" w:sz="8" w:space="0"/>
+        <w:bottom w:val="single" w:color="C0504D" w:themeColor="accent2" w:sz="8" w:space="0"/>
+        <w:right w:val="single" w:color="C0504D" w:themeColor="accent2" w:sz="8" w:space="0"/>
       </w:tblBorders>
       <w:tblCellMar>
         <w:top w:w="0" w:type="dxa"/>
@@ -7227,7 +7685,7 @@
         <w:tcBorders>
           <w:top w:val="nil"/>
           <w:left w:val="nil"/>
-          <w:bottom w:val="single" w:sz="24" w:space="0" w:color="C0504D" w:themeColor="accent2"/>
+          <w:bottom w:val="single" w:color="C0504D" w:themeColor="accent2" w:sz="24" w:space="0"/>
           <w:right w:val="nil"/>
           <w:insideH w:val="nil"/>
           <w:insideV w:val="nil"/>
@@ -7239,7 +7697,7 @@
       <w:tblPr/>
       <w:tcPr>
         <w:tcBorders>
-          <w:top w:val="single" w:sz="8" w:space="0" w:color="C0504D" w:themeColor="accent2"/>
+          <w:top w:val="single" w:color="C0504D" w:themeColor="accent2" w:sz="8" w:space="0"/>
           <w:left w:val="nil"/>
           <w:bottom w:val="nil"/>
           <w:right w:val="nil"/>
@@ -7256,7 +7714,7 @@
           <w:top w:val="nil"/>
           <w:left w:val="nil"/>
           <w:bottom w:val="nil"/>
-          <w:right w:val="single" w:sz="8" w:space="0" w:color="C0504D" w:themeColor="accent2"/>
+          <w:right w:val="single" w:color="C0504D" w:themeColor="accent2" w:sz="8" w:space="0"/>
           <w:insideH w:val="nil"/>
           <w:insideV w:val="nil"/>
         </w:tcBorders>
@@ -7268,7 +7726,7 @@
       <w:tcPr>
         <w:tcBorders>
           <w:top w:val="nil"/>
-          <w:left w:val="single" w:sz="8" w:space="0" w:color="C0504D" w:themeColor="accent2"/>
+          <w:left w:val="single" w:color="C0504D" w:themeColor="accent2" w:sz="8" w:space="0"/>
           <w:bottom w:val="nil"/>
           <w:right w:val="nil"/>
           <w:insideH w:val="nil"/>
@@ -7325,7 +7783,7 @@
       <w:spacing w:after="0" w:line="240" w:lineRule="auto"/>
     </w:pPr>
     <w:rPr>
-      <w:rFonts w:asciiTheme="majorHAnsi" w:eastAsiaTheme="majorEastAsia" w:hAnsiTheme="majorHAnsi" w:cstheme="majorBidi"/>
+      <w:rFonts w:asciiTheme="majorHAnsi" w:hAnsiTheme="majorHAnsi" w:eastAsiaTheme="majorEastAsia" w:cstheme="majorBidi"/>
       <w:color w:val="000000" w:themeColor="text1"/>
     </w:rPr>
     <w:tblPr>
@@ -7333,10 +7791,10 @@
       <w:tblStyleColBandSize w:val="1"/>
       <w:tblInd w:w="0" w:type="dxa"/>
       <w:tblBorders>
-        <w:top w:val="single" w:sz="8" w:space="0" w:color="9BBB59" w:themeColor="accent3"/>
-        <w:left w:val="single" w:sz="8" w:space="0" w:color="9BBB59" w:themeColor="accent3"/>
-        <w:bottom w:val="single" w:sz="8" w:space="0" w:color="9BBB59" w:themeColor="accent3"/>
-        <w:right w:val="single" w:sz="8" w:space="0" w:color="9BBB59" w:themeColor="accent3"/>
+        <w:top w:val="single" w:color="9BBB59" w:themeColor="accent3" w:sz="8" w:space="0"/>
+        <w:left w:val="single" w:color="9BBB59" w:themeColor="accent3" w:sz="8" w:space="0"/>
+        <w:bottom w:val="single" w:color="9BBB59" w:themeColor="accent3" w:sz="8" w:space="0"/>
+        <w:right w:val="single" w:color="9BBB59" w:themeColor="accent3" w:sz="8" w:space="0"/>
       </w:tblBorders>
       <w:tblCellMar>
         <w:top w:w="0" w:type="dxa"/>
@@ -7355,7 +7813,7 @@
         <w:tcBorders>
           <w:top w:val="nil"/>
           <w:left w:val="nil"/>
-          <w:bottom w:val="single" w:sz="24" w:space="0" w:color="9BBB59" w:themeColor="accent3"/>
+          <w:bottom w:val="single" w:color="9BBB59" w:themeColor="accent3" w:sz="24" w:space="0"/>
           <w:right w:val="nil"/>
           <w:insideH w:val="nil"/>
           <w:insideV w:val="nil"/>
@@ -7367,7 +7825,7 @@
       <w:tblPr/>
       <w:tcPr>
         <w:tcBorders>
-          <w:top w:val="single" w:sz="8" w:space="0" w:color="9BBB59" w:themeColor="accent3"/>
+          <w:top w:val="single" w:color="9BBB59" w:themeColor="accent3" w:sz="8" w:space="0"/>
           <w:left w:val="nil"/>
           <w:bottom w:val="nil"/>
           <w:right w:val="nil"/>
@@ -7384,7 +7842,7 @@
           <w:top w:val="nil"/>
           <w:left w:val="nil"/>
           <w:bottom w:val="nil"/>
-          <w:right w:val="single" w:sz="8" w:space="0" w:color="9BBB59" w:themeColor="accent3"/>
+          <w:right w:val="single" w:color="9BBB59" w:themeColor="accent3" w:sz="8" w:space="0"/>
           <w:insideH w:val="nil"/>
           <w:insideV w:val="nil"/>
         </w:tcBorders>
@@ -7396,7 +7854,7 @@
       <w:tcPr>
         <w:tcBorders>
           <w:top w:val="nil"/>
-          <w:left w:val="single" w:sz="8" w:space="0" w:color="9BBB59" w:themeColor="accent3"/>
+          <w:left w:val="single" w:color="9BBB59" w:themeColor="accent3" w:sz="8" w:space="0"/>
           <w:bottom w:val="nil"/>
           <w:right w:val="nil"/>
           <w:insideH w:val="nil"/>
@@ -7453,7 +7911,7 @@
       <w:spacing w:after="0" w:line="240" w:lineRule="auto"/>
     </w:pPr>
     <w:rPr>
-      <w:rFonts w:asciiTheme="majorHAnsi" w:eastAsiaTheme="majorEastAsia" w:hAnsiTheme="majorHAnsi" w:cstheme="majorBidi"/>
+      <w:rFonts w:asciiTheme="majorHAnsi" w:hAnsiTheme="majorHAnsi" w:eastAsiaTheme="majorEastAsia" w:cstheme="majorBidi"/>
       <w:color w:val="000000" w:themeColor="text1"/>
     </w:rPr>
     <w:tblPr>
@@ -7461,10 +7919,10 @@
       <w:tblStyleColBandSize w:val="1"/>
       <w:tblInd w:w="0" w:type="dxa"/>
       <w:tblBorders>
-        <w:top w:val="single" w:sz="8" w:space="0" w:color="8064A2" w:themeColor="accent4"/>
-        <w:left w:val="single" w:sz="8" w:space="0" w:color="8064A2" w:themeColor="accent4"/>
-        <w:bottom w:val="single" w:sz="8" w:space="0" w:color="8064A2" w:themeColor="accent4"/>
-        <w:right w:val="single" w:sz="8" w:space="0" w:color="8064A2" w:themeColor="accent4"/>
+        <w:top w:val="single" w:color="8064A2" w:themeColor="accent4" w:sz="8" w:space="0"/>
+        <w:left w:val="single" w:color="8064A2" w:themeColor="accent4" w:sz="8" w:space="0"/>
+        <w:bottom w:val="single" w:color="8064A2" w:themeColor="accent4" w:sz="8" w:space="0"/>
+        <w:right w:val="single" w:color="8064A2" w:themeColor="accent4" w:sz="8" w:space="0"/>
       </w:tblBorders>
       <w:tblCellMar>
         <w:top w:w="0" w:type="dxa"/>
@@ -7483,7 +7941,7 @@
         <w:tcBorders>
           <w:top w:val="nil"/>
           <w:left w:val="nil"/>
-          <w:bottom w:val="single" w:sz="24" w:space="0" w:color="8064A2" w:themeColor="accent4"/>
+          <w:bottom w:val="single" w:color="8064A2" w:themeColor="accent4" w:sz="24" w:space="0"/>
           <w:right w:val="nil"/>
           <w:insideH w:val="nil"/>
           <w:insideV w:val="nil"/>
@@ -7495,7 +7953,7 @@
       <w:tblPr/>
       <w:tcPr>
         <w:tcBorders>
-          <w:top w:val="single" w:sz="8" w:space="0" w:color="8064A2" w:themeColor="accent4"/>
+          <w:top w:val="single" w:color="8064A2" w:themeColor="accent4" w:sz="8" w:space="0"/>
           <w:left w:val="nil"/>
           <w:bottom w:val="nil"/>
           <w:right w:val="nil"/>
@@ -7512,7 +7970,7 @@
           <w:top w:val="nil"/>
           <w:left w:val="nil"/>
           <w:bottom w:val="nil"/>
-          <w:right w:val="single" w:sz="8" w:space="0" w:color="8064A2" w:themeColor="accent4"/>
+          <w:right w:val="single" w:color="8064A2" w:themeColor="accent4" w:sz="8" w:space="0"/>
           <w:insideH w:val="nil"/>
           <w:insideV w:val="nil"/>
         </w:tcBorders>
@@ -7524,7 +7982,7 @@
       <w:tcPr>
         <w:tcBorders>
           <w:top w:val="nil"/>
-          <w:left w:val="single" w:sz="8" w:space="0" w:color="8064A2" w:themeColor="accent4"/>
+          <w:left w:val="single" w:color="8064A2" w:themeColor="accent4" w:sz="8" w:space="0"/>
           <w:bottom w:val="nil"/>
           <w:right w:val="nil"/>
           <w:insideH w:val="nil"/>
@@ -7581,7 +8039,7 @@
       <w:spacing w:after="0" w:line="240" w:lineRule="auto"/>
     </w:pPr>
     <w:rPr>
-      <w:rFonts w:asciiTheme="majorHAnsi" w:eastAsiaTheme="majorEastAsia" w:hAnsiTheme="majorHAnsi" w:cstheme="majorBidi"/>
+      <w:rFonts w:asciiTheme="majorHAnsi" w:hAnsiTheme="majorHAnsi" w:eastAsiaTheme="majorEastAsia" w:cstheme="majorBidi"/>
       <w:color w:val="000000" w:themeColor="text1"/>
     </w:rPr>
     <w:tblPr>
@@ -7589,10 +8047,10 @@
       <w:tblStyleColBandSize w:val="1"/>
       <w:tblInd w:w="0" w:type="dxa"/>
       <w:tblBorders>
-        <w:top w:val="single" w:sz="8" w:space="0" w:color="4BACC6" w:themeColor="accent5"/>
-        <w:left w:val="single" w:sz="8" w:space="0" w:color="4BACC6" w:themeColor="accent5"/>
-        <w:bottom w:val="single" w:sz="8" w:space="0" w:color="4BACC6" w:themeColor="accent5"/>
-        <w:right w:val="single" w:sz="8" w:space="0" w:color="4BACC6" w:themeColor="accent5"/>
+        <w:top w:val="single" w:color="4BACC6" w:themeColor="accent5" w:sz="8" w:space="0"/>
+        <w:left w:val="single" w:color="4BACC6" w:themeColor="accent5" w:sz="8" w:space="0"/>
+        <w:bottom w:val="single" w:color="4BACC6" w:themeColor="accent5" w:sz="8" w:space="0"/>
+        <w:right w:val="single" w:color="4BACC6" w:themeColor="accent5" w:sz="8" w:space="0"/>
       </w:tblBorders>
       <w:tblCellMar>
         <w:top w:w="0" w:type="dxa"/>
@@ -7611,7 +8069,7 @@
         <w:tcBorders>
           <w:top w:val="nil"/>
           <w:left w:val="nil"/>
-          <w:bottom w:val="single" w:sz="24" w:space="0" w:color="4BACC6" w:themeColor="accent5"/>
+          <w:bottom w:val="single" w:color="4BACC6" w:themeColor="accent5" w:sz="24" w:space="0"/>
           <w:right w:val="nil"/>
           <w:insideH w:val="nil"/>
           <w:insideV w:val="nil"/>
@@ -7623,7 +8081,7 @@
       <w:tblPr/>
       <w:tcPr>
         <w:tcBorders>
-          <w:top w:val="single" w:sz="8" w:space="0" w:color="4BACC6" w:themeColor="accent5"/>
+          <w:top w:val="single" w:color="4BACC6" w:themeColor="accent5" w:sz="8" w:space="0"/>
           <w:left w:val="nil"/>
           <w:bottom w:val="nil"/>
           <w:right w:val="nil"/>
@@ -7640,7 +8098,7 @@
           <w:top w:val="nil"/>
           <w:left w:val="nil"/>
           <w:bottom w:val="nil"/>
-          <w:right w:val="single" w:sz="8" w:space="0" w:color="4BACC6" w:themeColor="accent5"/>
+          <w:right w:val="single" w:color="4BACC6" w:themeColor="accent5" w:sz="8" w:space="0"/>
           <w:insideH w:val="nil"/>
           <w:insideV w:val="nil"/>
         </w:tcBorders>
@@ -7652,7 +8110,7 @@
       <w:tcPr>
         <w:tcBorders>
           <w:top w:val="nil"/>
-          <w:left w:val="single" w:sz="8" w:space="0" w:color="4BACC6" w:themeColor="accent5"/>
+          <w:left w:val="single" w:color="4BACC6" w:themeColor="accent5" w:sz="8" w:space="0"/>
           <w:bottom w:val="nil"/>
           <w:right w:val="nil"/>
           <w:insideH w:val="nil"/>
@@ -7709,7 +8167,7 @@
       <w:spacing w:after="0" w:line="240" w:lineRule="auto"/>
     </w:pPr>
     <w:rPr>
-      <w:rFonts w:asciiTheme="majorHAnsi" w:eastAsiaTheme="majorEastAsia" w:hAnsiTheme="majorHAnsi" w:cstheme="majorBidi"/>
+      <w:rFonts w:asciiTheme="majorHAnsi" w:hAnsiTheme="majorHAnsi" w:eastAsiaTheme="majorEastAsia" w:cstheme="majorBidi"/>
       <w:color w:val="000000" w:themeColor="text1"/>
     </w:rPr>
     <w:tblPr>
@@ -7717,10 +8175,10 @@
       <w:tblStyleColBandSize w:val="1"/>
       <w:tblInd w:w="0" w:type="dxa"/>
       <w:tblBorders>
-        <w:top w:val="single" w:sz="8" w:space="0" w:color="F79646" w:themeColor="accent6"/>
-        <w:left w:val="single" w:sz="8" w:space="0" w:color="F79646" w:themeColor="accent6"/>
-        <w:bottom w:val="single" w:sz="8" w:space="0" w:color="F79646" w:themeColor="accent6"/>
-        <w:right w:val="single" w:sz="8" w:space="0" w:color="F79646" w:themeColor="accent6"/>
+        <w:top w:val="single" w:color="F79646" w:themeColor="accent6" w:sz="8" w:space="0"/>
+        <w:left w:val="single" w:color="F79646" w:themeColor="accent6" w:sz="8" w:space="0"/>
+        <w:bottom w:val="single" w:color="F79646" w:themeColor="accent6" w:sz="8" w:space="0"/>
+        <w:right w:val="single" w:color="F79646" w:themeColor="accent6" w:sz="8" w:space="0"/>
       </w:tblBorders>
       <w:tblCellMar>
         <w:top w:w="0" w:type="dxa"/>
@@ -7739,7 +8197,7 @@
         <w:tcBorders>
           <w:top w:val="nil"/>
           <w:left w:val="nil"/>
-          <w:bottom w:val="single" w:sz="24" w:space="0" w:color="F79646" w:themeColor="accent6"/>
+          <w:bottom w:val="single" w:color="F79646" w:themeColor="accent6" w:sz="24" w:space="0"/>
           <w:right w:val="nil"/>
           <w:insideH w:val="nil"/>
           <w:insideV w:val="nil"/>
@@ -7751,7 +8209,7 @@
       <w:tblPr/>
       <w:tcPr>
         <w:tcBorders>
-          <w:top w:val="single" w:sz="8" w:space="0" w:color="F79646" w:themeColor="accent6"/>
+          <w:top w:val="single" w:color="F79646" w:themeColor="accent6" w:sz="8" w:space="0"/>
           <w:left w:val="nil"/>
           <w:bottom w:val="nil"/>
           <w:right w:val="nil"/>
@@ -7768,7 +8226,7 @@
           <w:top w:val="nil"/>
           <w:left w:val="nil"/>
           <w:bottom w:val="nil"/>
-          <w:right w:val="single" w:sz="8" w:space="0" w:color="F79646" w:themeColor="accent6"/>
+          <w:right w:val="single" w:color="F79646" w:themeColor="accent6" w:sz="8" w:space="0"/>
           <w:insideH w:val="nil"/>
           <w:insideV w:val="nil"/>
         </w:tcBorders>
@@ -7780,7 +8238,7 @@
       <w:tcPr>
         <w:tcBorders>
           <w:top w:val="nil"/>
-          <w:left w:val="single" w:sz="8" w:space="0" w:color="F79646" w:themeColor="accent6"/>
+          <w:left w:val="single" w:color="F79646" w:themeColor="accent6" w:sz="8" w:space="0"/>
           <w:bottom w:val="nil"/>
           <w:right w:val="nil"/>
           <w:insideH w:val="nil"/>
@@ -7841,12 +8299,12 @@
       <w:tblStyleColBandSize w:val="1"/>
       <w:tblInd w:w="0" w:type="dxa"/>
       <w:tblBorders>
-        <w:top w:val="single" w:sz="8" w:space="0" w:color="404040" w:themeColor="text1" w:themeTint="BF"/>
-        <w:left w:val="single" w:sz="8" w:space="0" w:color="404040" w:themeColor="text1" w:themeTint="BF"/>
-        <w:bottom w:val="single" w:sz="8" w:space="0" w:color="404040" w:themeColor="text1" w:themeTint="BF"/>
-        <w:right w:val="single" w:sz="8" w:space="0" w:color="404040" w:themeColor="text1" w:themeTint="BF"/>
-        <w:insideH w:val="single" w:sz="8" w:space="0" w:color="404040" w:themeColor="text1" w:themeTint="BF"/>
-        <w:insideV w:val="single" w:sz="8" w:space="0" w:color="404040" w:themeColor="text1" w:themeTint="BF"/>
+        <w:top w:val="single" w:color="404040" w:themeColor="text1" w:themeTint="BF" w:sz="8" w:space="0"/>
+        <w:left w:val="single" w:color="404040" w:themeColor="text1" w:themeTint="BF" w:sz="8" w:space="0"/>
+        <w:bottom w:val="single" w:color="404040" w:themeColor="text1" w:themeTint="BF" w:sz="8" w:space="0"/>
+        <w:right w:val="single" w:color="404040" w:themeColor="text1" w:themeTint="BF" w:sz="8" w:space="0"/>
+        <w:insideH w:val="single" w:color="404040" w:themeColor="text1" w:themeTint="BF" w:sz="8" w:space="0"/>
+        <w:insideV w:val="single" w:color="404040" w:themeColor="text1" w:themeTint="BF" w:sz="8" w:space="0"/>
       </w:tblBorders>
       <w:tblCellMar>
         <w:top w:w="0" w:type="dxa"/>
@@ -7872,7 +8330,7 @@
       <w:tblPr/>
       <w:tcPr>
         <w:tcBorders>
-          <w:top w:val="single" w:sz="18" w:space="0" w:color="404040" w:themeColor="text1" w:themeTint="BF"/>
+          <w:top w:val="single" w:color="404040" w:themeColor="text1" w:themeTint="BF" w:sz="18" w:space="0"/>
         </w:tcBorders>
       </w:tcPr>
     </w:tblStylePr>
@@ -7914,12 +8372,12 @@
       <w:tblStyleColBandSize w:val="1"/>
       <w:tblInd w:w="0" w:type="dxa"/>
       <w:tblBorders>
-        <w:top w:val="single" w:sz="8" w:space="0" w:color="7BA0CD" w:themeColor="accent1" w:themeTint="BF"/>
-        <w:left w:val="single" w:sz="8" w:space="0" w:color="7BA0CD" w:themeColor="accent1" w:themeTint="BF"/>
-        <w:bottom w:val="single" w:sz="8" w:space="0" w:color="7BA0CD" w:themeColor="accent1" w:themeTint="BF"/>
-        <w:right w:val="single" w:sz="8" w:space="0" w:color="7BA0CD" w:themeColor="accent1" w:themeTint="BF"/>
-        <w:insideH w:val="single" w:sz="8" w:space="0" w:color="7BA0CD" w:themeColor="accent1" w:themeTint="BF"/>
-        <w:insideV w:val="single" w:sz="8" w:space="0" w:color="7BA0CD" w:themeColor="accent1" w:themeTint="BF"/>
+        <w:top w:val="single" w:color="7BA0CD" w:themeColor="accent1" w:themeTint="BF" w:sz="8" w:space="0"/>
+        <w:left w:val="single" w:color="7BA0CD" w:themeColor="accent1" w:themeTint="BF" w:sz="8" w:space="0"/>
+        <w:bottom w:val="single" w:color="7BA0CD" w:themeColor="accent1" w:themeTint="BF" w:sz="8" w:space="0"/>
+        <w:right w:val="single" w:color="7BA0CD" w:themeColor="accent1" w:themeTint="BF" w:sz="8" w:space="0"/>
+        <w:insideH w:val="single" w:color="7BA0CD" w:themeColor="accent1" w:themeTint="BF" w:sz="8" w:space="0"/>
+        <w:insideV w:val="single" w:color="7BA0CD" w:themeColor="accent1" w:themeTint="BF" w:sz="8" w:space="0"/>
       </w:tblBorders>
       <w:tblCellMar>
         <w:top w:w="0" w:type="dxa"/>
@@ -7945,7 +8403,7 @@
       <w:tblPr/>
       <w:tcPr>
         <w:tcBorders>
-          <w:top w:val="single" w:sz="18" w:space="0" w:color="7BA0CD" w:themeColor="accent1" w:themeTint="BF"/>
+          <w:top w:val="single" w:color="7BA0CD" w:themeColor="accent1" w:themeTint="BF" w:sz="18" w:space="0"/>
         </w:tcBorders>
       </w:tcPr>
     </w:tblStylePr>
@@ -7987,12 +8445,12 @@
       <w:tblStyleColBandSize w:val="1"/>
       <w:tblInd w:w="0" w:type="dxa"/>
       <w:tblBorders>
-        <w:top w:val="single" w:sz="8" w:space="0" w:color="CF7B79" w:themeColor="accent2" w:themeTint="BF"/>
-        <w:left w:val="single" w:sz="8" w:space="0" w:color="CF7B79" w:themeColor="accent2" w:themeTint="BF"/>
-        <w:bottom w:val="single" w:sz="8" w:space="0" w:color="CF7B79" w:themeColor="accent2" w:themeTint="BF"/>
-        <w:right w:val="single" w:sz="8" w:space="0" w:color="CF7B79" w:themeColor="accent2" w:themeTint="BF"/>
-        <w:insideH w:val="single" w:sz="8" w:space="0" w:color="CF7B79" w:themeColor="accent2" w:themeTint="BF"/>
-        <w:insideV w:val="single" w:sz="8" w:space="0" w:color="CF7B79" w:themeColor="accent2" w:themeTint="BF"/>
+        <w:top w:val="single" w:color="CF7B79" w:themeColor="accent2" w:themeTint="BF" w:sz="8" w:space="0"/>
+        <w:left w:val="single" w:color="CF7B79" w:themeColor="accent2" w:themeTint="BF" w:sz="8" w:space="0"/>
+        <w:bottom w:val="single" w:color="CF7B79" w:themeColor="accent2" w:themeTint="BF" w:sz="8" w:space="0"/>
+        <w:right w:val="single" w:color="CF7B79" w:themeColor="accent2" w:themeTint="BF" w:sz="8" w:space="0"/>
+        <w:insideH w:val="single" w:color="CF7B79" w:themeColor="accent2" w:themeTint="BF" w:sz="8" w:space="0"/>
+        <w:insideV w:val="single" w:color="CF7B79" w:themeColor="accent2" w:themeTint="BF" w:sz="8" w:space="0"/>
       </w:tblBorders>
       <w:tblCellMar>
         <w:top w:w="0" w:type="dxa"/>
@@ -8018,7 +8476,7 @@
       <w:tblPr/>
       <w:tcPr>
         <w:tcBorders>
-          <w:top w:val="single" w:sz="18" w:space="0" w:color="CF7B79" w:themeColor="accent2" w:themeTint="BF"/>
+          <w:top w:val="single" w:color="CF7B79" w:themeColor="accent2" w:themeTint="BF" w:sz="18" w:space="0"/>
         </w:tcBorders>
       </w:tcPr>
     </w:tblStylePr>
@@ -8060,12 +8518,12 @@
       <w:tblStyleColBandSize w:val="1"/>
       <w:tblInd w:w="0" w:type="dxa"/>
       <w:tblBorders>
-        <w:top w:val="single" w:sz="8" w:space="0" w:color="B3CC82" w:themeColor="accent3" w:themeTint="BF"/>
-        <w:left w:val="single" w:sz="8" w:space="0" w:color="B3CC82" w:themeColor="accent3" w:themeTint="BF"/>
-        <w:bottom w:val="single" w:sz="8" w:space="0" w:color="B3CC82" w:themeColor="accent3" w:themeTint="BF"/>
-        <w:right w:val="single" w:sz="8" w:space="0" w:color="B3CC82" w:themeColor="accent3" w:themeTint="BF"/>
-        <w:insideH w:val="single" w:sz="8" w:space="0" w:color="B3CC82" w:themeColor="accent3" w:themeTint="BF"/>
-        <w:insideV w:val="single" w:sz="8" w:space="0" w:color="B3CC82" w:themeColor="accent3" w:themeTint="BF"/>
+        <w:top w:val="single" w:color="B3CC82" w:themeColor="accent3" w:themeTint="BF" w:sz="8" w:space="0"/>
+        <w:left w:val="single" w:color="B3CC82" w:themeColor="accent3" w:themeTint="BF" w:sz="8" w:space="0"/>
+        <w:bottom w:val="single" w:color="B3CC82" w:themeColor="accent3" w:themeTint="BF" w:sz="8" w:space="0"/>
+        <w:right w:val="single" w:color="B3CC82" w:themeColor="accent3" w:themeTint="BF" w:sz="8" w:space="0"/>
+        <w:insideH w:val="single" w:color="B3CC82" w:themeColor="accent3" w:themeTint="BF" w:sz="8" w:space="0"/>
+        <w:insideV w:val="single" w:color="B3CC82" w:themeColor="accent3" w:themeTint="BF" w:sz="8" w:space="0"/>
       </w:tblBorders>
       <w:tblCellMar>
         <w:top w:w="0" w:type="dxa"/>
@@ -8091,7 +8549,7 @@
       <w:tblPr/>
       <w:tcPr>
         <w:tcBorders>
-          <w:top w:val="single" w:sz="18" w:space="0" w:color="B3CC82" w:themeColor="accent3" w:themeTint="BF"/>
+          <w:top w:val="single" w:color="B3CC82" w:themeColor="accent3" w:themeTint="BF" w:sz="18" w:space="0"/>
         </w:tcBorders>
       </w:tcPr>
     </w:tblStylePr>
@@ -8133,12 +8591,12 @@
       <w:tblStyleColBandSize w:val="1"/>
       <w:tblInd w:w="0" w:type="dxa"/>
       <w:tblBorders>
-        <w:top w:val="single" w:sz="8" w:space="0" w:color="9F8AB9" w:themeColor="accent4" w:themeTint="BF"/>
-        <w:left w:val="single" w:sz="8" w:space="0" w:color="9F8AB9" w:themeColor="accent4" w:themeTint="BF"/>
-        <w:bottom w:val="single" w:sz="8" w:space="0" w:color="9F8AB9" w:themeColor="accent4" w:themeTint="BF"/>
-        <w:right w:val="single" w:sz="8" w:space="0" w:color="9F8AB9" w:themeColor="accent4" w:themeTint="BF"/>
-        <w:insideH w:val="single" w:sz="8" w:space="0" w:color="9F8AB9" w:themeColor="accent4" w:themeTint="BF"/>
-        <w:insideV w:val="single" w:sz="8" w:space="0" w:color="9F8AB9" w:themeColor="accent4" w:themeTint="BF"/>
+        <w:top w:val="single" w:color="9F8AB9" w:themeColor="accent4" w:themeTint="BF" w:sz="8" w:space="0"/>
+        <w:left w:val="single" w:color="9F8AB9" w:themeColor="accent4" w:themeTint="BF" w:sz="8" w:space="0"/>
+        <w:bottom w:val="single" w:color="9F8AB9" w:themeColor="accent4" w:themeTint="BF" w:sz="8" w:space="0"/>
+        <w:right w:val="single" w:color="9F8AB9" w:themeColor="accent4" w:themeTint="BF" w:sz="8" w:space="0"/>
+        <w:insideH w:val="single" w:color="9F8AB9" w:themeColor="accent4" w:themeTint="BF" w:sz="8" w:space="0"/>
+        <w:insideV w:val="single" w:color="9F8AB9" w:themeColor="accent4" w:themeTint="BF" w:sz="8" w:space="0"/>
       </w:tblBorders>
       <w:tblCellMar>
         <w:top w:w="0" w:type="dxa"/>
@@ -8164,7 +8622,7 @@
       <w:tblPr/>
       <w:tcPr>
         <w:tcBorders>
-          <w:top w:val="single" w:sz="18" w:space="0" w:color="9F8AB9" w:themeColor="accent4" w:themeTint="BF"/>
+          <w:top w:val="single" w:color="9F8AB9" w:themeColor="accent4" w:themeTint="BF" w:sz="18" w:space="0"/>
         </w:tcBorders>
       </w:tcPr>
     </w:tblStylePr>
@@ -8206,12 +8664,12 @@
       <w:tblStyleColBandSize w:val="1"/>
       <w:tblInd w:w="0" w:type="dxa"/>
       <w:tblBorders>
-        <w:top w:val="single" w:sz="8" w:space="0" w:color="78C0D4" w:themeColor="accent5" w:themeTint="BF"/>
-        <w:left w:val="single" w:sz="8" w:space="0" w:color="78C0D4" w:themeColor="accent5" w:themeTint="BF"/>
-        <w:bottom w:val="single" w:sz="8" w:space="0" w:color="78C0D4" w:themeColor="accent5" w:themeTint="BF"/>
-        <w:right w:val="single" w:sz="8" w:space="0" w:color="78C0D4" w:themeColor="accent5" w:themeTint="BF"/>
-        <w:insideH w:val="single" w:sz="8" w:space="0" w:color="78C0D4" w:themeColor="accent5" w:themeTint="BF"/>
-        <w:insideV w:val="single" w:sz="8" w:space="0" w:color="78C0D4" w:themeColor="accent5" w:themeTint="BF"/>
+        <w:top w:val="single" w:color="78C0D4" w:themeColor="accent5" w:themeTint="BF" w:sz="8" w:space="0"/>
+        <w:left w:val="single" w:color="78C0D4" w:themeColor="accent5" w:themeTint="BF" w:sz="8" w:space="0"/>
+        <w:bottom w:val="single" w:color="78C0D4" w:themeColor="accent5" w:themeTint="BF" w:sz="8" w:space="0"/>
+        <w:right w:val="single" w:color="78C0D4" w:themeColor="accent5" w:themeTint="BF" w:sz="8" w:space="0"/>
+        <w:insideH w:val="single" w:color="78C0D4" w:themeColor="accent5" w:themeTint="BF" w:sz="8" w:space="0"/>
+        <w:insideV w:val="single" w:color="78C0D4" w:themeColor="accent5" w:themeTint="BF" w:sz="8" w:space="0"/>
       </w:tblBorders>
       <w:tblCellMar>
         <w:top w:w="0" w:type="dxa"/>
@@ -8237,7 +8695,7 @@
       <w:tblPr/>
       <w:tcPr>
         <w:tcBorders>
-          <w:top w:val="single" w:sz="18" w:space="0" w:color="78C0D4" w:themeColor="accent5" w:themeTint="BF"/>
+          <w:top w:val="single" w:color="78C0D4" w:themeColor="accent5" w:themeTint="BF" w:sz="18" w:space="0"/>
         </w:tcBorders>
       </w:tcPr>
     </w:tblStylePr>
@@ -8279,12 +8737,12 @@
       <w:tblStyleColBandSize w:val="1"/>
       <w:tblInd w:w="0" w:type="dxa"/>
       <w:tblBorders>
-        <w:top w:val="single" w:sz="8" w:space="0" w:color="F9B074" w:themeColor="accent6" w:themeTint="BF"/>
-        <w:left w:val="single" w:sz="8" w:space="0" w:color="F9B074" w:themeColor="accent6" w:themeTint="BF"/>
-        <w:bottom w:val="single" w:sz="8" w:space="0" w:color="F9B074" w:themeColor="accent6" w:themeTint="BF"/>
-        <w:right w:val="single" w:sz="8" w:space="0" w:color="F9B074" w:themeColor="accent6" w:themeTint="BF"/>
-        <w:insideH w:val="single" w:sz="8" w:space="0" w:color="F9B074" w:themeColor="accent6" w:themeTint="BF"/>
-        <w:insideV w:val="single" w:sz="8" w:space="0" w:color="F9B074" w:themeColor="accent6" w:themeTint="BF"/>
+        <w:top w:val="single" w:color="F9B074" w:themeColor="accent6" w:themeTint="BF" w:sz="8" w:space="0"/>
+        <w:left w:val="single" w:color="F9B074" w:themeColor="accent6" w:themeTint="BF" w:sz="8" w:space="0"/>
+        <w:bottom w:val="single" w:color="F9B074" w:themeColor="accent6" w:themeTint="BF" w:sz="8" w:space="0"/>
+        <w:right w:val="single" w:color="F9B074" w:themeColor="accent6" w:themeTint="BF" w:sz="8" w:space="0"/>
+        <w:insideH w:val="single" w:color="F9B074" w:themeColor="accent6" w:themeTint="BF" w:sz="8" w:space="0"/>
+        <w:insideV w:val="single" w:color="F9B074" w:themeColor="accent6" w:themeTint="BF" w:sz="8" w:space="0"/>
       </w:tblBorders>
       <w:tblCellMar>
         <w:top w:w="0" w:type="dxa"/>
@@ -8310,7 +8768,7 @@
       <w:tblPr/>
       <w:tcPr>
         <w:tcBorders>
-          <w:top w:val="single" w:sz="18" w:space="0" w:color="F9B074" w:themeColor="accent6" w:themeTint="BF"/>
+          <w:top w:val="single" w:color="F9B074" w:themeColor="accent6" w:themeTint="BF" w:sz="18" w:space="0"/>
         </w:tcBorders>
       </w:tcPr>
     </w:tblStylePr>
@@ -8348,7 +8806,7 @@
       <w:spacing w:after="0" w:line="240" w:lineRule="auto"/>
     </w:pPr>
     <w:rPr>
-      <w:rFonts w:asciiTheme="majorHAnsi" w:eastAsiaTheme="majorEastAsia" w:hAnsiTheme="majorHAnsi" w:cstheme="majorBidi"/>
+      <w:rFonts w:asciiTheme="majorHAnsi" w:hAnsiTheme="majorHAnsi" w:eastAsiaTheme="majorEastAsia" w:cstheme="majorBidi"/>
       <w:color w:val="000000" w:themeColor="text1"/>
     </w:rPr>
     <w:tblPr>
@@ -8356,12 +8814,12 @@
       <w:tblStyleColBandSize w:val="1"/>
       <w:tblInd w:w="0" w:type="dxa"/>
       <w:tblBorders>
-        <w:top w:val="single" w:sz="8" w:space="0" w:color="000000" w:themeColor="text1"/>
-        <w:left w:val="single" w:sz="8" w:space="0" w:color="000000" w:themeColor="text1"/>
-        <w:bottom w:val="single" w:sz="8" w:space="0" w:color="000000" w:themeColor="text1"/>
-        <w:right w:val="single" w:sz="8" w:space="0" w:color="000000" w:themeColor="text1"/>
-        <w:insideH w:val="single" w:sz="8" w:space="0" w:color="000000" w:themeColor="text1"/>
-        <w:insideV w:val="single" w:sz="8" w:space="0" w:color="000000" w:themeColor="text1"/>
+        <w:top w:val="single" w:color="000000" w:themeColor="text1" w:sz="8" w:space="0"/>
+        <w:left w:val="single" w:color="000000" w:themeColor="text1" w:sz="8" w:space="0"/>
+        <w:bottom w:val="single" w:color="000000" w:themeColor="text1" w:sz="8" w:space="0"/>
+        <w:right w:val="single" w:color="000000" w:themeColor="text1" w:sz="8" w:space="0"/>
+        <w:insideH w:val="single" w:color="000000" w:themeColor="text1" w:sz="8" w:space="0"/>
+        <w:insideV w:val="single" w:color="000000" w:themeColor="text1" w:sz="8" w:space="0"/>
       </w:tblBorders>
       <w:tblCellMar>
         <w:top w:w="0" w:type="dxa"/>
@@ -8393,7 +8851,7 @@
       <w:tblPr/>
       <w:tcPr>
         <w:tcBorders>
-          <w:top w:val="single" w:sz="12" w:space="0" w:color="000000" w:themeColor="text1"/>
+          <w:top w:val="single" w:color="000000" w:themeColor="text1" w:sz="12" w:space="0"/>
           <w:left w:val="nil"/>
           <w:bottom w:val="nil"/>
           <w:right w:val="nil"/>
@@ -8451,8 +8909,8 @@
       <w:tblPr/>
       <w:tcPr>
         <w:tcBorders>
-          <w:insideH w:val="single" w:sz="6" w:space="0" w:color="000000" w:themeColor="text1"/>
-          <w:insideV w:val="single" w:sz="6" w:space="0" w:color="000000" w:themeColor="text1"/>
+          <w:insideH w:val="single" w:color="000000" w:themeColor="text1" w:sz="6" w:space="0"/>
+          <w:insideV w:val="single" w:color="000000" w:themeColor="text1" w:sz="6" w:space="0"/>
         </w:tcBorders>
         <w:shd w:val="clear" w:color="auto" w:fill="808080" w:themeFill="text1" w:themeFillTint="7F"/>
       </w:tcPr>
@@ -8473,7 +8931,7 @@
       <w:spacing w:after="0" w:line="240" w:lineRule="auto"/>
     </w:pPr>
     <w:rPr>
-      <w:rFonts w:asciiTheme="majorHAnsi" w:eastAsiaTheme="majorEastAsia" w:hAnsiTheme="majorHAnsi" w:cstheme="majorBidi"/>
+      <w:rFonts w:asciiTheme="majorHAnsi" w:hAnsiTheme="majorHAnsi" w:eastAsiaTheme="majorEastAsia" w:cstheme="majorBidi"/>
       <w:color w:val="000000" w:themeColor="text1"/>
     </w:rPr>
     <w:tblPr>
@@ -8481,12 +8939,12 @@
       <w:tblStyleColBandSize w:val="1"/>
       <w:tblInd w:w="0" w:type="dxa"/>
       <w:tblBorders>
-        <w:top w:val="single" w:sz="8" w:space="0" w:color="4F81BD" w:themeColor="accent1"/>
-        <w:left w:val="single" w:sz="8" w:space="0" w:color="4F81BD" w:themeColor="accent1"/>
-        <w:bottom w:val="single" w:sz="8" w:space="0" w:color="4F81BD" w:themeColor="accent1"/>
-        <w:right w:val="single" w:sz="8" w:space="0" w:color="4F81BD" w:themeColor="accent1"/>
-        <w:insideH w:val="single" w:sz="8" w:space="0" w:color="4F81BD" w:themeColor="accent1"/>
-        <w:insideV w:val="single" w:sz="8" w:space="0" w:color="4F81BD" w:themeColor="accent1"/>
+        <w:top w:val="single" w:color="4F81BD" w:themeColor="accent1" w:sz="8" w:space="0"/>
+        <w:left w:val="single" w:color="4F81BD" w:themeColor="accent1" w:sz="8" w:space="0"/>
+        <w:bottom w:val="single" w:color="4F81BD" w:themeColor="accent1" w:sz="8" w:space="0"/>
+        <w:right w:val="single" w:color="4F81BD" w:themeColor="accent1" w:sz="8" w:space="0"/>
+        <w:insideH w:val="single" w:color="4F81BD" w:themeColor="accent1" w:sz="8" w:space="0"/>
+        <w:insideV w:val="single" w:color="4F81BD" w:themeColor="accent1" w:sz="8" w:space="0"/>
       </w:tblBorders>
       <w:tblCellMar>
         <w:top w:w="0" w:type="dxa"/>
@@ -8518,7 +8976,7 @@
       <w:tblPr/>
       <w:tcPr>
         <w:tcBorders>
-          <w:top w:val="single" w:sz="12" w:space="0" w:color="000000" w:themeColor="text1"/>
+          <w:top w:val="single" w:color="000000" w:themeColor="text1" w:sz="12" w:space="0"/>
           <w:left w:val="nil"/>
           <w:bottom w:val="nil"/>
           <w:right w:val="nil"/>
@@ -8576,8 +9034,8 @@
       <w:tblPr/>
       <w:tcPr>
         <w:tcBorders>
-          <w:insideH w:val="single" w:sz="6" w:space="0" w:color="4F81BD" w:themeColor="accent1"/>
-          <w:insideV w:val="single" w:sz="6" w:space="0" w:color="4F81BD" w:themeColor="accent1"/>
+          <w:insideH w:val="single" w:color="4F81BD" w:themeColor="accent1" w:sz="6" w:space="0"/>
+          <w:insideV w:val="single" w:color="4F81BD" w:themeColor="accent1" w:sz="6" w:space="0"/>
         </w:tcBorders>
         <w:shd w:val="clear" w:color="auto" w:fill="A7BFDE" w:themeFill="accent1" w:themeFillTint="7F"/>
       </w:tcPr>
@@ -8598,7 +9056,7 @@
       <w:spacing w:after="0" w:line="240" w:lineRule="auto"/>
     </w:pPr>
     <w:rPr>
-      <w:rFonts w:asciiTheme="majorHAnsi" w:eastAsiaTheme="majorEastAsia" w:hAnsiTheme="majorHAnsi" w:cstheme="majorBidi"/>
+      <w:rFonts w:asciiTheme="majorHAnsi" w:hAnsiTheme="majorHAnsi" w:eastAsiaTheme="majorEastAsia" w:cstheme="majorBidi"/>
       <w:color w:val="000000" w:themeColor="text1"/>
     </w:rPr>
     <w:tblPr>
@@ -8606,12 +9064,12 @@
       <w:tblStyleColBandSize w:val="1"/>
       <w:tblInd w:w="0" w:type="dxa"/>
       <w:tblBorders>
-        <w:top w:val="single" w:sz="8" w:space="0" w:color="C0504D" w:themeColor="accent2"/>
-        <w:left w:val="single" w:sz="8" w:space="0" w:color="C0504D" w:themeColor="accent2"/>
-        <w:bottom w:val="single" w:sz="8" w:space="0" w:color="C0504D" w:themeColor="accent2"/>
-        <w:right w:val="single" w:sz="8" w:space="0" w:color="C0504D" w:themeColor="accent2"/>
-        <w:insideH w:val="single" w:sz="8" w:space="0" w:color="C0504D" w:themeColor="accent2"/>
-        <w:insideV w:val="single" w:sz="8" w:space="0" w:color="C0504D" w:themeColor="accent2"/>
+        <w:top w:val="single" w:color="C0504D" w:themeColor="accent2" w:sz="8" w:space="0"/>
+        <w:left w:val="single" w:color="C0504D" w:themeColor="accent2" w:sz="8" w:space="0"/>
+        <w:bottom w:val="single" w:color="C0504D" w:themeColor="accent2" w:sz="8" w:space="0"/>
+        <w:right w:val="single" w:color="C0504D" w:themeColor="accent2" w:sz="8" w:space="0"/>
+        <w:insideH w:val="single" w:color="C0504D" w:themeColor="accent2" w:sz="8" w:space="0"/>
+        <w:insideV w:val="single" w:color="C0504D" w:themeColor="accent2" w:sz="8" w:space="0"/>
       </w:tblBorders>
       <w:tblCellMar>
         <w:top w:w="0" w:type="dxa"/>
@@ -8643,7 +9101,7 @@
       <w:tblPr/>
       <w:tcPr>
         <w:tcBorders>
-          <w:top w:val="single" w:sz="12" w:space="0" w:color="000000" w:themeColor="text1"/>
+          <w:top w:val="single" w:color="000000" w:themeColor="text1" w:sz="12" w:space="0"/>
           <w:left w:val="nil"/>
           <w:bottom w:val="nil"/>
           <w:right w:val="nil"/>
@@ -8701,8 +9159,8 @@
       <w:tblPr/>
       <w:tcPr>
         <w:tcBorders>
-          <w:insideH w:val="single" w:sz="6" w:space="0" w:color="C0504D" w:themeColor="accent2"/>
-          <w:insideV w:val="single" w:sz="6" w:space="0" w:color="C0504D" w:themeColor="accent2"/>
+          <w:insideH w:val="single" w:color="C0504D" w:themeColor="accent2" w:sz="6" w:space="0"/>
+          <w:insideV w:val="single" w:color="C0504D" w:themeColor="accent2" w:sz="6" w:space="0"/>
         </w:tcBorders>
         <w:shd w:val="clear" w:color="auto" w:fill="DFA7A6" w:themeFill="accent2" w:themeFillTint="7F"/>
       </w:tcPr>
@@ -8723,7 +9181,7 @@
       <w:spacing w:after="0" w:line="240" w:lineRule="auto"/>
     </w:pPr>
     <w:rPr>
-      <w:rFonts w:asciiTheme="majorHAnsi" w:eastAsiaTheme="majorEastAsia" w:hAnsiTheme="majorHAnsi" w:cstheme="majorBidi"/>
+      <w:rFonts w:asciiTheme="majorHAnsi" w:hAnsiTheme="majorHAnsi" w:eastAsiaTheme="majorEastAsia" w:cstheme="majorBidi"/>
       <w:color w:val="000000" w:themeColor="text1"/>
     </w:rPr>
     <w:tblPr>
@@ -8731,12 +9189,12 @@
       <w:tblStyleColBandSize w:val="1"/>
       <w:tblInd w:w="0" w:type="dxa"/>
       <w:tblBorders>
-        <w:top w:val="single" w:sz="8" w:space="0" w:color="9BBB59" w:themeColor="accent3"/>
-        <w:left w:val="single" w:sz="8" w:space="0" w:color="9BBB59" w:themeColor="accent3"/>
-        <w:bottom w:val="single" w:sz="8" w:space="0" w:color="9BBB59" w:themeColor="accent3"/>
-        <w:right w:val="single" w:sz="8" w:space="0" w:color="9BBB59" w:themeColor="accent3"/>
-        <w:insideH w:val="single" w:sz="8" w:space="0" w:color="9BBB59" w:themeColor="accent3"/>
-        <w:insideV w:val="single" w:sz="8" w:space="0" w:color="9BBB59" w:themeColor="accent3"/>
+        <w:top w:val="single" w:color="9BBB59" w:themeColor="accent3" w:sz="8" w:space="0"/>
+        <w:left w:val="single" w:color="9BBB59" w:themeColor="accent3" w:sz="8" w:space="0"/>
+        <w:bottom w:val="single" w:color="9BBB59" w:themeColor="accent3" w:sz="8" w:space="0"/>
+        <w:right w:val="single" w:color="9BBB59" w:themeColor="accent3" w:sz="8" w:space="0"/>
+        <w:insideH w:val="single" w:color="9BBB59" w:themeColor="accent3" w:sz="8" w:space="0"/>
+        <w:insideV w:val="single" w:color="9BBB59" w:themeColor="accent3" w:sz="8" w:space="0"/>
       </w:tblBorders>
       <w:tblCellMar>
         <w:top w:w="0" w:type="dxa"/>
@@ -8768,7 +9226,7 @@
       <w:tblPr/>
       <w:tcPr>
         <w:tcBorders>
-          <w:top w:val="single" w:sz="12" w:space="0" w:color="000000" w:themeColor="text1"/>
+          <w:top w:val="single" w:color="000000" w:themeColor="text1" w:sz="12" w:space="0"/>
           <w:left w:val="nil"/>
           <w:bottom w:val="nil"/>
           <w:right w:val="nil"/>
@@ -8826,8 +9284,8 @@
       <w:tblPr/>
       <w:tcPr>
         <w:tcBorders>
-          <w:insideH w:val="single" w:sz="6" w:space="0" w:color="9BBB59" w:themeColor="accent3"/>
-          <w:insideV w:val="single" w:sz="6" w:space="0" w:color="9BBB59" w:themeColor="accent3"/>
+          <w:insideH w:val="single" w:color="9BBB59" w:themeColor="accent3" w:sz="6" w:space="0"/>
+          <w:insideV w:val="single" w:color="9BBB59" w:themeColor="accent3" w:sz="6" w:space="0"/>
         </w:tcBorders>
         <w:shd w:val="clear" w:color="auto" w:fill="CDDDAC" w:themeFill="accent3" w:themeFillTint="7F"/>
       </w:tcPr>
@@ -8848,7 +9306,7 @@
       <w:spacing w:after="0" w:line="240" w:lineRule="auto"/>
     </w:pPr>
     <w:rPr>
-      <w:rFonts w:asciiTheme="majorHAnsi" w:eastAsiaTheme="majorEastAsia" w:hAnsiTheme="majorHAnsi" w:cstheme="majorBidi"/>
+      <w:rFonts w:asciiTheme="majorHAnsi" w:hAnsiTheme="majorHAnsi" w:eastAsiaTheme="majorEastAsia" w:cstheme="majorBidi"/>
       <w:color w:val="000000" w:themeColor="text1"/>
     </w:rPr>
     <w:tblPr>
@@ -8856,12 +9314,12 @@
       <w:tblStyleColBandSize w:val="1"/>
       <w:tblInd w:w="0" w:type="dxa"/>
       <w:tblBorders>
-        <w:top w:val="single" w:sz="8" w:space="0" w:color="8064A2" w:themeColor="accent4"/>
-        <w:left w:val="single" w:sz="8" w:space="0" w:color="8064A2" w:themeColor="accent4"/>
-        <w:bottom w:val="single" w:sz="8" w:space="0" w:color="8064A2" w:themeColor="accent4"/>
-        <w:right w:val="single" w:sz="8" w:space="0" w:color="8064A2" w:themeColor="accent4"/>
-        <w:insideH w:val="single" w:sz="8" w:space="0" w:color="8064A2" w:themeColor="accent4"/>
-        <w:insideV w:val="single" w:sz="8" w:space="0" w:color="8064A2" w:themeColor="accent4"/>
+        <w:top w:val="single" w:color="8064A2" w:themeColor="accent4" w:sz="8" w:space="0"/>
+        <w:left w:val="single" w:color="8064A2" w:themeColor="accent4" w:sz="8" w:space="0"/>
+        <w:bottom w:val="single" w:color="8064A2" w:themeColor="accent4" w:sz="8" w:space="0"/>
+        <w:right w:val="single" w:color="8064A2" w:themeColor="accent4" w:sz="8" w:space="0"/>
+        <w:insideH w:val="single" w:color="8064A2" w:themeColor="accent4" w:sz="8" w:space="0"/>
+        <w:insideV w:val="single" w:color="8064A2" w:themeColor="accent4" w:sz="8" w:space="0"/>
       </w:tblBorders>
       <w:tblCellMar>
         <w:top w:w="0" w:type="dxa"/>
@@ -8893,7 +9351,7 @@
       <w:tblPr/>
       <w:tcPr>
         <w:tcBorders>
-          <w:top w:val="single" w:sz="12" w:space="0" w:color="000000" w:themeColor="text1"/>
+          <w:top w:val="single" w:color="000000" w:themeColor="text1" w:sz="12" w:space="0"/>
           <w:left w:val="nil"/>
           <w:bottom w:val="nil"/>
           <w:right w:val="nil"/>
@@ -8951,8 +9409,8 @@
       <w:tblPr/>
       <w:tcPr>
         <w:tcBorders>
-          <w:insideH w:val="single" w:sz="6" w:space="0" w:color="8064A2" w:themeColor="accent4"/>
-          <w:insideV w:val="single" w:sz="6" w:space="0" w:color="8064A2" w:themeColor="accent4"/>
+          <w:insideH w:val="single" w:color="8064A2" w:themeColor="accent4" w:sz="6" w:space="0"/>
+          <w:insideV w:val="single" w:color="8064A2" w:themeColor="accent4" w:sz="6" w:space="0"/>
         </w:tcBorders>
         <w:shd w:val="clear" w:color="auto" w:fill="BFB1D0" w:themeFill="accent4" w:themeFillTint="7F"/>
       </w:tcPr>
@@ -8973,7 +9431,7 @@
       <w:spacing w:after="0" w:line="240" w:lineRule="auto"/>
     </w:pPr>
     <w:rPr>
-      <w:rFonts w:asciiTheme="majorHAnsi" w:eastAsiaTheme="majorEastAsia" w:hAnsiTheme="majorHAnsi" w:cstheme="majorBidi"/>
+      <w:rFonts w:asciiTheme="majorHAnsi" w:hAnsiTheme="majorHAnsi" w:eastAsiaTheme="majorEastAsia" w:cstheme="majorBidi"/>
       <w:color w:val="000000" w:themeColor="text1"/>
     </w:rPr>
     <w:tblPr>
@@ -8981,12 +9439,12 @@
       <w:tblStyleColBandSize w:val="1"/>
       <w:tblInd w:w="0" w:type="dxa"/>
       <w:tblBorders>
-        <w:top w:val="single" w:sz="8" w:space="0" w:color="4BACC6" w:themeColor="accent5"/>
-        <w:left w:val="single" w:sz="8" w:space="0" w:color="4BACC6" w:themeColor="accent5"/>
-        <w:bottom w:val="single" w:sz="8" w:space="0" w:color="4BACC6" w:themeColor="accent5"/>
-        <w:right w:val="single" w:sz="8" w:space="0" w:color="4BACC6" w:themeColor="accent5"/>
-        <w:insideH w:val="single" w:sz="8" w:space="0" w:color="4BACC6" w:themeColor="accent5"/>
-        <w:insideV w:val="single" w:sz="8" w:space="0" w:color="4BACC6" w:themeColor="accent5"/>
+        <w:top w:val="single" w:color="4BACC6" w:themeColor="accent5" w:sz="8" w:space="0"/>
+        <w:left w:val="single" w:color="4BACC6" w:themeColor="accent5" w:sz="8" w:space="0"/>
+        <w:bottom w:val="single" w:color="4BACC6" w:themeColor="accent5" w:sz="8" w:space="0"/>
+        <w:right w:val="single" w:color="4BACC6" w:themeColor="accent5" w:sz="8" w:space="0"/>
+        <w:insideH w:val="single" w:color="4BACC6" w:themeColor="accent5" w:sz="8" w:space="0"/>
+        <w:insideV w:val="single" w:color="4BACC6" w:themeColor="accent5" w:sz="8" w:space="0"/>
       </w:tblBorders>
       <w:tblCellMar>
         <w:top w:w="0" w:type="dxa"/>
@@ -9018,7 +9476,7 @@
       <w:tblPr/>
       <w:tcPr>
         <w:tcBorders>
-          <w:top w:val="single" w:sz="12" w:space="0" w:color="000000" w:themeColor="text1"/>
+          <w:top w:val="single" w:color="000000" w:themeColor="text1" w:sz="12" w:space="0"/>
           <w:left w:val="nil"/>
           <w:bottom w:val="nil"/>
           <w:right w:val="nil"/>
@@ -9076,8 +9534,8 @@
       <w:tblPr/>
       <w:tcPr>
         <w:tcBorders>
-          <w:insideH w:val="single" w:sz="6" w:space="0" w:color="4BACC6" w:themeColor="accent5"/>
-          <w:insideV w:val="single" w:sz="6" w:space="0" w:color="4BACC6" w:themeColor="accent5"/>
+          <w:insideH w:val="single" w:color="4BACC6" w:themeColor="accent5" w:sz="6" w:space="0"/>
+          <w:insideV w:val="single" w:color="4BACC6" w:themeColor="accent5" w:sz="6" w:space="0"/>
         </w:tcBorders>
         <w:shd w:val="clear" w:color="auto" w:fill="A5D5E2" w:themeFill="accent5" w:themeFillTint="7F"/>
       </w:tcPr>
@@ -9098,7 +9556,7 @@
       <w:spacing w:after="0" w:line="240" w:lineRule="auto"/>
     </w:pPr>
     <w:rPr>
-      <w:rFonts w:asciiTheme="majorHAnsi" w:eastAsiaTheme="majorEastAsia" w:hAnsiTheme="majorHAnsi" w:cstheme="majorBidi"/>
+      <w:rFonts w:asciiTheme="majorHAnsi" w:hAnsiTheme="majorHAnsi" w:eastAsiaTheme="majorEastAsia" w:cstheme="majorBidi"/>
       <w:color w:val="000000" w:themeColor="text1"/>
     </w:rPr>
     <w:tblPr>
@@ -9106,12 +9564,12 @@
       <w:tblStyleColBandSize w:val="1"/>
       <w:tblInd w:w="0" w:type="dxa"/>
       <w:tblBorders>
-        <w:top w:val="single" w:sz="8" w:space="0" w:color="F79646" w:themeColor="accent6"/>
-        <w:left w:val="single" w:sz="8" w:space="0" w:color="F79646" w:themeColor="accent6"/>
-        <w:bottom w:val="single" w:sz="8" w:space="0" w:color="F79646" w:themeColor="accent6"/>
-        <w:right w:val="single" w:sz="8" w:space="0" w:color="F79646" w:themeColor="accent6"/>
-        <w:insideH w:val="single" w:sz="8" w:space="0" w:color="F79646" w:themeColor="accent6"/>
-        <w:insideV w:val="single" w:sz="8" w:space="0" w:color="F79646" w:themeColor="accent6"/>
+        <w:top w:val="single" w:color="F79646" w:themeColor="accent6" w:sz="8" w:space="0"/>
+        <w:left w:val="single" w:color="F79646" w:themeColor="accent6" w:sz="8" w:space="0"/>
+        <w:bottom w:val="single" w:color="F79646" w:themeColor="accent6" w:sz="8" w:space="0"/>
+        <w:right w:val="single" w:color="F79646" w:themeColor="accent6" w:sz="8" w:space="0"/>
+        <w:insideH w:val="single" w:color="F79646" w:themeColor="accent6" w:sz="8" w:space="0"/>
+        <w:insideV w:val="single" w:color="F79646" w:themeColor="accent6" w:sz="8" w:space="0"/>
       </w:tblBorders>
       <w:tblCellMar>
         <w:top w:w="0" w:type="dxa"/>
@@ -9143,7 +9601,7 @@
       <w:tblPr/>
       <w:tcPr>
         <w:tcBorders>
-          <w:top w:val="single" w:sz="12" w:space="0" w:color="000000" w:themeColor="text1"/>
+          <w:top w:val="single" w:color="000000" w:themeColor="text1" w:sz="12" w:space="0"/>
           <w:left w:val="nil"/>
           <w:bottom w:val="nil"/>
           <w:right w:val="nil"/>
@@ -9201,8 +9659,8 @@
       <w:tblPr/>
       <w:tcPr>
         <w:tcBorders>
-          <w:insideH w:val="single" w:sz="6" w:space="0" w:color="F79646" w:themeColor="accent6"/>
-          <w:insideV w:val="single" w:sz="6" w:space="0" w:color="F79646" w:themeColor="accent6"/>
+          <w:insideH w:val="single" w:color="F79646" w:themeColor="accent6" w:sz="6" w:space="0"/>
+          <w:insideV w:val="single" w:color="F79646" w:themeColor="accent6" w:sz="6" w:space="0"/>
         </w:tcBorders>
         <w:shd w:val="clear" w:color="auto" w:fill="FBCAA2" w:themeFill="accent6" w:themeFillTint="7F"/>
       </w:tcPr>
@@ -9227,12 +9685,12 @@
       <w:tblStyleColBandSize w:val="1"/>
       <w:tblInd w:w="0" w:type="dxa"/>
       <w:tblBorders>
-        <w:top w:val="single" w:sz="8" w:space="0" w:color="FFFFFF" w:themeColor="background1"/>
-        <w:left w:val="single" w:sz="8" w:space="0" w:color="FFFFFF" w:themeColor="background1"/>
-        <w:bottom w:val="single" w:sz="8" w:space="0" w:color="FFFFFF" w:themeColor="background1"/>
-        <w:right w:val="single" w:sz="8" w:space="0" w:color="FFFFFF" w:themeColor="background1"/>
-        <w:insideH w:val="single" w:sz="6" w:space="0" w:color="FFFFFF" w:themeColor="background1"/>
-        <w:insideV w:val="single" w:sz="6" w:space="0" w:color="FFFFFF" w:themeColor="background1"/>
+        <w:top w:val="single" w:color="FFFFFF" w:themeColor="background1" w:sz="8" w:space="0"/>
+        <w:left w:val="single" w:color="FFFFFF" w:themeColor="background1" w:sz="8" w:space="0"/>
+        <w:bottom w:val="single" w:color="FFFFFF" w:themeColor="background1" w:sz="8" w:space="0"/>
+        <w:right w:val="single" w:color="FFFFFF" w:themeColor="background1" w:sz="8" w:space="0"/>
+        <w:insideH w:val="single" w:color="FFFFFF" w:themeColor="background1" w:sz="6" w:space="0"/>
+        <w:insideV w:val="single" w:color="FFFFFF" w:themeColor="background1" w:sz="6" w:space="0"/>
       </w:tblBorders>
       <w:tblCellMar>
         <w:top w:w="0" w:type="dxa"/>
@@ -9255,12 +9713,12 @@
       <w:tblPr/>
       <w:tcPr>
         <w:tcBorders>
-          <w:top w:val="single" w:sz="8" w:space="0" w:color="FFFFFF" w:themeColor="background1"/>
-          <w:left w:val="single" w:sz="8" w:space="0" w:color="FFFFFF" w:themeColor="background1"/>
-          <w:bottom w:val="single" w:sz="24" w:space="0" w:color="FFFFFF" w:themeColor="background1"/>
-          <w:right w:val="single" w:sz="8" w:space="0" w:color="FFFFFF" w:themeColor="background1"/>
-          <w:insideH w:val="nil"/>
-          <w:insideV w:val="single" w:sz="8" w:space="0" w:color="FFFFFF" w:themeColor="background1"/>
+          <w:top w:val="single" w:color="FFFFFF" w:themeColor="background1" w:sz="8" w:space="0"/>
+          <w:left w:val="single" w:color="FFFFFF" w:themeColor="background1" w:sz="8" w:space="0"/>
+          <w:bottom w:val="single" w:color="FFFFFF" w:themeColor="background1" w:sz="24" w:space="0"/>
+          <w:right w:val="single" w:color="FFFFFF" w:themeColor="background1" w:sz="8" w:space="0"/>
+          <w:insideH w:val="nil"/>
+          <w:insideV w:val="single" w:color="FFFFFF" w:themeColor="background1" w:sz="8" w:space="0"/>
         </w:tcBorders>
         <w:shd w:val="clear" w:color="auto" w:fill="000000" w:themeFill="text1"/>
       </w:tcPr>
@@ -9276,12 +9734,12 @@
       <w:tblPr/>
       <w:tcPr>
         <w:tcBorders>
-          <w:top w:val="single" w:sz="24" w:space="0" w:color="FFFFFF" w:themeColor="background1"/>
-          <w:left w:val="single" w:sz="8" w:space="0" w:color="FFFFFF" w:themeColor="background1"/>
-          <w:bottom w:val="single" w:sz="8" w:space="0" w:color="FFFFFF" w:themeColor="background1"/>
-          <w:right w:val="single" w:sz="8" w:space="0" w:color="FFFFFF" w:themeColor="background1"/>
-          <w:insideH w:val="nil"/>
-          <w:insideV w:val="single" w:sz="8" w:space="0" w:color="FFFFFF" w:themeColor="background1"/>
+          <w:top w:val="single" w:color="FFFFFF" w:themeColor="background1" w:sz="24" w:space="0"/>
+          <w:left w:val="single" w:color="FFFFFF" w:themeColor="background1" w:sz="8" w:space="0"/>
+          <w:bottom w:val="single" w:color="FFFFFF" w:themeColor="background1" w:sz="8" w:space="0"/>
+          <w:right w:val="single" w:color="FFFFFF" w:themeColor="background1" w:sz="8" w:space="0"/>
+          <w:insideH w:val="nil"/>
+          <w:insideV w:val="single" w:color="FFFFFF" w:themeColor="background1" w:sz="8" w:space="0"/>
         </w:tcBorders>
         <w:shd w:val="clear" w:color="auto" w:fill="000000" w:themeFill="text1"/>
       </w:tcPr>
@@ -9297,8 +9755,8 @@
       <w:tblPr/>
       <w:tcPr>
         <w:tcBorders>
-          <w:left w:val="single" w:sz="8" w:space="0" w:color="FFFFFF" w:themeColor="background1"/>
-          <w:right w:val="single" w:sz="24" w:space="0" w:color="FFFFFF" w:themeColor="background1"/>
+          <w:left w:val="single" w:color="FFFFFF" w:themeColor="background1" w:sz="8" w:space="0"/>
+          <w:right w:val="single" w:color="FFFFFF" w:themeColor="background1" w:sz="24" w:space="0"/>
           <w:insideH w:val="nil"/>
           <w:insideV w:val="nil"/>
         </w:tcBorders>
@@ -9317,7 +9775,7 @@
       <w:tcPr>
         <w:tcBorders>
           <w:top w:val="nil"/>
-          <w:left w:val="single" w:sz="24" w:space="0" w:color="FFFFFF" w:themeColor="background1"/>
+          <w:left w:val="single" w:color="FFFFFF" w:themeColor="background1" w:sz="24" w:space="0"/>
           <w:bottom w:val="nil"/>
           <w:right w:val="nil"/>
           <w:insideH w:val="nil"/>
@@ -9330,10 +9788,10 @@
       <w:tblPr/>
       <w:tcPr>
         <w:tcBorders>
-          <w:top w:val="single" w:sz="8" w:space="0" w:color="FFFFFF" w:themeColor="background1"/>
-          <w:left w:val="single" w:sz="8" w:space="0" w:color="FFFFFF" w:themeColor="background1"/>
-          <w:bottom w:val="single" w:sz="8" w:space="0" w:color="FFFFFF" w:themeColor="background1"/>
-          <w:right w:val="single" w:sz="8" w:space="0" w:color="FFFFFF" w:themeColor="background1"/>
+          <w:top w:val="single" w:color="FFFFFF" w:themeColor="background1" w:sz="8" w:space="0"/>
+          <w:left w:val="single" w:color="FFFFFF" w:themeColor="background1" w:sz="8" w:space="0"/>
+          <w:bottom w:val="single" w:color="FFFFFF" w:themeColor="background1" w:sz="8" w:space="0"/>
+          <w:right w:val="single" w:color="FFFFFF" w:themeColor="background1" w:sz="8" w:space="0"/>
           <w:insideH w:val="nil"/>
           <w:insideV w:val="nil"/>
         </w:tcBorders>
@@ -9344,12 +9802,12 @@
       <w:tblPr/>
       <w:tcPr>
         <w:tcBorders>
-          <w:top w:val="single" w:sz="8" w:space="0" w:color="FFFFFF" w:themeColor="background1"/>
-          <w:left w:val="single" w:sz="8" w:space="0" w:color="FFFFFF" w:themeColor="background1"/>
-          <w:bottom w:val="single" w:sz="8" w:space="0" w:color="FFFFFF" w:themeColor="background1"/>
-          <w:right w:val="single" w:sz="8" w:space="0" w:color="FFFFFF" w:themeColor="background1"/>
-          <w:insideH w:val="single" w:sz="8" w:space="0" w:color="FFFFFF" w:themeColor="background1"/>
-          <w:insideV w:val="single" w:sz="8" w:space="0" w:color="FFFFFF" w:themeColor="background1"/>
+          <w:top w:val="single" w:color="FFFFFF" w:themeColor="background1" w:sz="8" w:space="0"/>
+          <w:left w:val="single" w:color="FFFFFF" w:themeColor="background1" w:sz="8" w:space="0"/>
+          <w:bottom w:val="single" w:color="FFFFFF" w:themeColor="background1" w:sz="8" w:space="0"/>
+          <w:right w:val="single" w:color="FFFFFF" w:themeColor="background1" w:sz="8" w:space="0"/>
+          <w:insideH w:val="single" w:color="FFFFFF" w:themeColor="background1" w:sz="8" w:space="0"/>
+          <w:insideV w:val="single" w:color="FFFFFF" w:themeColor="background1" w:sz="8" w:space="0"/>
         </w:tcBorders>
         <w:shd w:val="clear" w:color="auto" w:fill="808080" w:themeFill="text1" w:themeFillTint="7F"/>
       </w:tcPr>
@@ -9368,12 +9826,12 @@
       <w:tblStyleColBandSize w:val="1"/>
       <w:tblInd w:w="0" w:type="dxa"/>
       <w:tblBorders>
-        <w:top w:val="single" w:sz="8" w:space="0" w:color="FFFFFF" w:themeColor="background1"/>
-        <w:left w:val="single" w:sz="8" w:space="0" w:color="FFFFFF" w:themeColor="background1"/>
-        <w:bottom w:val="single" w:sz="8" w:space="0" w:color="FFFFFF" w:themeColor="background1"/>
-        <w:right w:val="single" w:sz="8" w:space="0" w:color="FFFFFF" w:themeColor="background1"/>
-        <w:insideH w:val="single" w:sz="6" w:space="0" w:color="FFFFFF" w:themeColor="background1"/>
-        <w:insideV w:val="single" w:sz="6" w:space="0" w:color="FFFFFF" w:themeColor="background1"/>
+        <w:top w:val="single" w:color="FFFFFF" w:themeColor="background1" w:sz="8" w:space="0"/>
+        <w:left w:val="single" w:color="FFFFFF" w:themeColor="background1" w:sz="8" w:space="0"/>
+        <w:bottom w:val="single" w:color="FFFFFF" w:themeColor="background1" w:sz="8" w:space="0"/>
+        <w:right w:val="single" w:color="FFFFFF" w:themeColor="background1" w:sz="8" w:space="0"/>
+        <w:insideH w:val="single" w:color="FFFFFF" w:themeColor="background1" w:sz="6" w:space="0"/>
+        <w:insideV w:val="single" w:color="FFFFFF" w:themeColor="background1" w:sz="6" w:space="0"/>
       </w:tblBorders>
       <w:tblCellMar>
         <w:top w:w="0" w:type="dxa"/>
@@ -9396,12 +9854,12 @@
       <w:tblPr/>
       <w:tcPr>
         <w:tcBorders>
-          <w:top w:val="single" w:sz="8" w:space="0" w:color="FFFFFF" w:themeColor="background1"/>
-          <w:left w:val="single" w:sz="8" w:space="0" w:color="FFFFFF" w:themeColor="background1"/>
-          <w:bottom w:val="single" w:sz="24" w:space="0" w:color="FFFFFF" w:themeColor="background1"/>
-          <w:right w:val="single" w:sz="8" w:space="0" w:color="FFFFFF" w:themeColor="background1"/>
-          <w:insideH w:val="nil"/>
-          <w:insideV w:val="single" w:sz="8" w:space="0" w:color="FFFFFF" w:themeColor="background1"/>
+          <w:top w:val="single" w:color="FFFFFF" w:themeColor="background1" w:sz="8" w:space="0"/>
+          <w:left w:val="single" w:color="FFFFFF" w:themeColor="background1" w:sz="8" w:space="0"/>
+          <w:bottom w:val="single" w:color="FFFFFF" w:themeColor="background1" w:sz="24" w:space="0"/>
+          <w:right w:val="single" w:color="FFFFFF" w:themeColor="background1" w:sz="8" w:space="0"/>
+          <w:insideH w:val="nil"/>
+          <w:insideV w:val="single" w:color="FFFFFF" w:themeColor="background1" w:sz="8" w:space="0"/>
         </w:tcBorders>
         <w:shd w:val="clear" w:color="auto" w:fill="4F81BD" w:themeFill="accent1"/>
       </w:tcPr>
@@ -9417,12 +9875,12 @@
       <w:tblPr/>
       <w:tcPr>
         <w:tcBorders>
-          <w:top w:val="single" w:sz="24" w:space="0" w:color="FFFFFF" w:themeColor="background1"/>
-          <w:left w:val="single" w:sz="8" w:space="0" w:color="FFFFFF" w:themeColor="background1"/>
-          <w:bottom w:val="single" w:sz="8" w:space="0" w:color="FFFFFF" w:themeColor="background1"/>
-          <w:right w:val="single" w:sz="8" w:space="0" w:color="FFFFFF" w:themeColor="background1"/>
-          <w:insideH w:val="nil"/>
-          <w:insideV w:val="single" w:sz="8" w:space="0" w:color="FFFFFF" w:themeColor="background1"/>
+          <w:top w:val="single" w:color="FFFFFF" w:themeColor="background1" w:sz="24" w:space="0"/>
+          <w:left w:val="single" w:color="FFFFFF" w:themeColor="background1" w:sz="8" w:space="0"/>
+          <w:bottom w:val="single" w:color="FFFFFF" w:themeColor="background1" w:sz="8" w:space="0"/>
+          <w:right w:val="single" w:color="FFFFFF" w:themeColor="background1" w:sz="8" w:space="0"/>
+          <w:insideH w:val="nil"/>
+          <w:insideV w:val="single" w:color="FFFFFF" w:themeColor="background1" w:sz="8" w:space="0"/>
         </w:tcBorders>
         <w:shd w:val="clear" w:color="auto" w:fill="4F81BD" w:themeFill="accent1"/>
       </w:tcPr>
@@ -9438,8 +9896,8 @@
       <w:tblPr/>
       <w:tcPr>
         <w:tcBorders>
-          <w:left w:val="single" w:sz="8" w:space="0" w:color="FFFFFF" w:themeColor="background1"/>
-          <w:right w:val="single" w:sz="24" w:space="0" w:color="FFFFFF" w:themeColor="background1"/>
+          <w:left w:val="single" w:color="FFFFFF" w:themeColor="background1" w:sz="8" w:space="0"/>
+          <w:right w:val="single" w:color="FFFFFF" w:themeColor="background1" w:sz="24" w:space="0"/>
           <w:insideH w:val="nil"/>
           <w:insideV w:val="nil"/>
         </w:tcBorders>
@@ -9458,7 +9916,7 @@
       <w:tcPr>
         <w:tcBorders>
           <w:top w:val="nil"/>
-          <w:left w:val="single" w:sz="24" w:space="0" w:color="FFFFFF" w:themeColor="background1"/>
+          <w:left w:val="single" w:color="FFFFFF" w:themeColor="background1" w:sz="24" w:space="0"/>
           <w:bottom w:val="nil"/>
           <w:right w:val="nil"/>
           <w:insideH w:val="nil"/>
@@ -9471,10 +9929,10 @@
       <w:tblPr/>
       <w:tcPr>
         <w:tcBorders>
-          <w:top w:val="single" w:sz="8" w:space="0" w:color="FFFFFF" w:themeColor="background1"/>
-          <w:left w:val="single" w:sz="8" w:space="0" w:color="FFFFFF" w:themeColor="background1"/>
-          <w:bottom w:val="single" w:sz="8" w:space="0" w:color="FFFFFF" w:themeColor="background1"/>
-          <w:right w:val="single" w:sz="8" w:space="0" w:color="FFFFFF" w:themeColor="background1"/>
+          <w:top w:val="single" w:color="FFFFFF" w:themeColor="background1" w:sz="8" w:space="0"/>
+          <w:left w:val="single" w:color="FFFFFF" w:themeColor="background1" w:sz="8" w:space="0"/>
+          <w:bottom w:val="single" w:color="FFFFFF" w:themeColor="background1" w:sz="8" w:space="0"/>
+          <w:right w:val="single" w:color="FFFFFF" w:themeColor="background1" w:sz="8" w:space="0"/>
           <w:insideH w:val="nil"/>
           <w:insideV w:val="nil"/>
         </w:tcBorders>
@@ -9485,12 +9943,12 @@
       <w:tblPr/>
       <w:tcPr>
         <w:tcBorders>
-          <w:top w:val="single" w:sz="8" w:space="0" w:color="FFFFFF" w:themeColor="background1"/>
-          <w:left w:val="single" w:sz="8" w:space="0" w:color="FFFFFF" w:themeColor="background1"/>
-          <w:bottom w:val="single" w:sz="8" w:space="0" w:color="FFFFFF" w:themeColor="background1"/>
-          <w:right w:val="single" w:sz="8" w:space="0" w:color="FFFFFF" w:themeColor="background1"/>
-          <w:insideH w:val="single" w:sz="8" w:space="0" w:color="FFFFFF" w:themeColor="background1"/>
-          <w:insideV w:val="single" w:sz="8" w:space="0" w:color="FFFFFF" w:themeColor="background1"/>
+          <w:top w:val="single" w:color="FFFFFF" w:themeColor="background1" w:sz="8" w:space="0"/>
+          <w:left w:val="single" w:color="FFFFFF" w:themeColor="background1" w:sz="8" w:space="0"/>
+          <w:bottom w:val="single" w:color="FFFFFF" w:themeColor="background1" w:sz="8" w:space="0"/>
+          <w:right w:val="single" w:color="FFFFFF" w:themeColor="background1" w:sz="8" w:space="0"/>
+          <w:insideH w:val="single" w:color="FFFFFF" w:themeColor="background1" w:sz="8" w:space="0"/>
+          <w:insideV w:val="single" w:color="FFFFFF" w:themeColor="background1" w:sz="8" w:space="0"/>
         </w:tcBorders>
         <w:shd w:val="clear" w:color="auto" w:fill="A7BFDE" w:themeFill="accent1" w:themeFillTint="7F"/>
       </w:tcPr>
@@ -9509,12 +9967,12 @@
       <w:tblStyleColBandSize w:val="1"/>
       <w:tblInd w:w="0" w:type="dxa"/>
       <w:tblBorders>
-        <w:top w:val="single" w:sz="8" w:space="0" w:color="FFFFFF" w:themeColor="background1"/>
-        <w:left w:val="single" w:sz="8" w:space="0" w:color="FFFFFF" w:themeColor="background1"/>
-        <w:bottom w:val="single" w:sz="8" w:space="0" w:color="FFFFFF" w:themeColor="background1"/>
-        <w:right w:val="single" w:sz="8" w:space="0" w:color="FFFFFF" w:themeColor="background1"/>
-        <w:insideH w:val="single" w:sz="6" w:space="0" w:color="FFFFFF" w:themeColor="background1"/>
-        <w:insideV w:val="single" w:sz="6" w:space="0" w:color="FFFFFF" w:themeColor="background1"/>
+        <w:top w:val="single" w:color="FFFFFF" w:themeColor="background1" w:sz="8" w:space="0"/>
+        <w:left w:val="single" w:color="FFFFFF" w:themeColor="background1" w:sz="8" w:space="0"/>
+        <w:bottom w:val="single" w:color="FFFFFF" w:themeColor="background1" w:sz="8" w:space="0"/>
+        <w:right w:val="single" w:color="FFFFFF" w:themeColor="background1" w:sz="8" w:space="0"/>
+        <w:insideH w:val="single" w:color="FFFFFF" w:themeColor="background1" w:sz="6" w:space="0"/>
+        <w:insideV w:val="single" w:color="FFFFFF" w:themeColor="background1" w:sz="6" w:space="0"/>
       </w:tblBorders>
       <w:tblCellMar>
         <w:top w:w="0" w:type="dxa"/>
@@ -9537,12 +9995,12 @@
       <w:tblPr/>
       <w:tcPr>
         <w:tcBorders>
-          <w:top w:val="single" w:sz="8" w:space="0" w:color="FFFFFF" w:themeColor="background1"/>
-          <w:left w:val="single" w:sz="8" w:space="0" w:color="FFFFFF" w:themeColor="background1"/>
-          <w:bottom w:val="single" w:sz="24" w:space="0" w:color="FFFFFF" w:themeColor="background1"/>
-          <w:right w:val="single" w:sz="8" w:space="0" w:color="FFFFFF" w:themeColor="background1"/>
-          <w:insideH w:val="nil"/>
-          <w:insideV w:val="single" w:sz="8" w:space="0" w:color="FFFFFF" w:themeColor="background1"/>
+          <w:top w:val="single" w:color="FFFFFF" w:themeColor="background1" w:sz="8" w:space="0"/>
+          <w:left w:val="single" w:color="FFFFFF" w:themeColor="background1" w:sz="8" w:space="0"/>
+          <w:bottom w:val="single" w:color="FFFFFF" w:themeColor="background1" w:sz="24" w:space="0"/>
+          <w:right w:val="single" w:color="FFFFFF" w:themeColor="background1" w:sz="8" w:space="0"/>
+          <w:insideH w:val="nil"/>
+          <w:insideV w:val="single" w:color="FFFFFF" w:themeColor="background1" w:sz="8" w:space="0"/>
         </w:tcBorders>
         <w:shd w:val="clear" w:color="auto" w:fill="C0504D" w:themeFill="accent2"/>
       </w:tcPr>
@@ -9558,12 +10016,12 @@
       <w:tblPr/>
       <w:tcPr>
         <w:tcBorders>
-          <w:top w:val="single" w:sz="24" w:space="0" w:color="FFFFFF" w:themeColor="background1"/>
-          <w:left w:val="single" w:sz="8" w:space="0" w:color="FFFFFF" w:themeColor="background1"/>
-          <w:bottom w:val="single" w:sz="8" w:space="0" w:color="FFFFFF" w:themeColor="background1"/>
-          <w:right w:val="single" w:sz="8" w:space="0" w:color="FFFFFF" w:themeColor="background1"/>
-          <w:insideH w:val="nil"/>
-          <w:insideV w:val="single" w:sz="8" w:space="0" w:color="FFFFFF" w:themeColor="background1"/>
+          <w:top w:val="single" w:color="FFFFFF" w:themeColor="background1" w:sz="24" w:space="0"/>
+          <w:left w:val="single" w:color="FFFFFF" w:themeColor="background1" w:sz="8" w:space="0"/>
+          <w:bottom w:val="single" w:color="FFFFFF" w:themeColor="background1" w:sz="8" w:space="0"/>
+          <w:right w:val="single" w:color="FFFFFF" w:themeColor="background1" w:sz="8" w:space="0"/>
+          <w:insideH w:val="nil"/>
+          <w:insideV w:val="single" w:color="FFFFFF" w:themeColor="background1" w:sz="8" w:space="0"/>
         </w:tcBorders>
         <w:shd w:val="clear" w:color="auto" w:fill="C0504D" w:themeFill="accent2"/>
       </w:tcPr>
@@ -9579,8 +10037,8 @@
       <w:tblPr/>
       <w:tcPr>
         <w:tcBorders>
-          <w:left w:val="single" w:sz="8" w:space="0" w:color="FFFFFF" w:themeColor="background1"/>
-          <w:right w:val="single" w:sz="24" w:space="0" w:color="FFFFFF" w:themeColor="background1"/>
+          <w:left w:val="single" w:color="FFFFFF" w:themeColor="background1" w:sz="8" w:space="0"/>
+          <w:right w:val="single" w:color="FFFFFF" w:themeColor="background1" w:sz="24" w:space="0"/>
           <w:insideH w:val="nil"/>
           <w:insideV w:val="nil"/>
         </w:tcBorders>
@@ -9599,7 +10057,7 @@
       <w:tcPr>
         <w:tcBorders>
           <w:top w:val="nil"/>
-          <w:left w:val="single" w:sz="24" w:space="0" w:color="FFFFFF" w:themeColor="background1"/>
+          <w:left w:val="single" w:color="FFFFFF" w:themeColor="background1" w:sz="24" w:space="0"/>
           <w:bottom w:val="nil"/>
           <w:right w:val="nil"/>
           <w:insideH w:val="nil"/>
@@ -9612,10 +10070,10 @@
       <w:tblPr/>
       <w:tcPr>
         <w:tcBorders>
-          <w:top w:val="single" w:sz="8" w:space="0" w:color="FFFFFF" w:themeColor="background1"/>
-          <w:left w:val="single" w:sz="8" w:space="0" w:color="FFFFFF" w:themeColor="background1"/>
-          <w:bottom w:val="single" w:sz="8" w:space="0" w:color="FFFFFF" w:themeColor="background1"/>
-          <w:right w:val="single" w:sz="8" w:space="0" w:color="FFFFFF" w:themeColor="background1"/>
+          <w:top w:val="single" w:color="FFFFFF" w:themeColor="background1" w:sz="8" w:space="0"/>
+          <w:left w:val="single" w:color="FFFFFF" w:themeColor="background1" w:sz="8" w:space="0"/>
+          <w:bottom w:val="single" w:color="FFFFFF" w:themeColor="background1" w:sz="8" w:space="0"/>
+          <w:right w:val="single" w:color="FFFFFF" w:themeColor="background1" w:sz="8" w:space="0"/>
           <w:insideH w:val="nil"/>
           <w:insideV w:val="nil"/>
         </w:tcBorders>
@@ -9626,12 +10084,12 @@
       <w:tblPr/>
       <w:tcPr>
         <w:tcBorders>
-          <w:top w:val="single" w:sz="8" w:space="0" w:color="FFFFFF" w:themeColor="background1"/>
-          <w:left w:val="single" w:sz="8" w:space="0" w:color="FFFFFF" w:themeColor="background1"/>
-          <w:bottom w:val="single" w:sz="8" w:space="0" w:color="FFFFFF" w:themeColor="background1"/>
-          <w:right w:val="single" w:sz="8" w:space="0" w:color="FFFFFF" w:themeColor="background1"/>
-          <w:insideH w:val="single" w:sz="8" w:space="0" w:color="FFFFFF" w:themeColor="background1"/>
-          <w:insideV w:val="single" w:sz="8" w:space="0" w:color="FFFFFF" w:themeColor="background1"/>
+          <w:top w:val="single" w:color="FFFFFF" w:themeColor="background1" w:sz="8" w:space="0"/>
+          <w:left w:val="single" w:color="FFFFFF" w:themeColor="background1" w:sz="8" w:space="0"/>
+          <w:bottom w:val="single" w:color="FFFFFF" w:themeColor="background1" w:sz="8" w:space="0"/>
+          <w:right w:val="single" w:color="FFFFFF" w:themeColor="background1" w:sz="8" w:space="0"/>
+          <w:insideH w:val="single" w:color="FFFFFF" w:themeColor="background1" w:sz="8" w:space="0"/>
+          <w:insideV w:val="single" w:color="FFFFFF" w:themeColor="background1" w:sz="8" w:space="0"/>
         </w:tcBorders>
         <w:shd w:val="clear" w:color="auto" w:fill="DFA7A6" w:themeFill="accent2" w:themeFillTint="7F"/>
       </w:tcPr>
@@ -9650,12 +10108,12 @@
       <w:tblStyleColBandSize w:val="1"/>
       <w:tblInd w:w="0" w:type="dxa"/>
       <w:tblBorders>
-        <w:top w:val="single" w:sz="8" w:space="0" w:color="FFFFFF" w:themeColor="background1"/>
-        <w:left w:val="single" w:sz="8" w:space="0" w:color="FFFFFF" w:themeColor="background1"/>
-        <w:bottom w:val="single" w:sz="8" w:space="0" w:color="FFFFFF" w:themeColor="background1"/>
-        <w:right w:val="single" w:sz="8" w:space="0" w:color="FFFFFF" w:themeColor="background1"/>
-        <w:insideH w:val="single" w:sz="6" w:space="0" w:color="FFFFFF" w:themeColor="background1"/>
-        <w:insideV w:val="single" w:sz="6" w:space="0" w:color="FFFFFF" w:themeColor="background1"/>
+        <w:top w:val="single" w:color="FFFFFF" w:themeColor="background1" w:sz="8" w:space="0"/>
+        <w:left w:val="single" w:color="FFFFFF" w:themeColor="background1" w:sz="8" w:space="0"/>
+        <w:bottom w:val="single" w:color="FFFFFF" w:themeColor="background1" w:sz="8" w:space="0"/>
+        <w:right w:val="single" w:color="FFFFFF" w:themeColor="background1" w:sz="8" w:space="0"/>
+        <w:insideH w:val="single" w:color="FFFFFF" w:themeColor="background1" w:sz="6" w:space="0"/>
+        <w:insideV w:val="single" w:color="FFFFFF" w:themeColor="background1" w:sz="6" w:space="0"/>
       </w:tblBorders>
       <w:tblCellMar>
         <w:top w:w="0" w:type="dxa"/>
@@ -9678,12 +10136,12 @@
       <w:tblPr/>
       <w:tcPr>
         <w:tcBorders>
-          <w:top w:val="single" w:sz="8" w:space="0" w:color="FFFFFF" w:themeColor="background1"/>
-          <w:left w:val="single" w:sz="8" w:space="0" w:color="FFFFFF" w:themeColor="background1"/>
-          <w:bottom w:val="single" w:sz="24" w:space="0" w:color="FFFFFF" w:themeColor="background1"/>
-          <w:right w:val="single" w:sz="8" w:space="0" w:color="FFFFFF" w:themeColor="background1"/>
-          <w:insideH w:val="nil"/>
-          <w:insideV w:val="single" w:sz="8" w:space="0" w:color="FFFFFF" w:themeColor="background1"/>
+          <w:top w:val="single" w:color="FFFFFF" w:themeColor="background1" w:sz="8" w:space="0"/>
+          <w:left w:val="single" w:color="FFFFFF" w:themeColor="background1" w:sz="8" w:space="0"/>
+          <w:bottom w:val="single" w:color="FFFFFF" w:themeColor="background1" w:sz="24" w:space="0"/>
+          <w:right w:val="single" w:color="FFFFFF" w:themeColor="background1" w:sz="8" w:space="0"/>
+          <w:insideH w:val="nil"/>
+          <w:insideV w:val="single" w:color="FFFFFF" w:themeColor="background1" w:sz="8" w:space="0"/>
         </w:tcBorders>
         <w:shd w:val="clear" w:color="auto" w:fill="9BBB59" w:themeFill="accent3"/>
       </w:tcPr>
@@ -9699,12 +10157,12 @@
       <w:tblPr/>
       <w:tcPr>
         <w:tcBorders>
-          <w:top w:val="single" w:sz="24" w:space="0" w:color="FFFFFF" w:themeColor="background1"/>
-          <w:left w:val="single" w:sz="8" w:space="0" w:color="FFFFFF" w:themeColor="background1"/>
-          <w:bottom w:val="single" w:sz="8" w:space="0" w:color="FFFFFF" w:themeColor="background1"/>
-          <w:right w:val="single" w:sz="8" w:space="0" w:color="FFFFFF" w:themeColor="background1"/>
-          <w:insideH w:val="nil"/>
-          <w:insideV w:val="single" w:sz="8" w:space="0" w:color="FFFFFF" w:themeColor="background1"/>
+          <w:top w:val="single" w:color="FFFFFF" w:themeColor="background1" w:sz="24" w:space="0"/>
+          <w:left w:val="single" w:color="FFFFFF" w:themeColor="background1" w:sz="8" w:space="0"/>
+          <w:bottom w:val="single" w:color="FFFFFF" w:themeColor="background1" w:sz="8" w:space="0"/>
+          <w:right w:val="single" w:color="FFFFFF" w:themeColor="background1" w:sz="8" w:space="0"/>
+          <w:insideH w:val="nil"/>
+          <w:insideV w:val="single" w:color="FFFFFF" w:themeColor="background1" w:sz="8" w:space="0"/>
         </w:tcBorders>
         <w:shd w:val="clear" w:color="auto" w:fill="9BBB59" w:themeFill="accent3"/>
       </w:tcPr>
@@ -9720,8 +10178,8 @@
       <w:tblPr/>
       <w:tcPr>
         <w:tcBorders>
-          <w:left w:val="single" w:sz="8" w:space="0" w:color="FFFFFF" w:themeColor="background1"/>
-          <w:right w:val="single" w:sz="24" w:space="0" w:color="FFFFFF" w:themeColor="background1"/>
+          <w:left w:val="single" w:color="FFFFFF" w:themeColor="background1" w:sz="8" w:space="0"/>
+          <w:right w:val="single" w:color="FFFFFF" w:themeColor="background1" w:sz="24" w:space="0"/>
           <w:insideH w:val="nil"/>
           <w:insideV w:val="nil"/>
         </w:tcBorders>
@@ -9740,7 +10198,7 @@
       <w:tcPr>
         <w:tcBorders>
           <w:top w:val="nil"/>
-          <w:left w:val="single" w:sz="24" w:space="0" w:color="FFFFFF" w:themeColor="background1"/>
+          <w:left w:val="single" w:color="FFFFFF" w:themeColor="background1" w:sz="24" w:space="0"/>
           <w:bottom w:val="nil"/>
           <w:right w:val="nil"/>
           <w:insideH w:val="nil"/>
@@ -9753,10 +10211,10 @@
       <w:tblPr/>
       <w:tcPr>
         <w:tcBorders>
-          <w:top w:val="single" w:sz="8" w:space="0" w:color="FFFFFF" w:themeColor="background1"/>
-          <w:left w:val="single" w:sz="8" w:space="0" w:color="FFFFFF" w:themeColor="background1"/>
-          <w:bottom w:val="single" w:sz="8" w:space="0" w:color="FFFFFF" w:themeColor="background1"/>
-          <w:right w:val="single" w:sz="8" w:space="0" w:color="FFFFFF" w:themeColor="background1"/>
+          <w:top w:val="single" w:color="FFFFFF" w:themeColor="background1" w:sz="8" w:space="0"/>
+          <w:left w:val="single" w:color="FFFFFF" w:themeColor="background1" w:sz="8" w:space="0"/>
+          <w:bottom w:val="single" w:color="FFFFFF" w:themeColor="background1" w:sz="8" w:space="0"/>
+          <w:right w:val="single" w:color="FFFFFF" w:themeColor="background1" w:sz="8" w:space="0"/>
           <w:insideH w:val="nil"/>
           <w:insideV w:val="nil"/>
         </w:tcBorders>
@@ -9767,12 +10225,12 @@
       <w:tblPr/>
       <w:tcPr>
         <w:tcBorders>
-          <w:top w:val="single" w:sz="8" w:space="0" w:color="FFFFFF" w:themeColor="background1"/>
-          <w:left w:val="single" w:sz="8" w:space="0" w:color="FFFFFF" w:themeColor="background1"/>
-          <w:bottom w:val="single" w:sz="8" w:space="0" w:color="FFFFFF" w:themeColor="background1"/>
-          <w:right w:val="single" w:sz="8" w:space="0" w:color="FFFFFF" w:themeColor="background1"/>
-          <w:insideH w:val="single" w:sz="8" w:space="0" w:color="FFFFFF" w:themeColor="background1"/>
-          <w:insideV w:val="single" w:sz="8" w:space="0" w:color="FFFFFF" w:themeColor="background1"/>
+          <w:top w:val="single" w:color="FFFFFF" w:themeColor="background1" w:sz="8" w:space="0"/>
+          <w:left w:val="single" w:color="FFFFFF" w:themeColor="background1" w:sz="8" w:space="0"/>
+          <w:bottom w:val="single" w:color="FFFFFF" w:themeColor="background1" w:sz="8" w:space="0"/>
+          <w:right w:val="single" w:color="FFFFFF" w:themeColor="background1" w:sz="8" w:space="0"/>
+          <w:insideH w:val="single" w:color="FFFFFF" w:themeColor="background1" w:sz="8" w:space="0"/>
+          <w:insideV w:val="single" w:color="FFFFFF" w:themeColor="background1" w:sz="8" w:space="0"/>
         </w:tcBorders>
         <w:shd w:val="clear" w:color="auto" w:fill="CDDDAC" w:themeFill="accent3" w:themeFillTint="7F"/>
       </w:tcPr>
@@ -9791,12 +10249,12 @@
       <w:tblStyleColBandSize w:val="1"/>
       <w:tblInd w:w="0" w:type="dxa"/>
       <w:tblBorders>
-        <w:top w:val="single" w:sz="8" w:space="0" w:color="FFFFFF" w:themeColor="background1"/>
-        <w:left w:val="single" w:sz="8" w:space="0" w:color="FFFFFF" w:themeColor="background1"/>
-        <w:bottom w:val="single" w:sz="8" w:space="0" w:color="FFFFFF" w:themeColor="background1"/>
-        <w:right w:val="single" w:sz="8" w:space="0" w:color="FFFFFF" w:themeColor="background1"/>
-        <w:insideH w:val="single" w:sz="6" w:space="0" w:color="FFFFFF" w:themeColor="background1"/>
-        <w:insideV w:val="single" w:sz="6" w:space="0" w:color="FFFFFF" w:themeColor="background1"/>
+        <w:top w:val="single" w:color="FFFFFF" w:themeColor="background1" w:sz="8" w:space="0"/>
+        <w:left w:val="single" w:color="FFFFFF" w:themeColor="background1" w:sz="8" w:space="0"/>
+        <w:bottom w:val="single" w:color="FFFFFF" w:themeColor="background1" w:sz="8" w:space="0"/>
+        <w:right w:val="single" w:color="FFFFFF" w:themeColor="background1" w:sz="8" w:space="0"/>
+        <w:insideH w:val="single" w:color="FFFFFF" w:themeColor="background1" w:sz="6" w:space="0"/>
+        <w:insideV w:val="single" w:color="FFFFFF" w:themeColor="background1" w:sz="6" w:space="0"/>
       </w:tblBorders>
       <w:tblCellMar>
         <w:top w:w="0" w:type="dxa"/>
@@ -9819,12 +10277,12 @@
       <w:tblPr/>
       <w:tcPr>
         <w:tcBorders>
-          <w:top w:val="single" w:sz="8" w:space="0" w:color="FFFFFF" w:themeColor="background1"/>
-          <w:left w:val="single" w:sz="8" w:space="0" w:color="FFFFFF" w:themeColor="background1"/>
-          <w:bottom w:val="single" w:sz="24" w:space="0" w:color="FFFFFF" w:themeColor="background1"/>
-          <w:right w:val="single" w:sz="8" w:space="0" w:color="FFFFFF" w:themeColor="background1"/>
-          <w:insideH w:val="nil"/>
-          <w:insideV w:val="single" w:sz="8" w:space="0" w:color="FFFFFF" w:themeColor="background1"/>
+          <w:top w:val="single" w:color="FFFFFF" w:themeColor="background1" w:sz="8" w:space="0"/>
+          <w:left w:val="single" w:color="FFFFFF" w:themeColor="background1" w:sz="8" w:space="0"/>
+          <w:bottom w:val="single" w:color="FFFFFF" w:themeColor="background1" w:sz="24" w:space="0"/>
+          <w:right w:val="single" w:color="FFFFFF" w:themeColor="background1" w:sz="8" w:space="0"/>
+          <w:insideH w:val="nil"/>
+          <w:insideV w:val="single" w:color="FFFFFF" w:themeColor="background1" w:sz="8" w:space="0"/>
         </w:tcBorders>
         <w:shd w:val="clear" w:color="auto" w:fill="8064A2" w:themeFill="accent4"/>
       </w:tcPr>
@@ -9840,12 +10298,12 @@
       <w:tblPr/>
       <w:tcPr>
         <w:tcBorders>
-          <w:top w:val="single" w:sz="24" w:space="0" w:color="FFFFFF" w:themeColor="background1"/>
-          <w:left w:val="single" w:sz="8" w:space="0" w:color="FFFFFF" w:themeColor="background1"/>
-          <w:bottom w:val="single" w:sz="8" w:space="0" w:color="FFFFFF" w:themeColor="background1"/>
-          <w:right w:val="single" w:sz="8" w:space="0" w:color="FFFFFF" w:themeColor="background1"/>
-          <w:insideH w:val="nil"/>
-          <w:insideV w:val="single" w:sz="8" w:space="0" w:color="FFFFFF" w:themeColor="background1"/>
+          <w:top w:val="single" w:color="FFFFFF" w:themeColor="background1" w:sz="24" w:space="0"/>
+          <w:left w:val="single" w:color="FFFFFF" w:themeColor="background1" w:sz="8" w:space="0"/>
+          <w:bottom w:val="single" w:color="FFFFFF" w:themeColor="background1" w:sz="8" w:space="0"/>
+          <w:right w:val="single" w:color="FFFFFF" w:themeColor="background1" w:sz="8" w:space="0"/>
+          <w:insideH w:val="nil"/>
+          <w:insideV w:val="single" w:color="FFFFFF" w:themeColor="background1" w:sz="8" w:space="0"/>
         </w:tcBorders>
         <w:shd w:val="clear" w:color="auto" w:fill="8064A2" w:themeFill="accent4"/>
       </w:tcPr>
@@ -9861,8 +10319,8 @@
       <w:tblPr/>
       <w:tcPr>
         <w:tcBorders>
-          <w:left w:val="single" w:sz="8" w:space="0" w:color="FFFFFF" w:themeColor="background1"/>
-          <w:right w:val="single" w:sz="24" w:space="0" w:color="FFFFFF" w:themeColor="background1"/>
+          <w:left w:val="single" w:color="FFFFFF" w:themeColor="background1" w:sz="8" w:space="0"/>
+          <w:right w:val="single" w:color="FFFFFF" w:themeColor="background1" w:sz="24" w:space="0"/>
           <w:insideH w:val="nil"/>
           <w:insideV w:val="nil"/>
         </w:tcBorders>
@@ -9881,7 +10339,7 @@
       <w:tcPr>
         <w:tcBorders>
           <w:top w:val="nil"/>
-          <w:left w:val="single" w:sz="24" w:space="0" w:color="FFFFFF" w:themeColor="background1"/>
+          <w:left w:val="single" w:color="FFFFFF" w:themeColor="background1" w:sz="24" w:space="0"/>
           <w:bottom w:val="nil"/>
           <w:right w:val="nil"/>
           <w:insideH w:val="nil"/>
@@ -9894,10 +10352,10 @@
       <w:tblPr/>
       <w:tcPr>
         <w:tcBorders>
-          <w:top w:val="single" w:sz="8" w:space="0" w:color="FFFFFF" w:themeColor="background1"/>
-          <w:left w:val="single" w:sz="8" w:space="0" w:color="FFFFFF" w:themeColor="background1"/>
-          <w:bottom w:val="single" w:sz="8" w:space="0" w:color="FFFFFF" w:themeColor="background1"/>
-          <w:right w:val="single" w:sz="8" w:space="0" w:color="FFFFFF" w:themeColor="background1"/>
+          <w:top w:val="single" w:color="FFFFFF" w:themeColor="background1" w:sz="8" w:space="0"/>
+          <w:left w:val="single" w:color="FFFFFF" w:themeColor="background1" w:sz="8" w:space="0"/>
+          <w:bottom w:val="single" w:color="FFFFFF" w:themeColor="background1" w:sz="8" w:space="0"/>
+          <w:right w:val="single" w:color="FFFFFF" w:themeColor="background1" w:sz="8" w:space="0"/>
           <w:insideH w:val="nil"/>
           <w:insideV w:val="nil"/>
         </w:tcBorders>
@@ -9908,12 +10366,12 @@
       <w:tblPr/>
       <w:tcPr>
         <w:tcBorders>
-          <w:top w:val="single" w:sz="8" w:space="0" w:color="FFFFFF" w:themeColor="background1"/>
-          <w:left w:val="single" w:sz="8" w:space="0" w:color="FFFFFF" w:themeColor="background1"/>
-          <w:bottom w:val="single" w:sz="8" w:space="0" w:color="FFFFFF" w:themeColor="background1"/>
-          <w:right w:val="single" w:sz="8" w:space="0" w:color="FFFFFF" w:themeColor="background1"/>
-          <w:insideH w:val="single" w:sz="8" w:space="0" w:color="FFFFFF" w:themeColor="background1"/>
-          <w:insideV w:val="single" w:sz="8" w:space="0" w:color="FFFFFF" w:themeColor="background1"/>
+          <w:top w:val="single" w:color="FFFFFF" w:themeColor="background1" w:sz="8" w:space="0"/>
+          <w:left w:val="single" w:color="FFFFFF" w:themeColor="background1" w:sz="8" w:space="0"/>
+          <w:bottom w:val="single" w:color="FFFFFF" w:themeColor="background1" w:sz="8" w:space="0"/>
+          <w:right w:val="single" w:color="FFFFFF" w:themeColor="background1" w:sz="8" w:space="0"/>
+          <w:insideH w:val="single" w:color="FFFFFF" w:themeColor="background1" w:sz="8" w:space="0"/>
+          <w:insideV w:val="single" w:color="FFFFFF" w:themeColor="background1" w:sz="8" w:space="0"/>
         </w:tcBorders>
         <w:shd w:val="clear" w:color="auto" w:fill="BFB1D0" w:themeFill="accent4" w:themeFillTint="7F"/>
       </w:tcPr>
@@ -9932,12 +10390,12 @@
       <w:tblStyleColBandSize w:val="1"/>
       <w:tblInd w:w="0" w:type="dxa"/>
       <w:tblBorders>
-        <w:top w:val="single" w:sz="8" w:space="0" w:color="FFFFFF" w:themeColor="background1"/>
-        <w:left w:val="single" w:sz="8" w:space="0" w:color="FFFFFF" w:themeColor="background1"/>
-        <w:bottom w:val="single" w:sz="8" w:space="0" w:color="FFFFFF" w:themeColor="background1"/>
-        <w:right w:val="single" w:sz="8" w:space="0" w:color="FFFFFF" w:themeColor="background1"/>
-        <w:insideH w:val="single" w:sz="6" w:space="0" w:color="FFFFFF" w:themeColor="background1"/>
-        <w:insideV w:val="single" w:sz="6" w:space="0" w:color="FFFFFF" w:themeColor="background1"/>
+        <w:top w:val="single" w:color="FFFFFF" w:themeColor="background1" w:sz="8" w:space="0"/>
+        <w:left w:val="single" w:color="FFFFFF" w:themeColor="background1" w:sz="8" w:space="0"/>
+        <w:bottom w:val="single" w:color="FFFFFF" w:themeColor="background1" w:sz="8" w:space="0"/>
+        <w:right w:val="single" w:color="FFFFFF" w:themeColor="background1" w:sz="8" w:space="0"/>
+        <w:insideH w:val="single" w:color="FFFFFF" w:themeColor="background1" w:sz="6" w:space="0"/>
+        <w:insideV w:val="single" w:color="FFFFFF" w:themeColor="background1" w:sz="6" w:space="0"/>
       </w:tblBorders>
       <w:tblCellMar>
         <w:top w:w="0" w:type="dxa"/>
@@ -9960,12 +10418,12 @@
       <w:tblPr/>
       <w:tcPr>
         <w:tcBorders>
-          <w:top w:val="single" w:sz="8" w:space="0" w:color="FFFFFF" w:themeColor="background1"/>
-          <w:left w:val="single" w:sz="8" w:space="0" w:color="FFFFFF" w:themeColor="background1"/>
-          <w:bottom w:val="single" w:sz="24" w:space="0" w:color="FFFFFF" w:themeColor="background1"/>
-          <w:right w:val="single" w:sz="8" w:space="0" w:color="FFFFFF" w:themeColor="background1"/>
-          <w:insideH w:val="nil"/>
-          <w:insideV w:val="single" w:sz="8" w:space="0" w:color="FFFFFF" w:themeColor="background1"/>
+          <w:top w:val="single" w:color="FFFFFF" w:themeColor="background1" w:sz="8" w:space="0"/>
+          <w:left w:val="single" w:color="FFFFFF" w:themeColor="background1" w:sz="8" w:space="0"/>
+          <w:bottom w:val="single" w:color="FFFFFF" w:themeColor="background1" w:sz="24" w:space="0"/>
+          <w:right w:val="single" w:color="FFFFFF" w:themeColor="background1" w:sz="8" w:space="0"/>
+          <w:insideH w:val="nil"/>
+          <w:insideV w:val="single" w:color="FFFFFF" w:themeColor="background1" w:sz="8" w:space="0"/>
         </w:tcBorders>
         <w:shd w:val="clear" w:color="auto" w:fill="4BACC6" w:themeFill="accent5"/>
       </w:tcPr>
@@ -9981,12 +10439,12 @@
       <w:tblPr/>
       <w:tcPr>
         <w:tcBorders>
-          <w:top w:val="single" w:sz="24" w:space="0" w:color="FFFFFF" w:themeColor="background1"/>
-          <w:left w:val="single" w:sz="8" w:space="0" w:color="FFFFFF" w:themeColor="background1"/>
-          <w:bottom w:val="single" w:sz="8" w:space="0" w:color="FFFFFF" w:themeColor="background1"/>
-          <w:right w:val="single" w:sz="8" w:space="0" w:color="FFFFFF" w:themeColor="background1"/>
-          <w:insideH w:val="nil"/>
-          <w:insideV w:val="single" w:sz="8" w:space="0" w:color="FFFFFF" w:themeColor="background1"/>
+          <w:top w:val="single" w:color="FFFFFF" w:themeColor="background1" w:sz="24" w:space="0"/>
+          <w:left w:val="single" w:color="FFFFFF" w:themeColor="background1" w:sz="8" w:space="0"/>
+          <w:bottom w:val="single" w:color="FFFFFF" w:themeColor="background1" w:sz="8" w:space="0"/>
+          <w:right w:val="single" w:color="FFFFFF" w:themeColor="background1" w:sz="8" w:space="0"/>
+          <w:insideH w:val="nil"/>
+          <w:insideV w:val="single" w:color="FFFFFF" w:themeColor="background1" w:sz="8" w:space="0"/>
         </w:tcBorders>
         <w:shd w:val="clear" w:color="auto" w:fill="4BACC6" w:themeFill="accent5"/>
       </w:tcPr>
@@ -10002,8 +10460,8 @@
       <w:tblPr/>
       <w:tcPr>
         <w:tcBorders>
-          <w:left w:val="single" w:sz="8" w:space="0" w:color="FFFFFF" w:themeColor="background1"/>
-          <w:right w:val="single" w:sz="24" w:space="0" w:color="FFFFFF" w:themeColor="background1"/>
+          <w:left w:val="single" w:color="FFFFFF" w:themeColor="background1" w:sz="8" w:space="0"/>
+          <w:right w:val="single" w:color="FFFFFF" w:themeColor="background1" w:sz="24" w:space="0"/>
           <w:insideH w:val="nil"/>
           <w:insideV w:val="nil"/>
         </w:tcBorders>
@@ -10022,7 +10480,7 @@
       <w:tcPr>
         <w:tcBorders>
           <w:top w:val="nil"/>
-          <w:left w:val="single" w:sz="24" w:space="0" w:color="FFFFFF" w:themeColor="background1"/>
+          <w:left w:val="single" w:color="FFFFFF" w:themeColor="background1" w:sz="24" w:space="0"/>
           <w:bottom w:val="nil"/>
           <w:right w:val="nil"/>
           <w:insideH w:val="nil"/>
@@ -10035,10 +10493,10 @@
       <w:tblPr/>
       <w:tcPr>
         <w:tcBorders>
-          <w:top w:val="single" w:sz="8" w:space="0" w:color="FFFFFF" w:themeColor="background1"/>
-          <w:left w:val="single" w:sz="8" w:space="0" w:color="FFFFFF" w:themeColor="background1"/>
-          <w:bottom w:val="single" w:sz="8" w:space="0" w:color="FFFFFF" w:themeColor="background1"/>
-          <w:right w:val="single" w:sz="8" w:space="0" w:color="FFFFFF" w:themeColor="background1"/>
+          <w:top w:val="single" w:color="FFFFFF" w:themeColor="background1" w:sz="8" w:space="0"/>
+          <w:left w:val="single" w:color="FFFFFF" w:themeColor="background1" w:sz="8" w:space="0"/>
+          <w:bottom w:val="single" w:color="FFFFFF" w:themeColor="background1" w:sz="8" w:space="0"/>
+          <w:right w:val="single" w:color="FFFFFF" w:themeColor="background1" w:sz="8" w:space="0"/>
           <w:insideH w:val="nil"/>
           <w:insideV w:val="nil"/>
         </w:tcBorders>
@@ -10049,12 +10507,12 @@
       <w:tblPr/>
       <w:tcPr>
         <w:tcBorders>
-          <w:top w:val="single" w:sz="8" w:space="0" w:color="FFFFFF" w:themeColor="background1"/>
-          <w:left w:val="single" w:sz="8" w:space="0" w:color="FFFFFF" w:themeColor="background1"/>
-          <w:bottom w:val="single" w:sz="8" w:space="0" w:color="FFFFFF" w:themeColor="background1"/>
-          <w:right w:val="single" w:sz="8" w:space="0" w:color="FFFFFF" w:themeColor="background1"/>
-          <w:insideH w:val="single" w:sz="8" w:space="0" w:color="FFFFFF" w:themeColor="background1"/>
-          <w:insideV w:val="single" w:sz="8" w:space="0" w:color="FFFFFF" w:themeColor="background1"/>
+          <w:top w:val="single" w:color="FFFFFF" w:themeColor="background1" w:sz="8" w:space="0"/>
+          <w:left w:val="single" w:color="FFFFFF" w:themeColor="background1" w:sz="8" w:space="0"/>
+          <w:bottom w:val="single" w:color="FFFFFF" w:themeColor="background1" w:sz="8" w:space="0"/>
+          <w:right w:val="single" w:color="FFFFFF" w:themeColor="background1" w:sz="8" w:space="0"/>
+          <w:insideH w:val="single" w:color="FFFFFF" w:themeColor="background1" w:sz="8" w:space="0"/>
+          <w:insideV w:val="single" w:color="FFFFFF" w:themeColor="background1" w:sz="8" w:space="0"/>
         </w:tcBorders>
         <w:shd w:val="clear" w:color="auto" w:fill="A5D5E2" w:themeFill="accent5" w:themeFillTint="7F"/>
       </w:tcPr>
@@ -10073,12 +10531,12 @@
       <w:tblStyleColBandSize w:val="1"/>
       <w:tblInd w:w="0" w:type="dxa"/>
       <w:tblBorders>
-        <w:top w:val="single" w:sz="8" w:space="0" w:color="FFFFFF" w:themeColor="background1"/>
-        <w:left w:val="single" w:sz="8" w:space="0" w:color="FFFFFF" w:themeColor="background1"/>
-        <w:bottom w:val="single" w:sz="8" w:space="0" w:color="FFFFFF" w:themeColor="background1"/>
-        <w:right w:val="single" w:sz="8" w:space="0" w:color="FFFFFF" w:themeColor="background1"/>
-        <w:insideH w:val="single" w:sz="6" w:space="0" w:color="FFFFFF" w:themeColor="background1"/>
-        <w:insideV w:val="single" w:sz="6" w:space="0" w:color="FFFFFF" w:themeColor="background1"/>
+        <w:top w:val="single" w:color="FFFFFF" w:themeColor="background1" w:sz="8" w:space="0"/>
+        <w:left w:val="single" w:color="FFFFFF" w:themeColor="background1" w:sz="8" w:space="0"/>
+        <w:bottom w:val="single" w:color="FFFFFF" w:themeColor="background1" w:sz="8" w:space="0"/>
+        <w:right w:val="single" w:color="FFFFFF" w:themeColor="background1" w:sz="8" w:space="0"/>
+        <w:insideH w:val="single" w:color="FFFFFF" w:themeColor="background1" w:sz="6" w:space="0"/>
+        <w:insideV w:val="single" w:color="FFFFFF" w:themeColor="background1" w:sz="6" w:space="0"/>
       </w:tblBorders>
       <w:tblCellMar>
         <w:top w:w="0" w:type="dxa"/>
@@ -10101,12 +10559,12 @@
       <w:tblPr/>
       <w:tcPr>
         <w:tcBorders>
-          <w:top w:val="single" w:sz="8" w:space="0" w:color="FFFFFF" w:themeColor="background1"/>
-          <w:left w:val="single" w:sz="8" w:space="0" w:color="FFFFFF" w:themeColor="background1"/>
-          <w:bottom w:val="single" w:sz="24" w:space="0" w:color="FFFFFF" w:themeColor="background1"/>
-          <w:right w:val="single" w:sz="8" w:space="0" w:color="FFFFFF" w:themeColor="background1"/>
-          <w:insideH w:val="nil"/>
-          <w:insideV w:val="single" w:sz="8" w:space="0" w:color="FFFFFF" w:themeColor="background1"/>
+          <w:top w:val="single" w:color="FFFFFF" w:themeColor="background1" w:sz="8" w:space="0"/>
+          <w:left w:val="single" w:color="FFFFFF" w:themeColor="background1" w:sz="8" w:space="0"/>
+          <w:bottom w:val="single" w:color="FFFFFF" w:themeColor="background1" w:sz="24" w:space="0"/>
+          <w:right w:val="single" w:color="FFFFFF" w:themeColor="background1" w:sz="8" w:space="0"/>
+          <w:insideH w:val="nil"/>
+          <w:insideV w:val="single" w:color="FFFFFF" w:themeColor="background1" w:sz="8" w:space="0"/>
         </w:tcBorders>
         <w:shd w:val="clear" w:color="auto" w:fill="F79646" w:themeFill="accent6"/>
       </w:tcPr>
@@ -10122,12 +10580,12 @@
       <w:tblPr/>
       <w:tcPr>
         <w:tcBorders>
-          <w:top w:val="single" w:sz="24" w:space="0" w:color="FFFFFF" w:themeColor="background1"/>
-          <w:left w:val="single" w:sz="8" w:space="0" w:color="FFFFFF" w:themeColor="background1"/>
-          <w:bottom w:val="single" w:sz="8" w:space="0" w:color="FFFFFF" w:themeColor="background1"/>
-          <w:right w:val="single" w:sz="8" w:space="0" w:color="FFFFFF" w:themeColor="background1"/>
-          <w:insideH w:val="nil"/>
-          <w:insideV w:val="single" w:sz="8" w:space="0" w:color="FFFFFF" w:themeColor="background1"/>
+          <w:top w:val="single" w:color="FFFFFF" w:themeColor="background1" w:sz="24" w:space="0"/>
+          <w:left w:val="single" w:color="FFFFFF" w:themeColor="background1" w:sz="8" w:space="0"/>
+          <w:bottom w:val="single" w:color="FFFFFF" w:themeColor="background1" w:sz="8" w:space="0"/>
+          <w:right w:val="single" w:color="FFFFFF" w:themeColor="background1" w:sz="8" w:space="0"/>
+          <w:insideH w:val="nil"/>
+          <w:insideV w:val="single" w:color="FFFFFF" w:themeColor="background1" w:sz="8" w:space="0"/>
         </w:tcBorders>
         <w:shd w:val="clear" w:color="auto" w:fill="F79646" w:themeFill="accent6"/>
       </w:tcPr>
@@ -10143,8 +10601,8 @@
       <w:tblPr/>
       <w:tcPr>
         <w:tcBorders>
-          <w:left w:val="single" w:sz="8" w:space="0" w:color="FFFFFF" w:themeColor="background1"/>
-          <w:right w:val="single" w:sz="24" w:space="0" w:color="FFFFFF" w:themeColor="background1"/>
+          <w:left w:val="single" w:color="FFFFFF" w:themeColor="background1" w:sz="8" w:space="0"/>
+          <w:right w:val="single" w:color="FFFFFF" w:themeColor="background1" w:sz="24" w:space="0"/>
           <w:insideH w:val="nil"/>
           <w:insideV w:val="nil"/>
         </w:tcBorders>
@@ -10163,7 +10621,7 @@
       <w:tcPr>
         <w:tcBorders>
           <w:top w:val="nil"/>
-          <w:left w:val="single" w:sz="24" w:space="0" w:color="FFFFFF" w:themeColor="background1"/>
+          <w:left w:val="single" w:color="FFFFFF" w:themeColor="background1" w:sz="24" w:space="0"/>
           <w:bottom w:val="nil"/>
           <w:right w:val="nil"/>
           <w:insideH w:val="nil"/>
@@ -10176,10 +10634,10 @@
       <w:tblPr/>
       <w:tcPr>
         <w:tcBorders>
-          <w:top w:val="single" w:sz="8" w:space="0" w:color="FFFFFF" w:themeColor="background1"/>
-          <w:left w:val="single" w:sz="8" w:space="0" w:color="FFFFFF" w:themeColor="background1"/>
-          <w:bottom w:val="single" w:sz="8" w:space="0" w:color="FFFFFF" w:themeColor="background1"/>
-          <w:right w:val="single" w:sz="8" w:space="0" w:color="FFFFFF" w:themeColor="background1"/>
+          <w:top w:val="single" w:color="FFFFFF" w:themeColor="background1" w:sz="8" w:space="0"/>
+          <w:left w:val="single" w:color="FFFFFF" w:themeColor="background1" w:sz="8" w:space="0"/>
+          <w:bottom w:val="single" w:color="FFFFFF" w:themeColor="background1" w:sz="8" w:space="0"/>
+          <w:right w:val="single" w:color="FFFFFF" w:themeColor="background1" w:sz="8" w:space="0"/>
           <w:insideH w:val="nil"/>
           <w:insideV w:val="nil"/>
         </w:tcBorders>
@@ -10190,12 +10648,12 @@
       <w:tblPr/>
       <w:tcPr>
         <w:tcBorders>
-          <w:top w:val="single" w:sz="8" w:space="0" w:color="FFFFFF" w:themeColor="background1"/>
-          <w:left w:val="single" w:sz="8" w:space="0" w:color="FFFFFF" w:themeColor="background1"/>
-          <w:bottom w:val="single" w:sz="8" w:space="0" w:color="FFFFFF" w:themeColor="background1"/>
-          <w:right w:val="single" w:sz="8" w:space="0" w:color="FFFFFF" w:themeColor="background1"/>
-          <w:insideH w:val="single" w:sz="8" w:space="0" w:color="FFFFFF" w:themeColor="background1"/>
-          <w:insideV w:val="single" w:sz="8" w:space="0" w:color="FFFFFF" w:themeColor="background1"/>
+          <w:top w:val="single" w:color="FFFFFF" w:themeColor="background1" w:sz="8" w:space="0"/>
+          <w:left w:val="single" w:color="FFFFFF" w:themeColor="background1" w:sz="8" w:space="0"/>
+          <w:bottom w:val="single" w:color="FFFFFF" w:themeColor="background1" w:sz="8" w:space="0"/>
+          <w:right w:val="single" w:color="FFFFFF" w:themeColor="background1" w:sz="8" w:space="0"/>
+          <w:insideH w:val="single" w:color="FFFFFF" w:themeColor="background1" w:sz="8" w:space="0"/>
+          <w:insideV w:val="single" w:color="FFFFFF" w:themeColor="background1" w:sz="8" w:space="0"/>
         </w:tcBorders>
         <w:shd w:val="clear" w:color="auto" w:fill="FBCAA2" w:themeFill="accent6" w:themeFillTint="7F"/>
       </w:tcPr>
@@ -10236,7 +10694,7 @@
         <w:tcBorders>
           <w:top w:val="nil"/>
           <w:left w:val="nil"/>
-          <w:bottom w:val="single" w:sz="18" w:space="0" w:color="FFFFFF" w:themeColor="background1"/>
+          <w:bottom w:val="single" w:color="FFFFFF" w:themeColor="background1" w:sz="18" w:space="0"/>
           <w:right w:val="nil"/>
           <w:insideH w:val="nil"/>
           <w:insideV w:val="nil"/>
@@ -10248,7 +10706,7 @@
       <w:tblPr/>
       <w:tcPr>
         <w:tcBorders>
-          <w:top w:val="single" w:sz="18" w:space="0" w:color="FFFFFF" w:themeColor="background1"/>
+          <w:top w:val="single" w:color="FFFFFF" w:themeColor="background1" w:sz="18" w:space="0"/>
           <w:left w:val="nil"/>
           <w:bottom w:val="nil"/>
           <w:right w:val="nil"/>
@@ -10265,7 +10723,7 @@
           <w:top w:val="nil"/>
           <w:left w:val="nil"/>
           <w:bottom w:val="nil"/>
-          <w:right w:val="single" w:sz="18" w:space="0" w:color="FFFFFF" w:themeColor="background1"/>
+          <w:right w:val="single" w:color="FFFFFF" w:themeColor="background1" w:sz="18" w:space="0"/>
           <w:insideH w:val="nil"/>
           <w:insideV w:val="nil"/>
         </w:tcBorders>
@@ -10277,7 +10735,7 @@
       <w:tcPr>
         <w:tcBorders>
           <w:top w:val="nil"/>
-          <w:left w:val="single" w:sz="18" w:space="0" w:color="FFFFFF" w:themeColor="background1"/>
+          <w:left w:val="single" w:color="FFFFFF" w:themeColor="background1" w:sz="18" w:space="0"/>
           <w:bottom w:val="nil"/>
           <w:right w:val="nil"/>
           <w:insideH w:val="nil"/>
@@ -10350,7 +10808,7 @@
         <w:tcBorders>
           <w:top w:val="nil"/>
           <w:left w:val="nil"/>
-          <w:bottom w:val="single" w:sz="18" w:space="0" w:color="FFFFFF" w:themeColor="background1"/>
+          <w:bottom w:val="single" w:color="FFFFFF" w:themeColor="background1" w:sz="18" w:space="0"/>
           <w:right w:val="nil"/>
           <w:insideH w:val="nil"/>
           <w:insideV w:val="nil"/>
@@ -10362,7 +10820,7 @@
       <w:tblPr/>
       <w:tcPr>
         <w:tcBorders>
-          <w:top w:val="single" w:sz="18" w:space="0" w:color="FFFFFF" w:themeColor="background1"/>
+          <w:top w:val="single" w:color="FFFFFF" w:themeColor="background1" w:sz="18" w:space="0"/>
           <w:left w:val="nil"/>
           <w:bottom w:val="nil"/>
           <w:right w:val="nil"/>
@@ -10379,7 +10837,7 @@
           <w:top w:val="nil"/>
           <w:left w:val="nil"/>
           <w:bottom w:val="nil"/>
-          <w:right w:val="single" w:sz="18" w:space="0" w:color="FFFFFF" w:themeColor="background1"/>
+          <w:right w:val="single" w:color="FFFFFF" w:themeColor="background1" w:sz="18" w:space="0"/>
           <w:insideH w:val="nil"/>
           <w:insideV w:val="nil"/>
         </w:tcBorders>
@@ -10391,7 +10849,7 @@
       <w:tcPr>
         <w:tcBorders>
           <w:top w:val="nil"/>
-          <w:left w:val="single" w:sz="18" w:space="0" w:color="FFFFFF" w:themeColor="background1"/>
+          <w:left w:val="single" w:color="FFFFFF" w:themeColor="background1" w:sz="18" w:space="0"/>
           <w:bottom w:val="nil"/>
           <w:right w:val="nil"/>
           <w:insideH w:val="nil"/>
@@ -10464,7 +10922,7 @@
         <w:tcBorders>
           <w:top w:val="nil"/>
           <w:left w:val="nil"/>
-          <w:bottom w:val="single" w:sz="18" w:space="0" w:color="FFFFFF" w:themeColor="background1"/>
+          <w:bottom w:val="single" w:color="FFFFFF" w:themeColor="background1" w:sz="18" w:space="0"/>
           <w:right w:val="nil"/>
           <w:insideH w:val="nil"/>
           <w:insideV w:val="nil"/>
@@ -10476,7 +10934,7 @@
       <w:tblPr/>
       <w:tcPr>
         <w:tcBorders>
-          <w:top w:val="single" w:sz="18" w:space="0" w:color="FFFFFF" w:themeColor="background1"/>
+          <w:top w:val="single" w:color="FFFFFF" w:themeColor="background1" w:sz="18" w:space="0"/>
           <w:left w:val="nil"/>
           <w:bottom w:val="nil"/>
           <w:right w:val="nil"/>
@@ -10493,7 +10951,7 @@
           <w:top w:val="nil"/>
           <w:left w:val="nil"/>
           <w:bottom w:val="nil"/>
-          <w:right w:val="single" w:sz="18" w:space="0" w:color="FFFFFF" w:themeColor="background1"/>
+          <w:right w:val="single" w:color="FFFFFF" w:themeColor="background1" w:sz="18" w:space="0"/>
           <w:insideH w:val="nil"/>
           <w:insideV w:val="nil"/>
         </w:tcBorders>
@@ -10505,7 +10963,7 @@
       <w:tcPr>
         <w:tcBorders>
           <w:top w:val="nil"/>
-          <w:left w:val="single" w:sz="18" w:space="0" w:color="FFFFFF" w:themeColor="background1"/>
+          <w:left w:val="single" w:color="FFFFFF" w:themeColor="background1" w:sz="18" w:space="0"/>
           <w:bottom w:val="nil"/>
           <w:right w:val="nil"/>
           <w:insideH w:val="nil"/>
@@ -10578,7 +11036,7 @@
         <w:tcBorders>
           <w:top w:val="nil"/>
           <w:left w:val="nil"/>
-          <w:bottom w:val="single" w:sz="18" w:space="0" w:color="FFFFFF" w:themeColor="background1"/>
+          <w:bottom w:val="single" w:color="FFFFFF" w:themeColor="background1" w:sz="18" w:space="0"/>
           <w:right w:val="nil"/>
           <w:insideH w:val="nil"/>
           <w:insideV w:val="nil"/>
@@ -10590,7 +11048,7 @@
       <w:tblPr/>
       <w:tcPr>
         <w:tcBorders>
-          <w:top w:val="single" w:sz="18" w:space="0" w:color="FFFFFF" w:themeColor="background1"/>
+          <w:top w:val="single" w:color="FFFFFF" w:themeColor="background1" w:sz="18" w:space="0"/>
           <w:left w:val="nil"/>
           <w:bottom w:val="nil"/>
           <w:right w:val="nil"/>
@@ -10607,7 +11065,7 @@
           <w:top w:val="nil"/>
           <w:left w:val="nil"/>
           <w:bottom w:val="nil"/>
-          <w:right w:val="single" w:sz="18" w:space="0" w:color="FFFFFF" w:themeColor="background1"/>
+          <w:right w:val="single" w:color="FFFFFF" w:themeColor="background1" w:sz="18" w:space="0"/>
           <w:insideH w:val="nil"/>
           <w:insideV w:val="nil"/>
         </w:tcBorders>
@@ -10619,7 +11077,7 @@
       <w:tcPr>
         <w:tcBorders>
           <w:top w:val="nil"/>
-          <w:left w:val="single" w:sz="18" w:space="0" w:color="FFFFFF" w:themeColor="background1"/>
+          <w:left w:val="single" w:color="FFFFFF" w:themeColor="background1" w:sz="18" w:space="0"/>
           <w:bottom w:val="nil"/>
           <w:right w:val="nil"/>
           <w:insideH w:val="nil"/>
@@ -10692,7 +11150,7 @@
         <w:tcBorders>
           <w:top w:val="nil"/>
           <w:left w:val="nil"/>
-          <w:bottom w:val="single" w:sz="18" w:space="0" w:color="FFFFFF" w:themeColor="background1"/>
+          <w:bottom w:val="single" w:color="FFFFFF" w:themeColor="background1" w:sz="18" w:space="0"/>
           <w:right w:val="nil"/>
           <w:insideH w:val="nil"/>
           <w:insideV w:val="nil"/>
@@ -10704,7 +11162,7 @@
       <w:tblPr/>
       <w:tcPr>
         <w:tcBorders>
-          <w:top w:val="single" w:sz="18" w:space="0" w:color="FFFFFF" w:themeColor="background1"/>
+          <w:top w:val="single" w:color="FFFFFF" w:themeColor="background1" w:sz="18" w:space="0"/>
           <w:left w:val="nil"/>
           <w:bottom w:val="nil"/>
           <w:right w:val="nil"/>
@@ -10721,7 +11179,7 @@
           <w:top w:val="nil"/>
           <w:left w:val="nil"/>
           <w:bottom w:val="nil"/>
-          <w:right w:val="single" w:sz="18" w:space="0" w:color="FFFFFF" w:themeColor="background1"/>
+          <w:right w:val="single" w:color="FFFFFF" w:themeColor="background1" w:sz="18" w:space="0"/>
           <w:insideH w:val="nil"/>
           <w:insideV w:val="nil"/>
         </w:tcBorders>
@@ -10733,7 +11191,7 @@
       <w:tcPr>
         <w:tcBorders>
           <w:top w:val="nil"/>
-          <w:left w:val="single" w:sz="18" w:space="0" w:color="FFFFFF" w:themeColor="background1"/>
+          <w:left w:val="single" w:color="FFFFFF" w:themeColor="background1" w:sz="18" w:space="0"/>
           <w:bottom w:val="nil"/>
           <w:right w:val="nil"/>
           <w:insideH w:val="nil"/>
@@ -10806,7 +11264,7 @@
         <w:tcBorders>
           <w:top w:val="nil"/>
           <w:left w:val="nil"/>
-          <w:bottom w:val="single" w:sz="18" w:space="0" w:color="FFFFFF" w:themeColor="background1"/>
+          <w:bottom w:val="single" w:color="FFFFFF" w:themeColor="background1" w:sz="18" w:space="0"/>
           <w:right w:val="nil"/>
           <w:insideH w:val="nil"/>
           <w:insideV w:val="nil"/>
@@ -10818,7 +11276,7 @@
       <w:tblPr/>
       <w:tcPr>
         <w:tcBorders>
-          <w:top w:val="single" w:sz="18" w:space="0" w:color="FFFFFF" w:themeColor="background1"/>
+          <w:top w:val="single" w:color="FFFFFF" w:themeColor="background1" w:sz="18" w:space="0"/>
           <w:left w:val="nil"/>
           <w:bottom w:val="nil"/>
           <w:right w:val="nil"/>
@@ -10835,7 +11293,7 @@
           <w:top w:val="nil"/>
           <w:left w:val="nil"/>
           <w:bottom w:val="nil"/>
-          <w:right w:val="single" w:sz="18" w:space="0" w:color="FFFFFF" w:themeColor="background1"/>
+          <w:right w:val="single" w:color="FFFFFF" w:themeColor="background1" w:sz="18" w:space="0"/>
           <w:insideH w:val="nil"/>
           <w:insideV w:val="nil"/>
         </w:tcBorders>
@@ -10847,7 +11305,7 @@
       <w:tcPr>
         <w:tcBorders>
           <w:top w:val="nil"/>
-          <w:left w:val="single" w:sz="18" w:space="0" w:color="FFFFFF" w:themeColor="background1"/>
+          <w:left w:val="single" w:color="FFFFFF" w:themeColor="background1" w:sz="18" w:space="0"/>
           <w:bottom w:val="nil"/>
           <w:right w:val="nil"/>
           <w:insideH w:val="nil"/>
@@ -10920,7 +11378,7 @@
         <w:tcBorders>
           <w:top w:val="nil"/>
           <w:left w:val="nil"/>
-          <w:bottom w:val="single" w:sz="18" w:space="0" w:color="FFFFFF" w:themeColor="background1"/>
+          <w:bottom w:val="single" w:color="FFFFFF" w:themeColor="background1" w:sz="18" w:space="0"/>
           <w:right w:val="nil"/>
           <w:insideH w:val="nil"/>
           <w:insideV w:val="nil"/>
@@ -10932,7 +11390,7 @@
       <w:tblPr/>
       <w:tcPr>
         <w:tcBorders>
-          <w:top w:val="single" w:sz="18" w:space="0" w:color="FFFFFF" w:themeColor="background1"/>
+          <w:top w:val="single" w:color="FFFFFF" w:themeColor="background1" w:sz="18" w:space="0"/>
           <w:left w:val="nil"/>
           <w:bottom w:val="nil"/>
           <w:right w:val="nil"/>
@@ -10949,7 +11407,7 @@
           <w:top w:val="nil"/>
           <w:left w:val="nil"/>
           <w:bottom w:val="nil"/>
-          <w:right w:val="single" w:sz="18" w:space="0" w:color="FFFFFF" w:themeColor="background1"/>
+          <w:right w:val="single" w:color="FFFFFF" w:themeColor="background1" w:sz="18" w:space="0"/>
           <w:insideH w:val="nil"/>
           <w:insideV w:val="nil"/>
         </w:tcBorders>
@@ -10961,7 +11419,7 @@
       <w:tcPr>
         <w:tcBorders>
           <w:top w:val="nil"/>
-          <w:left w:val="single" w:sz="18" w:space="0" w:color="FFFFFF" w:themeColor="background1"/>
+          <w:left w:val="single" w:color="FFFFFF" w:themeColor="background1" w:sz="18" w:space="0"/>
           <w:bottom w:val="nil"/>
           <w:right w:val="nil"/>
           <w:insideH w:val="nil"/>
@@ -11015,12 +11473,12 @@
       <w:tblStyleColBandSize w:val="1"/>
       <w:tblInd w:w="0" w:type="dxa"/>
       <w:tblBorders>
-        <w:top w:val="single" w:sz="24" w:space="0" w:color="C0504D" w:themeColor="accent2"/>
-        <w:left w:val="single" w:sz="4" w:space="0" w:color="000000" w:themeColor="text1"/>
-        <w:bottom w:val="single" w:sz="4" w:space="0" w:color="000000" w:themeColor="text1"/>
-        <w:right w:val="single" w:sz="4" w:space="0" w:color="000000" w:themeColor="text1"/>
-        <w:insideH w:val="single" w:sz="4" w:space="0" w:color="FFFFFF" w:themeColor="background1"/>
-        <w:insideV w:val="single" w:sz="4" w:space="0" w:color="FFFFFF" w:themeColor="background1"/>
+        <w:top w:val="single" w:color="C0504D" w:themeColor="accent2" w:sz="24" w:space="0"/>
+        <w:left w:val="single" w:color="000000" w:themeColor="text1" w:sz="4" w:space="0"/>
+        <w:bottom w:val="single" w:color="000000" w:themeColor="text1" w:sz="4" w:space="0"/>
+        <w:right w:val="single" w:color="000000" w:themeColor="text1" w:sz="4" w:space="0"/>
+        <w:insideH w:val="single" w:color="FFFFFF" w:themeColor="background1" w:sz="4" w:space="0"/>
+        <w:insideV w:val="single" w:color="FFFFFF" w:themeColor="background1" w:sz="4" w:space="0"/>
       </w:tblBorders>
       <w:tblCellMar>
         <w:top w:w="0" w:type="dxa"/>
@@ -11042,7 +11500,7 @@
         <w:tcBorders>
           <w:top w:val="nil"/>
           <w:left w:val="nil"/>
-          <w:bottom w:val="single" w:sz="24" w:space="0" w:color="C0504D" w:themeColor="accent2"/>
+          <w:bottom w:val="single" w:color="C0504D" w:themeColor="accent2" w:sz="24" w:space="0"/>
           <w:right w:val="nil"/>
           <w:insideH w:val="nil"/>
           <w:insideV w:val="nil"/>
@@ -11059,7 +11517,7 @@
       <w:tblPr/>
       <w:tcPr>
         <w:tcBorders>
-          <w:top w:val="single" w:sz="6" w:space="0" w:color="FFFFFF" w:themeColor="background1"/>
+          <w:top w:val="single" w:color="FFFFFF" w:themeColor="background1" w:sz="6" w:space="0"/>
         </w:tcBorders>
         <w:shd w:val="clear" w:color="auto" w:fill="000000" w:themeFill="text1" w:themeFillShade="99"/>
       </w:tcPr>
@@ -11075,7 +11533,7 @@
           <w:left w:val="nil"/>
           <w:bottom w:val="nil"/>
           <w:right w:val="nil"/>
-          <w:insideH w:val="single" w:sz="4" w:space="0" w:color="000000" w:themeColor="text1" w:themeShade="99"/>
+          <w:insideH w:val="single" w:color="000000" w:themeColor="text1" w:themeShade="99" w:sz="4" w:space="0"/>
           <w:insideV w:val="nil"/>
         </w:tcBorders>
         <w:shd w:val="clear" w:color="auto" w:fill="000000" w:themeFill="text1" w:themeFillShade="99"/>
@@ -11137,12 +11595,12 @@
       <w:tblStyleColBandSize w:val="1"/>
       <w:tblInd w:w="0" w:type="dxa"/>
       <w:tblBorders>
-        <w:top w:val="single" w:sz="24" w:space="0" w:color="C0504D" w:themeColor="accent2"/>
-        <w:left w:val="single" w:sz="4" w:space="0" w:color="4F81BD" w:themeColor="accent1"/>
-        <w:bottom w:val="single" w:sz="4" w:space="0" w:color="4F81BD" w:themeColor="accent1"/>
-        <w:right w:val="single" w:sz="4" w:space="0" w:color="4F81BD" w:themeColor="accent1"/>
-        <w:insideH w:val="single" w:sz="4" w:space="0" w:color="FFFFFF" w:themeColor="background1"/>
-        <w:insideV w:val="single" w:sz="4" w:space="0" w:color="FFFFFF" w:themeColor="background1"/>
+        <w:top w:val="single" w:color="C0504D" w:themeColor="accent2" w:sz="24" w:space="0"/>
+        <w:left w:val="single" w:color="4F81BD" w:themeColor="accent1" w:sz="4" w:space="0"/>
+        <w:bottom w:val="single" w:color="4F81BD" w:themeColor="accent1" w:sz="4" w:space="0"/>
+        <w:right w:val="single" w:color="4F81BD" w:themeColor="accent1" w:sz="4" w:space="0"/>
+        <w:insideH w:val="single" w:color="FFFFFF" w:themeColor="background1" w:sz="4" w:space="0"/>
+        <w:insideV w:val="single" w:color="FFFFFF" w:themeColor="background1" w:sz="4" w:space="0"/>
       </w:tblBorders>
       <w:tblCellMar>
         <w:top w:w="0" w:type="dxa"/>
@@ -11164,7 +11622,7 @@
         <w:tcBorders>
           <w:top w:val="nil"/>
           <w:left w:val="nil"/>
-          <w:bottom w:val="single" w:sz="24" w:space="0" w:color="C0504D" w:themeColor="accent2"/>
+          <w:bottom w:val="single" w:color="C0504D" w:themeColor="accent2" w:sz="24" w:space="0"/>
           <w:right w:val="nil"/>
           <w:insideH w:val="nil"/>
           <w:insideV w:val="nil"/>
@@ -11181,7 +11639,7 @@
       <w:tblPr/>
       <w:tcPr>
         <w:tcBorders>
-          <w:top w:val="single" w:sz="6" w:space="0" w:color="FFFFFF" w:themeColor="background1"/>
+          <w:top w:val="single" w:color="FFFFFF" w:themeColor="background1" w:sz="6" w:space="0"/>
         </w:tcBorders>
         <w:shd w:val="clear" w:color="auto" w:fill="2C4C74" w:themeFill="accent1" w:themeFillShade="99"/>
       </w:tcPr>
@@ -11197,7 +11655,7 @@
           <w:left w:val="nil"/>
           <w:bottom w:val="nil"/>
           <w:right w:val="nil"/>
-          <w:insideH w:val="single" w:sz="4" w:space="0" w:color="2C4C74" w:themeColor="accent1" w:themeShade="99"/>
+          <w:insideH w:val="single" w:color="2C4C74" w:themeColor="accent1" w:themeShade="99" w:sz="4" w:space="0"/>
           <w:insideV w:val="nil"/>
         </w:tcBorders>
         <w:shd w:val="clear" w:color="auto" w:fill="2C4C74" w:themeFill="accent1" w:themeFillShade="99"/>
@@ -11259,12 +11717,12 @@
       <w:tblStyleColBandSize w:val="1"/>
       <w:tblInd w:w="0" w:type="dxa"/>
       <w:tblBorders>
-        <w:top w:val="single" w:sz="24" w:space="0" w:color="C0504D" w:themeColor="accent2"/>
-        <w:left w:val="single" w:sz="4" w:space="0" w:color="C0504D" w:themeColor="accent2"/>
-        <w:bottom w:val="single" w:sz="4" w:space="0" w:color="C0504D" w:themeColor="accent2"/>
-        <w:right w:val="single" w:sz="4" w:space="0" w:color="C0504D" w:themeColor="accent2"/>
-        <w:insideH w:val="single" w:sz="4" w:space="0" w:color="FFFFFF" w:themeColor="background1"/>
-        <w:insideV w:val="single" w:sz="4" w:space="0" w:color="FFFFFF" w:themeColor="background1"/>
+        <w:top w:val="single" w:color="C0504D" w:themeColor="accent2" w:sz="24" w:space="0"/>
+        <w:left w:val="single" w:color="C0504D" w:themeColor="accent2" w:sz="4" w:space="0"/>
+        <w:bottom w:val="single" w:color="C0504D" w:themeColor="accent2" w:sz="4" w:space="0"/>
+        <w:right w:val="single" w:color="C0504D" w:themeColor="accent2" w:sz="4" w:space="0"/>
+        <w:insideH w:val="single" w:color="FFFFFF" w:themeColor="background1" w:sz="4" w:space="0"/>
+        <w:insideV w:val="single" w:color="FFFFFF" w:themeColor="background1" w:sz="4" w:space="0"/>
       </w:tblBorders>
       <w:tblCellMar>
         <w:top w:w="0" w:type="dxa"/>
@@ -11286,7 +11744,7 @@
         <w:tcBorders>
           <w:top w:val="nil"/>
           <w:left w:val="nil"/>
-          <w:bottom w:val="single" w:sz="24" w:space="0" w:color="C0504D" w:themeColor="accent2"/>
+          <w:bottom w:val="single" w:color="C0504D" w:themeColor="accent2" w:sz="24" w:space="0"/>
           <w:right w:val="nil"/>
           <w:insideH w:val="nil"/>
           <w:insideV w:val="nil"/>
@@ -11303,7 +11761,7 @@
       <w:tblPr/>
       <w:tcPr>
         <w:tcBorders>
-          <w:top w:val="single" w:sz="6" w:space="0" w:color="FFFFFF" w:themeColor="background1"/>
+          <w:top w:val="single" w:color="FFFFFF" w:themeColor="background1" w:sz="6" w:space="0"/>
         </w:tcBorders>
         <w:shd w:val="clear" w:color="auto" w:fill="772C2A" w:themeFill="accent2" w:themeFillShade="99"/>
       </w:tcPr>
@@ -11319,7 +11777,7 @@
           <w:left w:val="nil"/>
           <w:bottom w:val="nil"/>
           <w:right w:val="nil"/>
-          <w:insideH w:val="single" w:sz="4" w:space="0" w:color="772C2A" w:themeColor="accent2" w:themeShade="99"/>
+          <w:insideH w:val="single" w:color="772C2A" w:themeColor="accent2" w:themeShade="99" w:sz="4" w:space="0"/>
           <w:insideV w:val="nil"/>
         </w:tcBorders>
         <w:shd w:val="clear" w:color="auto" w:fill="772C2A" w:themeFill="accent2" w:themeFillShade="99"/>
@@ -11381,12 +11839,12 @@
       <w:tblStyleColBandSize w:val="1"/>
       <w:tblInd w:w="0" w:type="dxa"/>
       <w:tblBorders>
-        <w:top w:val="single" w:sz="24" w:space="0" w:color="8064A2" w:themeColor="accent4"/>
-        <w:left w:val="single" w:sz="4" w:space="0" w:color="9BBB59" w:themeColor="accent3"/>
-        <w:bottom w:val="single" w:sz="4" w:space="0" w:color="9BBB59" w:themeColor="accent3"/>
-        <w:right w:val="single" w:sz="4" w:space="0" w:color="9BBB59" w:themeColor="accent3"/>
-        <w:insideH w:val="single" w:sz="4" w:space="0" w:color="FFFFFF" w:themeColor="background1"/>
-        <w:insideV w:val="single" w:sz="4" w:space="0" w:color="FFFFFF" w:themeColor="background1"/>
+        <w:top w:val="single" w:color="8064A2" w:themeColor="accent4" w:sz="24" w:space="0"/>
+        <w:left w:val="single" w:color="9BBB59" w:themeColor="accent3" w:sz="4" w:space="0"/>
+        <w:bottom w:val="single" w:color="9BBB59" w:themeColor="accent3" w:sz="4" w:space="0"/>
+        <w:right w:val="single" w:color="9BBB59" w:themeColor="accent3" w:sz="4" w:space="0"/>
+        <w:insideH w:val="single" w:color="FFFFFF" w:themeColor="background1" w:sz="4" w:space="0"/>
+        <w:insideV w:val="single" w:color="FFFFFF" w:themeColor="background1" w:sz="4" w:space="0"/>
       </w:tblBorders>
       <w:tblCellMar>
         <w:top w:w="0" w:type="dxa"/>
@@ -11408,7 +11866,7 @@
         <w:tcBorders>
           <w:top w:val="nil"/>
           <w:left w:val="nil"/>
-          <w:bottom w:val="single" w:sz="24" w:space="0" w:color="8064A2" w:themeColor="accent4"/>
+          <w:bottom w:val="single" w:color="8064A2" w:themeColor="accent4" w:sz="24" w:space="0"/>
           <w:right w:val="nil"/>
           <w:insideH w:val="nil"/>
           <w:insideV w:val="nil"/>
@@ -11425,7 +11883,7 @@
       <w:tblPr/>
       <w:tcPr>
         <w:tcBorders>
-          <w:top w:val="single" w:sz="6" w:space="0" w:color="FFFFFF" w:themeColor="background1"/>
+          <w:top w:val="single" w:color="FFFFFF" w:themeColor="background1" w:sz="6" w:space="0"/>
         </w:tcBorders>
         <w:shd w:val="clear" w:color="auto" w:fill="5E7530" w:themeFill="accent3" w:themeFillShade="99"/>
       </w:tcPr>
@@ -11441,7 +11899,7 @@
           <w:left w:val="nil"/>
           <w:bottom w:val="nil"/>
           <w:right w:val="nil"/>
-          <w:insideH w:val="single" w:sz="4" w:space="0" w:color="5E7530" w:themeColor="accent3" w:themeShade="99"/>
+          <w:insideH w:val="single" w:color="5E7530" w:themeColor="accent3" w:themeShade="99" w:sz="4" w:space="0"/>
           <w:insideV w:val="nil"/>
         </w:tcBorders>
         <w:shd w:val="clear" w:color="auto" w:fill="5E7530" w:themeFill="accent3" w:themeFillShade="99"/>
@@ -11493,12 +11951,12 @@
       <w:tblStyleColBandSize w:val="1"/>
       <w:tblInd w:w="0" w:type="dxa"/>
       <w:tblBorders>
-        <w:top w:val="single" w:sz="24" w:space="0" w:color="9BBB59" w:themeColor="accent3"/>
-        <w:left w:val="single" w:sz="4" w:space="0" w:color="8064A2" w:themeColor="accent4"/>
-        <w:bottom w:val="single" w:sz="4" w:space="0" w:color="8064A2" w:themeColor="accent4"/>
-        <w:right w:val="single" w:sz="4" w:space="0" w:color="8064A2" w:themeColor="accent4"/>
-        <w:insideH w:val="single" w:sz="4" w:space="0" w:color="FFFFFF" w:themeColor="background1"/>
-        <w:insideV w:val="single" w:sz="4" w:space="0" w:color="FFFFFF" w:themeColor="background1"/>
+        <w:top w:val="single" w:color="9BBB59" w:themeColor="accent3" w:sz="24" w:space="0"/>
+        <w:left w:val="single" w:color="8064A2" w:themeColor="accent4" w:sz="4" w:space="0"/>
+        <w:bottom w:val="single" w:color="8064A2" w:themeColor="accent4" w:sz="4" w:space="0"/>
+        <w:right w:val="single" w:color="8064A2" w:themeColor="accent4" w:sz="4" w:space="0"/>
+        <w:insideH w:val="single" w:color="FFFFFF" w:themeColor="background1" w:sz="4" w:space="0"/>
+        <w:insideV w:val="single" w:color="FFFFFF" w:themeColor="background1" w:sz="4" w:space="0"/>
       </w:tblBorders>
       <w:tblCellMar>
         <w:top w:w="0" w:type="dxa"/>
@@ -11520,7 +11978,7 @@
         <w:tcBorders>
           <w:top w:val="nil"/>
           <w:left w:val="nil"/>
-          <w:bottom w:val="single" w:sz="24" w:space="0" w:color="9BBB59" w:themeColor="accent3"/>
+          <w:bottom w:val="single" w:color="9BBB59" w:themeColor="accent3" w:sz="24" w:space="0"/>
           <w:right w:val="nil"/>
           <w:insideH w:val="nil"/>
           <w:insideV w:val="nil"/>
@@ -11537,7 +11995,7 @@
       <w:tblPr/>
       <w:tcPr>
         <w:tcBorders>
-          <w:top w:val="single" w:sz="6" w:space="0" w:color="FFFFFF" w:themeColor="background1"/>
+          <w:top w:val="single" w:color="FFFFFF" w:themeColor="background1" w:sz="6" w:space="0"/>
         </w:tcBorders>
         <w:shd w:val="clear" w:color="auto" w:fill="4C3B62" w:themeFill="accent4" w:themeFillShade="99"/>
       </w:tcPr>
@@ -11553,7 +12011,7 @@
           <w:left w:val="nil"/>
           <w:bottom w:val="nil"/>
           <w:right w:val="nil"/>
-          <w:insideH w:val="single" w:sz="4" w:space="0" w:color="4C3B62" w:themeColor="accent4" w:themeShade="99"/>
+          <w:insideH w:val="single" w:color="4C3B62" w:themeColor="accent4" w:themeShade="99" w:sz="4" w:space="0"/>
           <w:insideV w:val="nil"/>
         </w:tcBorders>
         <w:shd w:val="clear" w:color="auto" w:fill="4C3B62" w:themeFill="accent4" w:themeFillShade="99"/>
@@ -11615,12 +12073,12 @@
       <w:tblStyleColBandSize w:val="1"/>
       <w:tblInd w:w="0" w:type="dxa"/>
       <w:tblBorders>
-        <w:top w:val="single" w:sz="24" w:space="0" w:color="F79646" w:themeColor="accent6"/>
-        <w:left w:val="single" w:sz="4" w:space="0" w:color="4BACC6" w:themeColor="accent5"/>
-        <w:bottom w:val="single" w:sz="4" w:space="0" w:color="4BACC6" w:themeColor="accent5"/>
-        <w:right w:val="single" w:sz="4" w:space="0" w:color="4BACC6" w:themeColor="accent5"/>
-        <w:insideH w:val="single" w:sz="4" w:space="0" w:color="FFFFFF" w:themeColor="background1"/>
-        <w:insideV w:val="single" w:sz="4" w:space="0" w:color="FFFFFF" w:themeColor="background1"/>
+        <w:top w:val="single" w:color="F79646" w:themeColor="accent6" w:sz="24" w:space="0"/>
+        <w:left w:val="single" w:color="4BACC6" w:themeColor="accent5" w:sz="4" w:space="0"/>
+        <w:bottom w:val="single" w:color="4BACC6" w:themeColor="accent5" w:sz="4" w:space="0"/>
+        <w:right w:val="single" w:color="4BACC6" w:themeColor="accent5" w:sz="4" w:space="0"/>
+        <w:insideH w:val="single" w:color="FFFFFF" w:themeColor="background1" w:sz="4" w:space="0"/>
+        <w:insideV w:val="single" w:color="FFFFFF" w:themeColor="background1" w:sz="4" w:space="0"/>
       </w:tblBorders>
       <w:tblCellMar>
         <w:top w:w="0" w:type="dxa"/>
@@ -11642,7 +12100,7 @@
         <w:tcBorders>
           <w:top w:val="nil"/>
           <w:left w:val="nil"/>
-          <w:bottom w:val="single" w:sz="24" w:space="0" w:color="F79646" w:themeColor="accent6"/>
+          <w:bottom w:val="single" w:color="F79646" w:themeColor="accent6" w:sz="24" w:space="0"/>
           <w:right w:val="nil"/>
           <w:insideH w:val="nil"/>
           <w:insideV w:val="nil"/>
@@ -11659,7 +12117,7 @@
       <w:tblPr/>
       <w:tcPr>
         <w:tcBorders>
-          <w:top w:val="single" w:sz="6" w:space="0" w:color="FFFFFF" w:themeColor="background1"/>
+          <w:top w:val="single" w:color="FFFFFF" w:themeColor="background1" w:sz="6" w:space="0"/>
         </w:tcBorders>
         <w:shd w:val="clear" w:color="auto" w:fill="276A7C" w:themeFill="accent5" w:themeFillShade="99"/>
       </w:tcPr>
@@ -11675,7 +12133,7 @@
           <w:left w:val="nil"/>
           <w:bottom w:val="nil"/>
           <w:right w:val="nil"/>
-          <w:insideH w:val="single" w:sz="4" w:space="0" w:color="276A7C" w:themeColor="accent5" w:themeShade="99"/>
+          <w:insideH w:val="single" w:color="276A7C" w:themeColor="accent5" w:themeShade="99" w:sz="4" w:space="0"/>
           <w:insideV w:val="nil"/>
         </w:tcBorders>
         <w:shd w:val="clear" w:color="auto" w:fill="276A7C" w:themeFill="accent5" w:themeFillShade="99"/>
@@ -11737,12 +12195,12 @@
       <w:tblStyleColBandSize w:val="1"/>
       <w:tblInd w:w="0" w:type="dxa"/>
       <w:tblBorders>
-        <w:top w:val="single" w:sz="24" w:space="0" w:color="4BACC6" w:themeColor="accent5"/>
-        <w:left w:val="single" w:sz="4" w:space="0" w:color="F79646" w:themeColor="accent6"/>
-        <w:bottom w:val="single" w:sz="4" w:space="0" w:color="F79646" w:themeColor="accent6"/>
-        <w:right w:val="single" w:sz="4" w:space="0" w:color="F79646" w:themeColor="accent6"/>
-        <w:insideH w:val="single" w:sz="4" w:space="0" w:color="FFFFFF" w:themeColor="background1"/>
-        <w:insideV w:val="single" w:sz="4" w:space="0" w:color="FFFFFF" w:themeColor="background1"/>
+        <w:top w:val="single" w:color="4BACC6" w:themeColor="accent5" w:sz="24" w:space="0"/>
+        <w:left w:val="single" w:color="F79646" w:themeColor="accent6" w:sz="4" w:space="0"/>
+        <w:bottom w:val="single" w:color="F79646" w:themeColor="accent6" w:sz="4" w:space="0"/>
+        <w:right w:val="single" w:color="F79646" w:themeColor="accent6" w:sz="4" w:space="0"/>
+        <w:insideH w:val="single" w:color="FFFFFF" w:themeColor="background1" w:sz="4" w:space="0"/>
+        <w:insideV w:val="single" w:color="FFFFFF" w:themeColor="background1" w:sz="4" w:space="0"/>
       </w:tblBorders>
       <w:tblCellMar>
         <w:top w:w="0" w:type="dxa"/>
@@ -11764,7 +12222,7 @@
         <w:tcBorders>
           <w:top w:val="nil"/>
           <w:left w:val="nil"/>
-          <w:bottom w:val="single" w:sz="24" w:space="0" w:color="4BACC6" w:themeColor="accent5"/>
+          <w:bottom w:val="single" w:color="4BACC6" w:themeColor="accent5" w:sz="24" w:space="0"/>
           <w:right w:val="nil"/>
           <w:insideH w:val="nil"/>
           <w:insideV w:val="nil"/>
@@ -11781,7 +12239,7 @@
       <w:tblPr/>
       <w:tcPr>
         <w:tcBorders>
-          <w:top w:val="single" w:sz="6" w:space="0" w:color="FFFFFF" w:themeColor="background1"/>
+          <w:top w:val="single" w:color="FFFFFF" w:themeColor="background1" w:sz="6" w:space="0"/>
         </w:tcBorders>
         <w:shd w:val="clear" w:color="auto" w:fill="B65608" w:themeFill="accent6" w:themeFillShade="99"/>
       </w:tcPr>
@@ -11797,7 +12255,7 @@
           <w:left w:val="nil"/>
           <w:bottom w:val="nil"/>
           <w:right w:val="nil"/>
-          <w:insideH w:val="single" w:sz="4" w:space="0" w:color="B65608" w:themeColor="accent6" w:themeShade="99"/>
+          <w:insideH w:val="single" w:color="B65608" w:themeColor="accent6" w:themeShade="99" w:sz="4" w:space="0"/>
           <w:insideV w:val="nil"/>
         </w:tcBorders>
         <w:shd w:val="clear" w:color="auto" w:fill="B65608" w:themeFill="accent6" w:themeFillShade="99"/>
@@ -11877,7 +12335,7 @@
       <w:tblPr/>
       <w:tcPr>
         <w:tcBorders>
-          <w:bottom w:val="single" w:sz="12" w:space="0" w:color="FFFFFF" w:themeColor="background1"/>
+          <w:bottom w:val="single" w:color="FFFFFF" w:themeColor="background1" w:sz="12" w:space="0"/>
         </w:tcBorders>
         <w:shd w:val="clear" w:color="auto" w:fill="9E3A38" w:themeFill="accent2" w:themeFillShade="CC"/>
       </w:tcPr>
@@ -11891,7 +12349,7 @@
       <w:tblPr/>
       <w:tcPr>
         <w:tcBorders>
-          <w:top w:val="single" w:sz="12" w:space="0" w:color="000000" w:themeColor="text1"/>
+          <w:top w:val="single" w:color="000000" w:themeColor="text1" w:sz="12" w:space="0"/>
         </w:tcBorders>
         <w:shd w:val="clear" w:color="auto" w:fill="FFFFFF" w:themeFill="background1"/>
       </w:tcPr>
@@ -11963,7 +12421,7 @@
       <w:tblPr/>
       <w:tcPr>
         <w:tcBorders>
-          <w:bottom w:val="single" w:sz="12" w:space="0" w:color="FFFFFF" w:themeColor="background1"/>
+          <w:bottom w:val="single" w:color="FFFFFF" w:themeColor="background1" w:sz="12" w:space="0"/>
         </w:tcBorders>
         <w:shd w:val="clear" w:color="auto" w:fill="9E3A38" w:themeFill="accent2" w:themeFillShade="CC"/>
       </w:tcPr>
@@ -11977,7 +12435,7 @@
       <w:tblPr/>
       <w:tcPr>
         <w:tcBorders>
-          <w:top w:val="single" w:sz="12" w:space="0" w:color="000000" w:themeColor="text1"/>
+          <w:top w:val="single" w:color="000000" w:themeColor="text1" w:sz="12" w:space="0"/>
         </w:tcBorders>
         <w:shd w:val="clear" w:color="auto" w:fill="FFFFFF" w:themeFill="background1"/>
       </w:tcPr>
@@ -12049,7 +12507,7 @@
       <w:tblPr/>
       <w:tcPr>
         <w:tcBorders>
-          <w:bottom w:val="single" w:sz="12" w:space="0" w:color="FFFFFF" w:themeColor="background1"/>
+          <w:bottom w:val="single" w:color="FFFFFF" w:themeColor="background1" w:sz="12" w:space="0"/>
         </w:tcBorders>
         <w:shd w:val="clear" w:color="auto" w:fill="9E3A38" w:themeFill="accent2" w:themeFillShade="CC"/>
       </w:tcPr>
@@ -12063,7 +12521,7 @@
       <w:tblPr/>
       <w:tcPr>
         <w:tcBorders>
-          <w:top w:val="single" w:sz="12" w:space="0" w:color="000000" w:themeColor="text1"/>
+          <w:top w:val="single" w:color="000000" w:themeColor="text1" w:sz="12" w:space="0"/>
         </w:tcBorders>
         <w:shd w:val="clear" w:color="auto" w:fill="FFFFFF" w:themeFill="background1"/>
       </w:tcPr>
@@ -12135,7 +12593,7 @@
       <w:tblPr/>
       <w:tcPr>
         <w:tcBorders>
-          <w:bottom w:val="single" w:sz="12" w:space="0" w:color="FFFFFF" w:themeColor="background1"/>
+          <w:bottom w:val="single" w:color="FFFFFF" w:themeColor="background1" w:sz="12" w:space="0"/>
         </w:tcBorders>
         <w:shd w:val="clear" w:color="auto" w:fill="664E82" w:themeFill="accent4" w:themeFillShade="CC"/>
       </w:tcPr>
@@ -12149,7 +12607,7 @@
       <w:tblPr/>
       <w:tcPr>
         <w:tcBorders>
-          <w:top w:val="single" w:sz="12" w:space="0" w:color="000000" w:themeColor="text1"/>
+          <w:top w:val="single" w:color="000000" w:themeColor="text1" w:sz="12" w:space="0"/>
         </w:tcBorders>
         <w:shd w:val="clear" w:color="auto" w:fill="FFFFFF" w:themeFill="background1"/>
       </w:tcPr>
@@ -12221,7 +12679,7 @@
       <w:tblPr/>
       <w:tcPr>
         <w:tcBorders>
-          <w:bottom w:val="single" w:sz="12" w:space="0" w:color="FFFFFF" w:themeColor="background1"/>
+          <w:bottom w:val="single" w:color="FFFFFF" w:themeColor="background1" w:sz="12" w:space="0"/>
         </w:tcBorders>
         <w:shd w:val="clear" w:color="auto" w:fill="7E9C40" w:themeFill="accent3" w:themeFillShade="CC"/>
       </w:tcPr>
@@ -12235,7 +12693,7 @@
       <w:tblPr/>
       <w:tcPr>
         <w:tcBorders>
-          <w:top w:val="single" w:sz="12" w:space="0" w:color="000000" w:themeColor="text1"/>
+          <w:top w:val="single" w:color="000000" w:themeColor="text1" w:sz="12" w:space="0"/>
         </w:tcBorders>
         <w:shd w:val="clear" w:color="auto" w:fill="FFFFFF" w:themeFill="background1"/>
       </w:tcPr>
@@ -12307,7 +12765,7 @@
       <w:tblPr/>
       <w:tcPr>
         <w:tcBorders>
-          <w:bottom w:val="single" w:sz="12" w:space="0" w:color="FFFFFF" w:themeColor="background1"/>
+          <w:bottom w:val="single" w:color="FFFFFF" w:themeColor="background1" w:sz="12" w:space="0"/>
         </w:tcBorders>
         <w:shd w:val="clear" w:color="auto" w:fill="F2730A" w:themeFill="accent6" w:themeFillShade="CC"/>
       </w:tcPr>
@@ -12321,7 +12779,7 @@
       <w:tblPr/>
       <w:tcPr>
         <w:tcBorders>
-          <w:top w:val="single" w:sz="12" w:space="0" w:color="000000" w:themeColor="text1"/>
+          <w:top w:val="single" w:color="000000" w:themeColor="text1" w:sz="12" w:space="0"/>
         </w:tcBorders>
         <w:shd w:val="clear" w:color="auto" w:fill="FFFFFF" w:themeFill="background1"/>
       </w:tcPr>
@@ -12393,7 +12851,7 @@
       <w:tblPr/>
       <w:tcPr>
         <w:tcBorders>
-          <w:bottom w:val="single" w:sz="12" w:space="0" w:color="FFFFFF" w:themeColor="background1"/>
+          <w:bottom w:val="single" w:color="FFFFFF" w:themeColor="background1" w:sz="12" w:space="0"/>
         </w:tcBorders>
         <w:shd w:val="clear" w:color="auto" w:fill="348DA5" w:themeFill="accent5" w:themeFillShade="CC"/>
       </w:tcPr>
@@ -12407,7 +12865,7 @@
       <w:tblPr/>
       <w:tcPr>
         <w:tcBorders>
-          <w:top w:val="single" w:sz="12" w:space="0" w:color="000000" w:themeColor="text1"/>
+          <w:top w:val="single" w:color="000000" w:themeColor="text1" w:sz="12" w:space="0"/>
         </w:tcBorders>
         <w:shd w:val="clear" w:color="auto" w:fill="FFFFFF" w:themeFill="background1"/>
       </w:tcPr>
@@ -12461,7 +12919,7 @@
       <w:tblStyleColBandSize w:val="1"/>
       <w:tblInd w:w="0" w:type="dxa"/>
       <w:tblBorders>
-        <w:insideH w:val="single" w:sz="4" w:space="0" w:color="FFFFFF" w:themeColor="background1"/>
+        <w:insideH w:val="single" w:color="FFFFFF" w:themeColor="background1" w:sz="4" w:space="0"/>
       </w:tblBorders>
       <w:tblCellMar>
         <w:top w:w="0" w:type="dxa"/>
@@ -12541,7 +12999,7 @@
       <w:tblStyleColBandSize w:val="1"/>
       <w:tblInd w:w="0" w:type="dxa"/>
       <w:tblBorders>
-        <w:insideH w:val="single" w:sz="4" w:space="0" w:color="FFFFFF" w:themeColor="background1"/>
+        <w:insideH w:val="single" w:color="FFFFFF" w:themeColor="background1" w:sz="4" w:space="0"/>
       </w:tblBorders>
       <w:tblCellMar>
         <w:top w:w="0" w:type="dxa"/>
@@ -12621,7 +13079,7 @@
       <w:tblStyleColBandSize w:val="1"/>
       <w:tblInd w:w="0" w:type="dxa"/>
       <w:tblBorders>
-        <w:insideH w:val="single" w:sz="4" w:space="0" w:color="FFFFFF" w:themeColor="background1"/>
+        <w:insideH w:val="single" w:color="FFFFFF" w:themeColor="background1" w:sz="4" w:space="0"/>
       </w:tblBorders>
       <w:tblCellMar>
         <w:top w:w="0" w:type="dxa"/>
@@ -12701,7 +13159,7 @@
       <w:tblStyleColBandSize w:val="1"/>
       <w:tblInd w:w="0" w:type="dxa"/>
       <w:tblBorders>
-        <w:insideH w:val="single" w:sz="4" w:space="0" w:color="FFFFFF" w:themeColor="background1"/>
+        <w:insideH w:val="single" w:color="FFFFFF" w:themeColor="background1" w:sz="4" w:space="0"/>
       </w:tblBorders>
       <w:tblCellMar>
         <w:top w:w="0" w:type="dxa"/>
@@ -12781,7 +13239,7 @@
       <w:tblStyleColBandSize w:val="1"/>
       <w:tblInd w:w="0" w:type="dxa"/>
       <w:tblBorders>
-        <w:insideH w:val="single" w:sz="4" w:space="0" w:color="FFFFFF" w:themeColor="background1"/>
+        <w:insideH w:val="single" w:color="FFFFFF" w:themeColor="background1" w:sz="4" w:space="0"/>
       </w:tblBorders>
       <w:tblCellMar>
         <w:top w:w="0" w:type="dxa"/>
@@ -12861,7 +13319,7 @@
       <w:tblStyleColBandSize w:val="1"/>
       <w:tblInd w:w="0" w:type="dxa"/>
       <w:tblBorders>
-        <w:insideH w:val="single" w:sz="4" w:space="0" w:color="FFFFFF" w:themeColor="background1"/>
+        <w:insideH w:val="single" w:color="FFFFFF" w:themeColor="background1" w:sz="4" w:space="0"/>
       </w:tblBorders>
       <w:tblCellMar>
         <w:top w:w="0" w:type="dxa"/>
@@ -12941,7 +13399,7 @@
       <w:tblStyleColBandSize w:val="1"/>
       <w:tblInd w:w="0" w:type="dxa"/>
       <w:tblBorders>
-        <w:insideH w:val="single" w:sz="4" w:space="0" w:color="FFFFFF" w:themeColor="background1"/>
+        <w:insideH w:val="single" w:color="FFFFFF" w:themeColor="background1" w:sz="4" w:space="0"/>
       </w:tblBorders>
       <w:tblCellMar>
         <w:top w:w="0" w:type="dxa"/>
